--- a/docs/基于Spring Cloud的校园兼职系统的设计与实现.docx
+++ b/docs/基于Spring Cloud的校园兼职系统的设计与实现.docx
@@ -14675,7 +14675,7 @@
             <wp:positionV relativeFrom="paragraph">
               <wp:posOffset>292100</wp:posOffset>
             </wp:positionV>
-            <wp:extent cx="6120130" cy="4311650"/>
+            <wp:extent cx="6120130" cy="5821121"/>
             <wp:effectExtent l="0" t="0" r="0" b="0"/>
             <wp:wrapTopAndBottom/>
             <wp:docPr id="1901069357" name="图片 1"/>
@@ -39078,7 +39078,7 @@
           <w:rFonts w:eastAsia="宋体"/>
           <w:sz w:val="24"/>
         </w:rPr>
-        <w:t xml:space="preserve">， </w:t>
+        <w:t xml:space="preserve">, </w:t>
       </w:r>
       <w:r>
         <w:rPr>
@@ -39092,7 +39092,7 @@
           <w:rFonts w:eastAsia="宋体"/>
           <w:sz w:val="24"/>
         </w:rPr>
-        <w:t xml:space="preserve">。 </w:t>
+        <w:t xml:space="preserve">. </w:t>
       </w:r>
       <w:r>
         <w:rPr>
@@ -39134,7 +39134,7 @@
           <w:rFonts w:eastAsia="宋体"/>
           <w:sz w:val="24"/>
         </w:rPr>
-        <w:t>， 2021, 38(5): 112-117.</w:t>
+        <w:t>, 2021, 38(5): 112-117.</w:t>
       </w:r>
     </w:p>
     <w:p>
@@ -39252,7 +39252,7 @@
           <w:rFonts w:eastAsia="宋体"/>
           <w:sz w:val="24"/>
         </w:rPr>
-        <w:t xml:space="preserve">， </w:t>
+        <w:t xml:space="preserve">, </w:t>
       </w:r>
       <w:r>
         <w:rPr>
@@ -39266,7 +39266,7 @@
           <w:rFonts w:eastAsia="宋体"/>
           <w:sz w:val="24"/>
         </w:rPr>
-        <w:t xml:space="preserve">。 </w:t>
+        <w:t xml:space="preserve">. </w:t>
       </w:r>
       <w:r>
         <w:rPr>
@@ -39308,7 +39308,7 @@
           <w:rFonts w:eastAsia="宋体"/>
           <w:sz w:val="24"/>
         </w:rPr>
-        <w:t>， 2023, 26(3): 56-60.</w:t>
+        <w:t>, 2023, 26(3): 56-60.</w:t>
       </w:r>
     </w:p>
     <w:p>
@@ -39335,7 +39335,7 @@
           <w:rFonts w:eastAsia="宋体"/>
           <w:sz w:val="24"/>
         </w:rPr>
-        <w:t xml:space="preserve">， </w:t>
+        <w:t xml:space="preserve">, </w:t>
       </w:r>
       <w:r>
         <w:rPr>
@@ -39349,7 +39349,7 @@
           <w:rFonts w:eastAsia="宋体"/>
           <w:sz w:val="24"/>
         </w:rPr>
-        <w:t xml:space="preserve">。 </w:t>
+        <w:t xml:space="preserve">. </w:t>
       </w:r>
       <w:r>
         <w:rPr>
@@ -39391,7 +39391,7 @@
           <w:rFonts w:eastAsia="宋体"/>
           <w:sz w:val="24"/>
         </w:rPr>
-        <w:t>， 2022, 32(5): 167-172.</w:t>
+        <w:t>, 2022, 32(5): 167-172.</w:t>
       </w:r>
     </w:p>
     <w:p>
@@ -39418,7 +39418,7 @@
           <w:rFonts w:eastAsia="宋体"/>
           <w:sz w:val="24"/>
         </w:rPr>
-        <w:t xml:space="preserve">， </w:t>
+        <w:t xml:space="preserve">, </w:t>
       </w:r>
       <w:r>
         <w:rPr>
@@ -39432,7 +39432,7 @@
           <w:rFonts w:eastAsia="宋体"/>
           <w:sz w:val="24"/>
         </w:rPr>
-        <w:t xml:space="preserve">。 </w:t>
+        <w:t xml:space="preserve">. </w:t>
       </w:r>
       <w:r>
         <w:rPr>
@@ -39490,7 +39490,7 @@
           <w:rFonts w:eastAsia="宋体"/>
           <w:sz w:val="24"/>
         </w:rPr>
-        <w:t>， 2022, 43(8): 2341-2348.</w:t>
+        <w:t>, 2022, 43(8): 2341-2348.</w:t>
       </w:r>
     </w:p>
     <w:p>
@@ -39546,7 +39546,7 @@
           <w:rFonts w:eastAsia="宋体"/>
           <w:sz w:val="24"/>
         </w:rPr>
-        <w:t xml:space="preserve">， </w:t>
+        <w:t xml:space="preserve">, </w:t>
       </w:r>
       <w:r>
         <w:rPr>
@@ -39560,7 +39560,7 @@
           <w:rFonts w:eastAsia="宋体"/>
           <w:sz w:val="24"/>
         </w:rPr>
-        <w:t xml:space="preserve">。 </w:t>
+        <w:t xml:space="preserve">. </w:t>
       </w:r>
       <w:r>
         <w:rPr>
@@ -39602,7 +39602,7 @@
           <w:rFonts w:eastAsia="宋体"/>
           <w:sz w:val="24"/>
         </w:rPr>
-        <w:t>， 2022, 8(3): 245-251.</w:t>
+        <w:t>, 2022, 8(3): 245-251.</w:t>
       </w:r>
     </w:p>
     <w:p>
@@ -39631,7 +39631,7 @@
           <w:rFonts w:eastAsia="宋体"/>
           <w:sz w:val="24"/>
         </w:rPr>
-        <w:t>。 Vue.js</w:t>
+        <w:t>. Vue.js</w:t>
       </w:r>
       <w:r>
         <w:rPr>
@@ -39659,7 +39659,7 @@
           <w:rFonts w:eastAsia="宋体"/>
           <w:sz w:val="24"/>
         </w:rPr>
-        <w:t xml:space="preserve">： </w:t>
+        <w:t xml:space="preserve">: </w:t>
       </w:r>
       <w:r>
         <w:rPr>
@@ -39673,7 +39673,7 @@
           <w:rFonts w:eastAsia="宋体"/>
           <w:sz w:val="24"/>
         </w:rPr>
-        <w:t>， 2022.</w:t>
+        <w:t>, 2022.</w:t>
       </w:r>
     </w:p>
     <w:p>
@@ -39700,7 +39700,7 @@
           <w:rFonts w:eastAsia="宋体"/>
           <w:sz w:val="24"/>
         </w:rPr>
-        <w:t>。 MyBatis-Plus</w:t>
+        <w:t>. MyBatis-Plus</w:t>
       </w:r>
       <w:r>
         <w:rPr>
@@ -39728,7 +39728,7 @@
           <w:rFonts w:eastAsia="宋体"/>
           <w:sz w:val="24"/>
         </w:rPr>
-        <w:t xml:space="preserve">： </w:t>
+        <w:t xml:space="preserve">: </w:t>
       </w:r>
       <w:r>
         <w:rPr>
@@ -39742,7 +39742,7 @@
           <w:rFonts w:eastAsia="宋体"/>
           <w:sz w:val="24"/>
         </w:rPr>
-        <w:t>， 2021.</w:t>
+        <w:t>, 2021.</w:t>
       </w:r>
     </w:p>
     <w:p>
@@ -39769,7 +39769,7 @@
           <w:rFonts w:eastAsia="宋体"/>
           <w:sz w:val="24"/>
         </w:rPr>
-        <w:t xml:space="preserve">， </w:t>
+        <w:t xml:space="preserve">, </w:t>
       </w:r>
       <w:r>
         <w:rPr>
@@ -39783,7 +39783,7 @@
           <w:rFonts w:eastAsia="宋体"/>
           <w:sz w:val="24"/>
         </w:rPr>
-        <w:t>。 Redis</w:t>
+        <w:t>. Redis</w:t>
       </w:r>
       <w:r>
         <w:rPr>
@@ -39825,7 +39825,7 @@
           <w:rFonts w:eastAsia="宋体"/>
           <w:sz w:val="24"/>
         </w:rPr>
-        <w:t>， 2023, 22(1): 88-92.</w:t>
+        <w:t>, 2023, 22(1): 88-92.</w:t>
       </w:r>
     </w:p>
     <w:p>
@@ -39852,7 +39852,7 @@
           <w:rFonts w:eastAsia="宋体"/>
           <w:sz w:val="24"/>
         </w:rPr>
-        <w:t>。 Nacos</w:t>
+        <w:t>. Nacos</w:t>
       </w:r>
       <w:r>
         <w:rPr>
@@ -39880,7 +39880,7 @@
           <w:rFonts w:eastAsia="宋体"/>
           <w:sz w:val="24"/>
         </w:rPr>
-        <w:t xml:space="preserve">： </w:t>
+        <w:t xml:space="preserve">: </w:t>
       </w:r>
       <w:r>
         <w:rPr>
@@ -39894,7 +39894,7 @@
           <w:rFonts w:eastAsia="宋体"/>
           <w:sz w:val="24"/>
         </w:rPr>
-        <w:t>， 2023.</w:t>
+        <w:t>, 2023.</w:t>
       </w:r>
     </w:p>
     <w:p>
@@ -39923,7 +39923,7 @@
           <w:rFonts w:eastAsia="宋体"/>
           <w:sz w:val="24"/>
         </w:rPr>
-        <w:t>。 MySQL</w:t>
+        <w:t>. MySQL</w:t>
       </w:r>
       <w:r>
         <w:rPr>
@@ -39937,7 +39937,7 @@
           <w:rFonts w:eastAsia="宋体"/>
           <w:sz w:val="24"/>
         </w:rPr>
-        <w:t>（</w:t>
+        <w:t>(</w:t>
       </w:r>
       <w:r>
         <w:rPr>
@@ -39965,7 +39965,7 @@
           <w:rFonts w:eastAsia="宋体"/>
           <w:sz w:val="24"/>
         </w:rPr>
-        <w:t xml:space="preserve">）[M]. </w:t>
+        <w:t xml:space="preserve">)[M]. </w:t>
       </w:r>
       <w:r>
         <w:rPr>
@@ -39979,7 +39979,7 @@
           <w:rFonts w:eastAsia="宋体"/>
           <w:sz w:val="24"/>
         </w:rPr>
-        <w:t xml:space="preserve">： </w:t>
+        <w:t xml:space="preserve">: </w:t>
       </w:r>
       <w:r>
         <w:rPr>
@@ -39993,7 +39993,7 @@
           <w:rFonts w:eastAsia="宋体"/>
           <w:sz w:val="24"/>
         </w:rPr>
-        <w:t>， 2021.</w:t>
+        <w:t>, 2021.</w:t>
       </w:r>
     </w:p>
     <w:p>
@@ -40029,7 +40029,7 @@
           <w:rFonts w:eastAsia="宋体"/>
           <w:sz w:val="24"/>
         </w:rPr>
-        <w:t xml:space="preserve">， </w:t>
+        <w:t xml:space="preserve">, </w:t>
       </w:r>
       <w:r>
         <w:rPr>
@@ -40043,7 +40043,7 @@
           <w:rFonts w:eastAsia="宋体"/>
           <w:sz w:val="24"/>
         </w:rPr>
-        <w:t xml:space="preserve">。 </w:t>
+        <w:t xml:space="preserve">. </w:t>
       </w:r>
       <w:r>
         <w:rPr>
@@ -40057,7 +40057,7 @@
           <w:rFonts w:eastAsia="宋体"/>
           <w:sz w:val="24"/>
         </w:rPr>
-        <w:t>（</w:t>
+        <w:t>(</w:t>
       </w:r>
       <w:r>
         <w:rPr>
@@ -40071,7 +40071,7 @@
           <w:rFonts w:eastAsia="宋体"/>
           <w:sz w:val="24"/>
         </w:rPr>
-        <w:t xml:space="preserve">）[M]. </w:t>
+        <w:t xml:space="preserve">)[M]. </w:t>
       </w:r>
       <w:r>
         <w:rPr>
@@ -40085,7 +40085,7 @@
           <w:rFonts w:eastAsia="宋体"/>
           <w:sz w:val="24"/>
         </w:rPr>
-        <w:t xml:space="preserve">： </w:t>
+        <w:t xml:space="preserve">: </w:t>
       </w:r>
       <w:r>
         <w:rPr>
@@ -40099,7 +40099,7 @@
           <w:rFonts w:eastAsia="宋体"/>
           <w:sz w:val="24"/>
         </w:rPr>
-        <w:t>， 2014.</w:t>
+        <w:t>, 2014.</w:t>
       </w:r>
     </w:p>
     <w:p>
@@ -40142,7 +40142,7 @@
           <w:rFonts w:eastAsia="宋体"/>
           <w:sz w:val="24"/>
         </w:rPr>
-        <w:t xml:space="preserve">。 </w:t>
+        <w:t xml:space="preserve">. </w:t>
       </w:r>
       <w:r>
         <w:rPr>
@@ -40170,7 +40170,7 @@
           <w:rFonts w:eastAsia="宋体"/>
           <w:sz w:val="24"/>
         </w:rPr>
-        <w:t>， 2023, 31(2): 1-5.</w:t>
+        <w:t>, 2023, 31(2): 1-5.</w:t>
       </w:r>
     </w:p>
     <w:p>
@@ -40201,7 +40201,7 @@
           <w:rFonts w:eastAsia="宋体"/>
           <w:sz w:val="24"/>
         </w:rPr>
-        <w:t xml:space="preserve">， </w:t>
+        <w:t xml:space="preserve">, </w:t>
       </w:r>
       <w:r>
         <w:rPr>
@@ -40215,7 +40215,7 @@
           <w:rFonts w:eastAsia="宋体"/>
           <w:sz w:val="24"/>
         </w:rPr>
-        <w:t xml:space="preserve">。 </w:t>
+        <w:t xml:space="preserve">. </w:t>
       </w:r>
       <w:r>
         <w:rPr>
@@ -40229,7 +40229,7 @@
           <w:rFonts w:eastAsia="宋体"/>
           <w:sz w:val="24"/>
         </w:rPr>
-        <w:t>（</w:t>
+        <w:t>(</w:t>
       </w:r>
       <w:r>
         <w:rPr>
@@ -40257,7 +40257,7 @@
           <w:rFonts w:eastAsia="宋体"/>
           <w:sz w:val="24"/>
         </w:rPr>
-        <w:t xml:space="preserve">）[M]. </w:t>
+        <w:t xml:space="preserve">)[M]. </w:t>
       </w:r>
       <w:r>
         <w:rPr>
@@ -40271,7 +40271,7 @@
           <w:rFonts w:eastAsia="宋体"/>
           <w:sz w:val="24"/>
         </w:rPr>
-        <w:t xml:space="preserve">： </w:t>
+        <w:t xml:space="preserve">: </w:t>
       </w:r>
       <w:r>
         <w:rPr>
@@ -40285,7 +40285,7 @@
           <w:rFonts w:eastAsia="宋体"/>
           <w:sz w:val="24"/>
         </w:rPr>
-        <w:t>， 2020.</w:t>
+        <w:t>, 2020.</w:t>
       </w:r>
     </w:p>
     <w:p>

--- a/docs/基于Spring Cloud的校园兼职系统的设计与实现.docx
+++ b/docs/基于Spring Cloud的校园兼职系统的设计与实现.docx
@@ -9527,10 +9527,10 @@
             <w:tcW w:w="3000" w:type="dxa"/>
             <w:vAlign w:val="center"/>
             <w:tcBorders>
-              <w:top w:sz="12" w:val="single" w:color="000000" w:space="0"/>
-              <w:bottom w:sz="6" w:val="single" w:color="000000" w:space="0"/>
-              <w:start w:sz="0" w:val="none" w:color="auto" w:space="0"/>
-              <w:end w:sz="0" w:val="none" w:color="auto" w:space="0"/>
+              <w:start w:sz="0" w:val="none" w:color="auto" w:space="0"/>
+              <w:end w:sz="0" w:val="none" w:color="auto" w:space="0"/>
+              <w:top w:val="double" w:sz="4" w:space="0" w:color="auto"/>
+              <w:bottom w:val="single" w:sz="4" w:space="0" w:color="auto"/>
             </w:tcBorders>
           </w:tcPr>
           <w:p>
@@ -9554,10 +9554,10 @@
             <w:tcW w:w="3619" w:type="dxa"/>
             <w:vAlign w:val="center"/>
             <w:tcBorders>
-              <w:top w:sz="12" w:val="single" w:color="000000" w:space="0"/>
-              <w:bottom w:sz="6" w:val="single" w:color="000000" w:space="0"/>
-              <w:start w:sz="0" w:val="none" w:color="auto" w:space="0"/>
-              <w:end w:sz="0" w:val="none" w:color="auto" w:space="0"/>
+              <w:start w:sz="0" w:val="none" w:color="auto" w:space="0"/>
+              <w:end w:sz="0" w:val="none" w:color="auto" w:space="0"/>
+              <w:top w:val="double" w:sz="4" w:space="0" w:color="auto"/>
+              <w:bottom w:val="single" w:sz="4" w:space="0" w:color="auto"/>
             </w:tcBorders>
           </w:tcPr>
           <w:p>
@@ -9599,10 +9599,10 @@
             <w:tcW w:w="3019" w:type="dxa"/>
             <w:vAlign w:val="center"/>
             <w:tcBorders>
-              <w:top w:sz="12" w:val="single" w:color="000000" w:space="0"/>
-              <w:bottom w:sz="6" w:val="single" w:color="000000" w:space="0"/>
-              <w:start w:sz="0" w:val="none" w:color="auto" w:space="0"/>
-              <w:end w:sz="0" w:val="none" w:color="auto" w:space="0"/>
+              <w:start w:sz="0" w:val="none" w:color="auto" w:space="0"/>
+              <w:end w:sz="0" w:val="none" w:color="auto" w:space="0"/>
+              <w:top w:val="double" w:sz="4" w:space="0" w:color="auto"/>
+              <w:bottom w:val="single" w:sz="4" w:space="0" w:color="auto"/>
             </w:tcBorders>
           </w:tcPr>
           <w:p>
@@ -9631,10 +9631,10 @@
             <w:tcW w:w="3000" w:type="dxa"/>
             <w:vAlign w:val="center"/>
             <w:tcBorders>
-              <w:top w:sz="0" w:val="none" w:color="auto" w:space="0"/>
-              <w:bottom w:sz="0" w:val="none" w:color="auto" w:space="0"/>
-              <w:start w:sz="0" w:val="none" w:color="auto" w:space="0"/>
-              <w:end w:sz="0" w:val="none" w:color="auto" w:space="0"/>
+              <w:bottom w:sz="0" w:val="none" w:color="auto" w:space="0"/>
+              <w:start w:sz="0" w:val="none" w:color="auto" w:space="0"/>
+              <w:end w:sz="0" w:val="none" w:color="auto" w:space="0"/>
+              <w:top w:val="single" w:sz="4" w:space="0" w:color="auto"/>
             </w:tcBorders>
           </w:tcPr>
           <w:p>
@@ -9657,10 +9657,10 @@
             <w:tcW w:w="3619" w:type="dxa"/>
             <w:vAlign w:val="center"/>
             <w:tcBorders>
-              <w:top w:sz="0" w:val="none" w:color="auto" w:space="0"/>
-              <w:bottom w:sz="0" w:val="none" w:color="auto" w:space="0"/>
-              <w:start w:sz="0" w:val="none" w:color="auto" w:space="0"/>
-              <w:end w:sz="0" w:val="none" w:color="auto" w:space="0"/>
+              <w:bottom w:sz="0" w:val="none" w:color="auto" w:space="0"/>
+              <w:start w:sz="0" w:val="none" w:color="auto" w:space="0"/>
+              <w:end w:sz="0" w:val="none" w:color="auto" w:space="0"/>
+              <w:top w:val="single" w:sz="4" w:space="0" w:color="auto"/>
             </w:tcBorders>
           </w:tcPr>
           <w:p>
@@ -9683,10 +9683,10 @@
             <w:tcW w:w="3019" w:type="dxa"/>
             <w:vAlign w:val="center"/>
             <w:tcBorders>
-              <w:top w:sz="0" w:val="none" w:color="auto" w:space="0"/>
-              <w:bottom w:sz="0" w:val="none" w:color="auto" w:space="0"/>
-              <w:start w:sz="0" w:val="none" w:color="auto" w:space="0"/>
-              <w:end w:sz="0" w:val="none" w:color="auto" w:space="0"/>
+              <w:bottom w:sz="0" w:val="none" w:color="auto" w:space="0"/>
+              <w:start w:sz="0" w:val="none" w:color="auto" w:space="0"/>
+              <w:end w:sz="0" w:val="none" w:color="auto" w:space="0"/>
+              <w:top w:val="single" w:sz="4" w:space="0" w:color="auto"/>
             </w:tcBorders>
           </w:tcPr>
           <w:p>
@@ -10381,10 +10381,10 @@
             <w:tcW w:w="3000" w:type="dxa"/>
             <w:vAlign w:val="center"/>
             <w:tcBorders>
-              <w:bottom w:sz="12" w:val="single" w:color="000000" w:space="0"/>
-              <w:top w:sz="0" w:val="none" w:color="auto" w:space="0"/>
-              <w:start w:sz="0" w:val="none" w:color="auto" w:space="0"/>
-              <w:end w:sz="0" w:val="none" w:color="auto" w:space="0"/>
+              <w:top w:sz="0" w:val="none" w:color="auto" w:space="0"/>
+              <w:start w:sz="0" w:val="none" w:color="auto" w:space="0"/>
+              <w:end w:sz="0" w:val="none" w:color="auto" w:space="0"/>
+              <w:bottom w:val="double" w:sz="4" w:space="0" w:color="auto"/>
             </w:tcBorders>
           </w:tcPr>
           <w:p>
@@ -10407,10 +10407,10 @@
             <w:tcW w:w="3619" w:type="dxa"/>
             <w:vAlign w:val="center"/>
             <w:tcBorders>
-              <w:bottom w:sz="12" w:val="single" w:color="000000" w:space="0"/>
-              <w:top w:sz="0" w:val="none" w:color="auto" w:space="0"/>
-              <w:start w:sz="0" w:val="none" w:color="auto" w:space="0"/>
-              <w:end w:sz="0" w:val="none" w:color="auto" w:space="0"/>
+              <w:top w:sz="0" w:val="none" w:color="auto" w:space="0"/>
+              <w:start w:sz="0" w:val="none" w:color="auto" w:space="0"/>
+              <w:end w:sz="0" w:val="none" w:color="auto" w:space="0"/>
+              <w:bottom w:val="double" w:sz="4" w:space="0" w:color="auto"/>
             </w:tcBorders>
           </w:tcPr>
           <w:p>
@@ -10433,10 +10433,10 @@
             <w:tcW w:w="3019" w:type="dxa"/>
             <w:vAlign w:val="center"/>
             <w:tcBorders>
-              <w:bottom w:sz="12" w:val="single" w:color="000000" w:space="0"/>
-              <w:top w:sz="0" w:val="none" w:color="auto" w:space="0"/>
-              <w:start w:sz="0" w:val="none" w:color="auto" w:space="0"/>
-              <w:end w:sz="0" w:val="none" w:color="auto" w:space="0"/>
+              <w:top w:sz="0" w:val="none" w:color="auto" w:space="0"/>
+              <w:start w:sz="0" w:val="none" w:color="auto" w:space="0"/>
+              <w:end w:sz="0" w:val="none" w:color="auto" w:space="0"/>
+              <w:bottom w:val="double" w:sz="4" w:space="0" w:color="auto"/>
             </w:tcBorders>
           </w:tcPr>
           <w:p>
@@ -14997,10 +14997,10 @@
             <w:tcW w:w="1600" w:type="dxa"/>
             <w:vAlign w:val="center"/>
             <w:tcBorders>
-              <w:top w:sz="12" w:val="single" w:color="000000" w:space="0"/>
-              <w:bottom w:sz="6" w:val="single" w:color="000000" w:space="0"/>
-              <w:start w:sz="0" w:val="none" w:color="auto" w:space="0"/>
-              <w:end w:sz="0" w:val="none" w:color="auto" w:space="0"/>
+              <w:start w:sz="0" w:val="none" w:color="auto" w:space="0"/>
+              <w:end w:sz="0" w:val="none" w:color="auto" w:space="0"/>
+              <w:top w:val="double" w:sz="4" w:space="0" w:color="auto"/>
+              <w:bottom w:val="single" w:sz="4" w:space="0" w:color="auto"/>
             </w:tcBorders>
           </w:tcPr>
           <w:p>
@@ -15025,10 +15025,10 @@
             <w:tcW w:w="1600" w:type="dxa"/>
             <w:vAlign w:val="center"/>
             <w:tcBorders>
-              <w:top w:sz="12" w:val="single" w:color="000000" w:space="0"/>
-              <w:bottom w:sz="6" w:val="single" w:color="000000" w:space="0"/>
-              <w:start w:sz="0" w:val="none" w:color="auto" w:space="0"/>
-              <w:end w:sz="0" w:val="none" w:color="auto" w:space="0"/>
+              <w:start w:sz="0" w:val="none" w:color="auto" w:space="0"/>
+              <w:end w:sz="0" w:val="none" w:color="auto" w:space="0"/>
+              <w:top w:val="double" w:sz="4" w:space="0" w:color="auto"/>
+              <w:bottom w:val="single" w:sz="4" w:space="0" w:color="auto"/>
             </w:tcBorders>
           </w:tcPr>
           <w:p>
@@ -15052,10 +15052,10 @@
             <w:tcW w:w="2000" w:type="dxa"/>
             <w:vAlign w:val="center"/>
             <w:tcBorders>
-              <w:top w:sz="12" w:val="single" w:color="000000" w:space="0"/>
-              <w:bottom w:sz="6" w:val="single" w:color="000000" w:space="0"/>
-              <w:start w:sz="0" w:val="none" w:color="auto" w:space="0"/>
-              <w:end w:sz="0" w:val="none" w:color="auto" w:space="0"/>
+              <w:start w:sz="0" w:val="none" w:color="auto" w:space="0"/>
+              <w:end w:sz="0" w:val="none" w:color="auto" w:space="0"/>
+              <w:top w:val="double" w:sz="4" w:space="0" w:color="auto"/>
+              <w:bottom w:val="single" w:sz="4" w:space="0" w:color="auto"/>
             </w:tcBorders>
           </w:tcPr>
           <w:p>
@@ -15079,10 +15079,10 @@
             <w:tcW w:w="1800" w:type="dxa"/>
             <w:vAlign w:val="center"/>
             <w:tcBorders>
-              <w:top w:sz="12" w:val="single" w:color="000000" w:space="0"/>
-              <w:bottom w:sz="6" w:val="single" w:color="000000" w:space="0"/>
-              <w:start w:sz="0" w:val="none" w:color="auto" w:space="0"/>
-              <w:end w:sz="0" w:val="none" w:color="auto" w:space="0"/>
+              <w:start w:sz="0" w:val="none" w:color="auto" w:space="0"/>
+              <w:end w:sz="0" w:val="none" w:color="auto" w:space="0"/>
+              <w:top w:val="double" w:sz="4" w:space="0" w:color="auto"/>
+              <w:bottom w:val="single" w:sz="4" w:space="0" w:color="auto"/>
             </w:tcBorders>
           </w:tcPr>
           <w:p>
@@ -15106,10 +15106,10 @@
             <w:tcW w:w="2638" w:type="dxa"/>
             <w:vAlign w:val="center"/>
             <w:tcBorders>
-              <w:top w:sz="12" w:val="single" w:color="000000" w:space="0"/>
-              <w:bottom w:sz="6" w:val="single" w:color="000000" w:space="0"/>
-              <w:start w:sz="0" w:val="none" w:color="auto" w:space="0"/>
-              <w:end w:sz="0" w:val="none" w:color="auto" w:space="0"/>
+              <w:start w:sz="0" w:val="none" w:color="auto" w:space="0"/>
+              <w:end w:sz="0" w:val="none" w:color="auto" w:space="0"/>
+              <w:top w:val="double" w:sz="4" w:space="0" w:color="auto"/>
+              <w:bottom w:val="single" w:sz="4" w:space="0" w:color="auto"/>
             </w:tcBorders>
           </w:tcPr>
           <w:p>
@@ -15138,10 +15138,10 @@
             <w:tcW w:w="1600" w:type="dxa"/>
             <w:vAlign w:val="center"/>
             <w:tcBorders>
-              <w:top w:sz="0" w:val="none" w:color="auto" w:space="0"/>
-              <w:bottom w:sz="0" w:val="none" w:color="auto" w:space="0"/>
-              <w:start w:sz="0" w:val="none" w:color="auto" w:space="0"/>
-              <w:end w:sz="0" w:val="none" w:color="auto" w:space="0"/>
+              <w:bottom w:sz="0" w:val="none" w:color="auto" w:space="0"/>
+              <w:start w:sz="0" w:val="none" w:color="auto" w:space="0"/>
+              <w:end w:sz="0" w:val="none" w:color="auto" w:space="0"/>
+              <w:top w:val="single" w:sz="4" w:space="0" w:color="auto"/>
             </w:tcBorders>
           </w:tcPr>
           <w:p>
@@ -15164,10 +15164,10 @@
             <w:tcW w:w="1600" w:type="dxa"/>
             <w:vAlign w:val="center"/>
             <w:tcBorders>
-              <w:top w:sz="0" w:val="none" w:color="auto" w:space="0"/>
-              <w:bottom w:sz="0" w:val="none" w:color="auto" w:space="0"/>
-              <w:start w:sz="0" w:val="none" w:color="auto" w:space="0"/>
-              <w:end w:sz="0" w:val="none" w:color="auto" w:space="0"/>
+              <w:bottom w:sz="0" w:val="none" w:color="auto" w:space="0"/>
+              <w:start w:sz="0" w:val="none" w:color="auto" w:space="0"/>
+              <w:end w:sz="0" w:val="none" w:color="auto" w:space="0"/>
+              <w:top w:val="single" w:sz="4" w:space="0" w:color="auto"/>
             </w:tcBorders>
           </w:tcPr>
           <w:p>
@@ -15198,10 +15198,10 @@
             <w:tcW w:w="2000" w:type="dxa"/>
             <w:vAlign w:val="center"/>
             <w:tcBorders>
-              <w:top w:sz="0" w:val="none" w:color="auto" w:space="0"/>
-              <w:bottom w:sz="0" w:val="none" w:color="auto" w:space="0"/>
-              <w:start w:sz="0" w:val="none" w:color="auto" w:space="0"/>
-              <w:end w:sz="0" w:val="none" w:color="auto" w:space="0"/>
+              <w:bottom w:sz="0" w:val="none" w:color="auto" w:space="0"/>
+              <w:start w:sz="0" w:val="none" w:color="auto" w:space="0"/>
+              <w:end w:sz="0" w:val="none" w:color="auto" w:space="0"/>
+              <w:top w:val="single" w:sz="4" w:space="0" w:color="auto"/>
             </w:tcBorders>
           </w:tcPr>
           <w:p>
@@ -15224,10 +15224,10 @@
             <w:tcW w:w="1800" w:type="dxa"/>
             <w:vAlign w:val="center"/>
             <w:tcBorders>
-              <w:top w:sz="0" w:val="none" w:color="auto" w:space="0"/>
-              <w:bottom w:sz="0" w:val="none" w:color="auto" w:space="0"/>
-              <w:start w:sz="0" w:val="none" w:color="auto" w:space="0"/>
-              <w:end w:sz="0" w:val="none" w:color="auto" w:space="0"/>
+              <w:bottom w:sz="0" w:val="none" w:color="auto" w:space="0"/>
+              <w:start w:sz="0" w:val="none" w:color="auto" w:space="0"/>
+              <w:end w:sz="0" w:val="none" w:color="auto" w:space="0"/>
+              <w:top w:val="single" w:sz="4" w:space="0" w:color="auto"/>
             </w:tcBorders>
           </w:tcPr>
           <w:p>
@@ -15250,10 +15250,10 @@
             <w:tcW w:w="2638" w:type="dxa"/>
             <w:vAlign w:val="center"/>
             <w:tcBorders>
-              <w:top w:sz="0" w:val="none" w:color="auto" w:space="0"/>
-              <w:bottom w:sz="0" w:val="none" w:color="auto" w:space="0"/>
-              <w:start w:sz="0" w:val="none" w:color="auto" w:space="0"/>
-              <w:end w:sz="0" w:val="none" w:color="auto" w:space="0"/>
+              <w:bottom w:sz="0" w:val="none" w:color="auto" w:space="0"/>
+              <w:start w:sz="0" w:val="none" w:color="auto" w:space="0"/>
+              <w:end w:sz="0" w:val="none" w:color="auto" w:space="0"/>
+              <w:top w:val="single" w:sz="4" w:space="0" w:color="auto"/>
             </w:tcBorders>
           </w:tcPr>
           <w:p>
@@ -16499,10 +16499,10 @@
             <w:tcW w:w="1600" w:type="dxa"/>
             <w:vAlign w:val="center"/>
             <w:tcBorders>
-              <w:bottom w:sz="12" w:val="single" w:color="000000" w:space="0"/>
-              <w:top w:sz="0" w:val="none" w:color="auto" w:space="0"/>
-              <w:start w:sz="0" w:val="none" w:color="auto" w:space="0"/>
-              <w:end w:sz="0" w:val="none" w:color="auto" w:space="0"/>
+              <w:top w:sz="0" w:val="none" w:color="auto" w:space="0"/>
+              <w:start w:sz="0" w:val="none" w:color="auto" w:space="0"/>
+              <w:end w:sz="0" w:val="none" w:color="auto" w:space="0"/>
+              <w:bottom w:val="double" w:sz="4" w:space="0" w:color="auto"/>
             </w:tcBorders>
           </w:tcPr>
           <w:p>
@@ -16527,10 +16527,10 @@
             <w:tcW w:w="1600" w:type="dxa"/>
             <w:vAlign w:val="center"/>
             <w:tcBorders>
-              <w:bottom w:sz="12" w:val="single" w:color="000000" w:space="0"/>
-              <w:top w:sz="0" w:val="none" w:color="auto" w:space="0"/>
-              <w:start w:sz="0" w:val="none" w:color="auto" w:space="0"/>
-              <w:end w:sz="0" w:val="none" w:color="auto" w:space="0"/>
+              <w:top w:sz="0" w:val="none" w:color="auto" w:space="0"/>
+              <w:start w:sz="0" w:val="none" w:color="auto" w:space="0"/>
+              <w:end w:sz="0" w:val="none" w:color="auto" w:space="0"/>
+              <w:bottom w:val="double" w:sz="4" w:space="0" w:color="auto"/>
             </w:tcBorders>
           </w:tcPr>
           <w:p>
@@ -16553,10 +16553,10 @@
             <w:tcW w:w="2000" w:type="dxa"/>
             <w:vAlign w:val="center"/>
             <w:tcBorders>
-              <w:bottom w:sz="12" w:val="single" w:color="000000" w:space="0"/>
-              <w:top w:sz="0" w:val="none" w:color="auto" w:space="0"/>
-              <w:start w:sz="0" w:val="none" w:color="auto" w:space="0"/>
-              <w:end w:sz="0" w:val="none" w:color="auto" w:space="0"/>
+              <w:top w:sz="0" w:val="none" w:color="auto" w:space="0"/>
+              <w:start w:sz="0" w:val="none" w:color="auto" w:space="0"/>
+              <w:end w:sz="0" w:val="none" w:color="auto" w:space="0"/>
+              <w:bottom w:val="double" w:sz="4" w:space="0" w:color="auto"/>
             </w:tcBorders>
           </w:tcPr>
           <w:p>
@@ -16579,10 +16579,10 @@
             <w:tcW w:w="1800" w:type="dxa"/>
             <w:vAlign w:val="center"/>
             <w:tcBorders>
-              <w:bottom w:sz="12" w:val="single" w:color="000000" w:space="0"/>
-              <w:top w:sz="0" w:val="none" w:color="auto" w:space="0"/>
-              <w:start w:sz="0" w:val="none" w:color="auto" w:space="0"/>
-              <w:end w:sz="0" w:val="none" w:color="auto" w:space="0"/>
+              <w:top w:sz="0" w:val="none" w:color="auto" w:space="0"/>
+              <w:start w:sz="0" w:val="none" w:color="auto" w:space="0"/>
+              <w:end w:sz="0" w:val="none" w:color="auto" w:space="0"/>
+              <w:bottom w:val="double" w:sz="4" w:space="0" w:color="auto"/>
             </w:tcBorders>
           </w:tcPr>
           <w:p>
@@ -16605,10 +16605,10 @@
             <w:tcW w:w="2638" w:type="dxa"/>
             <w:vAlign w:val="center"/>
             <w:tcBorders>
-              <w:bottom w:sz="12" w:val="single" w:color="000000" w:space="0"/>
-              <w:top w:sz="0" w:val="none" w:color="auto" w:space="0"/>
-              <w:start w:sz="0" w:val="none" w:color="auto" w:space="0"/>
-              <w:end w:sz="0" w:val="none" w:color="auto" w:space="0"/>
+              <w:top w:sz="0" w:val="none" w:color="auto" w:space="0"/>
+              <w:start w:sz="0" w:val="none" w:color="auto" w:space="0"/>
+              <w:end w:sz="0" w:val="none" w:color="auto" w:space="0"/>
+              <w:bottom w:val="double" w:sz="4" w:space="0" w:color="auto"/>
             </w:tcBorders>
           </w:tcPr>
           <w:p>
@@ -16816,10 +16816,10 @@
             <w:tcW w:w="1600" w:type="dxa"/>
             <w:vAlign w:val="center"/>
             <w:tcBorders>
-              <w:top w:sz="12" w:val="single" w:color="000000" w:space="0"/>
-              <w:bottom w:sz="6" w:val="single" w:color="000000" w:space="0"/>
-              <w:start w:sz="0" w:val="none" w:color="auto" w:space="0"/>
-              <w:end w:sz="0" w:val="none" w:color="auto" w:space="0"/>
+              <w:start w:sz="0" w:val="none" w:color="auto" w:space="0"/>
+              <w:end w:sz="0" w:val="none" w:color="auto" w:space="0"/>
+              <w:top w:val="double" w:sz="4" w:space="0" w:color="auto"/>
+              <w:bottom w:val="single" w:sz="4" w:space="0" w:color="auto"/>
             </w:tcBorders>
           </w:tcPr>
           <w:p>
@@ -16843,10 +16843,10 @@
             <w:tcW w:w="1600" w:type="dxa"/>
             <w:vAlign w:val="center"/>
             <w:tcBorders>
-              <w:top w:sz="12" w:val="single" w:color="000000" w:space="0"/>
-              <w:bottom w:sz="6" w:val="single" w:color="000000" w:space="0"/>
-              <w:start w:sz="0" w:val="none" w:color="auto" w:space="0"/>
-              <w:end w:sz="0" w:val="none" w:color="auto" w:space="0"/>
+              <w:start w:sz="0" w:val="none" w:color="auto" w:space="0"/>
+              <w:end w:sz="0" w:val="none" w:color="auto" w:space="0"/>
+              <w:top w:val="double" w:sz="4" w:space="0" w:color="auto"/>
+              <w:bottom w:val="single" w:sz="4" w:space="0" w:color="auto"/>
             </w:tcBorders>
           </w:tcPr>
           <w:p>
@@ -16870,10 +16870,10 @@
             <w:tcW w:w="2000" w:type="dxa"/>
             <w:vAlign w:val="center"/>
             <w:tcBorders>
-              <w:top w:sz="12" w:val="single" w:color="000000" w:space="0"/>
-              <w:bottom w:sz="6" w:val="single" w:color="000000" w:space="0"/>
-              <w:start w:sz="0" w:val="none" w:color="auto" w:space="0"/>
-              <w:end w:sz="0" w:val="none" w:color="auto" w:space="0"/>
+              <w:start w:sz="0" w:val="none" w:color="auto" w:space="0"/>
+              <w:end w:sz="0" w:val="none" w:color="auto" w:space="0"/>
+              <w:top w:val="double" w:sz="4" w:space="0" w:color="auto"/>
+              <w:bottom w:val="single" w:sz="4" w:space="0" w:color="auto"/>
             </w:tcBorders>
           </w:tcPr>
           <w:p>
@@ -16897,10 +16897,10 @@
             <w:tcW w:w="1800" w:type="dxa"/>
             <w:vAlign w:val="center"/>
             <w:tcBorders>
-              <w:top w:sz="12" w:val="single" w:color="000000" w:space="0"/>
-              <w:bottom w:sz="6" w:val="single" w:color="000000" w:space="0"/>
-              <w:start w:sz="0" w:val="none" w:color="auto" w:space="0"/>
-              <w:end w:sz="0" w:val="none" w:color="auto" w:space="0"/>
+              <w:start w:sz="0" w:val="none" w:color="auto" w:space="0"/>
+              <w:end w:sz="0" w:val="none" w:color="auto" w:space="0"/>
+              <w:top w:val="double" w:sz="4" w:space="0" w:color="auto"/>
+              <w:bottom w:val="single" w:sz="4" w:space="0" w:color="auto"/>
             </w:tcBorders>
           </w:tcPr>
           <w:p>
@@ -16924,10 +16924,10 @@
             <w:tcW w:w="2638" w:type="dxa"/>
             <w:vAlign w:val="center"/>
             <w:tcBorders>
-              <w:top w:sz="12" w:val="single" w:color="000000" w:space="0"/>
-              <w:bottom w:sz="6" w:val="single" w:color="000000" w:space="0"/>
-              <w:start w:sz="0" w:val="none" w:color="auto" w:space="0"/>
-              <w:end w:sz="0" w:val="none" w:color="auto" w:space="0"/>
+              <w:start w:sz="0" w:val="none" w:color="auto" w:space="0"/>
+              <w:end w:sz="0" w:val="none" w:color="auto" w:space="0"/>
+              <w:top w:val="double" w:sz="4" w:space="0" w:color="auto"/>
+              <w:bottom w:val="single" w:sz="4" w:space="0" w:color="auto"/>
             </w:tcBorders>
           </w:tcPr>
           <w:p>
@@ -16956,10 +16956,10 @@
             <w:tcW w:w="1600" w:type="dxa"/>
             <w:vAlign w:val="center"/>
             <w:tcBorders>
-              <w:top w:sz="0" w:val="none" w:color="auto" w:space="0"/>
-              <w:bottom w:sz="0" w:val="none" w:color="auto" w:space="0"/>
-              <w:start w:sz="0" w:val="none" w:color="auto" w:space="0"/>
-              <w:end w:sz="0" w:val="none" w:color="auto" w:space="0"/>
+              <w:bottom w:sz="0" w:val="none" w:color="auto" w:space="0"/>
+              <w:start w:sz="0" w:val="none" w:color="auto" w:space="0"/>
+              <w:end w:sz="0" w:val="none" w:color="auto" w:space="0"/>
+              <w:top w:val="single" w:sz="4" w:space="0" w:color="auto"/>
             </w:tcBorders>
           </w:tcPr>
           <w:p>
@@ -16982,10 +16982,10 @@
             <w:tcW w:w="1600" w:type="dxa"/>
             <w:vAlign w:val="center"/>
             <w:tcBorders>
-              <w:top w:sz="0" w:val="none" w:color="auto" w:space="0"/>
-              <w:bottom w:sz="0" w:val="none" w:color="auto" w:space="0"/>
-              <w:start w:sz="0" w:val="none" w:color="auto" w:space="0"/>
-              <w:end w:sz="0" w:val="none" w:color="auto" w:space="0"/>
+              <w:bottom w:sz="0" w:val="none" w:color="auto" w:space="0"/>
+              <w:start w:sz="0" w:val="none" w:color="auto" w:space="0"/>
+              <w:end w:sz="0" w:val="none" w:color="auto" w:space="0"/>
+              <w:top w:val="single" w:sz="4" w:space="0" w:color="auto"/>
             </w:tcBorders>
           </w:tcPr>
           <w:p>
@@ -17016,10 +17016,10 @@
             <w:tcW w:w="2000" w:type="dxa"/>
             <w:vAlign w:val="center"/>
             <w:tcBorders>
-              <w:top w:sz="0" w:val="none" w:color="auto" w:space="0"/>
-              <w:bottom w:sz="0" w:val="none" w:color="auto" w:space="0"/>
-              <w:start w:sz="0" w:val="none" w:color="auto" w:space="0"/>
-              <w:end w:sz="0" w:val="none" w:color="auto" w:space="0"/>
+              <w:bottom w:sz="0" w:val="none" w:color="auto" w:space="0"/>
+              <w:start w:sz="0" w:val="none" w:color="auto" w:space="0"/>
+              <w:end w:sz="0" w:val="none" w:color="auto" w:space="0"/>
+              <w:top w:val="single" w:sz="4" w:space="0" w:color="auto"/>
             </w:tcBorders>
           </w:tcPr>
           <w:p>
@@ -17042,10 +17042,10 @@
             <w:tcW w:w="1800" w:type="dxa"/>
             <w:vAlign w:val="center"/>
             <w:tcBorders>
-              <w:top w:sz="0" w:val="none" w:color="auto" w:space="0"/>
-              <w:bottom w:sz="0" w:val="none" w:color="auto" w:space="0"/>
-              <w:start w:sz="0" w:val="none" w:color="auto" w:space="0"/>
-              <w:end w:sz="0" w:val="none" w:color="auto" w:space="0"/>
+              <w:bottom w:sz="0" w:val="none" w:color="auto" w:space="0"/>
+              <w:start w:sz="0" w:val="none" w:color="auto" w:space="0"/>
+              <w:end w:sz="0" w:val="none" w:color="auto" w:space="0"/>
+              <w:top w:val="single" w:sz="4" w:space="0" w:color="auto"/>
             </w:tcBorders>
           </w:tcPr>
           <w:p>
@@ -17068,10 +17068,10 @@
             <w:tcW w:w="2638" w:type="dxa"/>
             <w:vAlign w:val="center"/>
             <w:tcBorders>
-              <w:top w:sz="0" w:val="none" w:color="auto" w:space="0"/>
-              <w:bottom w:sz="0" w:val="none" w:color="auto" w:space="0"/>
-              <w:start w:sz="0" w:val="none" w:color="auto" w:space="0"/>
-              <w:end w:sz="0" w:val="none" w:color="auto" w:space="0"/>
+              <w:bottom w:sz="0" w:val="none" w:color="auto" w:space="0"/>
+              <w:start w:sz="0" w:val="none" w:color="auto" w:space="0"/>
+              <w:end w:sz="0" w:val="none" w:color="auto" w:space="0"/>
+              <w:top w:val="single" w:sz="4" w:space="0" w:color="auto"/>
             </w:tcBorders>
           </w:tcPr>
           <w:p>
@@ -18865,10 +18865,10 @@
             <w:tcW w:w="1600" w:type="dxa"/>
             <w:vAlign w:val="center"/>
             <w:tcBorders>
-              <w:bottom w:sz="12" w:val="single" w:color="000000" w:space="0"/>
-              <w:top w:sz="0" w:val="none" w:color="auto" w:space="0"/>
-              <w:start w:sz="0" w:val="none" w:color="auto" w:space="0"/>
-              <w:end w:sz="0" w:val="none" w:color="auto" w:space="0"/>
+              <w:top w:sz="0" w:val="none" w:color="auto" w:space="0"/>
+              <w:start w:sz="0" w:val="none" w:color="auto" w:space="0"/>
+              <w:end w:sz="0" w:val="none" w:color="auto" w:space="0"/>
+              <w:bottom w:val="double" w:sz="4" w:space="0" w:color="auto"/>
             </w:tcBorders>
           </w:tcPr>
           <w:p>
@@ -18893,10 +18893,10 @@
             <w:tcW w:w="1600" w:type="dxa"/>
             <w:vAlign w:val="center"/>
             <w:tcBorders>
-              <w:bottom w:sz="12" w:val="single" w:color="000000" w:space="0"/>
-              <w:top w:sz="0" w:val="none" w:color="auto" w:space="0"/>
-              <w:start w:sz="0" w:val="none" w:color="auto" w:space="0"/>
-              <w:end w:sz="0" w:val="none" w:color="auto" w:space="0"/>
+              <w:top w:sz="0" w:val="none" w:color="auto" w:space="0"/>
+              <w:start w:sz="0" w:val="none" w:color="auto" w:space="0"/>
+              <w:end w:sz="0" w:val="none" w:color="auto" w:space="0"/>
+              <w:bottom w:val="double" w:sz="4" w:space="0" w:color="auto"/>
             </w:tcBorders>
           </w:tcPr>
           <w:p>
@@ -18919,10 +18919,10 @@
             <w:tcW w:w="2000" w:type="dxa"/>
             <w:vAlign w:val="center"/>
             <w:tcBorders>
-              <w:bottom w:sz="12" w:val="single" w:color="000000" w:space="0"/>
-              <w:top w:sz="0" w:val="none" w:color="auto" w:space="0"/>
-              <w:start w:sz="0" w:val="none" w:color="auto" w:space="0"/>
-              <w:end w:sz="0" w:val="none" w:color="auto" w:space="0"/>
+              <w:top w:sz="0" w:val="none" w:color="auto" w:space="0"/>
+              <w:start w:sz="0" w:val="none" w:color="auto" w:space="0"/>
+              <w:end w:sz="0" w:val="none" w:color="auto" w:space="0"/>
+              <w:bottom w:val="double" w:sz="4" w:space="0" w:color="auto"/>
             </w:tcBorders>
           </w:tcPr>
           <w:p>
@@ -18945,10 +18945,10 @@
             <w:tcW w:w="1800" w:type="dxa"/>
             <w:vAlign w:val="center"/>
             <w:tcBorders>
-              <w:bottom w:sz="12" w:val="single" w:color="000000" w:space="0"/>
-              <w:top w:sz="0" w:val="none" w:color="auto" w:space="0"/>
-              <w:start w:sz="0" w:val="none" w:color="auto" w:space="0"/>
-              <w:end w:sz="0" w:val="none" w:color="auto" w:space="0"/>
+              <w:top w:sz="0" w:val="none" w:color="auto" w:space="0"/>
+              <w:start w:sz="0" w:val="none" w:color="auto" w:space="0"/>
+              <w:end w:sz="0" w:val="none" w:color="auto" w:space="0"/>
+              <w:bottom w:val="double" w:sz="4" w:space="0" w:color="auto"/>
             </w:tcBorders>
           </w:tcPr>
           <w:p>
@@ -18971,10 +18971,10 @@
             <w:tcW w:w="2638" w:type="dxa"/>
             <w:vAlign w:val="center"/>
             <w:tcBorders>
-              <w:bottom w:sz="12" w:val="single" w:color="000000" w:space="0"/>
-              <w:top w:sz="0" w:val="none" w:color="auto" w:space="0"/>
-              <w:start w:sz="0" w:val="none" w:color="auto" w:space="0"/>
-              <w:end w:sz="0" w:val="none" w:color="auto" w:space="0"/>
+              <w:top w:sz="0" w:val="none" w:color="auto" w:space="0"/>
+              <w:start w:sz="0" w:val="none" w:color="auto" w:space="0"/>
+              <w:end w:sz="0" w:val="none" w:color="auto" w:space="0"/>
+              <w:bottom w:val="double" w:sz="4" w:space="0" w:color="auto"/>
             </w:tcBorders>
           </w:tcPr>
           <w:p>
@@ -19183,10 +19183,10 @@
             <w:tcW w:w="2000" w:type="dxa"/>
             <w:vAlign w:val="center"/>
             <w:tcBorders>
-              <w:top w:sz="12" w:val="single" w:color="000000" w:space="0"/>
-              <w:bottom w:sz="6" w:val="single" w:color="000000" w:space="0"/>
-              <w:start w:sz="0" w:val="none" w:color="auto" w:space="0"/>
-              <w:end w:sz="0" w:val="none" w:color="auto" w:space="0"/>
+              <w:start w:sz="0" w:val="none" w:color="auto" w:space="0"/>
+              <w:end w:sz="0" w:val="none" w:color="auto" w:space="0"/>
+              <w:top w:val="double" w:sz="4" w:space="0" w:color="auto"/>
+              <w:bottom w:val="single" w:sz="4" w:space="0" w:color="auto"/>
             </w:tcBorders>
           </w:tcPr>
           <w:p>
@@ -19210,10 +19210,10 @@
             <w:tcW w:w="2000" w:type="dxa"/>
             <w:vAlign w:val="center"/>
             <w:tcBorders>
-              <w:top w:sz="12" w:val="single" w:color="000000" w:space="0"/>
-              <w:bottom w:sz="6" w:val="single" w:color="000000" w:space="0"/>
-              <w:start w:sz="0" w:val="none" w:color="auto" w:space="0"/>
-              <w:end w:sz="0" w:val="none" w:color="auto" w:space="0"/>
+              <w:start w:sz="0" w:val="none" w:color="auto" w:space="0"/>
+              <w:end w:sz="0" w:val="none" w:color="auto" w:space="0"/>
+              <w:top w:val="double" w:sz="4" w:space="0" w:color="auto"/>
+              <w:bottom w:val="single" w:sz="4" w:space="0" w:color="auto"/>
             </w:tcBorders>
           </w:tcPr>
           <w:p>
@@ -19237,10 +19237,10 @@
             <w:tcW w:w="2000" w:type="dxa"/>
             <w:vAlign w:val="center"/>
             <w:tcBorders>
-              <w:top w:sz="12" w:val="single" w:color="000000" w:space="0"/>
-              <w:bottom w:sz="6" w:val="single" w:color="000000" w:space="0"/>
-              <w:start w:sz="0" w:val="none" w:color="auto" w:space="0"/>
-              <w:end w:sz="0" w:val="none" w:color="auto" w:space="0"/>
+              <w:start w:sz="0" w:val="none" w:color="auto" w:space="0"/>
+              <w:end w:sz="0" w:val="none" w:color="auto" w:space="0"/>
+              <w:top w:val="double" w:sz="4" w:space="0" w:color="auto"/>
+              <w:bottom w:val="single" w:sz="4" w:space="0" w:color="auto"/>
             </w:tcBorders>
           </w:tcPr>
           <w:p>
@@ -19264,10 +19264,10 @@
             <w:tcW w:w="1819" w:type="dxa"/>
             <w:vAlign w:val="center"/>
             <w:tcBorders>
-              <w:top w:sz="12" w:val="single" w:color="000000" w:space="0"/>
-              <w:bottom w:sz="6" w:val="single" w:color="000000" w:space="0"/>
-              <w:start w:sz="0" w:val="none" w:color="auto" w:space="0"/>
-              <w:end w:sz="0" w:val="none" w:color="auto" w:space="0"/>
+              <w:start w:sz="0" w:val="none" w:color="auto" w:space="0"/>
+              <w:end w:sz="0" w:val="none" w:color="auto" w:space="0"/>
+              <w:top w:val="double" w:sz="4" w:space="0" w:color="auto"/>
+              <w:bottom w:val="single" w:sz="4" w:space="0" w:color="auto"/>
             </w:tcBorders>
           </w:tcPr>
           <w:p>
@@ -19291,10 +19291,10 @@
             <w:tcW w:w="1819" w:type="dxa"/>
             <w:vAlign w:val="center"/>
             <w:tcBorders>
-              <w:top w:sz="12" w:val="single" w:color="000000" w:space="0"/>
-              <w:bottom w:sz="6" w:val="single" w:color="000000" w:space="0"/>
-              <w:start w:sz="0" w:val="none" w:color="auto" w:space="0"/>
-              <w:end w:sz="0" w:val="none" w:color="auto" w:space="0"/>
+              <w:start w:sz="0" w:val="none" w:color="auto" w:space="0"/>
+              <w:end w:sz="0" w:val="none" w:color="auto" w:space="0"/>
+              <w:top w:val="double" w:sz="4" w:space="0" w:color="auto"/>
+              <w:bottom w:val="single" w:sz="4" w:space="0" w:color="auto"/>
             </w:tcBorders>
           </w:tcPr>
           <w:p>
@@ -19323,10 +19323,10 @@
             <w:tcW w:w="2000" w:type="dxa"/>
             <w:vAlign w:val="center"/>
             <w:tcBorders>
-              <w:top w:sz="0" w:val="none" w:color="auto" w:space="0"/>
-              <w:bottom w:sz="0" w:val="none" w:color="auto" w:space="0"/>
-              <w:start w:sz="0" w:val="none" w:color="auto" w:space="0"/>
-              <w:end w:sz="0" w:val="none" w:color="auto" w:space="0"/>
+              <w:bottom w:sz="0" w:val="none" w:color="auto" w:space="0"/>
+              <w:start w:sz="0" w:val="none" w:color="auto" w:space="0"/>
+              <w:end w:sz="0" w:val="none" w:color="auto" w:space="0"/>
+              <w:top w:val="single" w:sz="4" w:space="0" w:color="auto"/>
             </w:tcBorders>
           </w:tcPr>
           <w:p>
@@ -19349,10 +19349,10 @@
             <w:tcW w:w="2000" w:type="dxa"/>
             <w:vAlign w:val="center"/>
             <w:tcBorders>
-              <w:top w:sz="0" w:val="none" w:color="auto" w:space="0"/>
-              <w:bottom w:sz="0" w:val="none" w:color="auto" w:space="0"/>
-              <w:start w:sz="0" w:val="none" w:color="auto" w:space="0"/>
-              <w:end w:sz="0" w:val="none" w:color="auto" w:space="0"/>
+              <w:bottom w:sz="0" w:val="none" w:color="auto" w:space="0"/>
+              <w:start w:sz="0" w:val="none" w:color="auto" w:space="0"/>
+              <w:end w:sz="0" w:val="none" w:color="auto" w:space="0"/>
+              <w:top w:val="single" w:sz="4" w:space="0" w:color="auto"/>
             </w:tcBorders>
           </w:tcPr>
           <w:p>
@@ -19383,10 +19383,10 @@
             <w:tcW w:w="2000" w:type="dxa"/>
             <w:vAlign w:val="center"/>
             <w:tcBorders>
-              <w:top w:sz="0" w:val="none" w:color="auto" w:space="0"/>
-              <w:bottom w:sz="0" w:val="none" w:color="auto" w:space="0"/>
-              <w:start w:sz="0" w:val="none" w:color="auto" w:space="0"/>
-              <w:end w:sz="0" w:val="none" w:color="auto" w:space="0"/>
+              <w:bottom w:sz="0" w:val="none" w:color="auto" w:space="0"/>
+              <w:start w:sz="0" w:val="none" w:color="auto" w:space="0"/>
+              <w:end w:sz="0" w:val="none" w:color="auto" w:space="0"/>
+              <w:top w:val="single" w:sz="4" w:space="0" w:color="auto"/>
             </w:tcBorders>
           </w:tcPr>
           <w:p>
@@ -19409,10 +19409,10 @@
             <w:tcW w:w="1819" w:type="dxa"/>
             <w:vAlign w:val="center"/>
             <w:tcBorders>
-              <w:top w:sz="0" w:val="none" w:color="auto" w:space="0"/>
-              <w:bottom w:sz="0" w:val="none" w:color="auto" w:space="0"/>
-              <w:start w:sz="0" w:val="none" w:color="auto" w:space="0"/>
-              <w:end w:sz="0" w:val="none" w:color="auto" w:space="0"/>
+              <w:bottom w:sz="0" w:val="none" w:color="auto" w:space="0"/>
+              <w:start w:sz="0" w:val="none" w:color="auto" w:space="0"/>
+              <w:end w:sz="0" w:val="none" w:color="auto" w:space="0"/>
+              <w:top w:val="single" w:sz="4" w:space="0" w:color="auto"/>
             </w:tcBorders>
           </w:tcPr>
           <w:p>
@@ -19435,10 +19435,10 @@
             <w:tcW w:w="1819" w:type="dxa"/>
             <w:vAlign w:val="center"/>
             <w:tcBorders>
-              <w:top w:sz="0" w:val="none" w:color="auto" w:space="0"/>
-              <w:bottom w:sz="0" w:val="none" w:color="auto" w:space="0"/>
-              <w:start w:sz="0" w:val="none" w:color="auto" w:space="0"/>
-              <w:end w:sz="0" w:val="none" w:color="auto" w:space="0"/>
+              <w:bottom w:sz="0" w:val="none" w:color="auto" w:space="0"/>
+              <w:start w:sz="0" w:val="none" w:color="auto" w:space="0"/>
+              <w:end w:sz="0" w:val="none" w:color="auto" w:space="0"/>
+              <w:top w:val="single" w:sz="4" w:space="0" w:color="auto"/>
             </w:tcBorders>
           </w:tcPr>
           <w:p>
@@ -19889,10 +19889,10 @@
             <w:tcW w:w="2000" w:type="dxa"/>
             <w:vAlign w:val="center"/>
             <w:tcBorders>
-              <w:bottom w:sz="12" w:val="single" w:color="000000" w:space="0"/>
-              <w:top w:sz="0" w:val="none" w:color="auto" w:space="0"/>
-              <w:start w:sz="0" w:val="none" w:color="auto" w:space="0"/>
-              <w:end w:sz="0" w:val="none" w:color="auto" w:space="0"/>
+              <w:top w:sz="0" w:val="none" w:color="auto" w:space="0"/>
+              <w:start w:sz="0" w:val="none" w:color="auto" w:space="0"/>
+              <w:end w:sz="0" w:val="none" w:color="auto" w:space="0"/>
+              <w:bottom w:val="double" w:sz="4" w:space="0" w:color="auto"/>
             </w:tcBorders>
           </w:tcPr>
           <w:p>
@@ -19916,10 +19916,10 @@
             <w:tcW w:w="2000" w:type="dxa"/>
             <w:vAlign w:val="center"/>
             <w:tcBorders>
-              <w:bottom w:sz="12" w:val="single" w:color="000000" w:space="0"/>
-              <w:top w:sz="0" w:val="none" w:color="auto" w:space="0"/>
-              <w:start w:sz="0" w:val="none" w:color="auto" w:space="0"/>
-              <w:end w:sz="0" w:val="none" w:color="auto" w:space="0"/>
+              <w:top w:sz="0" w:val="none" w:color="auto" w:space="0"/>
+              <w:start w:sz="0" w:val="none" w:color="auto" w:space="0"/>
+              <w:end w:sz="0" w:val="none" w:color="auto" w:space="0"/>
+              <w:bottom w:val="double" w:sz="4" w:space="0" w:color="auto"/>
             </w:tcBorders>
           </w:tcPr>
           <w:p>
@@ -19942,10 +19942,10 @@
             <w:tcW w:w="2000" w:type="dxa"/>
             <w:vAlign w:val="center"/>
             <w:tcBorders>
-              <w:bottom w:sz="12" w:val="single" w:color="000000" w:space="0"/>
-              <w:top w:sz="0" w:val="none" w:color="auto" w:space="0"/>
-              <w:start w:sz="0" w:val="none" w:color="auto" w:space="0"/>
-              <w:end w:sz="0" w:val="none" w:color="auto" w:space="0"/>
+              <w:top w:sz="0" w:val="none" w:color="auto" w:space="0"/>
+              <w:start w:sz="0" w:val="none" w:color="auto" w:space="0"/>
+              <w:end w:sz="0" w:val="none" w:color="auto" w:space="0"/>
+              <w:bottom w:val="double" w:sz="4" w:space="0" w:color="auto"/>
             </w:tcBorders>
           </w:tcPr>
           <w:p>
@@ -19968,10 +19968,10 @@
             <w:tcW w:w="1819" w:type="dxa"/>
             <w:vAlign w:val="center"/>
             <w:tcBorders>
-              <w:bottom w:sz="12" w:val="single" w:color="000000" w:space="0"/>
-              <w:top w:sz="0" w:val="none" w:color="auto" w:space="0"/>
-              <w:start w:sz="0" w:val="none" w:color="auto" w:space="0"/>
-              <w:end w:sz="0" w:val="none" w:color="auto" w:space="0"/>
+              <w:top w:sz="0" w:val="none" w:color="auto" w:space="0"/>
+              <w:start w:sz="0" w:val="none" w:color="auto" w:space="0"/>
+              <w:end w:sz="0" w:val="none" w:color="auto" w:space="0"/>
+              <w:bottom w:val="double" w:sz="4" w:space="0" w:color="auto"/>
             </w:tcBorders>
           </w:tcPr>
           <w:p>
@@ -19994,10 +19994,10 @@
             <w:tcW w:w="1819" w:type="dxa"/>
             <w:vAlign w:val="center"/>
             <w:tcBorders>
-              <w:bottom w:sz="12" w:val="single" w:color="000000" w:space="0"/>
-              <w:top w:sz="0" w:val="none" w:color="auto" w:space="0"/>
-              <w:start w:sz="0" w:val="none" w:color="auto" w:space="0"/>
-              <w:end w:sz="0" w:val="none" w:color="auto" w:space="0"/>
+              <w:top w:sz="0" w:val="none" w:color="auto" w:space="0"/>
+              <w:start w:sz="0" w:val="none" w:color="auto" w:space="0"/>
+              <w:end w:sz="0" w:val="none" w:color="auto" w:space="0"/>
+              <w:bottom w:val="double" w:sz="4" w:space="0" w:color="auto"/>
             </w:tcBorders>
           </w:tcPr>
           <w:p>
@@ -20245,10 +20245,10 @@
             <w:tcW w:w="1600" w:type="dxa"/>
             <w:vAlign w:val="center"/>
             <w:tcBorders>
-              <w:top w:sz="12" w:val="single" w:color="000000" w:space="0"/>
-              <w:bottom w:sz="6" w:val="single" w:color="000000" w:space="0"/>
-              <w:start w:sz="0" w:val="none" w:color="auto" w:space="0"/>
-              <w:end w:sz="0" w:val="none" w:color="auto" w:space="0"/>
+              <w:start w:sz="0" w:val="none" w:color="auto" w:space="0"/>
+              <w:end w:sz="0" w:val="none" w:color="auto" w:space="0"/>
+              <w:top w:val="double" w:sz="4" w:space="0" w:color="auto"/>
+              <w:bottom w:val="single" w:sz="4" w:space="0" w:color="auto"/>
             </w:tcBorders>
           </w:tcPr>
           <w:p>
@@ -20272,10 +20272,10 @@
             <w:tcW w:w="1600" w:type="dxa"/>
             <w:vAlign w:val="center"/>
             <w:tcBorders>
-              <w:top w:sz="12" w:val="single" w:color="000000" w:space="0"/>
-              <w:bottom w:sz="6" w:val="single" w:color="000000" w:space="0"/>
-              <w:start w:sz="0" w:val="none" w:color="auto" w:space="0"/>
-              <w:end w:sz="0" w:val="none" w:color="auto" w:space="0"/>
+              <w:start w:sz="0" w:val="none" w:color="auto" w:space="0"/>
+              <w:end w:sz="0" w:val="none" w:color="auto" w:space="0"/>
+              <w:top w:val="double" w:sz="4" w:space="0" w:color="auto"/>
+              <w:bottom w:val="single" w:sz="4" w:space="0" w:color="auto"/>
             </w:tcBorders>
           </w:tcPr>
           <w:p>
@@ -20299,10 +20299,10 @@
             <w:tcW w:w="2000" w:type="dxa"/>
             <w:vAlign w:val="center"/>
             <w:tcBorders>
-              <w:top w:sz="12" w:val="single" w:color="000000" w:space="0"/>
-              <w:bottom w:sz="6" w:val="single" w:color="000000" w:space="0"/>
-              <w:start w:sz="0" w:val="none" w:color="auto" w:space="0"/>
-              <w:end w:sz="0" w:val="none" w:color="auto" w:space="0"/>
+              <w:start w:sz="0" w:val="none" w:color="auto" w:space="0"/>
+              <w:end w:sz="0" w:val="none" w:color="auto" w:space="0"/>
+              <w:top w:val="double" w:sz="4" w:space="0" w:color="auto"/>
+              <w:bottom w:val="single" w:sz="4" w:space="0" w:color="auto"/>
             </w:tcBorders>
           </w:tcPr>
           <w:p>
@@ -20326,10 +20326,10 @@
             <w:tcW w:w="1800" w:type="dxa"/>
             <w:vAlign w:val="center"/>
             <w:tcBorders>
-              <w:top w:sz="12" w:val="single" w:color="000000" w:space="0"/>
-              <w:bottom w:sz="6" w:val="single" w:color="000000" w:space="0"/>
-              <w:start w:sz="0" w:val="none" w:color="auto" w:space="0"/>
-              <w:end w:sz="0" w:val="none" w:color="auto" w:space="0"/>
+              <w:start w:sz="0" w:val="none" w:color="auto" w:space="0"/>
+              <w:end w:sz="0" w:val="none" w:color="auto" w:space="0"/>
+              <w:top w:val="double" w:sz="4" w:space="0" w:color="auto"/>
+              <w:bottom w:val="single" w:sz="4" w:space="0" w:color="auto"/>
             </w:tcBorders>
           </w:tcPr>
           <w:p>
@@ -20353,10 +20353,10 @@
             <w:tcW w:w="2638" w:type="dxa"/>
             <w:vAlign w:val="center"/>
             <w:tcBorders>
-              <w:top w:sz="12" w:val="single" w:color="000000" w:space="0"/>
-              <w:bottom w:sz="6" w:val="single" w:color="000000" w:space="0"/>
-              <w:start w:sz="0" w:val="none" w:color="auto" w:space="0"/>
-              <w:end w:sz="0" w:val="none" w:color="auto" w:space="0"/>
+              <w:start w:sz="0" w:val="none" w:color="auto" w:space="0"/>
+              <w:end w:sz="0" w:val="none" w:color="auto" w:space="0"/>
+              <w:top w:val="double" w:sz="4" w:space="0" w:color="auto"/>
+              <w:bottom w:val="single" w:sz="4" w:space="0" w:color="auto"/>
             </w:tcBorders>
           </w:tcPr>
           <w:p>
@@ -20385,10 +20385,10 @@
             <w:tcW w:w="1600" w:type="dxa"/>
             <w:vAlign w:val="center"/>
             <w:tcBorders>
-              <w:top w:sz="0" w:val="none" w:color="auto" w:space="0"/>
-              <w:bottom w:sz="0" w:val="none" w:color="auto" w:space="0"/>
-              <w:start w:sz="0" w:val="none" w:color="auto" w:space="0"/>
-              <w:end w:sz="0" w:val="none" w:color="auto" w:space="0"/>
+              <w:bottom w:sz="0" w:val="none" w:color="auto" w:space="0"/>
+              <w:start w:sz="0" w:val="none" w:color="auto" w:space="0"/>
+              <w:end w:sz="0" w:val="none" w:color="auto" w:space="0"/>
+              <w:top w:val="single" w:sz="4" w:space="0" w:color="auto"/>
             </w:tcBorders>
           </w:tcPr>
           <w:p>
@@ -20411,10 +20411,10 @@
             <w:tcW w:w="1600" w:type="dxa"/>
             <w:vAlign w:val="center"/>
             <w:tcBorders>
-              <w:top w:sz="0" w:val="none" w:color="auto" w:space="0"/>
-              <w:bottom w:sz="0" w:val="none" w:color="auto" w:space="0"/>
-              <w:start w:sz="0" w:val="none" w:color="auto" w:space="0"/>
-              <w:end w:sz="0" w:val="none" w:color="auto" w:space="0"/>
+              <w:bottom w:sz="0" w:val="none" w:color="auto" w:space="0"/>
+              <w:start w:sz="0" w:val="none" w:color="auto" w:space="0"/>
+              <w:end w:sz="0" w:val="none" w:color="auto" w:space="0"/>
+              <w:top w:val="single" w:sz="4" w:space="0" w:color="auto"/>
             </w:tcBorders>
           </w:tcPr>
           <w:p>
@@ -20445,10 +20445,10 @@
             <w:tcW w:w="2000" w:type="dxa"/>
             <w:vAlign w:val="center"/>
             <w:tcBorders>
-              <w:top w:sz="0" w:val="none" w:color="auto" w:space="0"/>
-              <w:bottom w:sz="0" w:val="none" w:color="auto" w:space="0"/>
-              <w:start w:sz="0" w:val="none" w:color="auto" w:space="0"/>
-              <w:end w:sz="0" w:val="none" w:color="auto" w:space="0"/>
+              <w:bottom w:sz="0" w:val="none" w:color="auto" w:space="0"/>
+              <w:start w:sz="0" w:val="none" w:color="auto" w:space="0"/>
+              <w:end w:sz="0" w:val="none" w:color="auto" w:space="0"/>
+              <w:top w:val="single" w:sz="4" w:space="0" w:color="auto"/>
             </w:tcBorders>
           </w:tcPr>
           <w:p>
@@ -20471,10 +20471,10 @@
             <w:tcW w:w="1800" w:type="dxa"/>
             <w:vAlign w:val="center"/>
             <w:tcBorders>
-              <w:top w:sz="0" w:val="none" w:color="auto" w:space="0"/>
-              <w:bottom w:sz="0" w:val="none" w:color="auto" w:space="0"/>
-              <w:start w:sz="0" w:val="none" w:color="auto" w:space="0"/>
-              <w:end w:sz="0" w:val="none" w:color="auto" w:space="0"/>
+              <w:bottom w:sz="0" w:val="none" w:color="auto" w:space="0"/>
+              <w:start w:sz="0" w:val="none" w:color="auto" w:space="0"/>
+              <w:end w:sz="0" w:val="none" w:color="auto" w:space="0"/>
+              <w:top w:val="single" w:sz="4" w:space="0" w:color="auto"/>
             </w:tcBorders>
           </w:tcPr>
           <w:p>
@@ -20497,10 +20497,10 @@
             <w:tcW w:w="2638" w:type="dxa"/>
             <w:vAlign w:val="center"/>
             <w:tcBorders>
-              <w:top w:sz="0" w:val="none" w:color="auto" w:space="0"/>
-              <w:bottom w:sz="0" w:val="none" w:color="auto" w:space="0"/>
-              <w:start w:sz="0" w:val="none" w:color="auto" w:space="0"/>
-              <w:end w:sz="0" w:val="none" w:color="auto" w:space="0"/>
+              <w:bottom w:sz="0" w:val="none" w:color="auto" w:space="0"/>
+              <w:start w:sz="0" w:val="none" w:color="auto" w:space="0"/>
+              <w:end w:sz="0" w:val="none" w:color="auto" w:space="0"/>
+              <w:top w:val="single" w:sz="4" w:space="0" w:color="auto"/>
             </w:tcBorders>
           </w:tcPr>
           <w:p>
@@ -22729,10 +22729,10 @@
             <w:tcW w:w="1600" w:type="dxa"/>
             <w:vAlign w:val="center"/>
             <w:tcBorders>
-              <w:bottom w:sz="12" w:val="single" w:color="000000" w:space="0"/>
-              <w:top w:sz="0" w:val="none" w:color="auto" w:space="0"/>
-              <w:start w:sz="0" w:val="none" w:color="auto" w:space="0"/>
-              <w:end w:sz="0" w:val="none" w:color="auto" w:space="0"/>
+              <w:top w:sz="0" w:val="none" w:color="auto" w:space="0"/>
+              <w:start w:sz="0" w:val="none" w:color="auto" w:space="0"/>
+              <w:end w:sz="0" w:val="none" w:color="auto" w:space="0"/>
+              <w:bottom w:val="double" w:sz="4" w:space="0" w:color="auto"/>
             </w:tcBorders>
           </w:tcPr>
           <w:p>
@@ -22757,10 +22757,10 @@
             <w:tcW w:w="1600" w:type="dxa"/>
             <w:vAlign w:val="center"/>
             <w:tcBorders>
-              <w:bottom w:sz="12" w:val="single" w:color="000000" w:space="0"/>
-              <w:top w:sz="0" w:val="none" w:color="auto" w:space="0"/>
-              <w:start w:sz="0" w:val="none" w:color="auto" w:space="0"/>
-              <w:end w:sz="0" w:val="none" w:color="auto" w:space="0"/>
+              <w:top w:sz="0" w:val="none" w:color="auto" w:space="0"/>
+              <w:start w:sz="0" w:val="none" w:color="auto" w:space="0"/>
+              <w:end w:sz="0" w:val="none" w:color="auto" w:space="0"/>
+              <w:bottom w:val="double" w:sz="4" w:space="0" w:color="auto"/>
             </w:tcBorders>
           </w:tcPr>
           <w:p>
@@ -22783,10 +22783,10 @@
             <w:tcW w:w="2000" w:type="dxa"/>
             <w:vAlign w:val="center"/>
             <w:tcBorders>
-              <w:bottom w:sz="12" w:val="single" w:color="000000" w:space="0"/>
-              <w:top w:sz="0" w:val="none" w:color="auto" w:space="0"/>
-              <w:start w:sz="0" w:val="none" w:color="auto" w:space="0"/>
-              <w:end w:sz="0" w:val="none" w:color="auto" w:space="0"/>
+              <w:top w:sz="0" w:val="none" w:color="auto" w:space="0"/>
+              <w:start w:sz="0" w:val="none" w:color="auto" w:space="0"/>
+              <w:end w:sz="0" w:val="none" w:color="auto" w:space="0"/>
+              <w:bottom w:val="double" w:sz="4" w:space="0" w:color="auto"/>
             </w:tcBorders>
           </w:tcPr>
           <w:p>
@@ -22809,10 +22809,10 @@
             <w:tcW w:w="1800" w:type="dxa"/>
             <w:vAlign w:val="center"/>
             <w:tcBorders>
-              <w:bottom w:sz="12" w:val="single" w:color="000000" w:space="0"/>
-              <w:top w:sz="0" w:val="none" w:color="auto" w:space="0"/>
-              <w:start w:sz="0" w:val="none" w:color="auto" w:space="0"/>
-              <w:end w:sz="0" w:val="none" w:color="auto" w:space="0"/>
+              <w:top w:sz="0" w:val="none" w:color="auto" w:space="0"/>
+              <w:start w:sz="0" w:val="none" w:color="auto" w:space="0"/>
+              <w:end w:sz="0" w:val="none" w:color="auto" w:space="0"/>
+              <w:bottom w:val="double" w:sz="4" w:space="0" w:color="auto"/>
             </w:tcBorders>
           </w:tcPr>
           <w:p>
@@ -22835,10 +22835,10 @@
             <w:tcW w:w="2638" w:type="dxa"/>
             <w:vAlign w:val="center"/>
             <w:tcBorders>
-              <w:bottom w:sz="12" w:val="single" w:color="000000" w:space="0"/>
-              <w:top w:sz="0" w:val="none" w:color="auto" w:space="0"/>
-              <w:start w:sz="0" w:val="none" w:color="auto" w:space="0"/>
-              <w:end w:sz="0" w:val="none" w:color="auto" w:space="0"/>
+              <w:top w:sz="0" w:val="none" w:color="auto" w:space="0"/>
+              <w:start w:sz="0" w:val="none" w:color="auto" w:space="0"/>
+              <w:end w:sz="0" w:val="none" w:color="auto" w:space="0"/>
+              <w:bottom w:val="double" w:sz="4" w:space="0" w:color="auto"/>
             </w:tcBorders>
           </w:tcPr>
           <w:p>
@@ -23018,10 +23018,10 @@
             <w:tcW w:w="2000" w:type="dxa"/>
             <w:vAlign w:val="center"/>
             <w:tcBorders>
-              <w:top w:sz="12" w:val="single" w:color="000000" w:space="0"/>
-              <w:bottom w:sz="6" w:val="single" w:color="000000" w:space="0"/>
-              <w:start w:sz="0" w:val="none" w:color="auto" w:space="0"/>
-              <w:end w:sz="0" w:val="none" w:color="auto" w:space="0"/>
+              <w:start w:sz="0" w:val="none" w:color="auto" w:space="0"/>
+              <w:end w:sz="0" w:val="none" w:color="auto" w:space="0"/>
+              <w:top w:val="double" w:sz="4" w:space="0" w:color="auto"/>
+              <w:bottom w:val="single" w:sz="4" w:space="0" w:color="auto"/>
             </w:tcBorders>
           </w:tcPr>
           <w:p>
@@ -23045,10 +23045,10 @@
             <w:tcW w:w="2000" w:type="dxa"/>
             <w:vAlign w:val="center"/>
             <w:tcBorders>
-              <w:top w:sz="12" w:val="single" w:color="000000" w:space="0"/>
-              <w:bottom w:sz="6" w:val="single" w:color="000000" w:space="0"/>
-              <w:start w:sz="0" w:val="none" w:color="auto" w:space="0"/>
-              <w:end w:sz="0" w:val="none" w:color="auto" w:space="0"/>
+              <w:start w:sz="0" w:val="none" w:color="auto" w:space="0"/>
+              <w:end w:sz="0" w:val="none" w:color="auto" w:space="0"/>
+              <w:top w:val="double" w:sz="4" w:space="0" w:color="auto"/>
+              <w:bottom w:val="single" w:sz="4" w:space="0" w:color="auto"/>
             </w:tcBorders>
           </w:tcPr>
           <w:p>
@@ -23072,10 +23072,10 @@
             <w:tcW w:w="2000" w:type="dxa"/>
             <w:vAlign w:val="center"/>
             <w:tcBorders>
-              <w:top w:sz="12" w:val="single" w:color="000000" w:space="0"/>
-              <w:bottom w:sz="6" w:val="single" w:color="000000" w:space="0"/>
-              <w:start w:sz="0" w:val="none" w:color="auto" w:space="0"/>
-              <w:end w:sz="0" w:val="none" w:color="auto" w:space="0"/>
+              <w:start w:sz="0" w:val="none" w:color="auto" w:space="0"/>
+              <w:end w:sz="0" w:val="none" w:color="auto" w:space="0"/>
+              <w:top w:val="double" w:sz="4" w:space="0" w:color="auto"/>
+              <w:bottom w:val="single" w:sz="4" w:space="0" w:color="auto"/>
             </w:tcBorders>
           </w:tcPr>
           <w:p>
@@ -23099,10 +23099,10 @@
             <w:tcW w:w="1819" w:type="dxa"/>
             <w:vAlign w:val="center"/>
             <w:tcBorders>
-              <w:top w:sz="12" w:val="single" w:color="000000" w:space="0"/>
-              <w:bottom w:sz="6" w:val="single" w:color="000000" w:space="0"/>
-              <w:start w:sz="0" w:val="none" w:color="auto" w:space="0"/>
-              <w:end w:sz="0" w:val="none" w:color="auto" w:space="0"/>
+              <w:start w:sz="0" w:val="none" w:color="auto" w:space="0"/>
+              <w:end w:sz="0" w:val="none" w:color="auto" w:space="0"/>
+              <w:top w:val="double" w:sz="4" w:space="0" w:color="auto"/>
+              <w:bottom w:val="single" w:sz="4" w:space="0" w:color="auto"/>
             </w:tcBorders>
           </w:tcPr>
           <w:p>
@@ -23126,10 +23126,10 @@
             <w:tcW w:w="1819" w:type="dxa"/>
             <w:vAlign w:val="center"/>
             <w:tcBorders>
-              <w:top w:sz="12" w:val="single" w:color="000000" w:space="0"/>
-              <w:bottom w:sz="6" w:val="single" w:color="000000" w:space="0"/>
-              <w:start w:sz="0" w:val="none" w:color="auto" w:space="0"/>
-              <w:end w:sz="0" w:val="none" w:color="auto" w:space="0"/>
+              <w:start w:sz="0" w:val="none" w:color="auto" w:space="0"/>
+              <w:end w:sz="0" w:val="none" w:color="auto" w:space="0"/>
+              <w:top w:val="double" w:sz="4" w:space="0" w:color="auto"/>
+              <w:bottom w:val="single" w:sz="4" w:space="0" w:color="auto"/>
             </w:tcBorders>
           </w:tcPr>
           <w:p>
@@ -23158,10 +23158,10 @@
             <w:tcW w:w="2000" w:type="dxa"/>
             <w:vAlign w:val="center"/>
             <w:tcBorders>
-              <w:top w:sz="0" w:val="none" w:color="auto" w:space="0"/>
-              <w:bottom w:sz="0" w:val="none" w:color="auto" w:space="0"/>
-              <w:start w:sz="0" w:val="none" w:color="auto" w:space="0"/>
-              <w:end w:sz="0" w:val="none" w:color="auto" w:space="0"/>
+              <w:bottom w:sz="0" w:val="none" w:color="auto" w:space="0"/>
+              <w:start w:sz="0" w:val="none" w:color="auto" w:space="0"/>
+              <w:end w:sz="0" w:val="none" w:color="auto" w:space="0"/>
+              <w:top w:val="single" w:sz="4" w:space="0" w:color="auto"/>
             </w:tcBorders>
           </w:tcPr>
           <w:p>
@@ -23184,10 +23184,10 @@
             <w:tcW w:w="2000" w:type="dxa"/>
             <w:vAlign w:val="center"/>
             <w:tcBorders>
-              <w:top w:sz="0" w:val="none" w:color="auto" w:space="0"/>
-              <w:bottom w:sz="0" w:val="none" w:color="auto" w:space="0"/>
-              <w:start w:sz="0" w:val="none" w:color="auto" w:space="0"/>
-              <w:end w:sz="0" w:val="none" w:color="auto" w:space="0"/>
+              <w:bottom w:sz="0" w:val="none" w:color="auto" w:space="0"/>
+              <w:start w:sz="0" w:val="none" w:color="auto" w:space="0"/>
+              <w:end w:sz="0" w:val="none" w:color="auto" w:space="0"/>
+              <w:top w:val="single" w:sz="4" w:space="0" w:color="auto"/>
             </w:tcBorders>
           </w:tcPr>
           <w:p>
@@ -23218,10 +23218,10 @@
             <w:tcW w:w="2000" w:type="dxa"/>
             <w:vAlign w:val="center"/>
             <w:tcBorders>
-              <w:top w:sz="0" w:val="none" w:color="auto" w:space="0"/>
-              <w:bottom w:sz="0" w:val="none" w:color="auto" w:space="0"/>
-              <w:start w:sz="0" w:val="none" w:color="auto" w:space="0"/>
-              <w:end w:sz="0" w:val="none" w:color="auto" w:space="0"/>
+              <w:bottom w:sz="0" w:val="none" w:color="auto" w:space="0"/>
+              <w:start w:sz="0" w:val="none" w:color="auto" w:space="0"/>
+              <w:end w:sz="0" w:val="none" w:color="auto" w:space="0"/>
+              <w:top w:val="single" w:sz="4" w:space="0" w:color="auto"/>
             </w:tcBorders>
           </w:tcPr>
           <w:p>
@@ -23244,10 +23244,10 @@
             <w:tcW w:w="1819" w:type="dxa"/>
             <w:vAlign w:val="center"/>
             <w:tcBorders>
-              <w:top w:sz="0" w:val="none" w:color="auto" w:space="0"/>
-              <w:bottom w:sz="0" w:val="none" w:color="auto" w:space="0"/>
-              <w:start w:sz="0" w:val="none" w:color="auto" w:space="0"/>
-              <w:end w:sz="0" w:val="none" w:color="auto" w:space="0"/>
+              <w:bottom w:sz="0" w:val="none" w:color="auto" w:space="0"/>
+              <w:start w:sz="0" w:val="none" w:color="auto" w:space="0"/>
+              <w:end w:sz="0" w:val="none" w:color="auto" w:space="0"/>
+              <w:top w:val="single" w:sz="4" w:space="0" w:color="auto"/>
             </w:tcBorders>
           </w:tcPr>
           <w:p>
@@ -23270,10 +23270,10 @@
             <w:tcW w:w="1819" w:type="dxa"/>
             <w:vAlign w:val="center"/>
             <w:tcBorders>
-              <w:top w:sz="0" w:val="none" w:color="auto" w:space="0"/>
-              <w:bottom w:sz="0" w:val="none" w:color="auto" w:space="0"/>
-              <w:start w:sz="0" w:val="none" w:color="auto" w:space="0"/>
-              <w:end w:sz="0" w:val="none" w:color="auto" w:space="0"/>
+              <w:bottom w:sz="0" w:val="none" w:color="auto" w:space="0"/>
+              <w:start w:sz="0" w:val="none" w:color="auto" w:space="0"/>
+              <w:end w:sz="0" w:val="none" w:color="auto" w:space="0"/>
+              <w:top w:val="single" w:sz="4" w:space="0" w:color="auto"/>
             </w:tcBorders>
           </w:tcPr>
           <w:p>
@@ -24237,10 +24237,10 @@
             <w:tcW w:w="2000" w:type="dxa"/>
             <w:vAlign w:val="center"/>
             <w:tcBorders>
-              <w:bottom w:sz="12" w:val="single" w:color="000000" w:space="0"/>
-              <w:top w:sz="0" w:val="none" w:color="auto" w:space="0"/>
-              <w:start w:sz="0" w:val="none" w:color="auto" w:space="0"/>
-              <w:end w:sz="0" w:val="none" w:color="auto" w:space="0"/>
+              <w:top w:sz="0" w:val="none" w:color="auto" w:space="0"/>
+              <w:start w:sz="0" w:val="none" w:color="auto" w:space="0"/>
+              <w:end w:sz="0" w:val="none" w:color="auto" w:space="0"/>
+              <w:bottom w:val="double" w:sz="4" w:space="0" w:color="auto"/>
             </w:tcBorders>
           </w:tcPr>
           <w:p>
@@ -24265,10 +24265,10 @@
             <w:tcW w:w="2000" w:type="dxa"/>
             <w:vAlign w:val="center"/>
             <w:tcBorders>
-              <w:bottom w:sz="12" w:val="single" w:color="000000" w:space="0"/>
-              <w:top w:sz="0" w:val="none" w:color="auto" w:space="0"/>
-              <w:start w:sz="0" w:val="none" w:color="auto" w:space="0"/>
-              <w:end w:sz="0" w:val="none" w:color="auto" w:space="0"/>
+              <w:top w:sz="0" w:val="none" w:color="auto" w:space="0"/>
+              <w:start w:sz="0" w:val="none" w:color="auto" w:space="0"/>
+              <w:end w:sz="0" w:val="none" w:color="auto" w:space="0"/>
+              <w:bottom w:val="double" w:sz="4" w:space="0" w:color="auto"/>
             </w:tcBorders>
           </w:tcPr>
           <w:p>
@@ -24291,10 +24291,10 @@
             <w:tcW w:w="2000" w:type="dxa"/>
             <w:vAlign w:val="center"/>
             <w:tcBorders>
-              <w:bottom w:sz="12" w:val="single" w:color="000000" w:space="0"/>
-              <w:top w:sz="0" w:val="none" w:color="auto" w:space="0"/>
-              <w:start w:sz="0" w:val="none" w:color="auto" w:space="0"/>
-              <w:end w:sz="0" w:val="none" w:color="auto" w:space="0"/>
+              <w:top w:sz="0" w:val="none" w:color="auto" w:space="0"/>
+              <w:start w:sz="0" w:val="none" w:color="auto" w:space="0"/>
+              <w:end w:sz="0" w:val="none" w:color="auto" w:space="0"/>
+              <w:bottom w:val="double" w:sz="4" w:space="0" w:color="auto"/>
             </w:tcBorders>
           </w:tcPr>
           <w:p>
@@ -24327,10 +24327,10 @@
             <w:tcW w:w="1819" w:type="dxa"/>
             <w:vAlign w:val="center"/>
             <w:tcBorders>
-              <w:bottom w:sz="12" w:val="single" w:color="000000" w:space="0"/>
-              <w:top w:sz="0" w:val="none" w:color="auto" w:space="0"/>
-              <w:start w:sz="0" w:val="none" w:color="auto" w:space="0"/>
-              <w:end w:sz="0" w:val="none" w:color="auto" w:space="0"/>
+              <w:top w:sz="0" w:val="none" w:color="auto" w:space="0"/>
+              <w:start w:sz="0" w:val="none" w:color="auto" w:space="0"/>
+              <w:end w:sz="0" w:val="none" w:color="auto" w:space="0"/>
+              <w:bottom w:val="double" w:sz="4" w:space="0" w:color="auto"/>
             </w:tcBorders>
           </w:tcPr>
           <w:p>
@@ -24353,10 +24353,10 @@
             <w:tcW w:w="1819" w:type="dxa"/>
             <w:vAlign w:val="center"/>
             <w:tcBorders>
-              <w:bottom w:sz="12" w:val="single" w:color="000000" w:space="0"/>
-              <w:top w:sz="0" w:val="none" w:color="auto" w:space="0"/>
-              <w:start w:sz="0" w:val="none" w:color="auto" w:space="0"/>
-              <w:end w:sz="0" w:val="none" w:color="auto" w:space="0"/>
+              <w:top w:sz="0" w:val="none" w:color="auto" w:space="0"/>
+              <w:start w:sz="0" w:val="none" w:color="auto" w:space="0"/>
+              <w:end w:sz="0" w:val="none" w:color="auto" w:space="0"/>
+              <w:bottom w:val="double" w:sz="4" w:space="0" w:color="auto"/>
             </w:tcBorders>
           </w:tcPr>
           <w:p>
@@ -24566,10 +24566,10 @@
             <w:tcW w:w="2000" w:type="dxa"/>
             <w:vAlign w:val="center"/>
             <w:tcBorders>
-              <w:top w:sz="12" w:val="single" w:color="000000" w:space="0"/>
-              <w:bottom w:sz="6" w:val="single" w:color="000000" w:space="0"/>
-              <w:start w:sz="0" w:val="none" w:color="auto" w:space="0"/>
-              <w:end w:sz="0" w:val="none" w:color="auto" w:space="0"/>
+              <w:start w:sz="0" w:val="none" w:color="auto" w:space="0"/>
+              <w:end w:sz="0" w:val="none" w:color="auto" w:space="0"/>
+              <w:top w:val="double" w:sz="4" w:space="0" w:color="auto"/>
+              <w:bottom w:val="single" w:sz="4" w:space="0" w:color="auto"/>
             </w:tcBorders>
           </w:tcPr>
           <w:p>
@@ -24593,10 +24593,10 @@
             <w:tcW w:w="2000" w:type="dxa"/>
             <w:vAlign w:val="center"/>
             <w:tcBorders>
-              <w:top w:sz="12" w:val="single" w:color="000000" w:space="0"/>
-              <w:bottom w:sz="6" w:val="single" w:color="000000" w:space="0"/>
-              <w:start w:sz="0" w:val="none" w:color="auto" w:space="0"/>
-              <w:end w:sz="0" w:val="none" w:color="auto" w:space="0"/>
+              <w:start w:sz="0" w:val="none" w:color="auto" w:space="0"/>
+              <w:end w:sz="0" w:val="none" w:color="auto" w:space="0"/>
+              <w:top w:val="double" w:sz="4" w:space="0" w:color="auto"/>
+              <w:bottom w:val="single" w:sz="4" w:space="0" w:color="auto"/>
             </w:tcBorders>
           </w:tcPr>
           <w:p>
@@ -24620,10 +24620,10 @@
             <w:tcW w:w="2000" w:type="dxa"/>
             <w:vAlign w:val="center"/>
             <w:tcBorders>
-              <w:top w:sz="12" w:val="single" w:color="000000" w:space="0"/>
-              <w:bottom w:sz="6" w:val="single" w:color="000000" w:space="0"/>
-              <w:start w:sz="0" w:val="none" w:color="auto" w:space="0"/>
-              <w:end w:sz="0" w:val="none" w:color="auto" w:space="0"/>
+              <w:start w:sz="0" w:val="none" w:color="auto" w:space="0"/>
+              <w:end w:sz="0" w:val="none" w:color="auto" w:space="0"/>
+              <w:top w:val="double" w:sz="4" w:space="0" w:color="auto"/>
+              <w:bottom w:val="single" w:sz="4" w:space="0" w:color="auto"/>
             </w:tcBorders>
           </w:tcPr>
           <w:p>
@@ -24647,10 +24647,10 @@
             <w:tcW w:w="1819" w:type="dxa"/>
             <w:vAlign w:val="center"/>
             <w:tcBorders>
-              <w:top w:sz="12" w:val="single" w:color="000000" w:space="0"/>
-              <w:bottom w:sz="6" w:val="single" w:color="000000" w:space="0"/>
-              <w:start w:sz="0" w:val="none" w:color="auto" w:space="0"/>
-              <w:end w:sz="0" w:val="none" w:color="auto" w:space="0"/>
+              <w:start w:sz="0" w:val="none" w:color="auto" w:space="0"/>
+              <w:end w:sz="0" w:val="none" w:color="auto" w:space="0"/>
+              <w:top w:val="double" w:sz="4" w:space="0" w:color="auto"/>
+              <w:bottom w:val="single" w:sz="4" w:space="0" w:color="auto"/>
             </w:tcBorders>
           </w:tcPr>
           <w:p>
@@ -24674,10 +24674,10 @@
             <w:tcW w:w="1819" w:type="dxa"/>
             <w:vAlign w:val="center"/>
             <w:tcBorders>
-              <w:top w:sz="12" w:val="single" w:color="000000" w:space="0"/>
-              <w:bottom w:sz="6" w:val="single" w:color="000000" w:space="0"/>
-              <w:start w:sz="0" w:val="none" w:color="auto" w:space="0"/>
-              <w:end w:sz="0" w:val="none" w:color="auto" w:space="0"/>
+              <w:start w:sz="0" w:val="none" w:color="auto" w:space="0"/>
+              <w:end w:sz="0" w:val="none" w:color="auto" w:space="0"/>
+              <w:top w:val="double" w:sz="4" w:space="0" w:color="auto"/>
+              <w:bottom w:val="single" w:sz="4" w:space="0" w:color="auto"/>
             </w:tcBorders>
           </w:tcPr>
           <w:p>
@@ -24706,10 +24706,10 @@
             <w:tcW w:w="2000" w:type="dxa"/>
             <w:vAlign w:val="center"/>
             <w:tcBorders>
-              <w:top w:sz="0" w:val="none" w:color="auto" w:space="0"/>
-              <w:bottom w:sz="0" w:val="none" w:color="auto" w:space="0"/>
-              <w:start w:sz="0" w:val="none" w:color="auto" w:space="0"/>
-              <w:end w:sz="0" w:val="none" w:color="auto" w:space="0"/>
+              <w:bottom w:sz="0" w:val="none" w:color="auto" w:space="0"/>
+              <w:start w:sz="0" w:val="none" w:color="auto" w:space="0"/>
+              <w:end w:sz="0" w:val="none" w:color="auto" w:space="0"/>
+              <w:top w:val="single" w:sz="4" w:space="0" w:color="auto"/>
             </w:tcBorders>
           </w:tcPr>
           <w:p>
@@ -24732,10 +24732,10 @@
             <w:tcW w:w="2000" w:type="dxa"/>
             <w:vAlign w:val="center"/>
             <w:tcBorders>
-              <w:top w:sz="0" w:val="none" w:color="auto" w:space="0"/>
-              <w:bottom w:sz="0" w:val="none" w:color="auto" w:space="0"/>
-              <w:start w:sz="0" w:val="none" w:color="auto" w:space="0"/>
-              <w:end w:sz="0" w:val="none" w:color="auto" w:space="0"/>
+              <w:bottom w:sz="0" w:val="none" w:color="auto" w:space="0"/>
+              <w:start w:sz="0" w:val="none" w:color="auto" w:space="0"/>
+              <w:end w:sz="0" w:val="none" w:color="auto" w:space="0"/>
+              <w:top w:val="single" w:sz="4" w:space="0" w:color="auto"/>
             </w:tcBorders>
           </w:tcPr>
           <w:p>
@@ -24766,10 +24766,10 @@
             <w:tcW w:w="2000" w:type="dxa"/>
             <w:vAlign w:val="center"/>
             <w:tcBorders>
-              <w:top w:sz="0" w:val="none" w:color="auto" w:space="0"/>
-              <w:bottom w:sz="0" w:val="none" w:color="auto" w:space="0"/>
-              <w:start w:sz="0" w:val="none" w:color="auto" w:space="0"/>
-              <w:end w:sz="0" w:val="none" w:color="auto" w:space="0"/>
+              <w:bottom w:sz="0" w:val="none" w:color="auto" w:space="0"/>
+              <w:start w:sz="0" w:val="none" w:color="auto" w:space="0"/>
+              <w:end w:sz="0" w:val="none" w:color="auto" w:space="0"/>
+              <w:top w:val="single" w:sz="4" w:space="0" w:color="auto"/>
             </w:tcBorders>
           </w:tcPr>
           <w:p>
@@ -24792,10 +24792,10 @@
             <w:tcW w:w="1819" w:type="dxa"/>
             <w:vAlign w:val="center"/>
             <w:tcBorders>
-              <w:top w:sz="0" w:val="none" w:color="auto" w:space="0"/>
-              <w:bottom w:sz="0" w:val="none" w:color="auto" w:space="0"/>
-              <w:start w:sz="0" w:val="none" w:color="auto" w:space="0"/>
-              <w:end w:sz="0" w:val="none" w:color="auto" w:space="0"/>
+              <w:bottom w:sz="0" w:val="none" w:color="auto" w:space="0"/>
+              <w:start w:sz="0" w:val="none" w:color="auto" w:space="0"/>
+              <w:end w:sz="0" w:val="none" w:color="auto" w:space="0"/>
+              <w:top w:val="single" w:sz="4" w:space="0" w:color="auto"/>
             </w:tcBorders>
           </w:tcPr>
           <w:p>
@@ -24818,10 +24818,10 @@
             <w:tcW w:w="1819" w:type="dxa"/>
             <w:vAlign w:val="center"/>
             <w:tcBorders>
-              <w:top w:sz="0" w:val="none" w:color="auto" w:space="0"/>
-              <w:bottom w:sz="0" w:val="none" w:color="auto" w:space="0"/>
-              <w:start w:sz="0" w:val="none" w:color="auto" w:space="0"/>
-              <w:end w:sz="0" w:val="none" w:color="auto" w:space="0"/>
+              <w:bottom w:sz="0" w:val="none" w:color="auto" w:space="0"/>
+              <w:start w:sz="0" w:val="none" w:color="auto" w:space="0"/>
+              <w:end w:sz="0" w:val="none" w:color="auto" w:space="0"/>
+              <w:top w:val="single" w:sz="4" w:space="0" w:color="auto"/>
             </w:tcBorders>
           </w:tcPr>
           <w:p>
@@ -26347,10 +26347,10 @@
             <w:tcW w:w="2000" w:type="dxa"/>
             <w:vAlign w:val="center"/>
             <w:tcBorders>
-              <w:bottom w:sz="12" w:val="single" w:color="000000" w:space="0"/>
-              <w:top w:sz="0" w:val="none" w:color="auto" w:space="0"/>
-              <w:start w:sz="0" w:val="none" w:color="auto" w:space="0"/>
-              <w:end w:sz="0" w:val="none" w:color="auto" w:space="0"/>
+              <w:top w:sz="0" w:val="none" w:color="auto" w:space="0"/>
+              <w:start w:sz="0" w:val="none" w:color="auto" w:space="0"/>
+              <w:end w:sz="0" w:val="none" w:color="auto" w:space="0"/>
+              <w:bottom w:val="double" w:sz="4" w:space="0" w:color="auto"/>
             </w:tcBorders>
           </w:tcPr>
           <w:p>
@@ -26375,10 +26375,10 @@
             <w:tcW w:w="2000" w:type="dxa"/>
             <w:vAlign w:val="center"/>
             <w:tcBorders>
-              <w:bottom w:sz="12" w:val="single" w:color="000000" w:space="0"/>
-              <w:top w:sz="0" w:val="none" w:color="auto" w:space="0"/>
-              <w:start w:sz="0" w:val="none" w:color="auto" w:space="0"/>
-              <w:end w:sz="0" w:val="none" w:color="auto" w:space="0"/>
+              <w:top w:sz="0" w:val="none" w:color="auto" w:space="0"/>
+              <w:start w:sz="0" w:val="none" w:color="auto" w:space="0"/>
+              <w:end w:sz="0" w:val="none" w:color="auto" w:space="0"/>
+              <w:bottom w:val="double" w:sz="4" w:space="0" w:color="auto"/>
             </w:tcBorders>
           </w:tcPr>
           <w:p>
@@ -26401,10 +26401,10 @@
             <w:tcW w:w="2000" w:type="dxa"/>
             <w:vAlign w:val="center"/>
             <w:tcBorders>
-              <w:bottom w:sz="12" w:val="single" w:color="000000" w:space="0"/>
-              <w:top w:sz="0" w:val="none" w:color="auto" w:space="0"/>
-              <w:start w:sz="0" w:val="none" w:color="auto" w:space="0"/>
-              <w:end w:sz="0" w:val="none" w:color="auto" w:space="0"/>
+              <w:top w:sz="0" w:val="none" w:color="auto" w:space="0"/>
+              <w:start w:sz="0" w:val="none" w:color="auto" w:space="0"/>
+              <w:end w:sz="0" w:val="none" w:color="auto" w:space="0"/>
+              <w:bottom w:val="double" w:sz="4" w:space="0" w:color="auto"/>
             </w:tcBorders>
           </w:tcPr>
           <w:p>
@@ -26427,10 +26427,10 @@
             <w:tcW w:w="1819" w:type="dxa"/>
             <w:vAlign w:val="center"/>
             <w:tcBorders>
-              <w:bottom w:sz="12" w:val="single" w:color="000000" w:space="0"/>
-              <w:top w:sz="0" w:val="none" w:color="auto" w:space="0"/>
-              <w:start w:sz="0" w:val="none" w:color="auto" w:space="0"/>
-              <w:end w:sz="0" w:val="none" w:color="auto" w:space="0"/>
+              <w:top w:sz="0" w:val="none" w:color="auto" w:space="0"/>
+              <w:start w:sz="0" w:val="none" w:color="auto" w:space="0"/>
+              <w:end w:sz="0" w:val="none" w:color="auto" w:space="0"/>
+              <w:bottom w:val="double" w:sz="4" w:space="0" w:color="auto"/>
             </w:tcBorders>
           </w:tcPr>
           <w:p>
@@ -26453,10 +26453,10 @@
             <w:tcW w:w="1819" w:type="dxa"/>
             <w:vAlign w:val="center"/>
             <w:tcBorders>
-              <w:bottom w:sz="12" w:val="single" w:color="000000" w:space="0"/>
-              <w:top w:sz="0" w:val="none" w:color="auto" w:space="0"/>
-              <w:start w:sz="0" w:val="none" w:color="auto" w:space="0"/>
-              <w:end w:sz="0" w:val="none" w:color="auto" w:space="0"/>
+              <w:top w:sz="0" w:val="none" w:color="auto" w:space="0"/>
+              <w:start w:sz="0" w:val="none" w:color="auto" w:space="0"/>
+              <w:end w:sz="0" w:val="none" w:color="auto" w:space="0"/>
+              <w:bottom w:val="double" w:sz="4" w:space="0" w:color="auto"/>
             </w:tcBorders>
           </w:tcPr>
           <w:p>
@@ -26644,10 +26644,10 @@
             <w:tcW w:w="2000" w:type="dxa"/>
             <w:vAlign w:val="center"/>
             <w:tcBorders>
-              <w:top w:sz="12" w:val="single" w:color="000000" w:space="0"/>
-              <w:bottom w:sz="6" w:val="single" w:color="000000" w:space="0"/>
-              <w:start w:sz="0" w:val="none" w:color="auto" w:space="0"/>
-              <w:end w:sz="0" w:val="none" w:color="auto" w:space="0"/>
+              <w:start w:sz="0" w:val="none" w:color="auto" w:space="0"/>
+              <w:end w:sz="0" w:val="none" w:color="auto" w:space="0"/>
+              <w:top w:val="double" w:sz="4" w:space="0" w:color="auto"/>
+              <w:bottom w:val="single" w:sz="4" w:space="0" w:color="auto"/>
             </w:tcBorders>
           </w:tcPr>
           <w:p>
@@ -26671,10 +26671,10 @@
             <w:tcW w:w="2000" w:type="dxa"/>
             <w:vAlign w:val="center"/>
             <w:tcBorders>
-              <w:top w:sz="12" w:val="single" w:color="000000" w:space="0"/>
-              <w:bottom w:sz="6" w:val="single" w:color="000000" w:space="0"/>
-              <w:start w:sz="0" w:val="none" w:color="auto" w:space="0"/>
-              <w:end w:sz="0" w:val="none" w:color="auto" w:space="0"/>
+              <w:start w:sz="0" w:val="none" w:color="auto" w:space="0"/>
+              <w:end w:sz="0" w:val="none" w:color="auto" w:space="0"/>
+              <w:top w:val="double" w:sz="4" w:space="0" w:color="auto"/>
+              <w:bottom w:val="single" w:sz="4" w:space="0" w:color="auto"/>
             </w:tcBorders>
           </w:tcPr>
           <w:p>
@@ -26698,10 +26698,10 @@
             <w:tcW w:w="2000" w:type="dxa"/>
             <w:vAlign w:val="center"/>
             <w:tcBorders>
-              <w:top w:sz="12" w:val="single" w:color="000000" w:space="0"/>
-              <w:bottom w:sz="6" w:val="single" w:color="000000" w:space="0"/>
-              <w:start w:sz="0" w:val="none" w:color="auto" w:space="0"/>
-              <w:end w:sz="0" w:val="none" w:color="auto" w:space="0"/>
+              <w:start w:sz="0" w:val="none" w:color="auto" w:space="0"/>
+              <w:end w:sz="0" w:val="none" w:color="auto" w:space="0"/>
+              <w:top w:val="double" w:sz="4" w:space="0" w:color="auto"/>
+              <w:bottom w:val="single" w:sz="4" w:space="0" w:color="auto"/>
             </w:tcBorders>
           </w:tcPr>
           <w:p>
@@ -26725,10 +26725,10 @@
             <w:tcW w:w="1819" w:type="dxa"/>
             <w:vAlign w:val="center"/>
             <w:tcBorders>
-              <w:top w:sz="12" w:val="single" w:color="000000" w:space="0"/>
-              <w:bottom w:sz="6" w:val="single" w:color="000000" w:space="0"/>
-              <w:start w:sz="0" w:val="none" w:color="auto" w:space="0"/>
-              <w:end w:sz="0" w:val="none" w:color="auto" w:space="0"/>
+              <w:start w:sz="0" w:val="none" w:color="auto" w:space="0"/>
+              <w:end w:sz="0" w:val="none" w:color="auto" w:space="0"/>
+              <w:top w:val="double" w:sz="4" w:space="0" w:color="auto"/>
+              <w:bottom w:val="single" w:sz="4" w:space="0" w:color="auto"/>
             </w:tcBorders>
           </w:tcPr>
           <w:p>
@@ -26752,10 +26752,10 @@
             <w:tcW w:w="1819" w:type="dxa"/>
             <w:vAlign w:val="center"/>
             <w:tcBorders>
-              <w:top w:sz="12" w:val="single" w:color="000000" w:space="0"/>
-              <w:bottom w:sz="6" w:val="single" w:color="000000" w:space="0"/>
-              <w:start w:sz="0" w:val="none" w:color="auto" w:space="0"/>
-              <w:end w:sz="0" w:val="none" w:color="auto" w:space="0"/>
+              <w:start w:sz="0" w:val="none" w:color="auto" w:space="0"/>
+              <w:end w:sz="0" w:val="none" w:color="auto" w:space="0"/>
+              <w:top w:val="double" w:sz="4" w:space="0" w:color="auto"/>
+              <w:bottom w:val="single" w:sz="4" w:space="0" w:color="auto"/>
             </w:tcBorders>
           </w:tcPr>
           <w:p>
@@ -26784,10 +26784,10 @@
             <w:tcW w:w="2000" w:type="dxa"/>
             <w:vAlign w:val="center"/>
             <w:tcBorders>
-              <w:top w:sz="0" w:val="none" w:color="auto" w:space="0"/>
-              <w:bottom w:sz="0" w:val="none" w:color="auto" w:space="0"/>
-              <w:start w:sz="0" w:val="none" w:color="auto" w:space="0"/>
-              <w:end w:sz="0" w:val="none" w:color="auto" w:space="0"/>
+              <w:bottom w:sz="0" w:val="none" w:color="auto" w:space="0"/>
+              <w:start w:sz="0" w:val="none" w:color="auto" w:space="0"/>
+              <w:end w:sz="0" w:val="none" w:color="auto" w:space="0"/>
+              <w:top w:val="single" w:sz="4" w:space="0" w:color="auto"/>
             </w:tcBorders>
           </w:tcPr>
           <w:p>
@@ -26810,10 +26810,10 @@
             <w:tcW w:w="2000" w:type="dxa"/>
             <w:vAlign w:val="center"/>
             <w:tcBorders>
-              <w:top w:sz="0" w:val="none" w:color="auto" w:space="0"/>
-              <w:bottom w:sz="0" w:val="none" w:color="auto" w:space="0"/>
-              <w:start w:sz="0" w:val="none" w:color="auto" w:space="0"/>
-              <w:end w:sz="0" w:val="none" w:color="auto" w:space="0"/>
+              <w:bottom w:sz="0" w:val="none" w:color="auto" w:space="0"/>
+              <w:start w:sz="0" w:val="none" w:color="auto" w:space="0"/>
+              <w:end w:sz="0" w:val="none" w:color="auto" w:space="0"/>
+              <w:top w:val="single" w:sz="4" w:space="0" w:color="auto"/>
             </w:tcBorders>
           </w:tcPr>
           <w:p>
@@ -26844,10 +26844,10 @@
             <w:tcW w:w="2000" w:type="dxa"/>
             <w:vAlign w:val="center"/>
             <w:tcBorders>
-              <w:top w:sz="0" w:val="none" w:color="auto" w:space="0"/>
-              <w:bottom w:sz="0" w:val="none" w:color="auto" w:space="0"/>
-              <w:start w:sz="0" w:val="none" w:color="auto" w:space="0"/>
-              <w:end w:sz="0" w:val="none" w:color="auto" w:space="0"/>
+              <w:bottom w:sz="0" w:val="none" w:color="auto" w:space="0"/>
+              <w:start w:sz="0" w:val="none" w:color="auto" w:space="0"/>
+              <w:end w:sz="0" w:val="none" w:color="auto" w:space="0"/>
+              <w:top w:val="single" w:sz="4" w:space="0" w:color="auto"/>
             </w:tcBorders>
           </w:tcPr>
           <w:p>
@@ -26870,10 +26870,10 @@
             <w:tcW w:w="1819" w:type="dxa"/>
             <w:vAlign w:val="center"/>
             <w:tcBorders>
-              <w:top w:sz="0" w:val="none" w:color="auto" w:space="0"/>
-              <w:bottom w:sz="0" w:val="none" w:color="auto" w:space="0"/>
-              <w:start w:sz="0" w:val="none" w:color="auto" w:space="0"/>
-              <w:end w:sz="0" w:val="none" w:color="auto" w:space="0"/>
+              <w:bottom w:sz="0" w:val="none" w:color="auto" w:space="0"/>
+              <w:start w:sz="0" w:val="none" w:color="auto" w:space="0"/>
+              <w:end w:sz="0" w:val="none" w:color="auto" w:space="0"/>
+              <w:top w:val="single" w:sz="4" w:space="0" w:color="auto"/>
             </w:tcBorders>
           </w:tcPr>
           <w:p>
@@ -26896,10 +26896,10 @@
             <w:tcW w:w="1819" w:type="dxa"/>
             <w:vAlign w:val="center"/>
             <w:tcBorders>
-              <w:top w:sz="0" w:val="none" w:color="auto" w:space="0"/>
-              <w:bottom w:sz="0" w:val="none" w:color="auto" w:space="0"/>
-              <w:start w:sz="0" w:val="none" w:color="auto" w:space="0"/>
-              <w:end w:sz="0" w:val="none" w:color="auto" w:space="0"/>
+              <w:bottom w:sz="0" w:val="none" w:color="auto" w:space="0"/>
+              <w:start w:sz="0" w:val="none" w:color="auto" w:space="0"/>
+              <w:end w:sz="0" w:val="none" w:color="auto" w:space="0"/>
+              <w:top w:val="single" w:sz="4" w:space="0" w:color="auto"/>
             </w:tcBorders>
           </w:tcPr>
           <w:p>
@@ -28002,10 +28002,10 @@
             <w:tcW w:w="2000" w:type="dxa"/>
             <w:vAlign w:val="center"/>
             <w:tcBorders>
-              <w:bottom w:sz="12" w:val="single" w:color="000000" w:space="0"/>
-              <w:top w:sz="0" w:val="none" w:color="auto" w:space="0"/>
-              <w:start w:sz="0" w:val="none" w:color="auto" w:space="0"/>
-              <w:end w:sz="0" w:val="none" w:color="auto" w:space="0"/>
+              <w:top w:sz="0" w:val="none" w:color="auto" w:space="0"/>
+              <w:start w:sz="0" w:val="none" w:color="auto" w:space="0"/>
+              <w:end w:sz="0" w:val="none" w:color="auto" w:space="0"/>
+              <w:bottom w:val="double" w:sz="4" w:space="0" w:color="auto"/>
             </w:tcBorders>
           </w:tcPr>
           <w:p>
@@ -28030,10 +28030,10 @@
             <w:tcW w:w="2000" w:type="dxa"/>
             <w:vAlign w:val="center"/>
             <w:tcBorders>
-              <w:bottom w:sz="12" w:val="single" w:color="000000" w:space="0"/>
-              <w:top w:sz="0" w:val="none" w:color="auto" w:space="0"/>
-              <w:start w:sz="0" w:val="none" w:color="auto" w:space="0"/>
-              <w:end w:sz="0" w:val="none" w:color="auto" w:space="0"/>
+              <w:top w:sz="0" w:val="none" w:color="auto" w:space="0"/>
+              <w:start w:sz="0" w:val="none" w:color="auto" w:space="0"/>
+              <w:end w:sz="0" w:val="none" w:color="auto" w:space="0"/>
+              <w:bottom w:val="double" w:sz="4" w:space="0" w:color="auto"/>
             </w:tcBorders>
           </w:tcPr>
           <w:p>
@@ -28056,10 +28056,10 @@
             <w:tcW w:w="2000" w:type="dxa"/>
             <w:vAlign w:val="center"/>
             <w:tcBorders>
-              <w:bottom w:sz="12" w:val="single" w:color="000000" w:space="0"/>
-              <w:top w:sz="0" w:val="none" w:color="auto" w:space="0"/>
-              <w:start w:sz="0" w:val="none" w:color="auto" w:space="0"/>
-              <w:end w:sz="0" w:val="none" w:color="auto" w:space="0"/>
+              <w:top w:sz="0" w:val="none" w:color="auto" w:space="0"/>
+              <w:start w:sz="0" w:val="none" w:color="auto" w:space="0"/>
+              <w:end w:sz="0" w:val="none" w:color="auto" w:space="0"/>
+              <w:bottom w:val="double" w:sz="4" w:space="0" w:color="auto"/>
             </w:tcBorders>
           </w:tcPr>
           <w:p>
@@ -28082,10 +28082,10 @@
             <w:tcW w:w="1819" w:type="dxa"/>
             <w:vAlign w:val="center"/>
             <w:tcBorders>
-              <w:bottom w:sz="12" w:val="single" w:color="000000" w:space="0"/>
-              <w:top w:sz="0" w:val="none" w:color="auto" w:space="0"/>
-              <w:start w:sz="0" w:val="none" w:color="auto" w:space="0"/>
-              <w:end w:sz="0" w:val="none" w:color="auto" w:space="0"/>
+              <w:top w:sz="0" w:val="none" w:color="auto" w:space="0"/>
+              <w:start w:sz="0" w:val="none" w:color="auto" w:space="0"/>
+              <w:end w:sz="0" w:val="none" w:color="auto" w:space="0"/>
+              <w:bottom w:val="double" w:sz="4" w:space="0" w:color="auto"/>
             </w:tcBorders>
           </w:tcPr>
           <w:p>
@@ -28108,10 +28108,10 @@
             <w:tcW w:w="1819" w:type="dxa"/>
             <w:vAlign w:val="center"/>
             <w:tcBorders>
-              <w:bottom w:sz="12" w:val="single" w:color="000000" w:space="0"/>
-              <w:top w:sz="0" w:val="none" w:color="auto" w:space="0"/>
-              <w:start w:sz="0" w:val="none" w:color="auto" w:space="0"/>
-              <w:end w:sz="0" w:val="none" w:color="auto" w:space="0"/>
+              <w:top w:sz="0" w:val="none" w:color="auto" w:space="0"/>
+              <w:start w:sz="0" w:val="none" w:color="auto" w:space="0"/>
+              <w:end w:sz="0" w:val="none" w:color="auto" w:space="0"/>
+              <w:bottom w:val="double" w:sz="4" w:space="0" w:color="auto"/>
             </w:tcBorders>
           </w:tcPr>
           <w:p>
@@ -28319,10 +28319,10 @@
             <w:tcW w:w="2000" w:type="dxa"/>
             <w:vAlign w:val="center"/>
             <w:tcBorders>
-              <w:top w:sz="12" w:val="single" w:color="000000" w:space="0"/>
-              <w:bottom w:sz="6" w:val="single" w:color="000000" w:space="0"/>
-              <w:start w:sz="0" w:val="none" w:color="auto" w:space="0"/>
-              <w:end w:sz="0" w:val="none" w:color="auto" w:space="0"/>
+              <w:start w:sz="0" w:val="none" w:color="auto" w:space="0"/>
+              <w:end w:sz="0" w:val="none" w:color="auto" w:space="0"/>
+              <w:top w:val="double" w:sz="4" w:space="0" w:color="auto"/>
+              <w:bottom w:val="single" w:sz="4" w:space="0" w:color="auto"/>
             </w:tcBorders>
           </w:tcPr>
           <w:p>
@@ -28346,10 +28346,10 @@
             <w:tcW w:w="2000" w:type="dxa"/>
             <w:vAlign w:val="center"/>
             <w:tcBorders>
-              <w:top w:sz="12" w:val="single" w:color="000000" w:space="0"/>
-              <w:bottom w:sz="6" w:val="single" w:color="000000" w:space="0"/>
-              <w:start w:sz="0" w:val="none" w:color="auto" w:space="0"/>
-              <w:end w:sz="0" w:val="none" w:color="auto" w:space="0"/>
+              <w:start w:sz="0" w:val="none" w:color="auto" w:space="0"/>
+              <w:end w:sz="0" w:val="none" w:color="auto" w:space="0"/>
+              <w:top w:val="double" w:sz="4" w:space="0" w:color="auto"/>
+              <w:bottom w:val="single" w:sz="4" w:space="0" w:color="auto"/>
             </w:tcBorders>
           </w:tcPr>
           <w:p>
@@ -28373,10 +28373,10 @@
             <w:tcW w:w="2000" w:type="dxa"/>
             <w:vAlign w:val="center"/>
             <w:tcBorders>
-              <w:top w:sz="12" w:val="single" w:color="000000" w:space="0"/>
-              <w:bottom w:sz="6" w:val="single" w:color="000000" w:space="0"/>
-              <w:start w:sz="0" w:val="none" w:color="auto" w:space="0"/>
-              <w:end w:sz="0" w:val="none" w:color="auto" w:space="0"/>
+              <w:start w:sz="0" w:val="none" w:color="auto" w:space="0"/>
+              <w:end w:sz="0" w:val="none" w:color="auto" w:space="0"/>
+              <w:top w:val="double" w:sz="4" w:space="0" w:color="auto"/>
+              <w:bottom w:val="single" w:sz="4" w:space="0" w:color="auto"/>
             </w:tcBorders>
           </w:tcPr>
           <w:p>
@@ -28400,10 +28400,10 @@
             <w:tcW w:w="1819" w:type="dxa"/>
             <w:vAlign w:val="center"/>
             <w:tcBorders>
-              <w:top w:sz="12" w:val="single" w:color="000000" w:space="0"/>
-              <w:bottom w:sz="6" w:val="single" w:color="000000" w:space="0"/>
-              <w:start w:sz="0" w:val="none" w:color="auto" w:space="0"/>
-              <w:end w:sz="0" w:val="none" w:color="auto" w:space="0"/>
+              <w:start w:sz="0" w:val="none" w:color="auto" w:space="0"/>
+              <w:end w:sz="0" w:val="none" w:color="auto" w:space="0"/>
+              <w:top w:val="double" w:sz="4" w:space="0" w:color="auto"/>
+              <w:bottom w:val="single" w:sz="4" w:space="0" w:color="auto"/>
             </w:tcBorders>
           </w:tcPr>
           <w:p>
@@ -28427,10 +28427,10 @@
             <w:tcW w:w="1819" w:type="dxa"/>
             <w:vAlign w:val="center"/>
             <w:tcBorders>
-              <w:top w:sz="12" w:val="single" w:color="000000" w:space="0"/>
-              <w:bottom w:sz="6" w:val="single" w:color="000000" w:space="0"/>
-              <w:start w:sz="0" w:val="none" w:color="auto" w:space="0"/>
-              <w:end w:sz="0" w:val="none" w:color="auto" w:space="0"/>
+              <w:start w:sz="0" w:val="none" w:color="auto" w:space="0"/>
+              <w:end w:sz="0" w:val="none" w:color="auto" w:space="0"/>
+              <w:top w:val="double" w:sz="4" w:space="0" w:color="auto"/>
+              <w:bottom w:val="single" w:sz="4" w:space="0" w:color="auto"/>
             </w:tcBorders>
           </w:tcPr>
           <w:p>
@@ -28459,10 +28459,10 @@
             <w:tcW w:w="2000" w:type="dxa"/>
             <w:vAlign w:val="center"/>
             <w:tcBorders>
-              <w:top w:sz="0" w:val="none" w:color="auto" w:space="0"/>
-              <w:bottom w:sz="0" w:val="none" w:color="auto" w:space="0"/>
-              <w:start w:sz="0" w:val="none" w:color="auto" w:space="0"/>
-              <w:end w:sz="0" w:val="none" w:color="auto" w:space="0"/>
+              <w:bottom w:sz="0" w:val="none" w:color="auto" w:space="0"/>
+              <w:start w:sz="0" w:val="none" w:color="auto" w:space="0"/>
+              <w:end w:sz="0" w:val="none" w:color="auto" w:space="0"/>
+              <w:top w:val="single" w:sz="4" w:space="0" w:color="auto"/>
             </w:tcBorders>
           </w:tcPr>
           <w:p>
@@ -28485,10 +28485,10 @@
             <w:tcW w:w="2000" w:type="dxa"/>
             <w:vAlign w:val="center"/>
             <w:tcBorders>
-              <w:top w:sz="0" w:val="none" w:color="auto" w:space="0"/>
-              <w:bottom w:sz="0" w:val="none" w:color="auto" w:space="0"/>
-              <w:start w:sz="0" w:val="none" w:color="auto" w:space="0"/>
-              <w:end w:sz="0" w:val="none" w:color="auto" w:space="0"/>
+              <w:bottom w:sz="0" w:val="none" w:color="auto" w:space="0"/>
+              <w:start w:sz="0" w:val="none" w:color="auto" w:space="0"/>
+              <w:end w:sz="0" w:val="none" w:color="auto" w:space="0"/>
+              <w:top w:val="single" w:sz="4" w:space="0" w:color="auto"/>
             </w:tcBorders>
           </w:tcPr>
           <w:p>
@@ -28519,10 +28519,10 @@
             <w:tcW w:w="2000" w:type="dxa"/>
             <w:vAlign w:val="center"/>
             <w:tcBorders>
-              <w:top w:sz="0" w:val="none" w:color="auto" w:space="0"/>
-              <w:bottom w:sz="0" w:val="none" w:color="auto" w:space="0"/>
-              <w:start w:sz="0" w:val="none" w:color="auto" w:space="0"/>
-              <w:end w:sz="0" w:val="none" w:color="auto" w:space="0"/>
+              <w:bottom w:sz="0" w:val="none" w:color="auto" w:space="0"/>
+              <w:start w:sz="0" w:val="none" w:color="auto" w:space="0"/>
+              <w:end w:sz="0" w:val="none" w:color="auto" w:space="0"/>
+              <w:top w:val="single" w:sz="4" w:space="0" w:color="auto"/>
             </w:tcBorders>
           </w:tcPr>
           <w:p>
@@ -28545,10 +28545,10 @@
             <w:tcW w:w="1819" w:type="dxa"/>
             <w:vAlign w:val="center"/>
             <w:tcBorders>
-              <w:top w:sz="0" w:val="none" w:color="auto" w:space="0"/>
-              <w:bottom w:sz="0" w:val="none" w:color="auto" w:space="0"/>
-              <w:start w:sz="0" w:val="none" w:color="auto" w:space="0"/>
-              <w:end w:sz="0" w:val="none" w:color="auto" w:space="0"/>
+              <w:bottom w:sz="0" w:val="none" w:color="auto" w:space="0"/>
+              <w:start w:sz="0" w:val="none" w:color="auto" w:space="0"/>
+              <w:end w:sz="0" w:val="none" w:color="auto" w:space="0"/>
+              <w:top w:val="single" w:sz="4" w:space="0" w:color="auto"/>
             </w:tcBorders>
           </w:tcPr>
           <w:p>
@@ -28571,10 +28571,10 @@
             <w:tcW w:w="1819" w:type="dxa"/>
             <w:vAlign w:val="center"/>
             <w:tcBorders>
-              <w:top w:sz="0" w:val="none" w:color="auto" w:space="0"/>
-              <w:bottom w:sz="0" w:val="none" w:color="auto" w:space="0"/>
-              <w:start w:sz="0" w:val="none" w:color="auto" w:space="0"/>
-              <w:end w:sz="0" w:val="none" w:color="auto" w:space="0"/>
+              <w:bottom w:sz="0" w:val="none" w:color="auto" w:space="0"/>
+              <w:start w:sz="0" w:val="none" w:color="auto" w:space="0"/>
+              <w:end w:sz="0" w:val="none" w:color="auto" w:space="0"/>
+              <w:top w:val="single" w:sz="4" w:space="0" w:color="auto"/>
             </w:tcBorders>
           </w:tcPr>
           <w:p>
@@ -29151,10 +29151,10 @@
             <w:tcW w:w="2000" w:type="dxa"/>
             <w:vAlign w:val="center"/>
             <w:tcBorders>
-              <w:bottom w:sz="12" w:val="single" w:color="000000" w:space="0"/>
-              <w:top w:sz="0" w:val="none" w:color="auto" w:space="0"/>
-              <w:start w:sz="0" w:val="none" w:color="auto" w:space="0"/>
-              <w:end w:sz="0" w:val="none" w:color="auto" w:space="0"/>
+              <w:top w:sz="0" w:val="none" w:color="auto" w:space="0"/>
+              <w:start w:sz="0" w:val="none" w:color="auto" w:space="0"/>
+              <w:end w:sz="0" w:val="none" w:color="auto" w:space="0"/>
+              <w:bottom w:val="double" w:sz="4" w:space="0" w:color="auto"/>
             </w:tcBorders>
           </w:tcPr>
           <w:p>
@@ -29177,10 +29177,10 @@
             <w:tcW w:w="2000" w:type="dxa"/>
             <w:vAlign w:val="center"/>
             <w:tcBorders>
-              <w:bottom w:sz="12" w:val="single" w:color="000000" w:space="0"/>
-              <w:top w:sz="0" w:val="none" w:color="auto" w:space="0"/>
-              <w:start w:sz="0" w:val="none" w:color="auto" w:space="0"/>
-              <w:end w:sz="0" w:val="none" w:color="auto" w:space="0"/>
+              <w:top w:sz="0" w:val="none" w:color="auto" w:space="0"/>
+              <w:start w:sz="0" w:val="none" w:color="auto" w:space="0"/>
+              <w:end w:sz="0" w:val="none" w:color="auto" w:space="0"/>
+              <w:bottom w:val="double" w:sz="4" w:space="0" w:color="auto"/>
             </w:tcBorders>
           </w:tcPr>
           <w:p>
@@ -29203,10 +29203,10 @@
             <w:tcW w:w="2000" w:type="dxa"/>
             <w:vAlign w:val="center"/>
             <w:tcBorders>
-              <w:bottom w:sz="12" w:val="single" w:color="000000" w:space="0"/>
-              <w:top w:sz="0" w:val="none" w:color="auto" w:space="0"/>
-              <w:start w:sz="0" w:val="none" w:color="auto" w:space="0"/>
-              <w:end w:sz="0" w:val="none" w:color="auto" w:space="0"/>
+              <w:top w:sz="0" w:val="none" w:color="auto" w:space="0"/>
+              <w:start w:sz="0" w:val="none" w:color="auto" w:space="0"/>
+              <w:end w:sz="0" w:val="none" w:color="auto" w:space="0"/>
+              <w:bottom w:val="double" w:sz="4" w:space="0" w:color="auto"/>
             </w:tcBorders>
           </w:tcPr>
           <w:p>
@@ -29229,10 +29229,10 @@
             <w:tcW w:w="1819" w:type="dxa"/>
             <w:vAlign w:val="center"/>
             <w:tcBorders>
-              <w:bottom w:sz="12" w:val="single" w:color="000000" w:space="0"/>
-              <w:top w:sz="0" w:val="none" w:color="auto" w:space="0"/>
-              <w:start w:sz="0" w:val="none" w:color="auto" w:space="0"/>
-              <w:end w:sz="0" w:val="none" w:color="auto" w:space="0"/>
+              <w:top w:sz="0" w:val="none" w:color="auto" w:space="0"/>
+              <w:start w:sz="0" w:val="none" w:color="auto" w:space="0"/>
+              <w:end w:sz="0" w:val="none" w:color="auto" w:space="0"/>
+              <w:bottom w:val="double" w:sz="4" w:space="0" w:color="auto"/>
             </w:tcBorders>
           </w:tcPr>
           <w:p>
@@ -29255,10 +29255,10 @@
             <w:tcW w:w="1819" w:type="dxa"/>
             <w:vAlign w:val="center"/>
             <w:tcBorders>
-              <w:bottom w:sz="12" w:val="single" w:color="000000" w:space="0"/>
-              <w:top w:sz="0" w:val="none" w:color="auto" w:space="0"/>
-              <w:start w:sz="0" w:val="none" w:color="auto" w:space="0"/>
-              <w:end w:sz="0" w:val="none" w:color="auto" w:space="0"/>
+              <w:top w:sz="0" w:val="none" w:color="auto" w:space="0"/>
+              <w:start w:sz="0" w:val="none" w:color="auto" w:space="0"/>
+              <w:end w:sz="0" w:val="none" w:color="auto" w:space="0"/>
+              <w:bottom w:val="double" w:sz="4" w:space="0" w:color="auto"/>
             </w:tcBorders>
           </w:tcPr>
           <w:p>
@@ -34617,10 +34617,10 @@
             <w:tcW w:w="900" w:type="dxa"/>
             <w:vAlign w:val="center"/>
             <w:tcBorders>
-              <w:top w:sz="12" w:val="single" w:color="000000" w:space="0"/>
-              <w:bottom w:sz="6" w:val="single" w:color="000000" w:space="0"/>
-              <w:start w:sz="0" w:val="none" w:color="auto" w:space="0"/>
-              <w:end w:sz="0" w:val="none" w:color="auto" w:space="0"/>
+              <w:start w:sz="0" w:val="none" w:color="auto" w:space="0"/>
+              <w:end w:sz="0" w:val="none" w:color="auto" w:space="0"/>
+              <w:top w:val="double" w:sz="4" w:space="0" w:color="auto"/>
+              <w:bottom w:val="single" w:sz="4" w:space="0" w:color="auto"/>
             </w:tcBorders>
           </w:tcPr>
           <w:p>
@@ -34644,10 +34644,10 @@
             <w:tcW w:w="1100" w:type="dxa"/>
             <w:vAlign w:val="center"/>
             <w:tcBorders>
-              <w:top w:sz="12" w:val="single" w:color="000000" w:space="0"/>
-              <w:bottom w:sz="6" w:val="single" w:color="000000" w:space="0"/>
-              <w:start w:sz="0" w:val="none" w:color="auto" w:space="0"/>
-              <w:end w:sz="0" w:val="none" w:color="auto" w:space="0"/>
+              <w:start w:sz="0" w:val="none" w:color="auto" w:space="0"/>
+              <w:end w:sz="0" w:val="none" w:color="auto" w:space="0"/>
+              <w:top w:val="double" w:sz="4" w:space="0" w:color="auto"/>
+              <w:bottom w:val="single" w:sz="4" w:space="0" w:color="auto"/>
             </w:tcBorders>
           </w:tcPr>
           <w:p>
@@ -34671,10 +34671,10 @@
             <w:tcW w:w="1500" w:type="dxa"/>
             <w:vAlign w:val="center"/>
             <w:tcBorders>
-              <w:top w:sz="12" w:val="single" w:color="000000" w:space="0"/>
-              <w:bottom w:sz="6" w:val="single" w:color="000000" w:space="0"/>
-              <w:start w:sz="0" w:val="none" w:color="auto" w:space="0"/>
-              <w:end w:sz="0" w:val="none" w:color="auto" w:space="0"/>
+              <w:start w:sz="0" w:val="none" w:color="auto" w:space="0"/>
+              <w:end w:sz="0" w:val="none" w:color="auto" w:space="0"/>
+              <w:top w:val="double" w:sz="4" w:space="0" w:color="auto"/>
+              <w:bottom w:val="single" w:sz="4" w:space="0" w:color="auto"/>
             </w:tcBorders>
           </w:tcPr>
           <w:p>
@@ -34698,10 +34698,10 @@
             <w:tcW w:w="1600" w:type="dxa"/>
             <w:vAlign w:val="center"/>
             <w:tcBorders>
-              <w:top w:sz="12" w:val="single" w:color="000000" w:space="0"/>
-              <w:bottom w:sz="6" w:val="single" w:color="000000" w:space="0"/>
-              <w:start w:sz="0" w:val="none" w:color="auto" w:space="0"/>
-              <w:end w:sz="0" w:val="none" w:color="auto" w:space="0"/>
+              <w:start w:sz="0" w:val="none" w:color="auto" w:space="0"/>
+              <w:end w:sz="0" w:val="none" w:color="auto" w:space="0"/>
+              <w:top w:val="double" w:sz="4" w:space="0" w:color="auto"/>
+              <w:bottom w:val="single" w:sz="4" w:space="0" w:color="auto"/>
             </w:tcBorders>
           </w:tcPr>
           <w:p>
@@ -34725,10 +34725,10 @@
             <w:tcW w:w="1600" w:type="dxa"/>
             <w:vAlign w:val="center"/>
             <w:tcBorders>
-              <w:top w:sz="12" w:val="single" w:color="000000" w:space="0"/>
-              <w:bottom w:sz="6" w:val="single" w:color="000000" w:space="0"/>
-              <w:start w:sz="0" w:val="none" w:color="auto" w:space="0"/>
-              <w:end w:sz="0" w:val="none" w:color="auto" w:space="0"/>
+              <w:start w:sz="0" w:val="none" w:color="auto" w:space="0"/>
+              <w:end w:sz="0" w:val="none" w:color="auto" w:space="0"/>
+              <w:top w:val="double" w:sz="4" w:space="0" w:color="auto"/>
+              <w:bottom w:val="single" w:sz="4" w:space="0" w:color="auto"/>
             </w:tcBorders>
           </w:tcPr>
           <w:p>
@@ -34752,10 +34752,10 @@
             <w:tcW w:w="1600" w:type="dxa"/>
             <w:vAlign w:val="center"/>
             <w:tcBorders>
-              <w:top w:sz="12" w:val="single" w:color="000000" w:space="0"/>
-              <w:bottom w:sz="6" w:val="single" w:color="000000" w:space="0"/>
-              <w:start w:sz="0" w:val="none" w:color="auto" w:space="0"/>
-              <w:end w:sz="0" w:val="none" w:color="auto" w:space="0"/>
+              <w:start w:sz="0" w:val="none" w:color="auto" w:space="0"/>
+              <w:end w:sz="0" w:val="none" w:color="auto" w:space="0"/>
+              <w:top w:val="double" w:sz="4" w:space="0" w:color="auto"/>
+              <w:bottom w:val="single" w:sz="4" w:space="0" w:color="auto"/>
             </w:tcBorders>
           </w:tcPr>
           <w:p>
@@ -34779,10 +34779,10 @@
             <w:tcW w:w="1338" w:type="dxa"/>
             <w:vAlign w:val="center"/>
             <w:tcBorders>
-              <w:top w:sz="12" w:val="single" w:color="000000" w:space="0"/>
-              <w:bottom w:sz="6" w:val="single" w:color="000000" w:space="0"/>
-              <w:start w:sz="0" w:val="none" w:color="auto" w:space="0"/>
-              <w:end w:sz="0" w:val="none" w:color="auto" w:space="0"/>
+              <w:start w:sz="0" w:val="none" w:color="auto" w:space="0"/>
+              <w:end w:sz="0" w:val="none" w:color="auto" w:space="0"/>
+              <w:top w:val="double" w:sz="4" w:space="0" w:color="auto"/>
+              <w:bottom w:val="single" w:sz="4" w:space="0" w:color="auto"/>
             </w:tcBorders>
           </w:tcPr>
           <w:p>
@@ -34811,10 +34811,10 @@
             <w:tcW w:w="900" w:type="dxa"/>
             <w:vAlign w:val="center"/>
             <w:tcBorders>
-              <w:top w:sz="0" w:val="none" w:color="auto" w:space="0"/>
-              <w:bottom w:sz="0" w:val="none" w:color="auto" w:space="0"/>
-              <w:start w:sz="0" w:val="none" w:color="auto" w:space="0"/>
-              <w:end w:sz="0" w:val="none" w:color="auto" w:space="0"/>
+              <w:bottom w:sz="0" w:val="none" w:color="auto" w:space="0"/>
+              <w:start w:sz="0" w:val="none" w:color="auto" w:space="0"/>
+              <w:end w:sz="0" w:val="none" w:color="auto" w:space="0"/>
+              <w:top w:val="single" w:sz="4" w:space="0" w:color="auto"/>
             </w:tcBorders>
           </w:tcPr>
           <w:p>
@@ -34837,10 +34837,10 @@
             <w:tcW w:w="1100" w:type="dxa"/>
             <w:vAlign w:val="center"/>
             <w:tcBorders>
-              <w:top w:sz="0" w:val="none" w:color="auto" w:space="0"/>
-              <w:bottom w:sz="0" w:val="none" w:color="auto" w:space="0"/>
-              <w:start w:sz="0" w:val="none" w:color="auto" w:space="0"/>
-              <w:end w:sz="0" w:val="none" w:color="auto" w:space="0"/>
+              <w:bottom w:sz="0" w:val="none" w:color="auto" w:space="0"/>
+              <w:start w:sz="0" w:val="none" w:color="auto" w:space="0"/>
+              <w:end w:sz="0" w:val="none" w:color="auto" w:space="0"/>
+              <w:top w:val="single" w:sz="4" w:space="0" w:color="auto"/>
             </w:tcBorders>
           </w:tcPr>
           <w:p>
@@ -34863,10 +34863,10 @@
             <w:tcW w:w="1500" w:type="dxa"/>
             <w:vAlign w:val="center"/>
             <w:tcBorders>
-              <w:top w:sz="0" w:val="none" w:color="auto" w:space="0"/>
-              <w:bottom w:sz="0" w:val="none" w:color="auto" w:space="0"/>
-              <w:start w:sz="0" w:val="none" w:color="auto" w:space="0"/>
-              <w:end w:sz="0" w:val="none" w:color="auto" w:space="0"/>
+              <w:bottom w:sz="0" w:val="none" w:color="auto" w:space="0"/>
+              <w:start w:sz="0" w:val="none" w:color="auto" w:space="0"/>
+              <w:end w:sz="0" w:val="none" w:color="auto" w:space="0"/>
+              <w:top w:val="single" w:sz="4" w:space="0" w:color="auto"/>
             </w:tcBorders>
           </w:tcPr>
           <w:p>
@@ -34889,10 +34889,10 @@
             <w:tcW w:w="1600" w:type="dxa"/>
             <w:vAlign w:val="center"/>
             <w:tcBorders>
-              <w:top w:sz="0" w:val="none" w:color="auto" w:space="0"/>
-              <w:bottom w:sz="0" w:val="none" w:color="auto" w:space="0"/>
-              <w:start w:sz="0" w:val="none" w:color="auto" w:space="0"/>
-              <w:end w:sz="0" w:val="none" w:color="auto" w:space="0"/>
+              <w:bottom w:sz="0" w:val="none" w:color="auto" w:space="0"/>
+              <w:start w:sz="0" w:val="none" w:color="auto" w:space="0"/>
+              <w:end w:sz="0" w:val="none" w:color="auto" w:space="0"/>
+              <w:top w:val="single" w:sz="4" w:space="0" w:color="auto"/>
             </w:tcBorders>
           </w:tcPr>
           <w:p>
@@ -34915,10 +34915,10 @@
             <w:tcW w:w="1600" w:type="dxa"/>
             <w:vAlign w:val="center"/>
             <w:tcBorders>
-              <w:top w:sz="0" w:val="none" w:color="auto" w:space="0"/>
-              <w:bottom w:sz="0" w:val="none" w:color="auto" w:space="0"/>
-              <w:start w:sz="0" w:val="none" w:color="auto" w:space="0"/>
-              <w:end w:sz="0" w:val="none" w:color="auto" w:space="0"/>
+              <w:bottom w:sz="0" w:val="none" w:color="auto" w:space="0"/>
+              <w:start w:sz="0" w:val="none" w:color="auto" w:space="0"/>
+              <w:end w:sz="0" w:val="none" w:color="auto" w:space="0"/>
+              <w:top w:val="single" w:sz="4" w:space="0" w:color="auto"/>
             </w:tcBorders>
           </w:tcPr>
           <w:p>
@@ -34957,10 +34957,10 @@
             <w:tcW w:w="1600" w:type="dxa"/>
             <w:vAlign w:val="center"/>
             <w:tcBorders>
-              <w:top w:sz="0" w:val="none" w:color="auto" w:space="0"/>
-              <w:bottom w:sz="0" w:val="none" w:color="auto" w:space="0"/>
-              <w:start w:sz="0" w:val="none" w:color="auto" w:space="0"/>
-              <w:end w:sz="0" w:val="none" w:color="auto" w:space="0"/>
+              <w:bottom w:sz="0" w:val="none" w:color="auto" w:space="0"/>
+              <w:start w:sz="0" w:val="none" w:color="auto" w:space="0"/>
+              <w:end w:sz="0" w:val="none" w:color="auto" w:space="0"/>
+              <w:top w:val="single" w:sz="4" w:space="0" w:color="auto"/>
             </w:tcBorders>
           </w:tcPr>
           <w:p>
@@ -34999,10 +34999,10 @@
             <w:tcW w:w="1338" w:type="dxa"/>
             <w:vAlign w:val="center"/>
             <w:tcBorders>
-              <w:top w:sz="0" w:val="none" w:color="auto" w:space="0"/>
-              <w:bottom w:sz="0" w:val="none" w:color="auto" w:space="0"/>
-              <w:start w:sz="0" w:val="none" w:color="auto" w:space="0"/>
-              <w:end w:sz="0" w:val="none" w:color="auto" w:space="0"/>
+              <w:bottom w:sz="0" w:val="none" w:color="auto" w:space="0"/>
+              <w:start w:sz="0" w:val="none" w:color="auto" w:space="0"/>
+              <w:end w:sz="0" w:val="none" w:color="auto" w:space="0"/>
+              <w:top w:val="single" w:sz="4" w:space="0" w:color="auto"/>
             </w:tcBorders>
           </w:tcPr>
           <w:p>
@@ -36590,10 +36590,10 @@
             <w:tcW w:w="900" w:type="dxa"/>
             <w:vAlign w:val="center"/>
             <w:tcBorders>
-              <w:bottom w:sz="12" w:val="single" w:color="000000" w:space="0"/>
-              <w:top w:sz="0" w:val="none" w:color="auto" w:space="0"/>
-              <w:start w:sz="0" w:val="none" w:color="auto" w:space="0"/>
-              <w:end w:sz="0" w:val="none" w:color="auto" w:space="0"/>
+              <w:top w:sz="0" w:val="none" w:color="auto" w:space="0"/>
+              <w:start w:sz="0" w:val="none" w:color="auto" w:space="0"/>
+              <w:end w:sz="0" w:val="none" w:color="auto" w:space="0"/>
+              <w:bottom w:val="double" w:sz="4" w:space="0" w:color="auto"/>
             </w:tcBorders>
           </w:tcPr>
           <w:p>
@@ -36616,10 +36616,10 @@
             <w:tcW w:w="1100" w:type="dxa"/>
             <w:vAlign w:val="center"/>
             <w:tcBorders>
-              <w:bottom w:sz="12" w:val="single" w:color="000000" w:space="0"/>
-              <w:top w:sz="0" w:val="none" w:color="auto" w:space="0"/>
-              <w:start w:sz="0" w:val="none" w:color="auto" w:space="0"/>
-              <w:end w:sz="0" w:val="none" w:color="auto" w:space="0"/>
+              <w:top w:sz="0" w:val="none" w:color="auto" w:space="0"/>
+              <w:start w:sz="0" w:val="none" w:color="auto" w:space="0"/>
+              <w:end w:sz="0" w:val="none" w:color="auto" w:space="0"/>
+              <w:bottom w:val="double" w:sz="4" w:space="0" w:color="auto"/>
             </w:tcBorders>
           </w:tcPr>
           <w:p>
@@ -36642,10 +36642,10 @@
             <w:tcW w:w="1500" w:type="dxa"/>
             <w:vAlign w:val="center"/>
             <w:tcBorders>
-              <w:bottom w:sz="12" w:val="single" w:color="000000" w:space="0"/>
-              <w:top w:sz="0" w:val="none" w:color="auto" w:space="0"/>
-              <w:start w:sz="0" w:val="none" w:color="auto" w:space="0"/>
-              <w:end w:sz="0" w:val="none" w:color="auto" w:space="0"/>
+              <w:top w:sz="0" w:val="none" w:color="auto" w:space="0"/>
+              <w:start w:sz="0" w:val="none" w:color="auto" w:space="0"/>
+              <w:end w:sz="0" w:val="none" w:color="auto" w:space="0"/>
+              <w:bottom w:val="double" w:sz="4" w:space="0" w:color="auto"/>
             </w:tcBorders>
           </w:tcPr>
           <w:p>
@@ -36668,10 +36668,10 @@
             <w:tcW w:w="1600" w:type="dxa"/>
             <w:vAlign w:val="center"/>
             <w:tcBorders>
-              <w:bottom w:sz="12" w:val="single" w:color="000000" w:space="0"/>
-              <w:top w:sz="0" w:val="none" w:color="auto" w:space="0"/>
-              <w:start w:sz="0" w:val="none" w:color="auto" w:space="0"/>
-              <w:end w:sz="0" w:val="none" w:color="auto" w:space="0"/>
+              <w:top w:sz="0" w:val="none" w:color="auto" w:space="0"/>
+              <w:start w:sz="0" w:val="none" w:color="auto" w:space="0"/>
+              <w:end w:sz="0" w:val="none" w:color="auto" w:space="0"/>
+              <w:bottom w:val="double" w:sz="4" w:space="0" w:color="auto"/>
             </w:tcBorders>
           </w:tcPr>
           <w:p>
@@ -36726,10 +36726,10 @@
             <w:tcW w:w="1600" w:type="dxa"/>
             <w:vAlign w:val="center"/>
             <w:tcBorders>
-              <w:bottom w:sz="12" w:val="single" w:color="000000" w:space="0"/>
-              <w:top w:sz="0" w:val="none" w:color="auto" w:space="0"/>
-              <w:start w:sz="0" w:val="none" w:color="auto" w:space="0"/>
-              <w:end w:sz="0" w:val="none" w:color="auto" w:space="0"/>
+              <w:top w:sz="0" w:val="none" w:color="auto" w:space="0"/>
+              <w:start w:sz="0" w:val="none" w:color="auto" w:space="0"/>
+              <w:end w:sz="0" w:val="none" w:color="auto" w:space="0"/>
+              <w:bottom w:val="double" w:sz="4" w:space="0" w:color="auto"/>
             </w:tcBorders>
           </w:tcPr>
           <w:p>
@@ -36752,10 +36752,10 @@
             <w:tcW w:w="1600" w:type="dxa"/>
             <w:vAlign w:val="center"/>
             <w:tcBorders>
-              <w:bottom w:sz="12" w:val="single" w:color="000000" w:space="0"/>
-              <w:top w:sz="0" w:val="none" w:color="auto" w:space="0"/>
-              <w:start w:sz="0" w:val="none" w:color="auto" w:space="0"/>
-              <w:end w:sz="0" w:val="none" w:color="auto" w:space="0"/>
+              <w:top w:sz="0" w:val="none" w:color="auto" w:space="0"/>
+              <w:start w:sz="0" w:val="none" w:color="auto" w:space="0"/>
+              <w:end w:sz="0" w:val="none" w:color="auto" w:space="0"/>
+              <w:bottom w:val="double" w:sz="4" w:space="0" w:color="auto"/>
             </w:tcBorders>
           </w:tcPr>
           <w:p>
@@ -36778,10 +36778,10 @@
             <w:tcW w:w="1338" w:type="dxa"/>
             <w:vAlign w:val="center"/>
             <w:tcBorders>
-              <w:bottom w:sz="12" w:val="single" w:color="000000" w:space="0"/>
-              <w:top w:sz="0" w:val="none" w:color="auto" w:space="0"/>
-              <w:start w:sz="0" w:val="none" w:color="auto" w:space="0"/>
-              <w:end w:sz="0" w:val="none" w:color="auto" w:space="0"/>
+              <w:top w:sz="0" w:val="none" w:color="auto" w:space="0"/>
+              <w:start w:sz="0" w:val="none" w:color="auto" w:space="0"/>
+              <w:end w:sz="0" w:val="none" w:color="auto" w:space="0"/>
+              <w:bottom w:val="double" w:sz="4" w:space="0" w:color="auto"/>
             </w:tcBorders>
           </w:tcPr>
           <w:p>
@@ -36991,10 +36991,10 @@
             <w:tcW w:w="1200" w:type="dxa"/>
             <w:vAlign w:val="center"/>
             <w:tcBorders>
-              <w:top w:sz="12" w:val="single" w:color="000000" w:space="0"/>
-              <w:bottom w:sz="6" w:val="single" w:color="000000" w:space="0"/>
-              <w:start w:sz="0" w:val="none" w:color="auto" w:space="0"/>
-              <w:end w:sz="0" w:val="none" w:color="auto" w:space="0"/>
+              <w:start w:sz="0" w:val="none" w:color="auto" w:space="0"/>
+              <w:end w:sz="0" w:val="none" w:color="auto" w:space="0"/>
+              <w:top w:val="double" w:sz="4" w:space="0" w:color="auto"/>
+              <w:bottom w:val="single" w:sz="4" w:space="0" w:color="auto"/>
             </w:tcBorders>
           </w:tcPr>
           <w:p>
@@ -37019,10 +37019,10 @@
             <w:tcW w:w="1600" w:type="dxa"/>
             <w:vAlign w:val="center"/>
             <w:tcBorders>
-              <w:top w:sz="12" w:val="single" w:color="000000" w:space="0"/>
-              <w:bottom w:sz="6" w:val="single" w:color="000000" w:space="0"/>
-              <w:start w:sz="0" w:val="none" w:color="auto" w:space="0"/>
-              <w:end w:sz="0" w:val="none" w:color="auto" w:space="0"/>
+              <w:start w:sz="0" w:val="none" w:color="auto" w:space="0"/>
+              <w:end w:sz="0" w:val="none" w:color="auto" w:space="0"/>
+              <w:top w:val="double" w:sz="4" w:space="0" w:color="auto"/>
+              <w:bottom w:val="single" w:sz="4" w:space="0" w:color="auto"/>
             </w:tcBorders>
           </w:tcPr>
           <w:p>
@@ -37047,10 +37047,10 @@
             <w:tcW w:w="2200" w:type="dxa"/>
             <w:vAlign w:val="center"/>
             <w:tcBorders>
-              <w:top w:sz="12" w:val="single" w:color="000000" w:space="0"/>
-              <w:bottom w:sz="6" w:val="single" w:color="000000" w:space="0"/>
-              <w:start w:sz="0" w:val="none" w:color="auto" w:space="0"/>
-              <w:end w:sz="0" w:val="none" w:color="auto" w:space="0"/>
+              <w:start w:sz="0" w:val="none" w:color="auto" w:space="0"/>
+              <w:end w:sz="0" w:val="none" w:color="auto" w:space="0"/>
+              <w:top w:val="double" w:sz="4" w:space="0" w:color="auto"/>
+              <w:bottom w:val="single" w:sz="4" w:space="0" w:color="auto"/>
             </w:tcBorders>
           </w:tcPr>
           <w:p>
@@ -37075,10 +37075,10 @@
             <w:tcW w:w="1500" w:type="dxa"/>
             <w:vAlign w:val="center"/>
             <w:tcBorders>
-              <w:top w:sz="12" w:val="single" w:color="000000" w:space="0"/>
-              <w:bottom w:sz="6" w:val="single" w:color="000000" w:space="0"/>
-              <w:start w:sz="0" w:val="none" w:color="auto" w:space="0"/>
-              <w:end w:sz="0" w:val="none" w:color="auto" w:space="0"/>
+              <w:start w:sz="0" w:val="none" w:color="auto" w:space="0"/>
+              <w:end w:sz="0" w:val="none" w:color="auto" w:space="0"/>
+              <w:top w:val="double" w:sz="4" w:space="0" w:color="auto"/>
+              <w:bottom w:val="single" w:sz="4" w:space="0" w:color="auto"/>
             </w:tcBorders>
           </w:tcPr>
           <w:p>
@@ -37103,10 +37103,10 @@
             <w:tcW w:w="2000" w:type="dxa"/>
             <w:vAlign w:val="center"/>
             <w:tcBorders>
-              <w:top w:sz="12" w:val="single" w:color="000000" w:space="0"/>
-              <w:bottom w:sz="6" w:val="single" w:color="000000" w:space="0"/>
-              <w:start w:sz="0" w:val="none" w:color="auto" w:space="0"/>
-              <w:end w:sz="0" w:val="none" w:color="auto" w:space="0"/>
+              <w:start w:sz="0" w:val="none" w:color="auto" w:space="0"/>
+              <w:end w:sz="0" w:val="none" w:color="auto" w:space="0"/>
+              <w:top w:val="double" w:sz="4" w:space="0" w:color="auto"/>
+              <w:bottom w:val="single" w:sz="4" w:space="0" w:color="auto"/>
             </w:tcBorders>
           </w:tcPr>
           <w:p>
@@ -37135,10 +37135,10 @@
           <w:tcPr>
             <w:tcW w:w="1200" w:type="dxa"/>
             <w:tcBorders>
-              <w:top w:sz="0" w:val="none" w:color="auto" w:space="0"/>
-              <w:bottom w:sz="0" w:val="none" w:color="auto" w:space="0"/>
-              <w:start w:sz="0" w:val="none" w:color="auto" w:space="0"/>
-              <w:end w:sz="0" w:val="none" w:color="auto" w:space="0"/>
+              <w:bottom w:sz="0" w:val="none" w:color="auto" w:space="0"/>
+              <w:start w:sz="0" w:val="none" w:color="auto" w:space="0"/>
+              <w:end w:sz="0" w:val="none" w:color="auto" w:space="0"/>
+              <w:top w:val="single" w:sz="4" w:space="0" w:color="auto"/>
             </w:tcBorders>
           </w:tcPr>
           <w:p>
@@ -37162,10 +37162,10 @@
           <w:tcPr>
             <w:tcW w:w="1600" w:type="dxa"/>
             <w:tcBorders>
-              <w:top w:sz="0" w:val="none" w:color="auto" w:space="0"/>
-              <w:bottom w:sz="0" w:val="none" w:color="auto" w:space="0"/>
-              <w:start w:sz="0" w:val="none" w:color="auto" w:space="0"/>
-              <w:end w:sz="0" w:val="none" w:color="auto" w:space="0"/>
+              <w:bottom w:sz="0" w:val="none" w:color="auto" w:space="0"/>
+              <w:start w:sz="0" w:val="none" w:color="auto" w:space="0"/>
+              <w:end w:sz="0" w:val="none" w:color="auto" w:space="0"/>
+              <w:top w:val="single" w:sz="4" w:space="0" w:color="auto"/>
             </w:tcBorders>
           </w:tcPr>
           <w:p>
@@ -37189,10 +37189,10 @@
           <w:tcPr>
             <w:tcW w:w="2200" w:type="dxa"/>
             <w:tcBorders>
-              <w:top w:sz="0" w:val="none" w:color="auto" w:space="0"/>
-              <w:bottom w:sz="0" w:val="none" w:color="auto" w:space="0"/>
-              <w:start w:sz="0" w:val="none" w:color="auto" w:space="0"/>
-              <w:end w:sz="0" w:val="none" w:color="auto" w:space="0"/>
+              <w:bottom w:sz="0" w:val="none" w:color="auto" w:space="0"/>
+              <w:start w:sz="0" w:val="none" w:color="auto" w:space="0"/>
+              <w:end w:sz="0" w:val="none" w:color="auto" w:space="0"/>
+              <w:top w:val="single" w:sz="4" w:space="0" w:color="auto"/>
             </w:tcBorders>
           </w:tcPr>
           <w:p>
@@ -37224,10 +37224,10 @@
           <w:tcPr>
             <w:tcW w:w="1500" w:type="dxa"/>
             <w:tcBorders>
-              <w:top w:sz="0" w:val="none" w:color="auto" w:space="0"/>
-              <w:bottom w:sz="0" w:val="none" w:color="auto" w:space="0"/>
-              <w:start w:sz="0" w:val="none" w:color="auto" w:space="0"/>
-              <w:end w:sz="0" w:val="none" w:color="auto" w:space="0"/>
+              <w:bottom w:sz="0" w:val="none" w:color="auto" w:space="0"/>
+              <w:start w:sz="0" w:val="none" w:color="auto" w:space="0"/>
+              <w:end w:sz="0" w:val="none" w:color="auto" w:space="0"/>
+              <w:top w:val="single" w:sz="4" w:space="0" w:color="auto"/>
             </w:tcBorders>
           </w:tcPr>
           <w:p>
@@ -37251,10 +37251,10 @@
           <w:tcPr>
             <w:tcW w:w="2000" w:type="dxa"/>
             <w:tcBorders>
-              <w:top w:sz="0" w:val="none" w:color="auto" w:space="0"/>
-              <w:bottom w:sz="0" w:val="none" w:color="auto" w:space="0"/>
-              <w:start w:sz="0" w:val="none" w:color="auto" w:space="0"/>
-              <w:end w:sz="0" w:val="none" w:color="auto" w:space="0"/>
+              <w:bottom w:sz="0" w:val="none" w:color="auto" w:space="0"/>
+              <w:start w:sz="0" w:val="none" w:color="auto" w:space="0"/>
+              <w:end w:sz="0" w:val="none" w:color="auto" w:space="0"/>
+              <w:top w:val="single" w:sz="4" w:space="0" w:color="auto"/>
             </w:tcBorders>
           </w:tcPr>
           <w:p>
@@ -37603,10 +37603,10 @@
           <w:tcPr>
             <w:tcW w:w="1200" w:type="dxa"/>
             <w:tcBorders>
-              <w:bottom w:sz="12" w:val="single" w:color="000000" w:space="0"/>
-              <w:top w:sz="0" w:val="none" w:color="auto" w:space="0"/>
-              <w:start w:sz="0" w:val="none" w:color="auto" w:space="0"/>
-              <w:end w:sz="0" w:val="none" w:color="auto" w:space="0"/>
+              <w:top w:sz="0" w:val="none" w:color="auto" w:space="0"/>
+              <w:start w:sz="0" w:val="none" w:color="auto" w:space="0"/>
+              <w:end w:sz="0" w:val="none" w:color="auto" w:space="0"/>
+              <w:bottom w:val="double" w:sz="4" w:space="0" w:color="auto"/>
             </w:tcBorders>
           </w:tcPr>
           <w:p>
@@ -37630,10 +37630,10 @@
           <w:tcPr>
             <w:tcW w:w="1600" w:type="dxa"/>
             <w:tcBorders>
-              <w:bottom w:sz="12" w:val="single" w:color="000000" w:space="0"/>
-              <w:top w:sz="0" w:val="none" w:color="auto" w:space="0"/>
-              <w:start w:sz="0" w:val="none" w:color="auto" w:space="0"/>
-              <w:end w:sz="0" w:val="none" w:color="auto" w:space="0"/>
+              <w:top w:sz="0" w:val="none" w:color="auto" w:space="0"/>
+              <w:start w:sz="0" w:val="none" w:color="auto" w:space="0"/>
+              <w:end w:sz="0" w:val="none" w:color="auto" w:space="0"/>
+              <w:bottom w:val="double" w:sz="4" w:space="0" w:color="auto"/>
             </w:tcBorders>
           </w:tcPr>
           <w:p>
@@ -37665,10 +37665,10 @@
           <w:tcPr>
             <w:tcW w:w="2200" w:type="dxa"/>
             <w:tcBorders>
-              <w:bottom w:sz="12" w:val="single" w:color="000000" w:space="0"/>
-              <w:top w:sz="0" w:val="none" w:color="auto" w:space="0"/>
-              <w:start w:sz="0" w:val="none" w:color="auto" w:space="0"/>
-              <w:end w:sz="0" w:val="none" w:color="auto" w:space="0"/>
+              <w:top w:sz="0" w:val="none" w:color="auto" w:space="0"/>
+              <w:start w:sz="0" w:val="none" w:color="auto" w:space="0"/>
+              <w:end w:sz="0" w:val="none" w:color="auto" w:space="0"/>
+              <w:bottom w:val="double" w:sz="4" w:space="0" w:color="auto"/>
             </w:tcBorders>
           </w:tcPr>
           <w:p>
@@ -37710,10 +37710,10 @@
           <w:tcPr>
             <w:tcW w:w="1500" w:type="dxa"/>
             <w:tcBorders>
-              <w:bottom w:sz="12" w:val="single" w:color="000000" w:space="0"/>
-              <w:top w:sz="0" w:val="none" w:color="auto" w:space="0"/>
-              <w:start w:sz="0" w:val="none" w:color="auto" w:space="0"/>
-              <w:end w:sz="0" w:val="none" w:color="auto" w:space="0"/>
+              <w:top w:sz="0" w:val="none" w:color="auto" w:space="0"/>
+              <w:start w:sz="0" w:val="none" w:color="auto" w:space="0"/>
+              <w:end w:sz="0" w:val="none" w:color="auto" w:space="0"/>
+              <w:bottom w:val="double" w:sz="4" w:space="0" w:color="auto"/>
             </w:tcBorders>
           </w:tcPr>
           <w:p>
@@ -37737,10 +37737,10 @@
           <w:tcPr>
             <w:tcW w:w="2000" w:type="dxa"/>
             <w:tcBorders>
-              <w:bottom w:sz="12" w:val="single" w:color="000000" w:space="0"/>
-              <w:top w:sz="0" w:val="none" w:color="auto" w:space="0"/>
-              <w:start w:sz="0" w:val="none" w:color="auto" w:space="0"/>
-              <w:end w:sz="0" w:val="none" w:color="auto" w:space="0"/>
+              <w:top w:sz="0" w:val="none" w:color="auto" w:space="0"/>
+              <w:start w:sz="0" w:val="none" w:color="auto" w:space="0"/>
+              <w:end w:sz="0" w:val="none" w:color="auto" w:space="0"/>
+              <w:bottom w:val="double" w:sz="4" w:space="0" w:color="auto"/>
             </w:tcBorders>
           </w:tcPr>
           <w:p>
@@ -37880,10 +37880,10 @@
             <w:tcW w:w="0" w:type="auto"/>
             <w:vAlign w:val="center"/>
             <w:tcBorders>
-              <w:top w:sz="12" w:val="single" w:color="000000" w:space="0"/>
-              <w:bottom w:sz="6" w:val="single" w:color="000000" w:space="0"/>
-              <w:start w:sz="0" w:val="none" w:color="auto" w:space="0"/>
-              <w:end w:sz="0" w:val="none" w:color="auto" w:space="0"/>
+              <w:start w:sz="0" w:val="none" w:color="auto" w:space="0"/>
+              <w:end w:sz="0" w:val="none" w:color="auto" w:space="0"/>
+              <w:top w:val="double" w:sz="4" w:space="0" w:color="auto"/>
+              <w:bottom w:val="single" w:sz="4" w:space="0" w:color="auto"/>
             </w:tcBorders>
           </w:tcPr>
           <w:p>
@@ -37908,10 +37908,10 @@
             <w:tcW w:w="0" w:type="auto"/>
             <w:vAlign w:val="center"/>
             <w:tcBorders>
-              <w:top w:sz="12" w:val="single" w:color="000000" w:space="0"/>
-              <w:bottom w:sz="6" w:val="single" w:color="000000" w:space="0"/>
-              <w:start w:sz="0" w:val="none" w:color="auto" w:space="0"/>
-              <w:end w:sz="0" w:val="none" w:color="auto" w:space="0"/>
+              <w:start w:sz="0" w:val="none" w:color="auto" w:space="0"/>
+              <w:end w:sz="0" w:val="none" w:color="auto" w:space="0"/>
+              <w:top w:val="double" w:sz="4" w:space="0" w:color="auto"/>
+              <w:bottom w:val="single" w:sz="4" w:space="0" w:color="auto"/>
             </w:tcBorders>
           </w:tcPr>
           <w:p>
@@ -37936,10 +37936,10 @@
             <w:tcW w:w="0" w:type="auto"/>
             <w:vAlign w:val="center"/>
             <w:tcBorders>
-              <w:top w:sz="12" w:val="single" w:color="000000" w:space="0"/>
-              <w:bottom w:sz="6" w:val="single" w:color="000000" w:space="0"/>
-              <w:start w:sz="0" w:val="none" w:color="auto" w:space="0"/>
-              <w:end w:sz="0" w:val="none" w:color="auto" w:space="0"/>
+              <w:start w:sz="0" w:val="none" w:color="auto" w:space="0"/>
+              <w:end w:sz="0" w:val="none" w:color="auto" w:space="0"/>
+              <w:top w:val="double" w:sz="4" w:space="0" w:color="auto"/>
+              <w:bottom w:val="single" w:sz="4" w:space="0" w:color="auto"/>
             </w:tcBorders>
           </w:tcPr>
           <w:p>
@@ -37964,10 +37964,10 @@
             <w:tcW w:w="0" w:type="auto"/>
             <w:vAlign w:val="center"/>
             <w:tcBorders>
-              <w:top w:sz="12" w:val="single" w:color="000000" w:space="0"/>
-              <w:bottom w:sz="6" w:val="single" w:color="000000" w:space="0"/>
-              <w:start w:sz="0" w:val="none" w:color="auto" w:space="0"/>
-              <w:end w:sz="0" w:val="none" w:color="auto" w:space="0"/>
+              <w:start w:sz="0" w:val="none" w:color="auto" w:space="0"/>
+              <w:end w:sz="0" w:val="none" w:color="auto" w:space="0"/>
+              <w:top w:val="double" w:sz="4" w:space="0" w:color="auto"/>
+              <w:bottom w:val="single" w:sz="4" w:space="0" w:color="auto"/>
             </w:tcBorders>
           </w:tcPr>
           <w:p>
@@ -37992,10 +37992,10 @@
             <w:tcW w:w="0" w:type="auto"/>
             <w:vAlign w:val="center"/>
             <w:tcBorders>
-              <w:top w:sz="12" w:val="single" w:color="000000" w:space="0"/>
-              <w:bottom w:sz="6" w:val="single" w:color="000000" w:space="0"/>
-              <w:start w:sz="0" w:val="none" w:color="auto" w:space="0"/>
-              <w:end w:sz="0" w:val="none" w:color="auto" w:space="0"/>
+              <w:start w:sz="0" w:val="none" w:color="auto" w:space="0"/>
+              <w:end w:sz="0" w:val="none" w:color="auto" w:space="0"/>
+              <w:top w:val="double" w:sz="4" w:space="0" w:color="auto"/>
+              <w:bottom w:val="single" w:sz="4" w:space="0" w:color="auto"/>
             </w:tcBorders>
           </w:tcPr>
           <w:p>
@@ -38021,10 +38021,10 @@
           <w:tcPr>
             <w:tcW w:w="0" w:type="auto"/>
             <w:tcBorders>
-              <w:top w:sz="0" w:val="none" w:color="auto" w:space="0"/>
-              <w:bottom w:sz="0" w:val="none" w:color="auto" w:space="0"/>
-              <w:start w:sz="0" w:val="none" w:color="auto" w:space="0"/>
-              <w:end w:sz="0" w:val="none" w:color="auto" w:space="0"/>
+              <w:bottom w:sz="0" w:val="none" w:color="auto" w:space="0"/>
+              <w:start w:sz="0" w:val="none" w:color="auto" w:space="0"/>
+              <w:end w:sz="0" w:val="none" w:color="auto" w:space="0"/>
+              <w:top w:val="single" w:sz="4" w:space="0" w:color="auto"/>
             </w:tcBorders>
           </w:tcPr>
           <w:p>
@@ -38048,10 +38048,10 @@
           <w:tcPr>
             <w:tcW w:w="0" w:type="auto"/>
             <w:tcBorders>
-              <w:top w:sz="0" w:val="none" w:color="auto" w:space="0"/>
-              <w:bottom w:sz="0" w:val="none" w:color="auto" w:space="0"/>
-              <w:start w:sz="0" w:val="none" w:color="auto" w:space="0"/>
-              <w:end w:sz="0" w:val="none" w:color="auto" w:space="0"/>
+              <w:bottom w:sz="0" w:val="none" w:color="auto" w:space="0"/>
+              <w:start w:sz="0" w:val="none" w:color="auto" w:space="0"/>
+              <w:end w:sz="0" w:val="none" w:color="auto" w:space="0"/>
+              <w:top w:val="single" w:sz="4" w:space="0" w:color="auto"/>
             </w:tcBorders>
           </w:tcPr>
           <w:p>
@@ -38075,10 +38075,10 @@
           <w:tcPr>
             <w:tcW w:w="0" w:type="auto"/>
             <w:tcBorders>
-              <w:top w:sz="0" w:val="none" w:color="auto" w:space="0"/>
-              <w:bottom w:sz="0" w:val="none" w:color="auto" w:space="0"/>
-              <w:start w:sz="0" w:val="none" w:color="auto" w:space="0"/>
-              <w:end w:sz="0" w:val="none" w:color="auto" w:space="0"/>
+              <w:bottom w:sz="0" w:val="none" w:color="auto" w:space="0"/>
+              <w:start w:sz="0" w:val="none" w:color="auto" w:space="0"/>
+              <w:end w:sz="0" w:val="none" w:color="auto" w:space="0"/>
+              <w:top w:val="single" w:sz="4" w:space="0" w:color="auto"/>
             </w:tcBorders>
           </w:tcPr>
           <w:p>
@@ -38118,10 +38118,10 @@
           <w:tcPr>
             <w:tcW w:w="0" w:type="auto"/>
             <w:tcBorders>
-              <w:top w:sz="0" w:val="none" w:color="auto" w:space="0"/>
-              <w:bottom w:sz="0" w:val="none" w:color="auto" w:space="0"/>
-              <w:start w:sz="0" w:val="none" w:color="auto" w:space="0"/>
-              <w:end w:sz="0" w:val="none" w:color="auto" w:space="0"/>
+              <w:bottom w:sz="0" w:val="none" w:color="auto" w:space="0"/>
+              <w:start w:sz="0" w:val="none" w:color="auto" w:space="0"/>
+              <w:end w:sz="0" w:val="none" w:color="auto" w:space="0"/>
+              <w:top w:val="single" w:sz="4" w:space="0" w:color="auto"/>
             </w:tcBorders>
           </w:tcPr>
           <w:p>
@@ -38153,10 +38153,10 @@
           <w:tcPr>
             <w:tcW w:w="0" w:type="auto"/>
             <w:tcBorders>
-              <w:top w:sz="0" w:val="none" w:color="auto" w:space="0"/>
-              <w:bottom w:sz="0" w:val="none" w:color="auto" w:space="0"/>
-              <w:start w:sz="0" w:val="none" w:color="auto" w:space="0"/>
-              <w:end w:sz="0" w:val="none" w:color="auto" w:space="0"/>
+              <w:bottom w:sz="0" w:val="none" w:color="auto" w:space="0"/>
+              <w:start w:sz="0" w:val="none" w:color="auto" w:space="0"/>
+              <w:end w:sz="0" w:val="none" w:color="auto" w:space="0"/>
+              <w:top w:val="single" w:sz="4" w:space="0" w:color="auto"/>
             </w:tcBorders>
           </w:tcPr>
           <w:p>
@@ -38568,10 +38568,10 @@
           <w:tcPr>
             <w:tcW w:w="0" w:type="auto"/>
             <w:tcBorders>
-              <w:bottom w:sz="12" w:val="single" w:color="000000" w:space="0"/>
-              <w:top w:sz="0" w:val="none" w:color="auto" w:space="0"/>
-              <w:start w:sz="0" w:val="none" w:color="auto" w:space="0"/>
-              <w:end w:sz="0" w:val="none" w:color="auto" w:space="0"/>
+              <w:top w:sz="0" w:val="none" w:color="auto" w:space="0"/>
+              <w:start w:sz="0" w:val="none" w:color="auto" w:space="0"/>
+              <w:end w:sz="0" w:val="none" w:color="auto" w:space="0"/>
+              <w:bottom w:val="double" w:sz="4" w:space="0" w:color="auto"/>
             </w:tcBorders>
           </w:tcPr>
           <w:p>
@@ -38595,10 +38595,10 @@
           <w:tcPr>
             <w:tcW w:w="0" w:type="auto"/>
             <w:tcBorders>
-              <w:bottom w:sz="12" w:val="single" w:color="000000" w:space="0"/>
-              <w:top w:sz="0" w:val="none" w:color="auto" w:space="0"/>
-              <w:start w:sz="0" w:val="none" w:color="auto" w:space="0"/>
-              <w:end w:sz="0" w:val="none" w:color="auto" w:space="0"/>
+              <w:top w:sz="0" w:val="none" w:color="auto" w:space="0"/>
+              <w:start w:sz="0" w:val="none" w:color="auto" w:space="0"/>
+              <w:end w:sz="0" w:val="none" w:color="auto" w:space="0"/>
+              <w:bottom w:val="double" w:sz="4" w:space="0" w:color="auto"/>
             </w:tcBorders>
           </w:tcPr>
           <w:p>
@@ -38638,10 +38638,10 @@
           <w:tcPr>
             <w:tcW w:w="0" w:type="auto"/>
             <w:tcBorders>
-              <w:bottom w:sz="12" w:val="single" w:color="000000" w:space="0"/>
-              <w:top w:sz="0" w:val="none" w:color="auto" w:space="0"/>
-              <w:start w:sz="0" w:val="none" w:color="auto" w:space="0"/>
-              <w:end w:sz="0" w:val="none" w:color="auto" w:space="0"/>
+              <w:top w:sz="0" w:val="none" w:color="auto" w:space="0"/>
+              <w:start w:sz="0" w:val="none" w:color="auto" w:space="0"/>
+              <w:end w:sz="0" w:val="none" w:color="auto" w:space="0"/>
+              <w:bottom w:val="double" w:sz="4" w:space="0" w:color="auto"/>
             </w:tcBorders>
           </w:tcPr>
           <w:p>
@@ -38681,10 +38681,10 @@
           <w:tcPr>
             <w:tcW w:w="0" w:type="auto"/>
             <w:tcBorders>
-              <w:bottom w:sz="12" w:val="single" w:color="000000" w:space="0"/>
-              <w:top w:sz="0" w:val="none" w:color="auto" w:space="0"/>
-              <w:start w:sz="0" w:val="none" w:color="auto" w:space="0"/>
-              <w:end w:sz="0" w:val="none" w:color="auto" w:space="0"/>
+              <w:top w:sz="0" w:val="none" w:color="auto" w:space="0"/>
+              <w:start w:sz="0" w:val="none" w:color="auto" w:space="0"/>
+              <w:end w:sz="0" w:val="none" w:color="auto" w:space="0"/>
+              <w:bottom w:val="double" w:sz="4" w:space="0" w:color="auto"/>
             </w:tcBorders>
           </w:tcPr>
           <w:p>
@@ -38716,10 +38716,10 @@
           <w:tcPr>
             <w:tcW w:w="0" w:type="auto"/>
             <w:tcBorders>
-              <w:bottom w:sz="12" w:val="single" w:color="000000" w:space="0"/>
-              <w:top w:sz="0" w:val="none" w:color="auto" w:space="0"/>
-              <w:start w:sz="0" w:val="none" w:color="auto" w:space="0"/>
-              <w:end w:sz="0" w:val="none" w:color="auto" w:space="0"/>
+              <w:top w:sz="0" w:val="none" w:color="auto" w:space="0"/>
+              <w:start w:sz="0" w:val="none" w:color="auto" w:space="0"/>
+              <w:end w:sz="0" w:val="none" w:color="auto" w:space="0"/>
+              <w:bottom w:val="double" w:sz="4" w:space="0" w:color="auto"/>
             </w:tcBorders>
           </w:tcPr>
           <w:p>

--- a/docs/基于Spring Cloud的校园兼职系统的设计与实现.docx
+++ b/docs/基于Spring Cloud的校园兼职系统的设计与实现.docx
@@ -15016,7 +15016,7 @@
                 <w:szCs w:val="20"/>
               </w:rPr>
               <w:lastRenderedPageBreak/>
-              <w:t>字段名称</w:t>
+              <w:t xml:space="preserve">字段名</w:t>
             </w:r>
           </w:p>
         </w:tc>
@@ -15043,7 +15043,7 @@
                 <w:sz w:val="22"/>
                 <w:szCs w:val="20"/>
               </w:rPr>
-              <w:t>字段描述</w:t>
+              <w:t xml:space="preserve">类型</w:t>
             </w:r>
           </w:p>
         </w:tc>
@@ -15070,7 +15070,7 @@
                 <w:sz w:val="22"/>
                 <w:szCs w:val="20"/>
               </w:rPr>
-              <w:t>字段类型</w:t>
+              <w:t xml:space="preserve">长度</w:t>
             </w:r>
           </w:p>
         </w:tc>
@@ -15097,7 +15097,7 @@
                 <w:sz w:val="22"/>
                 <w:szCs w:val="20"/>
               </w:rPr>
-              <w:t>是否允许空值</w:t>
+              <w:t xml:space="preserve">主键</w:t>
             </w:r>
           </w:p>
         </w:tc>
@@ -15124,7 +15124,7 @@
                 <w:sz w:val="22"/>
                 <w:szCs w:val="20"/>
               </w:rPr>
-              <w:t>备注</w:t>
+              <w:t xml:space="preserve">备注</w:t>
             </w:r>
           </w:p>
         </w:tc>
@@ -15155,7 +15155,7 @@
                 <w:sz w:val="22"/>
                 <w:szCs w:val="20"/>
               </w:rPr>
-              <w:t>id</w:t>
+              <w:t xml:space="preserve">id</w:t>
             </w:r>
           </w:p>
         </w:tc>
@@ -15181,15 +15181,7 @@
                 <w:sz w:val="22"/>
                 <w:szCs w:val="20"/>
               </w:rPr>
-              <w:t>主键</w:t>
-            </w:r>
-            <w:r>
-              <w:rPr>
-                <w:rFonts w:eastAsia="宋体"/>
-                <w:sz w:val="22"/>
-                <w:szCs w:val="20"/>
-              </w:rPr>
-              <w:t>ID</w:t>
+              <w:t xml:space="preserve">bigint</w:t>
             </w:r>
           </w:p>
         </w:tc>
@@ -15215,7 +15207,7 @@
                 <w:sz w:val="22"/>
                 <w:szCs w:val="20"/>
               </w:rPr>
-              <w:t>BIGINT</w:t>
+              <w:t xml:space="preserve"/>
             </w:r>
           </w:p>
         </w:tc>
@@ -15241,7 +15233,7 @@
                 <w:sz w:val="22"/>
                 <w:szCs w:val="20"/>
               </w:rPr>
-              <w:t>否</w:t>
+              <w:t xml:space="preserve">是</w:t>
             </w:r>
           </w:p>
         </w:tc>
@@ -15262,15 +15254,15 @@
               <w:jc w:val="center"/>
             </w:pPr>
             <w:proofErr w:type="gramStart"/>
-            <w:r>
-              <w:rPr>
-                <w:rFonts w:eastAsia="宋体"/>
-                <w:sz w:val="22"/>
-                <w:szCs w:val="20"/>
-              </w:rPr>
-              <w:t>自增主键</w:t>
-            </w:r>
             <w:proofErr w:type="gramEnd"/>
+            <w:r>
+              <w:rPr>
+                <w:rFonts w:eastAsia="宋体"/>
+                <w:sz w:val="22"/>
+                <w:szCs w:val="20"/>
+              </w:rPr>
+              <w:t xml:space="preserve">主键ID</w:t>
+            </w:r>
           </w:p>
         </w:tc>
       </w:tr>
@@ -15300,7 +15292,7 @@
                 <w:sz w:val="22"/>
                 <w:szCs w:val="20"/>
               </w:rPr>
-              <w:t>username</w:t>
+              <w:t xml:space="preserve">username</w:t>
             </w:r>
           </w:p>
         </w:tc>
@@ -15326,7 +15318,7 @@
                 <w:sz w:val="22"/>
                 <w:szCs w:val="20"/>
               </w:rPr>
-              <w:t>用户名</w:t>
+              <w:t xml:space="preserve">varchar</w:t>
             </w:r>
           </w:p>
         </w:tc>
@@ -15347,14 +15339,6 @@
               <w:jc w:val="center"/>
             </w:pPr>
             <w:proofErr w:type="gramStart"/>
-            <w:r>
-              <w:rPr>
-                <w:rFonts w:eastAsia="宋体"/>
-                <w:sz w:val="22"/>
-                <w:szCs w:val="20"/>
-              </w:rPr>
-              <w:t>VARCHAR(</w:t>
-            </w:r>
             <w:proofErr w:type="gramEnd"/>
             <w:r>
               <w:rPr>
@@ -15362,7 +15346,7 @@
                 <w:sz w:val="22"/>
                 <w:szCs w:val="20"/>
               </w:rPr>
-              <w:t>50)</w:t>
+              <w:t xml:space="preserve">50</w:t>
             </w:r>
           </w:p>
         </w:tc>
@@ -15388,7 +15372,7 @@
                 <w:sz w:val="22"/>
                 <w:szCs w:val="20"/>
               </w:rPr>
-              <w:t>否</w:t>
+              <w:t xml:space="preserve">否</w:t>
             </w:r>
           </w:p>
         </w:tc>
@@ -15414,7 +15398,7 @@
                 <w:sz w:val="22"/>
                 <w:szCs w:val="20"/>
               </w:rPr>
-              <w:t>唯一</w:t>
+              <w:t xml:space="preserve">用户名</w:t>
             </w:r>
           </w:p>
         </w:tc>
@@ -15440,15 +15424,15 @@
               <w:jc w:val="center"/>
             </w:pPr>
             <w:proofErr w:type="spellStart"/>
-            <w:r>
-              <w:rPr>
-                <w:rFonts w:eastAsia="宋体"/>
-                <w:sz w:val="22"/>
-                <w:szCs w:val="20"/>
-              </w:rPr>
-              <w:t>password_hash</w:t>
-            </w:r>
             <w:proofErr w:type="spellEnd"/>
+            <w:r>
+              <w:rPr>
+                <w:rFonts w:eastAsia="宋体"/>
+                <w:sz w:val="22"/>
+                <w:szCs w:val="20"/>
+              </w:rPr>
+              <w:t xml:space="preserve">password_hash</w:t>
+            </w:r>
           </w:p>
         </w:tc>
         <w:tc>
@@ -15473,7 +15457,7 @@
                 <w:sz w:val="22"/>
                 <w:szCs w:val="20"/>
               </w:rPr>
-              <w:t>密码哈希</w:t>
+              <w:t xml:space="preserve">varchar</w:t>
             </w:r>
           </w:p>
         </w:tc>
@@ -15494,14 +15478,6 @@
               <w:jc w:val="center"/>
             </w:pPr>
             <w:proofErr w:type="gramStart"/>
-            <w:r>
-              <w:rPr>
-                <w:rFonts w:eastAsia="宋体"/>
-                <w:sz w:val="22"/>
-                <w:szCs w:val="20"/>
-              </w:rPr>
-              <w:t>VARCHAR(</w:t>
-            </w:r>
             <w:proofErr w:type="gramEnd"/>
             <w:r>
               <w:rPr>
@@ -15509,7 +15485,7 @@
                 <w:sz w:val="22"/>
                 <w:szCs w:val="20"/>
               </w:rPr>
-              <w:t>255)</w:t>
+              <w:t xml:space="preserve">255</w:t>
             </w:r>
           </w:p>
         </w:tc>
@@ -15535,7 +15511,7 @@
                 <w:sz w:val="22"/>
                 <w:szCs w:val="20"/>
               </w:rPr>
-              <w:t>否</w:t>
+              <w:t xml:space="preserve">否</w:t>
             </w:r>
           </w:p>
         </w:tc>
@@ -15556,14 +15532,6 @@
               <w:jc w:val="center"/>
             </w:pPr>
             <w:proofErr w:type="spellStart"/>
-            <w:r>
-              <w:rPr>
-                <w:rFonts w:eastAsia="宋体"/>
-                <w:sz w:val="22"/>
-                <w:szCs w:val="20"/>
-              </w:rPr>
-              <w:t>BCrypt</w:t>
-            </w:r>
             <w:proofErr w:type="spellEnd"/>
             <w:r>
               <w:rPr>
@@ -15571,15 +15539,7 @@
                 <w:sz w:val="22"/>
                 <w:szCs w:val="20"/>
               </w:rPr>
-              <w:t> </w:t>
-            </w:r>
-            <w:r>
-              <w:rPr>
-                <w:rFonts w:eastAsia="宋体"/>
-                <w:sz w:val="22"/>
-                <w:szCs w:val="20"/>
-              </w:rPr>
-              <w:t>加密</w:t>
+              <w:t xml:space="preserve">密码哈希</w:t>
             </w:r>
           </w:p>
         </w:tc>
@@ -15610,7 +15570,7 @@
                 <w:sz w:val="22"/>
                 <w:szCs w:val="20"/>
               </w:rPr>
-              <w:t>phone</w:t>
+              <w:t xml:space="preserve">phone</w:t>
             </w:r>
           </w:p>
         </w:tc>
@@ -15636,7 +15596,7 @@
                 <w:sz w:val="22"/>
                 <w:szCs w:val="20"/>
               </w:rPr>
-              <w:t>手机号</w:t>
+              <w:t xml:space="preserve">varchar</w:t>
             </w:r>
           </w:p>
         </w:tc>
@@ -15657,14 +15617,6 @@
               <w:jc w:val="center"/>
             </w:pPr>
             <w:proofErr w:type="gramStart"/>
-            <w:r>
-              <w:rPr>
-                <w:rFonts w:eastAsia="宋体"/>
-                <w:sz w:val="22"/>
-                <w:szCs w:val="20"/>
-              </w:rPr>
-              <w:t>VARCHAR(</w:t>
-            </w:r>
             <w:proofErr w:type="gramEnd"/>
             <w:r>
               <w:rPr>
@@ -15672,7 +15624,7 @@
                 <w:sz w:val="22"/>
                 <w:szCs w:val="20"/>
               </w:rPr>
-              <w:t>20)</w:t>
+              <w:t xml:space="preserve">20</w:t>
             </w:r>
           </w:p>
         </w:tc>
@@ -15698,7 +15650,7 @@
                 <w:sz w:val="22"/>
                 <w:szCs w:val="20"/>
               </w:rPr>
-              <w:t>否</w:t>
+              <w:t xml:space="preserve">否</w:t>
             </w:r>
           </w:p>
         </w:tc>
@@ -15724,7 +15676,7 @@
                 <w:sz w:val="22"/>
                 <w:szCs w:val="20"/>
               </w:rPr>
-              <w:t>唯一</w:t>
+              <w:t xml:space="preserve">手机号</w:t>
             </w:r>
           </w:p>
         </w:tc>
@@ -15755,7 +15707,7 @@
                 <w:sz w:val="22"/>
                 <w:szCs w:val="20"/>
               </w:rPr>
-              <w:t>email</w:t>
+              <w:t xml:space="preserve">email</w:t>
             </w:r>
           </w:p>
         </w:tc>
@@ -15781,7 +15733,7 @@
                 <w:sz w:val="22"/>
                 <w:szCs w:val="20"/>
               </w:rPr>
-              <w:t>邮箱</w:t>
+              <w:t xml:space="preserve">varchar</w:t>
             </w:r>
           </w:p>
         </w:tc>
@@ -15802,14 +15754,6 @@
               <w:jc w:val="center"/>
             </w:pPr>
             <w:proofErr w:type="gramStart"/>
-            <w:r>
-              <w:rPr>
-                <w:rFonts w:eastAsia="宋体"/>
-                <w:sz w:val="22"/>
-                <w:szCs w:val="20"/>
-              </w:rPr>
-              <w:t>VARCHAR(</w:t>
-            </w:r>
             <w:proofErr w:type="gramEnd"/>
             <w:r>
               <w:rPr>
@@ -15817,7 +15761,7 @@
                 <w:sz w:val="22"/>
                 <w:szCs w:val="20"/>
               </w:rPr>
-              <w:t>100)</w:t>
+              <w:t xml:space="preserve">100</w:t>
             </w:r>
           </w:p>
         </w:tc>
@@ -15843,7 +15787,7 @@
                 <w:sz w:val="22"/>
                 <w:szCs w:val="20"/>
               </w:rPr>
-              <w:t>是</w:t>
+              <w:t xml:space="preserve">否</w:t>
             </w:r>
           </w:p>
         </w:tc>
@@ -15863,6 +15807,9 @@
               <w:wordWrap w:val="0"/>
               <w:jc w:val="center"/>
             </w:pPr>
+            <w:r>
+              <w:t xml:space="preserve">邮箱</w:t>
+            </w:r>
           </w:p>
         </w:tc>
       </w:tr>
@@ -15887,15 +15834,15 @@
               <w:jc w:val="center"/>
             </w:pPr>
             <w:proofErr w:type="spellStart"/>
-            <w:r>
-              <w:rPr>
-                <w:rFonts w:eastAsia="宋体"/>
-                <w:sz w:val="22"/>
-                <w:szCs w:val="20"/>
-              </w:rPr>
-              <w:t>role_type</w:t>
-            </w:r>
             <w:proofErr w:type="spellEnd"/>
+            <w:r>
+              <w:rPr>
+                <w:rFonts w:eastAsia="宋体"/>
+                <w:sz w:val="22"/>
+                <w:szCs w:val="20"/>
+              </w:rPr>
+              <w:t xml:space="preserve">role_type</w:t>
+            </w:r>
           </w:p>
         </w:tc>
         <w:tc>
@@ -15920,7 +15867,7 @@
                 <w:sz w:val="22"/>
                 <w:szCs w:val="20"/>
               </w:rPr>
-              <w:t>角色类型</w:t>
+              <w:t xml:space="preserve">tinyint</w:t>
             </w:r>
           </w:p>
         </w:tc>
@@ -15946,7 +15893,7 @@
                 <w:sz w:val="22"/>
                 <w:szCs w:val="20"/>
               </w:rPr>
-              <w:t>TINYINT</w:t>
+              <w:t xml:space="preserve"/>
             </w:r>
           </w:p>
         </w:tc>
@@ -15972,7 +15919,7 @@
                 <w:sz w:val="22"/>
                 <w:szCs w:val="20"/>
               </w:rPr>
-              <w:t>否</w:t>
+              <w:t xml:space="preserve">否</w:t>
             </w:r>
           </w:p>
         </w:tc>
@@ -15998,47 +15945,7 @@
                 <w:sz w:val="22"/>
                 <w:szCs w:val="20"/>
               </w:rPr>
-              <w:t>1-</w:t>
-            </w:r>
-            <w:r>
-              <w:rPr>
-                <w:rFonts w:eastAsia="宋体"/>
-                <w:sz w:val="22"/>
-                <w:szCs w:val="20"/>
-              </w:rPr>
-              <w:t>学生</w:t>
-            </w:r>
-            <w:r>
-              <w:rPr>
-                <w:rFonts w:eastAsia="宋体"/>
-                <w:sz w:val="22"/>
-                <w:szCs w:val="20"/>
-              </w:rPr>
-              <w:t> 2-</w:t>
-            </w:r>
-            <w:r>
-              <w:rPr>
-                <w:rFonts w:eastAsia="宋体"/>
-                <w:sz w:val="22"/>
-                <w:szCs w:val="20"/>
-              </w:rPr>
-              <w:t>雇主</w:t>
-            </w:r>
-            <w:r>
-              <w:rPr>
-                <w:rFonts w:eastAsia="宋体"/>
-                <w:sz w:val="22"/>
-                <w:szCs w:val="20"/>
-              </w:rPr>
-              <w:t> 3-</w:t>
-            </w:r>
-            <w:r>
-              <w:rPr>
-                <w:rFonts w:eastAsia="宋体"/>
-                <w:sz w:val="22"/>
-                <w:szCs w:val="20"/>
-              </w:rPr>
-              <w:t>管理员</w:t>
+              <w:t xml:space="preserve">角色类型</w:t>
             </w:r>
           </w:p>
         </w:tc>
@@ -16069,7 +15976,7 @@
                 <w:sz w:val="22"/>
                 <w:szCs w:val="20"/>
               </w:rPr>
-              <w:t>status</w:t>
+              <w:t xml:space="preserve">status</w:t>
             </w:r>
           </w:p>
         </w:tc>
@@ -16095,7 +16002,7 @@
                 <w:sz w:val="22"/>
                 <w:szCs w:val="20"/>
               </w:rPr>
-              <w:t>状态</w:t>
+              <w:t xml:space="preserve">tinyint</w:t>
             </w:r>
           </w:p>
         </w:tc>
@@ -16121,7 +16028,7 @@
                 <w:sz w:val="22"/>
                 <w:szCs w:val="20"/>
               </w:rPr>
-              <w:t>TINYINT</w:t>
+              <w:t xml:space="preserve"/>
             </w:r>
           </w:p>
         </w:tc>
@@ -16147,7 +16054,7 @@
                 <w:sz w:val="22"/>
                 <w:szCs w:val="20"/>
               </w:rPr>
-              <w:t>否</w:t>
+              <w:t xml:space="preserve">否</w:t>
             </w:r>
           </w:p>
         </w:tc>
@@ -16173,31 +16080,7 @@
                 <w:sz w:val="22"/>
                 <w:szCs w:val="20"/>
               </w:rPr>
-              <w:t>0-</w:t>
-            </w:r>
-            <w:r>
-              <w:rPr>
-                <w:rFonts w:eastAsia="宋体"/>
-                <w:sz w:val="22"/>
-                <w:szCs w:val="20"/>
-              </w:rPr>
-              <w:t>禁用</w:t>
-            </w:r>
-            <w:r>
-              <w:rPr>
-                <w:rFonts w:eastAsia="宋体"/>
-                <w:sz w:val="22"/>
-                <w:szCs w:val="20"/>
-              </w:rPr>
-              <w:t> 1-</w:t>
-            </w:r>
-            <w:r>
-              <w:rPr>
-                <w:rFonts w:eastAsia="宋体"/>
-                <w:sz w:val="22"/>
-                <w:szCs w:val="20"/>
-              </w:rPr>
-              <w:t>启用</w:t>
+              <w:t xml:space="preserve">状态</w:t>
             </w:r>
           </w:p>
         </w:tc>
@@ -16228,7 +16111,7 @@
                 <w:sz w:val="22"/>
                 <w:szCs w:val="20"/>
               </w:rPr>
-              <w:t>deleted</w:t>
+              <w:t xml:space="preserve">deleted</w:t>
             </w:r>
           </w:p>
         </w:tc>
@@ -16254,7 +16137,7 @@
                 <w:sz w:val="22"/>
                 <w:szCs w:val="20"/>
               </w:rPr>
-              <w:t>逻辑删除</w:t>
+              <w:t xml:space="preserve">tinyint</w:t>
             </w:r>
           </w:p>
         </w:tc>
@@ -16280,7 +16163,7 @@
                 <w:sz w:val="22"/>
                 <w:szCs w:val="20"/>
               </w:rPr>
-              <w:t>TINYINT</w:t>
+              <w:t xml:space="preserve"/>
             </w:r>
           </w:p>
         </w:tc>
@@ -16306,7 +16189,7 @@
                 <w:sz w:val="22"/>
                 <w:szCs w:val="20"/>
               </w:rPr>
-              <w:t>否</w:t>
+              <w:t xml:space="preserve">否</w:t>
             </w:r>
           </w:p>
         </w:tc>
@@ -16332,31 +16215,7 @@
                 <w:sz w:val="22"/>
                 <w:szCs w:val="20"/>
               </w:rPr>
-              <w:t>0-</w:t>
-            </w:r>
-            <w:r>
-              <w:rPr>
-                <w:rFonts w:eastAsia="宋体"/>
-                <w:sz w:val="22"/>
-                <w:szCs w:val="20"/>
-              </w:rPr>
-              <w:t>未删除</w:t>
-            </w:r>
-            <w:r>
-              <w:rPr>
-                <w:rFonts w:eastAsia="宋体"/>
-                <w:sz w:val="22"/>
-                <w:szCs w:val="20"/>
-              </w:rPr>
-              <w:t> 1-</w:t>
-            </w:r>
-            <w:r>
-              <w:rPr>
-                <w:rFonts w:eastAsia="宋体"/>
-                <w:sz w:val="22"/>
-                <w:szCs w:val="20"/>
-              </w:rPr>
-              <w:t>已删除</w:t>
+              <w:t xml:space="preserve">逻辑删除</w:t>
             </w:r>
           </w:p>
         </w:tc>
@@ -16382,15 +16241,15 @@
               <w:jc w:val="center"/>
             </w:pPr>
             <w:proofErr w:type="spellStart"/>
-            <w:r>
-              <w:rPr>
-                <w:rFonts w:eastAsia="宋体"/>
-                <w:sz w:val="22"/>
-                <w:szCs w:val="20"/>
-              </w:rPr>
-              <w:t>create_time</w:t>
-            </w:r>
             <w:proofErr w:type="spellEnd"/>
+            <w:r>
+              <w:rPr>
+                <w:rFonts w:eastAsia="宋体"/>
+                <w:sz w:val="22"/>
+                <w:szCs w:val="20"/>
+              </w:rPr>
+              <w:t xml:space="preserve">create_time</w:t>
+            </w:r>
           </w:p>
         </w:tc>
         <w:tc>
@@ -16415,7 +16274,7 @@
                 <w:sz w:val="22"/>
                 <w:szCs w:val="20"/>
               </w:rPr>
-              <w:t>创建时间</w:t>
+              <w:t xml:space="preserve">datetime</w:t>
             </w:r>
           </w:p>
         </w:tc>
@@ -16441,7 +16300,7 @@
                 <w:sz w:val="22"/>
                 <w:szCs w:val="20"/>
               </w:rPr>
-              <w:t>DATETIME</w:t>
+              <w:t xml:space="preserve"/>
             </w:r>
           </w:p>
         </w:tc>
@@ -16467,7 +16326,7 @@
                 <w:sz w:val="22"/>
                 <w:szCs w:val="20"/>
               </w:rPr>
-              <w:t>否</w:t>
+              <w:t xml:space="preserve">否</w:t>
             </w:r>
           </w:p>
         </w:tc>
@@ -16487,6 +16346,9 @@
               <w:wordWrap w:val="0"/>
               <w:jc w:val="center"/>
             </w:pPr>
+            <w:r>
+              <w:t xml:space="preserve">创建时间</w:t>
+            </w:r>
           </w:p>
         </w:tc>
       </w:tr>
@@ -16511,15 +16373,15 @@
               <w:jc w:val="center"/>
             </w:pPr>
             <w:proofErr w:type="spellStart"/>
-            <w:r>
-              <w:rPr>
-                <w:rFonts w:eastAsia="宋体"/>
-                <w:sz w:val="22"/>
-                <w:szCs w:val="20"/>
-              </w:rPr>
-              <w:t>update_time</w:t>
-            </w:r>
             <w:proofErr w:type="spellEnd"/>
+            <w:r>
+              <w:rPr>
+                <w:rFonts w:eastAsia="宋体"/>
+                <w:sz w:val="22"/>
+                <w:szCs w:val="20"/>
+              </w:rPr>
+              <w:t xml:space="preserve">update_time</w:t>
+            </w:r>
           </w:p>
         </w:tc>
         <w:tc>
@@ -16544,7 +16406,7 @@
                 <w:sz w:val="22"/>
                 <w:szCs w:val="20"/>
               </w:rPr>
-              <w:t>更新时间</w:t>
+              <w:t xml:space="preserve">datetime</w:t>
             </w:r>
           </w:p>
         </w:tc>
@@ -16570,7 +16432,7 @@
                 <w:sz w:val="22"/>
                 <w:szCs w:val="20"/>
               </w:rPr>
-              <w:t>DATETIME</w:t>
+              <w:t xml:space="preserve"/>
             </w:r>
           </w:p>
         </w:tc>
@@ -16596,7 +16458,7 @@
                 <w:sz w:val="22"/>
                 <w:szCs w:val="20"/>
               </w:rPr>
-              <w:t>是</w:t>
+              <w:t xml:space="preserve">否</w:t>
             </w:r>
           </w:p>
         </w:tc>
@@ -16616,6 +16478,9 @@
               <w:wordWrap w:val="0"/>
               <w:jc w:val="center"/>
             </w:pPr>
+            <w:r>
+              <w:t xml:space="preserve">更新时间</w:t>
+            </w:r>
           </w:p>
         </w:tc>
       </w:tr>
@@ -16834,7 +16699,7 @@
                 <w:sz w:val="22"/>
                 <w:szCs w:val="20"/>
               </w:rPr>
-              <w:t>字段名称</w:t>
+              <w:t xml:space="preserve">字段名</w:t>
             </w:r>
           </w:p>
         </w:tc>
@@ -16861,7 +16726,7 @@
                 <w:sz w:val="22"/>
                 <w:szCs w:val="20"/>
               </w:rPr>
-              <w:t>字段描述</w:t>
+              <w:t xml:space="preserve">类型</w:t>
             </w:r>
           </w:p>
         </w:tc>
@@ -16888,7 +16753,7 @@
                 <w:sz w:val="22"/>
                 <w:szCs w:val="20"/>
               </w:rPr>
-              <w:t>字段类型</w:t>
+              <w:t xml:space="preserve">长度</w:t>
             </w:r>
           </w:p>
         </w:tc>
@@ -16915,7 +16780,7 @@
                 <w:sz w:val="22"/>
                 <w:szCs w:val="20"/>
               </w:rPr>
-              <w:t>是否允许空值</w:t>
+              <w:t xml:space="preserve">主键</w:t>
             </w:r>
           </w:p>
         </w:tc>
@@ -16942,7 +16807,7 @@
                 <w:sz w:val="22"/>
                 <w:szCs w:val="20"/>
               </w:rPr>
-              <w:t>备注</w:t>
+              <w:t xml:space="preserve">备注</w:t>
             </w:r>
           </w:p>
         </w:tc>
@@ -16973,7 +16838,7 @@
                 <w:sz w:val="22"/>
                 <w:szCs w:val="20"/>
               </w:rPr>
-              <w:t>id</w:t>
+              <w:t xml:space="preserve">id</w:t>
             </w:r>
           </w:p>
         </w:tc>
@@ -16999,15 +16864,7 @@
                 <w:sz w:val="22"/>
                 <w:szCs w:val="20"/>
               </w:rPr>
-              <w:t>主键</w:t>
-            </w:r>
-            <w:r>
-              <w:rPr>
-                <w:rFonts w:eastAsia="宋体"/>
-                <w:sz w:val="22"/>
-                <w:szCs w:val="20"/>
-              </w:rPr>
-              <w:t>ID</w:t>
+              <w:t xml:space="preserve">bigint</w:t>
             </w:r>
           </w:p>
         </w:tc>
@@ -17033,7 +16890,7 @@
                 <w:sz w:val="22"/>
                 <w:szCs w:val="20"/>
               </w:rPr>
-              <w:t>BIGINT</w:t>
+              <w:t xml:space="preserve"/>
             </w:r>
           </w:p>
         </w:tc>
@@ -17059,7 +16916,7 @@
                 <w:sz w:val="22"/>
                 <w:szCs w:val="20"/>
               </w:rPr>
-              <w:t>否</w:t>
+              <w:t xml:space="preserve">是</w:t>
             </w:r>
           </w:p>
         </w:tc>
@@ -17080,15 +16937,15 @@
               <w:jc w:val="center"/>
             </w:pPr>
             <w:proofErr w:type="gramStart"/>
-            <w:r>
-              <w:rPr>
-                <w:rFonts w:eastAsia="宋体"/>
-                <w:sz w:val="22"/>
-                <w:szCs w:val="20"/>
-              </w:rPr>
-              <w:t>自增主键</w:t>
-            </w:r>
             <w:proofErr w:type="gramEnd"/>
+            <w:r>
+              <w:rPr>
+                <w:rFonts w:eastAsia="宋体"/>
+                <w:sz w:val="22"/>
+                <w:szCs w:val="20"/>
+              </w:rPr>
+              <w:t xml:space="preserve">主键ID</w:t>
+            </w:r>
           </w:p>
         </w:tc>
       </w:tr>
@@ -17113,15 +16970,15 @@
               <w:jc w:val="center"/>
             </w:pPr>
             <w:proofErr w:type="spellStart"/>
-            <w:r>
-              <w:rPr>
-                <w:rFonts w:eastAsia="宋体"/>
-                <w:sz w:val="22"/>
-                <w:szCs w:val="20"/>
-              </w:rPr>
-              <w:t>user_id</w:t>
-            </w:r>
             <w:proofErr w:type="spellEnd"/>
+            <w:r>
+              <w:rPr>
+                <w:rFonts w:eastAsia="宋体"/>
+                <w:sz w:val="22"/>
+                <w:szCs w:val="20"/>
+              </w:rPr>
+              <w:t xml:space="preserve">user_id</w:t>
+            </w:r>
           </w:p>
         </w:tc>
         <w:tc>
@@ -17146,15 +17003,7 @@
                 <w:sz w:val="22"/>
                 <w:szCs w:val="20"/>
               </w:rPr>
-              <w:t>用户</w:t>
-            </w:r>
-            <w:r>
-              <w:rPr>
-                <w:rFonts w:eastAsia="宋体"/>
-                <w:sz w:val="22"/>
-                <w:szCs w:val="20"/>
-              </w:rPr>
-              <w:t>ID</w:t>
+              <w:t xml:space="preserve">bigint</w:t>
             </w:r>
           </w:p>
         </w:tc>
@@ -17180,7 +17029,7 @@
                 <w:sz w:val="22"/>
                 <w:szCs w:val="20"/>
               </w:rPr>
-              <w:t>BIGINT</w:t>
+              <w:t xml:space="preserve"/>
             </w:r>
           </w:p>
         </w:tc>
@@ -17206,7 +17055,7 @@
                 <w:sz w:val="22"/>
                 <w:szCs w:val="20"/>
               </w:rPr>
-              <w:t>否</w:t>
+              <w:t xml:space="preserve">否</w:t>
             </w:r>
           </w:p>
         </w:tc>
@@ -17227,33 +17076,17 @@
               <w:jc w:val="center"/>
             </w:pPr>
             <w:proofErr w:type="gramStart"/>
-            <w:r>
-              <w:rPr>
-                <w:rFonts w:eastAsia="宋体"/>
-                <w:sz w:val="22"/>
-                <w:szCs w:val="20"/>
-              </w:rPr>
-              <w:t>外键关联</w:t>
-            </w:r>
             <w:proofErr w:type="gramEnd"/>
-            <w:r>
-              <w:rPr>
-                <w:rFonts w:eastAsia="宋体"/>
-                <w:sz w:val="22"/>
-                <w:szCs w:val="20"/>
-              </w:rPr>
-              <w:t> </w:t>
-            </w:r>
             <w:proofErr w:type="spellStart"/>
-            <w:r>
-              <w:rPr>
-                <w:rFonts w:eastAsia="宋体"/>
-                <w:sz w:val="22"/>
-                <w:szCs w:val="20"/>
-              </w:rPr>
-              <w:t>sys_user</w:t>
-            </w:r>
             <w:proofErr w:type="spellEnd"/>
+            <w:r>
+              <w:rPr>
+                <w:rFonts w:eastAsia="宋体"/>
+                <w:sz w:val="22"/>
+                <w:szCs w:val="20"/>
+              </w:rPr>
+              <w:t xml:space="preserve">用户ID</w:t>
+            </w:r>
           </w:p>
         </w:tc>
       </w:tr>
@@ -17278,15 +17111,15 @@
               <w:jc w:val="center"/>
             </w:pPr>
             <w:proofErr w:type="spellStart"/>
-            <w:r>
-              <w:rPr>
-                <w:rFonts w:eastAsia="宋体"/>
-                <w:sz w:val="22"/>
-                <w:szCs w:val="20"/>
-              </w:rPr>
-              <w:t>real_name</w:t>
-            </w:r>
             <w:proofErr w:type="spellEnd"/>
+            <w:r>
+              <w:rPr>
+                <w:rFonts w:eastAsia="宋体"/>
+                <w:sz w:val="22"/>
+                <w:szCs w:val="20"/>
+              </w:rPr>
+              <w:t xml:space="preserve">real_name</w:t>
+            </w:r>
           </w:p>
         </w:tc>
         <w:tc>
@@ -17311,7 +17144,7 @@
                 <w:sz w:val="22"/>
                 <w:szCs w:val="20"/>
               </w:rPr>
-              <w:t>真实姓名</w:t>
+              <w:t xml:space="preserve">varchar</w:t>
             </w:r>
           </w:p>
         </w:tc>
@@ -17332,14 +17165,6 @@
               <w:jc w:val="center"/>
             </w:pPr>
             <w:proofErr w:type="gramStart"/>
-            <w:r>
-              <w:rPr>
-                <w:rFonts w:eastAsia="宋体"/>
-                <w:sz w:val="22"/>
-                <w:szCs w:val="20"/>
-              </w:rPr>
-              <w:t>VARCHAR(</w:t>
-            </w:r>
             <w:proofErr w:type="gramEnd"/>
             <w:r>
               <w:rPr>
@@ -17347,7 +17172,7 @@
                 <w:sz w:val="22"/>
                 <w:szCs w:val="20"/>
               </w:rPr>
-              <w:t>50)</w:t>
+              <w:t xml:space="preserve">50</w:t>
             </w:r>
           </w:p>
         </w:tc>
@@ -17373,7 +17198,7 @@
                 <w:sz w:val="22"/>
                 <w:szCs w:val="20"/>
               </w:rPr>
-              <w:t>是</w:t>
+              <w:t xml:space="preserve">否</w:t>
             </w:r>
           </w:p>
         </w:tc>
@@ -17393,6 +17218,9 @@
               <w:wordWrap w:val="0"/>
               <w:jc w:val="center"/>
             </w:pPr>
+            <w:r>
+              <w:t xml:space="preserve">真实姓名</w:t>
+            </w:r>
           </w:p>
         </w:tc>
       </w:tr>
@@ -17417,15 +17245,15 @@
               <w:jc w:val="center"/>
             </w:pPr>
             <w:proofErr w:type="spellStart"/>
-            <w:r>
-              <w:rPr>
-                <w:rFonts w:eastAsia="宋体"/>
-                <w:sz w:val="22"/>
-                <w:szCs w:val="20"/>
-              </w:rPr>
-              <w:t>id_card_hash</w:t>
-            </w:r>
             <w:proofErr w:type="spellEnd"/>
+            <w:r>
+              <w:rPr>
+                <w:rFonts w:eastAsia="宋体"/>
+                <w:sz w:val="22"/>
+                <w:szCs w:val="20"/>
+              </w:rPr>
+              <w:t xml:space="preserve">id_card_hash</w:t>
+            </w:r>
           </w:p>
         </w:tc>
         <w:tc>
@@ -17450,7 +17278,7 @@
                 <w:sz w:val="22"/>
                 <w:szCs w:val="20"/>
               </w:rPr>
-              <w:t>身份证哈希</w:t>
+              <w:t xml:space="preserve">varchar</w:t>
             </w:r>
           </w:p>
         </w:tc>
@@ -17471,14 +17299,6 @@
               <w:jc w:val="center"/>
             </w:pPr>
             <w:proofErr w:type="gramStart"/>
-            <w:r>
-              <w:rPr>
-                <w:rFonts w:eastAsia="宋体"/>
-                <w:sz w:val="22"/>
-                <w:szCs w:val="20"/>
-              </w:rPr>
-              <w:t>VARCHAR(</w:t>
-            </w:r>
             <w:proofErr w:type="gramEnd"/>
             <w:r>
               <w:rPr>
@@ -17486,7 +17306,7 @@
                 <w:sz w:val="22"/>
                 <w:szCs w:val="20"/>
               </w:rPr>
-              <w:t>255)</w:t>
+              <w:t xml:space="preserve">255</w:t>
             </w:r>
           </w:p>
         </w:tc>
@@ -17512,7 +17332,7 @@
                 <w:sz w:val="22"/>
                 <w:szCs w:val="20"/>
               </w:rPr>
-              <w:t>是</w:t>
+              <w:t xml:space="preserve">否</w:t>
             </w:r>
           </w:p>
         </w:tc>
@@ -17538,7 +17358,7 @@
                 <w:sz w:val="22"/>
                 <w:szCs w:val="20"/>
               </w:rPr>
-              <w:t>加密存储</w:t>
+              <w:t xml:space="preserve">身份证哈希</w:t>
             </w:r>
           </w:p>
         </w:tc>
@@ -17569,7 +17389,7 @@
                 <w:sz w:val="22"/>
                 <w:szCs w:val="20"/>
               </w:rPr>
-              <w:t>gender</w:t>
+              <w:t xml:space="preserve">gender</w:t>
             </w:r>
           </w:p>
         </w:tc>
@@ -17595,7 +17415,7 @@
                 <w:sz w:val="22"/>
                 <w:szCs w:val="20"/>
               </w:rPr>
-              <w:t>性别</w:t>
+              <w:t xml:space="preserve">tinyint</w:t>
             </w:r>
           </w:p>
         </w:tc>
@@ -17621,7 +17441,7 @@
                 <w:sz w:val="22"/>
                 <w:szCs w:val="20"/>
               </w:rPr>
-              <w:t>TINYINT</w:t>
+              <w:t xml:space="preserve"/>
             </w:r>
           </w:p>
         </w:tc>
@@ -17647,7 +17467,7 @@
                 <w:sz w:val="22"/>
                 <w:szCs w:val="20"/>
               </w:rPr>
-              <w:t>是</w:t>
+              <w:t xml:space="preserve">否</w:t>
             </w:r>
           </w:p>
         </w:tc>
@@ -17673,31 +17493,7 @@
                 <w:sz w:val="22"/>
                 <w:szCs w:val="20"/>
               </w:rPr>
-              <w:t>0-</w:t>
-            </w:r>
-            <w:r>
-              <w:rPr>
-                <w:rFonts w:eastAsia="宋体"/>
-                <w:sz w:val="22"/>
-                <w:szCs w:val="20"/>
-              </w:rPr>
-              <w:t>女</w:t>
-            </w:r>
-            <w:r>
-              <w:rPr>
-                <w:rFonts w:eastAsia="宋体"/>
-                <w:sz w:val="22"/>
-                <w:szCs w:val="20"/>
-              </w:rPr>
-              <w:t> 1-</w:t>
-            </w:r>
-            <w:r>
-              <w:rPr>
-                <w:rFonts w:eastAsia="宋体"/>
-                <w:sz w:val="22"/>
-                <w:szCs w:val="20"/>
-              </w:rPr>
-              <w:t>男</w:t>
+              <w:t xml:space="preserve">性别</w:t>
             </w:r>
           </w:p>
         </w:tc>
@@ -17728,7 +17524,7 @@
                 <w:sz w:val="22"/>
                 <w:szCs w:val="20"/>
               </w:rPr>
-              <w:t>university</w:t>
+              <w:t xml:space="preserve">university</w:t>
             </w:r>
           </w:p>
         </w:tc>
@@ -17754,7 +17550,7 @@
                 <w:sz w:val="22"/>
                 <w:szCs w:val="20"/>
               </w:rPr>
-              <w:t>学校</w:t>
+              <w:t xml:space="preserve">varchar</w:t>
             </w:r>
           </w:p>
         </w:tc>
@@ -17775,14 +17571,6 @@
               <w:jc w:val="center"/>
             </w:pPr>
             <w:proofErr w:type="gramStart"/>
-            <w:r>
-              <w:rPr>
-                <w:rFonts w:eastAsia="宋体"/>
-                <w:sz w:val="22"/>
-                <w:szCs w:val="20"/>
-              </w:rPr>
-              <w:t>VARCHAR(</w:t>
-            </w:r>
             <w:proofErr w:type="gramEnd"/>
             <w:r>
               <w:rPr>
@@ -17790,7 +17578,7 @@
                 <w:sz w:val="22"/>
                 <w:szCs w:val="20"/>
               </w:rPr>
-              <w:t>100)</w:t>
+              <w:t xml:space="preserve">100</w:t>
             </w:r>
           </w:p>
         </w:tc>
@@ -17816,7 +17604,7 @@
                 <w:sz w:val="22"/>
                 <w:szCs w:val="20"/>
               </w:rPr>
-              <w:t>是</w:t>
+              <w:t xml:space="preserve">否</w:t>
             </w:r>
           </w:p>
         </w:tc>
@@ -17836,6 +17624,9 @@
               <w:wordWrap w:val="0"/>
               <w:jc w:val="center"/>
             </w:pPr>
+            <w:r>
+              <w:t xml:space="preserve">学校</w:t>
+            </w:r>
           </w:p>
         </w:tc>
       </w:tr>
@@ -17865,7 +17656,7 @@
                 <w:sz w:val="22"/>
                 <w:szCs w:val="20"/>
               </w:rPr>
-              <w:t>major</w:t>
+              <w:t xml:space="preserve">major</w:t>
             </w:r>
           </w:p>
         </w:tc>
@@ -17891,7 +17682,7 @@
                 <w:sz w:val="22"/>
                 <w:szCs w:val="20"/>
               </w:rPr>
-              <w:t>专业</w:t>
+              <w:t xml:space="preserve">varchar</w:t>
             </w:r>
           </w:p>
         </w:tc>
@@ -17912,14 +17703,6 @@
               <w:jc w:val="center"/>
             </w:pPr>
             <w:proofErr w:type="gramStart"/>
-            <w:r>
-              <w:rPr>
-                <w:rFonts w:eastAsia="宋体"/>
-                <w:sz w:val="22"/>
-                <w:szCs w:val="20"/>
-              </w:rPr>
-              <w:t>VARCHAR(</w:t>
-            </w:r>
             <w:proofErr w:type="gramEnd"/>
             <w:r>
               <w:rPr>
@@ -17927,7 +17710,7 @@
                 <w:sz w:val="22"/>
                 <w:szCs w:val="20"/>
               </w:rPr>
-              <w:t>100)</w:t>
+              <w:t xml:space="preserve">100</w:t>
             </w:r>
           </w:p>
         </w:tc>
@@ -17953,7 +17736,7 @@
                 <w:sz w:val="22"/>
                 <w:szCs w:val="20"/>
               </w:rPr>
-              <w:t>是</w:t>
+              <w:t xml:space="preserve">否</w:t>
             </w:r>
           </w:p>
         </w:tc>
@@ -17973,6 +17756,9 @@
               <w:wordWrap w:val="0"/>
               <w:jc w:val="center"/>
             </w:pPr>
+            <w:r>
+              <w:t xml:space="preserve">专业</w:t>
+            </w:r>
           </w:p>
         </w:tc>
       </w:tr>
@@ -18002,7 +17788,7 @@
                 <w:sz w:val="22"/>
                 <w:szCs w:val="20"/>
               </w:rPr>
-              <w:t>grade</w:t>
+              <w:t xml:space="preserve">grade</w:t>
             </w:r>
           </w:p>
         </w:tc>
@@ -18028,7 +17814,7 @@
                 <w:sz w:val="22"/>
                 <w:szCs w:val="20"/>
               </w:rPr>
-              <w:t>年级</w:t>
+              <w:t xml:space="preserve">varchar</w:t>
             </w:r>
           </w:p>
         </w:tc>
@@ -18049,14 +17835,6 @@
               <w:jc w:val="center"/>
             </w:pPr>
             <w:proofErr w:type="gramStart"/>
-            <w:r>
-              <w:rPr>
-                <w:rFonts w:eastAsia="宋体"/>
-                <w:sz w:val="22"/>
-                <w:szCs w:val="20"/>
-              </w:rPr>
-              <w:t>VARCHAR(</w:t>
-            </w:r>
             <w:proofErr w:type="gramEnd"/>
             <w:r>
               <w:rPr>
@@ -18064,7 +17842,7 @@
                 <w:sz w:val="22"/>
                 <w:szCs w:val="20"/>
               </w:rPr>
-              <w:t>20)</w:t>
+              <w:t xml:space="preserve">20</w:t>
             </w:r>
           </w:p>
         </w:tc>
@@ -18090,7 +17868,7 @@
                 <w:sz w:val="22"/>
                 <w:szCs w:val="20"/>
               </w:rPr>
-              <w:t>是</w:t>
+              <w:t xml:space="preserve">否</w:t>
             </w:r>
           </w:p>
         </w:tc>
@@ -18110,6 +17888,9 @@
               <w:wordWrap w:val="0"/>
               <w:jc w:val="center"/>
             </w:pPr>
+            <w:r>
+              <w:t xml:space="preserve">年级</w:t>
+            </w:r>
           </w:p>
         </w:tc>
       </w:tr>
@@ -18139,7 +17920,7 @@
                 <w:sz w:val="22"/>
                 <w:szCs w:val="20"/>
               </w:rPr>
-              <w:t>balance</w:t>
+              <w:t xml:space="preserve">balance</w:t>
             </w:r>
           </w:p>
         </w:tc>
@@ -18165,7 +17946,7 @@
                 <w:sz w:val="22"/>
                 <w:szCs w:val="20"/>
               </w:rPr>
-              <w:t>账户余额</w:t>
+              <w:t xml:space="preserve">decimal</w:t>
             </w:r>
           </w:p>
         </w:tc>
@@ -18186,14 +17967,6 @@
               <w:jc w:val="center"/>
             </w:pPr>
             <w:proofErr w:type="gramStart"/>
-            <w:r>
-              <w:rPr>
-                <w:rFonts w:eastAsia="宋体"/>
-                <w:sz w:val="22"/>
-                <w:szCs w:val="20"/>
-              </w:rPr>
-              <w:t>DECIMAL(</w:t>
-            </w:r>
             <w:proofErr w:type="gramEnd"/>
             <w:r>
               <w:rPr>
@@ -18201,7 +17974,7 @@
                 <w:sz w:val="22"/>
                 <w:szCs w:val="20"/>
               </w:rPr>
-              <w:t>10,2)</w:t>
+              <w:t xml:space="preserve">10,2</w:t>
             </w:r>
           </w:p>
         </w:tc>
@@ -18227,7 +18000,7 @@
                 <w:sz w:val="22"/>
                 <w:szCs w:val="20"/>
               </w:rPr>
-              <w:t>否</w:t>
+              <w:t xml:space="preserve">否</w:t>
             </w:r>
           </w:p>
         </w:tc>
@@ -18253,15 +18026,7 @@
                 <w:sz w:val="22"/>
                 <w:szCs w:val="20"/>
               </w:rPr>
-              <w:t>默认</w:t>
-            </w:r>
-            <w:r>
-              <w:rPr>
-                <w:rFonts w:eastAsia="宋体"/>
-                <w:sz w:val="22"/>
-                <w:szCs w:val="20"/>
-              </w:rPr>
-              <w:t> 0</w:t>
+              <w:t xml:space="preserve">账户余额</w:t>
             </w:r>
           </w:p>
         </w:tc>
@@ -18287,15 +18052,15 @@
               <w:jc w:val="center"/>
             </w:pPr>
             <w:proofErr w:type="spellStart"/>
-            <w:r>
-              <w:rPr>
-                <w:rFonts w:eastAsia="宋体"/>
-                <w:sz w:val="22"/>
-                <w:szCs w:val="20"/>
-              </w:rPr>
-              <w:t>credit_score</w:t>
-            </w:r>
             <w:proofErr w:type="spellEnd"/>
+            <w:r>
+              <w:rPr>
+                <w:rFonts w:eastAsia="宋体"/>
+                <w:sz w:val="22"/>
+                <w:szCs w:val="20"/>
+              </w:rPr>
+              <w:t xml:space="preserve">credit_score</w:t>
+            </w:r>
           </w:p>
         </w:tc>
         <w:tc>
@@ -18320,7 +18085,7 @@
                 <w:sz w:val="22"/>
                 <w:szCs w:val="20"/>
               </w:rPr>
-              <w:t>信用积分</w:t>
+              <w:t xml:space="preserve">int</w:t>
             </w:r>
           </w:p>
         </w:tc>
@@ -18346,7 +18111,7 @@
                 <w:sz w:val="22"/>
                 <w:szCs w:val="20"/>
               </w:rPr>
-              <w:t>INT</w:t>
+              <w:t xml:space="preserve"/>
             </w:r>
           </w:p>
         </w:tc>
@@ -18372,7 +18137,7 @@
                 <w:sz w:val="22"/>
                 <w:szCs w:val="20"/>
               </w:rPr>
-              <w:t>否</w:t>
+              <w:t xml:space="preserve">否</w:t>
             </w:r>
           </w:p>
         </w:tc>
@@ -18398,15 +18163,7 @@
                 <w:sz w:val="22"/>
                 <w:szCs w:val="20"/>
               </w:rPr>
-              <w:t>默认</w:t>
-            </w:r>
-            <w:r>
-              <w:rPr>
-                <w:rFonts w:eastAsia="宋体"/>
-                <w:sz w:val="22"/>
-                <w:szCs w:val="20"/>
-              </w:rPr>
-              <w:t> 100</w:t>
+              <w:t xml:space="preserve">信用积分</w:t>
             </w:r>
           </w:p>
         </w:tc>
@@ -18432,15 +18189,15 @@
               <w:jc w:val="center"/>
             </w:pPr>
             <w:proofErr w:type="spellStart"/>
-            <w:r>
-              <w:rPr>
-                <w:rFonts w:eastAsia="宋体"/>
-                <w:sz w:val="22"/>
-                <w:szCs w:val="20"/>
-              </w:rPr>
-              <w:t>avatar_url</w:t>
-            </w:r>
             <w:proofErr w:type="spellEnd"/>
+            <w:r>
+              <w:rPr>
+                <w:rFonts w:eastAsia="宋体"/>
+                <w:sz w:val="22"/>
+                <w:szCs w:val="20"/>
+              </w:rPr>
+              <w:t xml:space="preserve">avatar_url</w:t>
+            </w:r>
           </w:p>
         </w:tc>
         <w:tc>
@@ -18465,7 +18222,7 @@
                 <w:sz w:val="22"/>
                 <w:szCs w:val="20"/>
               </w:rPr>
-              <w:t>头像地址</w:t>
+              <w:t xml:space="preserve">varchar</w:t>
             </w:r>
           </w:p>
         </w:tc>
@@ -18486,14 +18243,6 @@
               <w:jc w:val="center"/>
             </w:pPr>
             <w:proofErr w:type="gramStart"/>
-            <w:r>
-              <w:rPr>
-                <w:rFonts w:eastAsia="宋体"/>
-                <w:sz w:val="22"/>
-                <w:szCs w:val="20"/>
-              </w:rPr>
-              <w:t>VARCHAR(</w:t>
-            </w:r>
             <w:proofErr w:type="gramEnd"/>
             <w:r>
               <w:rPr>
@@ -18501,7 +18250,7 @@
                 <w:sz w:val="22"/>
                 <w:szCs w:val="20"/>
               </w:rPr>
-              <w:t>500)</w:t>
+              <w:t xml:space="preserve">500</w:t>
             </w:r>
           </w:p>
         </w:tc>
@@ -18527,7 +18276,7 @@
                 <w:sz w:val="22"/>
                 <w:szCs w:val="20"/>
               </w:rPr>
-              <w:t>是</w:t>
+              <w:t xml:space="preserve">否</w:t>
             </w:r>
           </w:p>
         </w:tc>
@@ -18547,6 +18296,9 @@
               <w:wordWrap w:val="0"/>
               <w:jc w:val="center"/>
             </w:pPr>
+            <w:r>
+              <w:t xml:space="preserve">头像地址</w:t>
+            </w:r>
           </w:p>
         </w:tc>
       </w:tr>
@@ -18571,15 +18323,15 @@
               <w:jc w:val="center"/>
             </w:pPr>
             <w:proofErr w:type="spellStart"/>
-            <w:r>
-              <w:rPr>
-                <w:rFonts w:eastAsia="宋体"/>
-                <w:sz w:val="22"/>
-                <w:szCs w:val="20"/>
-              </w:rPr>
-              <w:t>verified_status</w:t>
-            </w:r>
             <w:proofErr w:type="spellEnd"/>
+            <w:r>
+              <w:rPr>
+                <w:rFonts w:eastAsia="宋体"/>
+                <w:sz w:val="22"/>
+                <w:szCs w:val="20"/>
+              </w:rPr>
+              <w:t xml:space="preserve">verified_status</w:t>
+            </w:r>
           </w:p>
         </w:tc>
         <w:tc>
@@ -18604,7 +18356,7 @@
                 <w:sz w:val="22"/>
                 <w:szCs w:val="20"/>
               </w:rPr>
-              <w:t>认证状态</w:t>
+              <w:t xml:space="preserve">tinyint</w:t>
             </w:r>
           </w:p>
         </w:tc>
@@ -18630,7 +18382,7 @@
                 <w:sz w:val="22"/>
                 <w:szCs w:val="20"/>
               </w:rPr>
-              <w:t>TINYINT</w:t>
+              <w:t xml:space="preserve"/>
             </w:r>
           </w:p>
         </w:tc>
@@ -18656,7 +18408,7 @@
                 <w:sz w:val="22"/>
                 <w:szCs w:val="20"/>
               </w:rPr>
-              <w:t>否</w:t>
+              <w:t xml:space="preserve">否</w:t>
             </w:r>
           </w:p>
         </w:tc>
@@ -18682,47 +18434,7 @@
                 <w:sz w:val="22"/>
                 <w:szCs w:val="20"/>
               </w:rPr>
-              <w:t>0-</w:t>
-            </w:r>
-            <w:r>
-              <w:rPr>
-                <w:rFonts w:eastAsia="宋体"/>
-                <w:sz w:val="22"/>
-                <w:szCs w:val="20"/>
-              </w:rPr>
-              <w:t>未认证</w:t>
-            </w:r>
-            <w:r>
-              <w:rPr>
-                <w:rFonts w:eastAsia="宋体"/>
-                <w:sz w:val="22"/>
-                <w:szCs w:val="20"/>
-              </w:rPr>
-              <w:t> 1-</w:t>
-            </w:r>
-            <w:r>
-              <w:rPr>
-                <w:rFonts w:eastAsia="宋体"/>
-                <w:sz w:val="22"/>
-                <w:szCs w:val="20"/>
-              </w:rPr>
-              <w:t>审核中</w:t>
-            </w:r>
-            <w:r>
-              <w:rPr>
-                <w:rFonts w:eastAsia="宋体"/>
-                <w:sz w:val="22"/>
-                <w:szCs w:val="20"/>
-              </w:rPr>
-              <w:t> 2-</w:t>
-            </w:r>
-            <w:r>
-              <w:rPr>
-                <w:rFonts w:eastAsia="宋体"/>
-                <w:sz w:val="22"/>
-                <w:szCs w:val="20"/>
-              </w:rPr>
-              <w:t>已认证</w:t>
+              <w:t xml:space="preserve">认证状态</w:t>
             </w:r>
           </w:p>
         </w:tc>
@@ -18748,15 +18460,15 @@
               <w:jc w:val="center"/>
             </w:pPr>
             <w:proofErr w:type="spellStart"/>
-            <w:r>
-              <w:rPr>
-                <w:rFonts w:eastAsia="宋体"/>
-                <w:sz w:val="22"/>
-                <w:szCs w:val="20"/>
-              </w:rPr>
-              <w:t>create_time</w:t>
-            </w:r>
             <w:proofErr w:type="spellEnd"/>
+            <w:r>
+              <w:rPr>
+                <w:rFonts w:eastAsia="宋体"/>
+                <w:sz w:val="22"/>
+                <w:szCs w:val="20"/>
+              </w:rPr>
+              <w:t xml:space="preserve">create_time</w:t>
+            </w:r>
           </w:p>
         </w:tc>
         <w:tc>
@@ -18781,7 +18493,7 @@
                 <w:sz w:val="22"/>
                 <w:szCs w:val="20"/>
               </w:rPr>
-              <w:t>创建时间</w:t>
+              <w:t xml:space="preserve">datetime</w:t>
             </w:r>
           </w:p>
         </w:tc>
@@ -18807,7 +18519,7 @@
                 <w:sz w:val="22"/>
                 <w:szCs w:val="20"/>
               </w:rPr>
-              <w:t>DATETIME</w:t>
+              <w:t xml:space="preserve"/>
             </w:r>
           </w:p>
         </w:tc>
@@ -18833,7 +18545,7 @@
                 <w:sz w:val="22"/>
                 <w:szCs w:val="20"/>
               </w:rPr>
-              <w:t>否</w:t>
+              <w:t xml:space="preserve">否</w:t>
             </w:r>
           </w:p>
         </w:tc>
@@ -18853,6 +18565,9 @@
               <w:wordWrap w:val="0"/>
               <w:jc w:val="center"/>
             </w:pPr>
+            <w:r>
+              <w:t xml:space="preserve">创建时间</w:t>
+            </w:r>
           </w:p>
         </w:tc>
       </w:tr>
@@ -18877,15 +18592,15 @@
               <w:jc w:val="center"/>
             </w:pPr>
             <w:proofErr w:type="spellStart"/>
-            <w:r>
-              <w:rPr>
-                <w:rFonts w:eastAsia="宋体"/>
-                <w:sz w:val="22"/>
-                <w:szCs w:val="20"/>
-              </w:rPr>
-              <w:t>update_time</w:t>
-            </w:r>
             <w:proofErr w:type="spellEnd"/>
+            <w:r>
+              <w:rPr>
+                <w:rFonts w:eastAsia="宋体"/>
+                <w:sz w:val="22"/>
+                <w:szCs w:val="20"/>
+              </w:rPr>
+              <w:t xml:space="preserve">update_time</w:t>
+            </w:r>
           </w:p>
         </w:tc>
         <w:tc>
@@ -18910,7 +18625,7 @@
                 <w:sz w:val="22"/>
                 <w:szCs w:val="20"/>
               </w:rPr>
-              <w:t>更新时间</w:t>
+              <w:t xml:space="preserve">datetime</w:t>
             </w:r>
           </w:p>
         </w:tc>
@@ -18936,7 +18651,7 @@
                 <w:sz w:val="22"/>
                 <w:szCs w:val="20"/>
               </w:rPr>
-              <w:t>DATETIME</w:t>
+              <w:t xml:space="preserve"/>
             </w:r>
           </w:p>
         </w:tc>
@@ -18962,7 +18677,7 @@
                 <w:sz w:val="22"/>
                 <w:szCs w:val="20"/>
               </w:rPr>
-              <w:t>是</w:t>
+              <w:t xml:space="preserve">否</w:t>
             </w:r>
           </w:p>
         </w:tc>
@@ -18982,6 +18697,9 @@
               <w:wordWrap w:val="0"/>
               <w:jc w:val="center"/>
             </w:pPr>
+            <w:r>
+              <w:t xml:space="preserve">更新时间</w:t>
+            </w:r>
           </w:p>
         </w:tc>
       </w:tr>
@@ -19201,7 +18919,7 @@
                 <w:sz w:val="22"/>
                 <w:szCs w:val="20"/>
               </w:rPr>
-              <w:t>字段名称</w:t>
+              <w:t xml:space="preserve">字段名</w:t>
             </w:r>
           </w:p>
         </w:tc>
@@ -19228,7 +18946,7 @@
                 <w:sz w:val="22"/>
                 <w:szCs w:val="20"/>
               </w:rPr>
-              <w:t>字段描述</w:t>
+              <w:t xml:space="preserve">类型</w:t>
             </w:r>
           </w:p>
         </w:tc>
@@ -19255,7 +18973,7 @@
                 <w:sz w:val="22"/>
                 <w:szCs w:val="20"/>
               </w:rPr>
-              <w:t>字段类型</w:t>
+              <w:t xml:space="preserve">长度</w:t>
             </w:r>
           </w:p>
         </w:tc>
@@ -19282,7 +19000,7 @@
                 <w:sz w:val="22"/>
                 <w:szCs w:val="20"/>
               </w:rPr>
-              <w:t>是否允许空值</w:t>
+              <w:t xml:space="preserve">主键</w:t>
             </w:r>
           </w:p>
         </w:tc>
@@ -19309,7 +19027,7 @@
                 <w:sz w:val="22"/>
                 <w:szCs w:val="20"/>
               </w:rPr>
-              <w:t>备注</w:t>
+              <w:t xml:space="preserve">备注</w:t>
             </w:r>
           </w:p>
         </w:tc>
@@ -19340,7 +19058,7 @@
                 <w:sz w:val="22"/>
                 <w:szCs w:val="20"/>
               </w:rPr>
-              <w:t>id</w:t>
+              <w:t xml:space="preserve">id</w:t>
             </w:r>
           </w:p>
         </w:tc>
@@ -19366,15 +19084,7 @@
                 <w:sz w:val="22"/>
                 <w:szCs w:val="20"/>
               </w:rPr>
-              <w:t>主键</w:t>
-            </w:r>
-            <w:r>
-              <w:rPr>
-                <w:rFonts w:eastAsia="宋体"/>
-                <w:sz w:val="22"/>
-                <w:szCs w:val="20"/>
-              </w:rPr>
-              <w:t>ID</w:t>
+              <w:t xml:space="preserve">bigint</w:t>
             </w:r>
           </w:p>
         </w:tc>
@@ -19400,7 +19110,7 @@
                 <w:sz w:val="22"/>
                 <w:szCs w:val="20"/>
               </w:rPr>
-              <w:t>BIGINT</w:t>
+              <w:t xml:space="preserve"/>
             </w:r>
           </w:p>
         </w:tc>
@@ -19426,7 +19136,7 @@
                 <w:sz w:val="22"/>
                 <w:szCs w:val="20"/>
               </w:rPr>
-              <w:t>否</w:t>
+              <w:t xml:space="preserve">是</w:t>
             </w:r>
           </w:p>
         </w:tc>
@@ -19447,15 +19157,15 @@
               <w:jc w:val="center"/>
             </w:pPr>
             <w:proofErr w:type="gramStart"/>
-            <w:r>
-              <w:rPr>
-                <w:rFonts w:eastAsia="宋体"/>
-                <w:sz w:val="22"/>
-                <w:szCs w:val="20"/>
-              </w:rPr>
-              <w:t>自增主键</w:t>
-            </w:r>
             <w:proofErr w:type="gramEnd"/>
+            <w:r>
+              <w:rPr>
+                <w:rFonts w:eastAsia="宋体"/>
+                <w:sz w:val="22"/>
+                <w:szCs w:val="20"/>
+              </w:rPr>
+              <w:t xml:space="preserve">主键ID</w:t>
+            </w:r>
           </w:p>
         </w:tc>
       </w:tr>
@@ -19485,7 +19195,7 @@
                 <w:sz w:val="22"/>
                 <w:szCs w:val="20"/>
               </w:rPr>
-              <w:t>name</w:t>
+              <w:t xml:space="preserve">name</w:t>
             </w:r>
           </w:p>
         </w:tc>
@@ -19511,7 +19221,7 @@
                 <w:sz w:val="22"/>
                 <w:szCs w:val="20"/>
               </w:rPr>
-              <w:t>分类名称</w:t>
+              <w:t xml:space="preserve">varchar</w:t>
             </w:r>
           </w:p>
         </w:tc>
@@ -19532,14 +19242,6 @@
               <w:jc w:val="center"/>
             </w:pPr>
             <w:proofErr w:type="gramStart"/>
-            <w:r>
-              <w:rPr>
-                <w:rFonts w:eastAsia="宋体"/>
-                <w:sz w:val="22"/>
-                <w:szCs w:val="20"/>
-              </w:rPr>
-              <w:t>VARCHAR(</w:t>
-            </w:r>
             <w:proofErr w:type="gramEnd"/>
             <w:r>
               <w:rPr>
@@ -19547,7 +19249,7 @@
                 <w:sz w:val="22"/>
                 <w:szCs w:val="20"/>
               </w:rPr>
-              <w:t>50)</w:t>
+              <w:t xml:space="preserve">50</w:t>
             </w:r>
           </w:p>
         </w:tc>
@@ -19573,7 +19275,7 @@
                 <w:sz w:val="22"/>
                 <w:szCs w:val="20"/>
               </w:rPr>
-              <w:t>否</w:t>
+              <w:t xml:space="preserve">否</w:t>
             </w:r>
           </w:p>
         </w:tc>
@@ -19593,6 +19295,9 @@
               <w:wordWrap w:val="0"/>
               <w:jc w:val="center"/>
             </w:pPr>
+            <w:r>
+              <w:t xml:space="preserve">分类名称</w:t>
+            </w:r>
           </w:p>
         </w:tc>
       </w:tr>
@@ -19617,15 +19322,15 @@
               <w:jc w:val="center"/>
             </w:pPr>
             <w:proofErr w:type="spellStart"/>
-            <w:r>
-              <w:rPr>
-                <w:rFonts w:eastAsia="宋体"/>
-                <w:sz w:val="22"/>
-                <w:szCs w:val="20"/>
-              </w:rPr>
-              <w:t>parent_id</w:t>
-            </w:r>
             <w:proofErr w:type="spellEnd"/>
+            <w:r>
+              <w:rPr>
+                <w:rFonts w:eastAsia="宋体"/>
+                <w:sz w:val="22"/>
+                <w:szCs w:val="20"/>
+              </w:rPr>
+              <w:t xml:space="preserve">parent_id</w:t>
+            </w:r>
           </w:p>
         </w:tc>
         <w:tc>
@@ -19645,14 +19350,6 @@
               <w:jc w:val="center"/>
             </w:pPr>
             <w:proofErr w:type="gramStart"/>
-            <w:r>
-              <w:rPr>
-                <w:rFonts w:eastAsia="宋体"/>
-                <w:sz w:val="22"/>
-                <w:szCs w:val="20"/>
-              </w:rPr>
-              <w:t>父级</w:t>
-            </w:r>
             <w:proofErr w:type="gramEnd"/>
             <w:r>
               <w:rPr>
@@ -19660,7 +19357,7 @@
                 <w:sz w:val="22"/>
                 <w:szCs w:val="20"/>
               </w:rPr>
-              <w:t>ID</w:t>
+              <w:t xml:space="preserve">bigint</w:t>
             </w:r>
           </w:p>
         </w:tc>
@@ -19686,7 +19383,7 @@
                 <w:sz w:val="22"/>
                 <w:szCs w:val="20"/>
               </w:rPr>
-              <w:t>BIGINT</w:t>
+              <w:t xml:space="preserve"/>
             </w:r>
           </w:p>
         </w:tc>
@@ -19712,7 +19409,7 @@
                 <w:sz w:val="22"/>
                 <w:szCs w:val="20"/>
               </w:rPr>
-              <w:t>否</w:t>
+              <w:t xml:space="preserve">否</w:t>
             </w:r>
           </w:p>
         </w:tc>
@@ -19738,15 +19435,7 @@
                 <w:sz w:val="22"/>
                 <w:szCs w:val="20"/>
               </w:rPr>
-              <w:t>0 </w:t>
-            </w:r>
-            <w:r>
-              <w:rPr>
-                <w:rFonts w:eastAsia="宋体"/>
-                <w:sz w:val="22"/>
-                <w:szCs w:val="20"/>
-              </w:rPr>
-              <w:t>为顶级分类</w:t>
+              <w:t xml:space="preserve">父级ID</w:t>
             </w:r>
           </w:p>
         </w:tc>
@@ -19772,15 +19461,15 @@
               <w:jc w:val="center"/>
             </w:pPr>
             <w:proofErr w:type="spellStart"/>
-            <w:r>
-              <w:rPr>
-                <w:rFonts w:eastAsia="宋体"/>
-                <w:sz w:val="22"/>
-                <w:szCs w:val="20"/>
-              </w:rPr>
-              <w:t>sort_order</w:t>
-            </w:r>
             <w:proofErr w:type="spellEnd"/>
+            <w:r>
+              <w:rPr>
+                <w:rFonts w:eastAsia="宋体"/>
+                <w:sz w:val="22"/>
+                <w:szCs w:val="20"/>
+              </w:rPr>
+              <w:t xml:space="preserve">sort_order</w:t>
+            </w:r>
           </w:p>
         </w:tc>
         <w:tc>
@@ -19805,7 +19494,7 @@
                 <w:sz w:val="22"/>
                 <w:szCs w:val="20"/>
               </w:rPr>
-              <w:t>排序</w:t>
+              <w:t xml:space="preserve">int</w:t>
             </w:r>
           </w:p>
         </w:tc>
@@ -19831,7 +19520,7 @@
                 <w:sz w:val="22"/>
                 <w:szCs w:val="20"/>
               </w:rPr>
-              <w:t>INT</w:t>
+              <w:t xml:space="preserve"/>
             </w:r>
           </w:p>
         </w:tc>
@@ -19857,7 +19546,7 @@
                 <w:sz w:val="22"/>
                 <w:szCs w:val="20"/>
               </w:rPr>
-              <w:t>否</w:t>
+              <w:t xml:space="preserve">否</w:t>
             </w:r>
           </w:p>
         </w:tc>
@@ -19877,6 +19566,9 @@
               <w:wordWrap w:val="0"/>
               <w:jc w:val="center"/>
             </w:pPr>
+            <w:r>
+              <w:t xml:space="preserve">排序</w:t>
+            </w:r>
           </w:p>
         </w:tc>
       </w:tr>
@@ -19907,7 +19599,7 @@
                 <w:szCs w:val="20"/>
               </w:rPr>
               <w:lastRenderedPageBreak/>
-              <w:t>status</w:t>
+              <w:t xml:space="preserve">status</w:t>
             </w:r>
           </w:p>
         </w:tc>
@@ -19933,7 +19625,7 @@
                 <w:sz w:val="22"/>
                 <w:szCs w:val="20"/>
               </w:rPr>
-              <w:t>状态</w:t>
+              <w:t xml:space="preserve">tinyint</w:t>
             </w:r>
           </w:p>
         </w:tc>
@@ -19959,7 +19651,7 @@
                 <w:sz w:val="22"/>
                 <w:szCs w:val="20"/>
               </w:rPr>
-              <w:t>TINYINT</w:t>
+              <w:t xml:space="preserve"/>
             </w:r>
           </w:p>
         </w:tc>
@@ -19985,7 +19677,7 @@
                 <w:sz w:val="22"/>
                 <w:szCs w:val="20"/>
               </w:rPr>
-              <w:t>否</w:t>
+              <w:t xml:space="preserve">否</w:t>
             </w:r>
           </w:p>
         </w:tc>
@@ -20011,31 +19703,7 @@
                 <w:sz w:val="22"/>
                 <w:szCs w:val="20"/>
               </w:rPr>
-              <w:t>0-</w:t>
-            </w:r>
-            <w:r>
-              <w:rPr>
-                <w:rFonts w:eastAsia="宋体"/>
-                <w:sz w:val="22"/>
-                <w:szCs w:val="20"/>
-              </w:rPr>
-              <w:t>禁用</w:t>
-            </w:r>
-            <w:r>
-              <w:rPr>
-                <w:rFonts w:eastAsia="宋体"/>
-                <w:sz w:val="22"/>
-                <w:szCs w:val="20"/>
-              </w:rPr>
-              <w:t> 1-</w:t>
-            </w:r>
-            <w:r>
-              <w:rPr>
-                <w:rFonts w:eastAsia="宋体"/>
-                <w:sz w:val="22"/>
-                <w:szCs w:val="20"/>
-              </w:rPr>
-              <w:t>启用</w:t>
+              <w:t xml:space="preserve">状态</w:t>
             </w:r>
           </w:p>
         </w:tc>
@@ -20263,7 +19931,7 @@
                 <w:sz w:val="22"/>
                 <w:szCs w:val="20"/>
               </w:rPr>
-              <w:t>字段名称</w:t>
+              <w:t xml:space="preserve">字段名</w:t>
             </w:r>
           </w:p>
         </w:tc>
@@ -20290,7 +19958,7 @@
                 <w:sz w:val="22"/>
                 <w:szCs w:val="20"/>
               </w:rPr>
-              <w:t>字段描述</w:t>
+              <w:t xml:space="preserve">类型</w:t>
             </w:r>
           </w:p>
         </w:tc>
@@ -20317,7 +19985,7 @@
                 <w:sz w:val="22"/>
                 <w:szCs w:val="20"/>
               </w:rPr>
-              <w:t>字段类型</w:t>
+              <w:t xml:space="preserve">长度</w:t>
             </w:r>
           </w:p>
         </w:tc>
@@ -20344,7 +20012,7 @@
                 <w:sz w:val="22"/>
                 <w:szCs w:val="20"/>
               </w:rPr>
-              <w:t>是否允许空值</w:t>
+              <w:t xml:space="preserve">主键</w:t>
             </w:r>
           </w:p>
         </w:tc>
@@ -20371,7 +20039,7 @@
                 <w:sz w:val="22"/>
                 <w:szCs w:val="20"/>
               </w:rPr>
-              <w:t>备注</w:t>
+              <w:t xml:space="preserve">备注</w:t>
             </w:r>
           </w:p>
         </w:tc>
@@ -20402,7 +20070,7 @@
                 <w:sz w:val="22"/>
                 <w:szCs w:val="20"/>
               </w:rPr>
-              <w:t>id</w:t>
+              <w:t xml:space="preserve">id</w:t>
             </w:r>
           </w:p>
         </w:tc>
@@ -20428,15 +20096,7 @@
                 <w:sz w:val="22"/>
                 <w:szCs w:val="20"/>
               </w:rPr>
-              <w:t>主键</w:t>
-            </w:r>
-            <w:r>
-              <w:rPr>
-                <w:rFonts w:eastAsia="宋体"/>
-                <w:sz w:val="22"/>
-                <w:szCs w:val="20"/>
-              </w:rPr>
-              <w:t>ID</w:t>
+              <w:t xml:space="preserve">bigint</w:t>
             </w:r>
           </w:p>
         </w:tc>
@@ -20462,7 +20122,7 @@
                 <w:sz w:val="22"/>
                 <w:szCs w:val="20"/>
               </w:rPr>
-              <w:t>BIGINT</w:t>
+              <w:t xml:space="preserve"/>
             </w:r>
           </w:p>
         </w:tc>
@@ -20488,7 +20148,7 @@
                 <w:sz w:val="22"/>
                 <w:szCs w:val="20"/>
               </w:rPr>
-              <w:t>否</w:t>
+              <w:t xml:space="preserve">是</w:t>
             </w:r>
           </w:p>
         </w:tc>
@@ -20509,15 +20169,15 @@
               <w:jc w:val="center"/>
             </w:pPr>
             <w:proofErr w:type="gramStart"/>
-            <w:r>
-              <w:rPr>
-                <w:rFonts w:eastAsia="宋体"/>
-                <w:sz w:val="22"/>
-                <w:szCs w:val="20"/>
-              </w:rPr>
-              <w:t>自增主键</w:t>
-            </w:r>
             <w:proofErr w:type="gramEnd"/>
+            <w:r>
+              <w:rPr>
+                <w:rFonts w:eastAsia="宋体"/>
+                <w:sz w:val="22"/>
+                <w:szCs w:val="20"/>
+              </w:rPr>
+              <w:t xml:space="preserve">主键ID</w:t>
+            </w:r>
           </w:p>
         </w:tc>
       </w:tr>
@@ -20542,15 +20202,15 @@
               <w:jc w:val="center"/>
             </w:pPr>
             <w:proofErr w:type="spellStart"/>
-            <w:r>
-              <w:rPr>
-                <w:rFonts w:eastAsia="宋体"/>
-                <w:sz w:val="22"/>
-                <w:szCs w:val="20"/>
-              </w:rPr>
-              <w:t>publisher_id</w:t>
-            </w:r>
             <w:proofErr w:type="spellEnd"/>
+            <w:r>
+              <w:rPr>
+                <w:rFonts w:eastAsia="宋体"/>
+                <w:sz w:val="22"/>
+                <w:szCs w:val="20"/>
+              </w:rPr>
+              <w:t xml:space="preserve">publisher_id</w:t>
+            </w:r>
           </w:p>
         </w:tc>
         <w:tc>
@@ -20575,15 +20235,7 @@
                 <w:sz w:val="22"/>
                 <w:szCs w:val="20"/>
               </w:rPr>
-              <w:t>发布者</w:t>
-            </w:r>
-            <w:r>
-              <w:rPr>
-                <w:rFonts w:eastAsia="宋体"/>
-                <w:sz w:val="22"/>
-                <w:szCs w:val="20"/>
-              </w:rPr>
-              <w:t>ID</w:t>
+              <w:t xml:space="preserve">bigint</w:t>
             </w:r>
           </w:p>
         </w:tc>
@@ -20609,7 +20261,7 @@
                 <w:sz w:val="22"/>
                 <w:szCs w:val="20"/>
               </w:rPr>
-              <w:t>BIGINT</w:t>
+              <w:t xml:space="preserve"/>
             </w:r>
           </w:p>
         </w:tc>
@@ -20635,7 +20287,7 @@
                 <w:sz w:val="22"/>
                 <w:szCs w:val="20"/>
               </w:rPr>
-              <w:t>否</w:t>
+              <w:t xml:space="preserve">否</w:t>
             </w:r>
           </w:p>
         </w:tc>
@@ -20656,33 +20308,17 @@
               <w:jc w:val="center"/>
             </w:pPr>
             <w:proofErr w:type="gramStart"/>
-            <w:r>
-              <w:rPr>
-                <w:rFonts w:eastAsia="宋体"/>
-                <w:sz w:val="22"/>
-                <w:szCs w:val="20"/>
-              </w:rPr>
-              <w:t>外键关联</w:t>
-            </w:r>
             <w:proofErr w:type="gramEnd"/>
-            <w:r>
-              <w:rPr>
-                <w:rFonts w:eastAsia="宋体"/>
-                <w:sz w:val="22"/>
-                <w:szCs w:val="20"/>
-              </w:rPr>
-              <w:t> </w:t>
-            </w:r>
             <w:proofErr w:type="spellStart"/>
-            <w:r>
-              <w:rPr>
-                <w:rFonts w:eastAsia="宋体"/>
-                <w:sz w:val="22"/>
-                <w:szCs w:val="20"/>
-              </w:rPr>
-              <w:t>sys_user</w:t>
-            </w:r>
             <w:proofErr w:type="spellEnd"/>
+            <w:r>
+              <w:rPr>
+                <w:rFonts w:eastAsia="宋体"/>
+                <w:sz w:val="22"/>
+                <w:szCs w:val="20"/>
+              </w:rPr>
+              <w:t xml:space="preserve">发布者ID</w:t>
+            </w:r>
           </w:p>
         </w:tc>
       </w:tr>
@@ -20707,15 +20343,15 @@
               <w:jc w:val="center"/>
             </w:pPr>
             <w:proofErr w:type="spellStart"/>
-            <w:r>
-              <w:rPr>
-                <w:rFonts w:eastAsia="宋体"/>
-                <w:sz w:val="22"/>
-                <w:szCs w:val="20"/>
-              </w:rPr>
-              <w:t>category_id</w:t>
-            </w:r>
             <w:proofErr w:type="spellEnd"/>
+            <w:r>
+              <w:rPr>
+                <w:rFonts w:eastAsia="宋体"/>
+                <w:sz w:val="22"/>
+                <w:szCs w:val="20"/>
+              </w:rPr>
+              <w:t xml:space="preserve">category_id</w:t>
+            </w:r>
           </w:p>
         </w:tc>
         <w:tc>
@@ -20740,15 +20376,7 @@
                 <w:sz w:val="22"/>
                 <w:szCs w:val="20"/>
               </w:rPr>
-              <w:t>分类</w:t>
-            </w:r>
-            <w:r>
-              <w:rPr>
-                <w:rFonts w:eastAsia="宋体"/>
-                <w:sz w:val="22"/>
-                <w:szCs w:val="20"/>
-              </w:rPr>
-              <w:t>ID</w:t>
+              <w:t xml:space="preserve">bigint</w:t>
             </w:r>
           </w:p>
         </w:tc>
@@ -20774,7 +20402,7 @@
                 <w:sz w:val="22"/>
                 <w:szCs w:val="20"/>
               </w:rPr>
-              <w:t>BIGINT</w:t>
+              <w:t xml:space="preserve"/>
             </w:r>
           </w:p>
         </w:tc>
@@ -20800,7 +20428,7 @@
                 <w:sz w:val="22"/>
                 <w:szCs w:val="20"/>
               </w:rPr>
-              <w:t>否</w:t>
+              <w:t xml:space="preserve">否</w:t>
             </w:r>
           </w:p>
         </w:tc>
@@ -20821,33 +20449,17 @@
               <w:jc w:val="center"/>
             </w:pPr>
             <w:proofErr w:type="gramStart"/>
-            <w:r>
-              <w:rPr>
-                <w:rFonts w:eastAsia="宋体"/>
-                <w:sz w:val="22"/>
-                <w:szCs w:val="20"/>
-              </w:rPr>
-              <w:t>外键关联</w:t>
-            </w:r>
             <w:proofErr w:type="gramEnd"/>
-            <w:r>
-              <w:rPr>
-                <w:rFonts w:eastAsia="宋体"/>
-                <w:sz w:val="22"/>
-                <w:szCs w:val="20"/>
-              </w:rPr>
-              <w:t> </w:t>
-            </w:r>
             <w:proofErr w:type="spellStart"/>
-            <w:r>
-              <w:rPr>
-                <w:rFonts w:eastAsia="宋体"/>
-                <w:sz w:val="22"/>
-                <w:szCs w:val="20"/>
-              </w:rPr>
-              <w:t>job_category</w:t>
-            </w:r>
             <w:proofErr w:type="spellEnd"/>
+            <w:r>
+              <w:rPr>
+                <w:rFonts w:eastAsia="宋体"/>
+                <w:sz w:val="22"/>
+                <w:szCs w:val="20"/>
+              </w:rPr>
+              <w:t xml:space="preserve">分类ID</w:t>
+            </w:r>
           </w:p>
         </w:tc>
       </w:tr>
@@ -20877,7 +20489,7 @@
                 <w:sz w:val="22"/>
                 <w:szCs w:val="20"/>
               </w:rPr>
-              <w:t>title</w:t>
+              <w:t xml:space="preserve">title</w:t>
             </w:r>
           </w:p>
         </w:tc>
@@ -20903,7 +20515,7 @@
                 <w:sz w:val="22"/>
                 <w:szCs w:val="20"/>
               </w:rPr>
-              <w:t>岗位名称</w:t>
+              <w:t xml:space="preserve">varchar</w:t>
             </w:r>
           </w:p>
         </w:tc>
@@ -20924,14 +20536,6 @@
               <w:jc w:val="center"/>
             </w:pPr>
             <w:proofErr w:type="gramStart"/>
-            <w:r>
-              <w:rPr>
-                <w:rFonts w:eastAsia="宋体"/>
-                <w:sz w:val="22"/>
-                <w:szCs w:val="20"/>
-              </w:rPr>
-              <w:t>VARCHAR(</w:t>
-            </w:r>
             <w:proofErr w:type="gramEnd"/>
             <w:r>
               <w:rPr>
@@ -20939,7 +20543,7 @@
                 <w:sz w:val="22"/>
                 <w:szCs w:val="20"/>
               </w:rPr>
-              <w:t>100)</w:t>
+              <w:t xml:space="preserve">100</w:t>
             </w:r>
           </w:p>
         </w:tc>
@@ -20965,7 +20569,7 @@
                 <w:sz w:val="22"/>
                 <w:szCs w:val="20"/>
               </w:rPr>
-              <w:t>否</w:t>
+              <w:t xml:space="preserve">否</w:t>
             </w:r>
           </w:p>
         </w:tc>
@@ -20985,6 +20589,9 @@
               <w:wordWrap w:val="0"/>
               <w:jc w:val="center"/>
             </w:pPr>
+            <w:r>
+              <w:t xml:space="preserve">岗位名称</w:t>
+            </w:r>
           </w:p>
         </w:tc>
       </w:tr>
@@ -21014,7 +20621,7 @@
                 <w:sz w:val="22"/>
                 <w:szCs w:val="20"/>
               </w:rPr>
-              <w:t>description</w:t>
+              <w:t xml:space="preserve">description</w:t>
             </w:r>
           </w:p>
         </w:tc>
@@ -21040,7 +20647,7 @@
                 <w:sz w:val="22"/>
                 <w:szCs w:val="20"/>
               </w:rPr>
-              <w:t>工作描述</w:t>
+              <w:t xml:space="preserve">text</w:t>
             </w:r>
           </w:p>
         </w:tc>
@@ -21066,7 +20673,7 @@
                 <w:sz w:val="22"/>
                 <w:szCs w:val="20"/>
               </w:rPr>
-              <w:t>TEXT</w:t>
+              <w:t xml:space="preserve"/>
             </w:r>
           </w:p>
         </w:tc>
@@ -21092,7 +20699,7 @@
                 <w:sz w:val="22"/>
                 <w:szCs w:val="20"/>
               </w:rPr>
-              <w:t>否</w:t>
+              <w:t xml:space="preserve">否</w:t>
             </w:r>
           </w:p>
         </w:tc>
@@ -21112,6 +20719,9 @@
               <w:wordWrap w:val="0"/>
               <w:jc w:val="center"/>
             </w:pPr>
+            <w:r>
+              <w:t xml:space="preserve">工作描述</w:t>
+            </w:r>
           </w:p>
         </w:tc>
       </w:tr>
@@ -21141,7 +20751,7 @@
                 <w:sz w:val="22"/>
                 <w:szCs w:val="20"/>
               </w:rPr>
-              <w:t>location</w:t>
+              <w:t xml:space="preserve">location</w:t>
             </w:r>
           </w:p>
         </w:tc>
@@ -21167,7 +20777,7 @@
                 <w:sz w:val="22"/>
                 <w:szCs w:val="20"/>
               </w:rPr>
-              <w:t>工作地点</w:t>
+              <w:t xml:space="preserve">varchar</w:t>
             </w:r>
           </w:p>
         </w:tc>
@@ -21188,14 +20798,6 @@
               <w:jc w:val="center"/>
             </w:pPr>
             <w:proofErr w:type="gramStart"/>
-            <w:r>
-              <w:rPr>
-                <w:rFonts w:eastAsia="宋体"/>
-                <w:sz w:val="22"/>
-                <w:szCs w:val="20"/>
-              </w:rPr>
-              <w:t>VARCHAR(</w:t>
-            </w:r>
             <w:proofErr w:type="gramEnd"/>
             <w:r>
               <w:rPr>
@@ -21203,7 +20805,7 @@
                 <w:sz w:val="22"/>
                 <w:szCs w:val="20"/>
               </w:rPr>
-              <w:t>200)</w:t>
+              <w:t xml:space="preserve">200</w:t>
             </w:r>
           </w:p>
         </w:tc>
@@ -21229,7 +20831,7 @@
                 <w:sz w:val="22"/>
                 <w:szCs w:val="20"/>
               </w:rPr>
-              <w:t>是</w:t>
+              <w:t xml:space="preserve">否</w:t>
             </w:r>
           </w:p>
         </w:tc>
@@ -21249,6 +20851,9 @@
               <w:wordWrap w:val="0"/>
               <w:jc w:val="center"/>
             </w:pPr>
+            <w:r>
+              <w:t xml:space="preserve">工作地点</w:t>
+            </w:r>
           </w:p>
         </w:tc>
       </w:tr>
@@ -21273,15 +20878,15 @@
               <w:jc w:val="center"/>
             </w:pPr>
             <w:proofErr w:type="spellStart"/>
-            <w:r>
-              <w:rPr>
-                <w:rFonts w:eastAsia="宋体"/>
-                <w:sz w:val="22"/>
-                <w:szCs w:val="20"/>
-              </w:rPr>
-              <w:t>salary_type</w:t>
-            </w:r>
             <w:proofErr w:type="spellEnd"/>
+            <w:r>
+              <w:rPr>
+                <w:rFonts w:eastAsia="宋体"/>
+                <w:sz w:val="22"/>
+                <w:szCs w:val="20"/>
+              </w:rPr>
+              <w:t xml:space="preserve">salary_type</w:t>
+            </w:r>
           </w:p>
         </w:tc>
         <w:tc>
@@ -21306,7 +20911,7 @@
                 <w:sz w:val="22"/>
                 <w:szCs w:val="20"/>
               </w:rPr>
-              <w:t>薪资类型</w:t>
+              <w:t xml:space="preserve">tinyint</w:t>
             </w:r>
           </w:p>
         </w:tc>
@@ -21332,7 +20937,7 @@
                 <w:sz w:val="22"/>
                 <w:szCs w:val="20"/>
               </w:rPr>
-              <w:t>TINYINT</w:t>
+              <w:t xml:space="preserve"/>
             </w:r>
           </w:p>
         </w:tc>
@@ -21358,7 +20963,7 @@
                 <w:sz w:val="22"/>
                 <w:szCs w:val="20"/>
               </w:rPr>
-              <w:t>否</w:t>
+              <w:t xml:space="preserve">否</w:t>
             </w:r>
           </w:p>
         </w:tc>
@@ -21384,63 +20989,7 @@
                 <w:sz w:val="22"/>
                 <w:szCs w:val="20"/>
               </w:rPr>
-              <w:t>1-</w:t>
-            </w:r>
-            <w:r>
-              <w:rPr>
-                <w:rFonts w:eastAsia="宋体"/>
-                <w:sz w:val="22"/>
-                <w:szCs w:val="20"/>
-              </w:rPr>
-              <w:t>时薪</w:t>
-            </w:r>
-            <w:r>
-              <w:rPr>
-                <w:rFonts w:eastAsia="宋体"/>
-                <w:sz w:val="22"/>
-                <w:szCs w:val="20"/>
-              </w:rPr>
-              <w:t> 2-</w:t>
-            </w:r>
-            <w:r>
-              <w:rPr>
-                <w:rFonts w:eastAsia="宋体"/>
-                <w:sz w:val="22"/>
-                <w:szCs w:val="20"/>
-              </w:rPr>
-              <w:t>日薪</w:t>
-            </w:r>
-            <w:r>
-              <w:rPr>
-                <w:rFonts w:eastAsia="宋体"/>
-                <w:sz w:val="22"/>
-                <w:szCs w:val="20"/>
-              </w:rPr>
-              <w:t> 3-</w:t>
-            </w:r>
-            <w:r>
-              <w:rPr>
-                <w:rFonts w:eastAsia="宋体"/>
-                <w:sz w:val="22"/>
-                <w:szCs w:val="20"/>
-              </w:rPr>
-              <w:t>月薪</w:t>
-            </w:r>
-            <w:r>
-              <w:rPr>
-                <w:rFonts w:eastAsia="宋体"/>
-                <w:sz w:val="22"/>
-                <w:szCs w:val="20"/>
-              </w:rPr>
-              <w:t> 4-</w:t>
-            </w:r>
-            <w:r>
-              <w:rPr>
-                <w:rFonts w:eastAsia="宋体"/>
-                <w:sz w:val="22"/>
-                <w:szCs w:val="20"/>
-              </w:rPr>
-              <w:t>固定</w:t>
+              <w:t xml:space="preserve">薪资类型</w:t>
             </w:r>
           </w:p>
         </w:tc>
@@ -21466,15 +21015,15 @@
               <w:jc w:val="center"/>
             </w:pPr>
             <w:proofErr w:type="spellStart"/>
-            <w:r>
-              <w:rPr>
-                <w:rFonts w:eastAsia="宋体"/>
-                <w:sz w:val="22"/>
-                <w:szCs w:val="20"/>
-              </w:rPr>
-              <w:t>salary_amount</w:t>
-            </w:r>
             <w:proofErr w:type="spellEnd"/>
+            <w:r>
+              <w:rPr>
+                <w:rFonts w:eastAsia="宋体"/>
+                <w:sz w:val="22"/>
+                <w:szCs w:val="20"/>
+              </w:rPr>
+              <w:t xml:space="preserve">salary_amount</w:t>
+            </w:r>
           </w:p>
         </w:tc>
         <w:tc>
@@ -21499,7 +21048,7 @@
                 <w:sz w:val="22"/>
                 <w:szCs w:val="20"/>
               </w:rPr>
-              <w:t>薪资金额</w:t>
+              <w:t xml:space="preserve">decimal</w:t>
             </w:r>
           </w:p>
         </w:tc>
@@ -21520,14 +21069,6 @@
               <w:jc w:val="center"/>
             </w:pPr>
             <w:proofErr w:type="gramStart"/>
-            <w:r>
-              <w:rPr>
-                <w:rFonts w:eastAsia="宋体"/>
-                <w:sz w:val="22"/>
-                <w:szCs w:val="20"/>
-              </w:rPr>
-              <w:t>DECIMAL(</w:t>
-            </w:r>
             <w:proofErr w:type="gramEnd"/>
             <w:r>
               <w:rPr>
@@ -21535,7 +21076,7 @@
                 <w:sz w:val="22"/>
                 <w:szCs w:val="20"/>
               </w:rPr>
-              <w:t>10,2)</w:t>
+              <w:t xml:space="preserve">10,2</w:t>
             </w:r>
           </w:p>
         </w:tc>
@@ -21561,7 +21102,7 @@
                 <w:sz w:val="22"/>
                 <w:szCs w:val="20"/>
               </w:rPr>
-              <w:t>否</w:t>
+              <w:t xml:space="preserve">否</w:t>
             </w:r>
           </w:p>
         </w:tc>
@@ -21581,6 +21122,9 @@
               <w:wordWrap w:val="0"/>
               <w:jc w:val="center"/>
             </w:pPr>
+            <w:r>
+              <w:t xml:space="preserve">薪资金额</w:t>
+            </w:r>
           </w:p>
         </w:tc>
       </w:tr>
@@ -21605,15 +21149,15 @@
               <w:jc w:val="center"/>
             </w:pPr>
             <w:proofErr w:type="spellStart"/>
-            <w:r>
-              <w:rPr>
-                <w:rFonts w:eastAsia="宋体"/>
-                <w:sz w:val="22"/>
-                <w:szCs w:val="20"/>
-              </w:rPr>
-              <w:t>start_time</w:t>
-            </w:r>
             <w:proofErr w:type="spellEnd"/>
+            <w:r>
+              <w:rPr>
+                <w:rFonts w:eastAsia="宋体"/>
+                <w:sz w:val="22"/>
+                <w:szCs w:val="20"/>
+              </w:rPr>
+              <w:t xml:space="preserve">start_time</w:t>
+            </w:r>
           </w:p>
         </w:tc>
         <w:tc>
@@ -21638,7 +21182,7 @@
                 <w:sz w:val="22"/>
                 <w:szCs w:val="20"/>
               </w:rPr>
-              <w:t>开始时间</w:t>
+              <w:t xml:space="preserve">datetime</w:t>
             </w:r>
           </w:p>
         </w:tc>
@@ -21664,7 +21208,7 @@
                 <w:sz w:val="22"/>
                 <w:szCs w:val="20"/>
               </w:rPr>
-              <w:t>DATETIME</w:t>
+              <w:t xml:space="preserve"/>
             </w:r>
           </w:p>
         </w:tc>
@@ -21690,7 +21234,7 @@
                 <w:sz w:val="22"/>
                 <w:szCs w:val="20"/>
               </w:rPr>
-              <w:t>是</w:t>
+              <w:t xml:space="preserve">否</w:t>
             </w:r>
           </w:p>
         </w:tc>
@@ -21710,6 +21254,9 @@
               <w:wordWrap w:val="0"/>
               <w:jc w:val="center"/>
             </w:pPr>
+            <w:r>
+              <w:t xml:space="preserve">开始时间</w:t>
+            </w:r>
           </w:p>
         </w:tc>
       </w:tr>
@@ -21734,15 +21281,15 @@
               <w:jc w:val="center"/>
             </w:pPr>
             <w:proofErr w:type="spellStart"/>
-            <w:r>
-              <w:rPr>
-                <w:rFonts w:eastAsia="宋体"/>
-                <w:sz w:val="22"/>
-                <w:szCs w:val="20"/>
-              </w:rPr>
-              <w:t>end_time</w:t>
-            </w:r>
             <w:proofErr w:type="spellEnd"/>
+            <w:r>
+              <w:rPr>
+                <w:rFonts w:eastAsia="宋体"/>
+                <w:sz w:val="22"/>
+                <w:szCs w:val="20"/>
+              </w:rPr>
+              <w:t xml:space="preserve">end_time</w:t>
+            </w:r>
           </w:p>
         </w:tc>
         <w:tc>
@@ -21767,7 +21314,7 @@
                 <w:sz w:val="22"/>
                 <w:szCs w:val="20"/>
               </w:rPr>
-              <w:t>结束时间</w:t>
+              <w:t xml:space="preserve">datetime</w:t>
             </w:r>
           </w:p>
         </w:tc>
@@ -21793,7 +21340,7 @@
                 <w:sz w:val="22"/>
                 <w:szCs w:val="20"/>
               </w:rPr>
-              <w:t>DATETIME</w:t>
+              <w:t xml:space="preserve"/>
             </w:r>
           </w:p>
         </w:tc>
@@ -21819,7 +21366,7 @@
                 <w:sz w:val="22"/>
                 <w:szCs w:val="20"/>
               </w:rPr>
-              <w:t>是</w:t>
+              <w:t xml:space="preserve">否</w:t>
             </w:r>
           </w:p>
         </w:tc>
@@ -21839,6 +21386,9 @@
               <w:wordWrap w:val="0"/>
               <w:jc w:val="center"/>
             </w:pPr>
+            <w:r>
+              <w:t xml:space="preserve">结束时间</w:t>
+            </w:r>
           </w:p>
         </w:tc>
       </w:tr>
@@ -21863,15 +21413,15 @@
               <w:jc w:val="center"/>
             </w:pPr>
             <w:proofErr w:type="spellStart"/>
-            <w:r>
-              <w:rPr>
-                <w:rFonts w:eastAsia="宋体"/>
-                <w:sz w:val="22"/>
-                <w:szCs w:val="20"/>
-              </w:rPr>
-              <w:t>recruit_num</w:t>
-            </w:r>
             <w:proofErr w:type="spellEnd"/>
+            <w:r>
+              <w:rPr>
+                <w:rFonts w:eastAsia="宋体"/>
+                <w:sz w:val="22"/>
+                <w:szCs w:val="20"/>
+              </w:rPr>
+              <w:t xml:space="preserve">recruit_num</w:t>
+            </w:r>
           </w:p>
         </w:tc>
         <w:tc>
@@ -21896,7 +21446,7 @@
                 <w:sz w:val="22"/>
                 <w:szCs w:val="20"/>
               </w:rPr>
-              <w:t>招聘人数</w:t>
+              <w:t xml:space="preserve">int</w:t>
             </w:r>
           </w:p>
         </w:tc>
@@ -21922,7 +21472,7 @@
                 <w:sz w:val="22"/>
                 <w:szCs w:val="20"/>
               </w:rPr>
-              <w:t>INT</w:t>
+              <w:t xml:space="preserve"/>
             </w:r>
           </w:p>
         </w:tc>
@@ -21948,7 +21498,7 @@
                 <w:sz w:val="22"/>
                 <w:szCs w:val="20"/>
               </w:rPr>
-              <w:t>否</w:t>
+              <w:t xml:space="preserve">否</w:t>
             </w:r>
           </w:p>
         </w:tc>
@@ -21968,6 +21518,9 @@
               <w:wordWrap w:val="0"/>
               <w:jc w:val="center"/>
             </w:pPr>
+            <w:r>
+              <w:t xml:space="preserve">招聘人数</w:t>
+            </w:r>
           </w:p>
         </w:tc>
       </w:tr>
@@ -21992,15 +21545,15 @@
               <w:jc w:val="center"/>
             </w:pPr>
             <w:proofErr w:type="spellStart"/>
-            <w:r>
-              <w:rPr>
-                <w:rFonts w:eastAsia="宋体"/>
-                <w:sz w:val="22"/>
-                <w:szCs w:val="20"/>
-              </w:rPr>
-              <w:t>hired_num</w:t>
-            </w:r>
             <w:proofErr w:type="spellEnd"/>
+            <w:r>
+              <w:rPr>
+                <w:rFonts w:eastAsia="宋体"/>
+                <w:sz w:val="22"/>
+                <w:szCs w:val="20"/>
+              </w:rPr>
+              <w:t xml:space="preserve">hired_num</w:t>
+            </w:r>
           </w:p>
         </w:tc>
         <w:tc>
@@ -22025,7 +21578,7 @@
                 <w:sz w:val="22"/>
                 <w:szCs w:val="20"/>
               </w:rPr>
-              <w:t>已录用数</w:t>
+              <w:t xml:space="preserve">int</w:t>
             </w:r>
           </w:p>
         </w:tc>
@@ -22051,7 +21604,7 @@
                 <w:sz w:val="22"/>
                 <w:szCs w:val="20"/>
               </w:rPr>
-              <w:t>INT</w:t>
+              <w:t xml:space="preserve"/>
             </w:r>
           </w:p>
         </w:tc>
@@ -22077,7 +21630,7 @@
                 <w:sz w:val="22"/>
                 <w:szCs w:val="20"/>
               </w:rPr>
-              <w:t>否</w:t>
+              <w:t xml:space="preserve">否</w:t>
             </w:r>
           </w:p>
         </w:tc>
@@ -22103,15 +21656,7 @@
                 <w:sz w:val="22"/>
                 <w:szCs w:val="20"/>
               </w:rPr>
-              <w:t>默认</w:t>
-            </w:r>
-            <w:r>
-              <w:rPr>
-                <w:rFonts w:eastAsia="宋体"/>
-                <w:sz w:val="22"/>
-                <w:szCs w:val="20"/>
-              </w:rPr>
-              <w:t> 0</w:t>
+              <w:t xml:space="preserve">已录用数</w:t>
             </w:r>
           </w:p>
         </w:tc>
@@ -22142,7 +21687,7 @@
                 <w:sz w:val="22"/>
                 <w:szCs w:val="20"/>
               </w:rPr>
-              <w:t>status</w:t>
+              <w:t xml:space="preserve">status</w:t>
             </w:r>
           </w:p>
         </w:tc>
@@ -22168,7 +21713,7 @@
                 <w:sz w:val="22"/>
                 <w:szCs w:val="20"/>
               </w:rPr>
-              <w:t>状态</w:t>
+              <w:t xml:space="preserve">tinyint</w:t>
             </w:r>
           </w:p>
         </w:tc>
@@ -22194,7 +21739,7 @@
                 <w:sz w:val="22"/>
                 <w:szCs w:val="20"/>
               </w:rPr>
-              <w:t>TINYINT</w:t>
+              <w:t xml:space="preserve"/>
             </w:r>
           </w:p>
         </w:tc>
@@ -22220,7 +21765,7 @@
                 <w:sz w:val="22"/>
                 <w:szCs w:val="20"/>
               </w:rPr>
-              <w:t>否</w:t>
+              <w:t xml:space="preserve">否</w:t>
             </w:r>
           </w:p>
         </w:tc>
@@ -22246,31 +21791,7 @@
                 <w:sz w:val="22"/>
                 <w:szCs w:val="20"/>
               </w:rPr>
-              <w:t>0-</w:t>
-            </w:r>
-            <w:r>
-              <w:rPr>
-                <w:rFonts w:eastAsia="宋体"/>
-                <w:sz w:val="22"/>
-                <w:szCs w:val="20"/>
-              </w:rPr>
-              <w:t>下架</w:t>
-            </w:r>
-            <w:r>
-              <w:rPr>
-                <w:rFonts w:eastAsia="宋体"/>
-                <w:sz w:val="22"/>
-                <w:szCs w:val="20"/>
-              </w:rPr>
-              <w:t> 1-</w:t>
-            </w:r>
-            <w:r>
-              <w:rPr>
-                <w:rFonts w:eastAsia="宋体"/>
-                <w:sz w:val="22"/>
-                <w:szCs w:val="20"/>
-              </w:rPr>
-              <w:t>上架</w:t>
+              <w:t xml:space="preserve">状态</w:t>
             </w:r>
           </w:p>
         </w:tc>
@@ -22296,15 +21817,15 @@
               <w:jc w:val="center"/>
             </w:pPr>
             <w:proofErr w:type="spellStart"/>
-            <w:r>
-              <w:rPr>
-                <w:rFonts w:eastAsia="宋体"/>
-                <w:sz w:val="22"/>
-                <w:szCs w:val="20"/>
-              </w:rPr>
-              <w:t>audit_status</w:t>
-            </w:r>
             <w:proofErr w:type="spellEnd"/>
+            <w:r>
+              <w:rPr>
+                <w:rFonts w:eastAsia="宋体"/>
+                <w:sz w:val="22"/>
+                <w:szCs w:val="20"/>
+              </w:rPr>
+              <w:t xml:space="preserve">audit_status</w:t>
+            </w:r>
           </w:p>
         </w:tc>
         <w:tc>
@@ -22329,7 +21850,7 @@
                 <w:sz w:val="22"/>
                 <w:szCs w:val="20"/>
               </w:rPr>
-              <w:t>审核状态</w:t>
+              <w:t xml:space="preserve">tinyint</w:t>
             </w:r>
           </w:p>
         </w:tc>
@@ -22355,7 +21876,7 @@
                 <w:sz w:val="22"/>
                 <w:szCs w:val="20"/>
               </w:rPr>
-              <w:t>TINYINT</w:t>
+              <w:t xml:space="preserve"/>
             </w:r>
           </w:p>
         </w:tc>
@@ -22381,7 +21902,7 @@
                 <w:sz w:val="22"/>
                 <w:szCs w:val="20"/>
               </w:rPr>
-              <w:t>否</w:t>
+              <w:t xml:space="preserve">否</w:t>
             </w:r>
           </w:p>
         </w:tc>
@@ -22407,47 +21928,7 @@
                 <w:sz w:val="22"/>
                 <w:szCs w:val="20"/>
               </w:rPr>
-              <w:t>0-</w:t>
-            </w:r>
-            <w:r>
-              <w:rPr>
-                <w:rFonts w:eastAsia="宋体"/>
-                <w:sz w:val="22"/>
-                <w:szCs w:val="20"/>
-              </w:rPr>
-              <w:t>待审核</w:t>
-            </w:r>
-            <w:r>
-              <w:rPr>
-                <w:rFonts w:eastAsia="宋体"/>
-                <w:sz w:val="22"/>
-                <w:szCs w:val="20"/>
-              </w:rPr>
-              <w:t> 1-</w:t>
-            </w:r>
-            <w:r>
-              <w:rPr>
-                <w:rFonts w:eastAsia="宋体"/>
-                <w:sz w:val="22"/>
-                <w:szCs w:val="20"/>
-              </w:rPr>
-              <w:t>通过</w:t>
-            </w:r>
-            <w:r>
-              <w:rPr>
-                <w:rFonts w:eastAsia="宋体"/>
-                <w:sz w:val="22"/>
-                <w:szCs w:val="20"/>
-              </w:rPr>
-              <w:t> 2-</w:t>
-            </w:r>
-            <w:r>
-              <w:rPr>
-                <w:rFonts w:eastAsia="宋体"/>
-                <w:sz w:val="22"/>
-                <w:szCs w:val="20"/>
-              </w:rPr>
-              <w:t>拒绝</w:t>
+              <w:t xml:space="preserve">审核状态</w:t>
             </w:r>
           </w:p>
         </w:tc>
@@ -22473,15 +21954,15 @@
               <w:jc w:val="center"/>
             </w:pPr>
             <w:proofErr w:type="spellStart"/>
-            <w:r>
-              <w:rPr>
-                <w:rFonts w:eastAsia="宋体"/>
-                <w:sz w:val="22"/>
-                <w:szCs w:val="20"/>
-              </w:rPr>
-              <w:t>audit_remark</w:t>
-            </w:r>
             <w:proofErr w:type="spellEnd"/>
+            <w:r>
+              <w:rPr>
+                <w:rFonts w:eastAsia="宋体"/>
+                <w:sz w:val="22"/>
+                <w:szCs w:val="20"/>
+              </w:rPr>
+              <w:t xml:space="preserve">audit_remark</w:t>
+            </w:r>
           </w:p>
         </w:tc>
         <w:tc>
@@ -22506,7 +21987,7 @@
                 <w:sz w:val="22"/>
                 <w:szCs w:val="20"/>
               </w:rPr>
-              <w:t>审核备注</w:t>
+              <w:t xml:space="preserve">varchar</w:t>
             </w:r>
           </w:p>
         </w:tc>
@@ -22527,14 +22008,6 @@
               <w:jc w:val="center"/>
             </w:pPr>
             <w:proofErr w:type="gramStart"/>
-            <w:r>
-              <w:rPr>
-                <w:rFonts w:eastAsia="宋体"/>
-                <w:sz w:val="22"/>
-                <w:szCs w:val="20"/>
-              </w:rPr>
-              <w:t>VARCHAR(</w:t>
-            </w:r>
             <w:proofErr w:type="gramEnd"/>
             <w:r>
               <w:rPr>
@@ -22542,7 +22015,7 @@
                 <w:sz w:val="22"/>
                 <w:szCs w:val="20"/>
               </w:rPr>
-              <w:t>500)</w:t>
+              <w:t xml:space="preserve">500</w:t>
             </w:r>
           </w:p>
         </w:tc>
@@ -22568,7 +22041,7 @@
                 <w:sz w:val="22"/>
                 <w:szCs w:val="20"/>
               </w:rPr>
-              <w:t>是</w:t>
+              <w:t xml:space="preserve">否</w:t>
             </w:r>
           </w:p>
         </w:tc>
@@ -22588,6 +22061,9 @@
               <w:wordWrap w:val="0"/>
               <w:jc w:val="center"/>
             </w:pPr>
+            <w:r>
+              <w:t xml:space="preserve">审核备注</w:t>
+            </w:r>
           </w:p>
         </w:tc>
       </w:tr>
@@ -22612,15 +22088,15 @@
               <w:jc w:val="center"/>
             </w:pPr>
             <w:proofErr w:type="spellStart"/>
-            <w:r>
-              <w:rPr>
-                <w:rFonts w:eastAsia="宋体"/>
-                <w:sz w:val="22"/>
-                <w:szCs w:val="20"/>
-              </w:rPr>
-              <w:t>create_time</w:t>
-            </w:r>
             <w:proofErr w:type="spellEnd"/>
+            <w:r>
+              <w:rPr>
+                <w:rFonts w:eastAsia="宋体"/>
+                <w:sz w:val="22"/>
+                <w:szCs w:val="20"/>
+              </w:rPr>
+              <w:t xml:space="preserve">create_time</w:t>
+            </w:r>
           </w:p>
         </w:tc>
         <w:tc>
@@ -22645,7 +22121,7 @@
                 <w:sz w:val="22"/>
                 <w:szCs w:val="20"/>
               </w:rPr>
-              <w:t>创建时间</w:t>
+              <w:t xml:space="preserve">datetime</w:t>
             </w:r>
           </w:p>
         </w:tc>
@@ -22671,7 +22147,7 @@
                 <w:sz w:val="22"/>
                 <w:szCs w:val="20"/>
               </w:rPr>
-              <w:t>DATETIME</w:t>
+              <w:t xml:space="preserve"/>
             </w:r>
           </w:p>
         </w:tc>
@@ -22697,7 +22173,7 @@
                 <w:sz w:val="22"/>
                 <w:szCs w:val="20"/>
               </w:rPr>
-              <w:t>否</w:t>
+              <w:t xml:space="preserve">否</w:t>
             </w:r>
           </w:p>
         </w:tc>
@@ -22717,6 +22193,9 @@
               <w:wordWrap w:val="0"/>
               <w:jc w:val="center"/>
             </w:pPr>
+            <w:r>
+              <w:t xml:space="preserve">创建时间</w:t>
+            </w:r>
           </w:p>
         </w:tc>
       </w:tr>
@@ -22741,15 +22220,15 @@
               <w:jc w:val="center"/>
             </w:pPr>
             <w:proofErr w:type="spellStart"/>
-            <w:r>
-              <w:rPr>
-                <w:rFonts w:eastAsia="宋体"/>
-                <w:sz w:val="22"/>
-                <w:szCs w:val="20"/>
-              </w:rPr>
-              <w:t>update_time</w:t>
-            </w:r>
             <w:proofErr w:type="spellEnd"/>
+            <w:r>
+              <w:rPr>
+                <w:rFonts w:eastAsia="宋体"/>
+                <w:sz w:val="22"/>
+                <w:szCs w:val="20"/>
+              </w:rPr>
+              <w:t xml:space="preserve">update_time</w:t>
+            </w:r>
           </w:p>
         </w:tc>
         <w:tc>
@@ -22774,7 +22253,7 @@
                 <w:sz w:val="22"/>
                 <w:szCs w:val="20"/>
               </w:rPr>
-              <w:t>更新时间</w:t>
+              <w:t xml:space="preserve">datetime</w:t>
             </w:r>
           </w:p>
         </w:tc>
@@ -22800,7 +22279,7 @@
                 <w:sz w:val="22"/>
                 <w:szCs w:val="20"/>
               </w:rPr>
-              <w:t>DATETIME</w:t>
+              <w:t xml:space="preserve"/>
             </w:r>
           </w:p>
         </w:tc>
@@ -22826,7 +22305,7 @@
                 <w:sz w:val="22"/>
                 <w:szCs w:val="20"/>
               </w:rPr>
-              <w:t>是</w:t>
+              <w:t xml:space="preserve">否</w:t>
             </w:r>
           </w:p>
         </w:tc>
@@ -22846,6 +22325,9 @@
               <w:wordWrap w:val="0"/>
               <w:jc w:val="center"/>
             </w:pPr>
+            <w:r>
+              <w:t xml:space="preserve">更新时间</w:t>
+            </w:r>
           </w:p>
         </w:tc>
       </w:tr>
@@ -23036,7 +22518,7 @@
                 <w:sz w:val="22"/>
                 <w:szCs w:val="20"/>
               </w:rPr>
-              <w:t>字段名称</w:t>
+              <w:t xml:space="preserve">字段名</w:t>
             </w:r>
           </w:p>
         </w:tc>
@@ -23063,7 +22545,7 @@
                 <w:sz w:val="22"/>
                 <w:szCs w:val="20"/>
               </w:rPr>
-              <w:t>字段描述</w:t>
+              <w:t xml:space="preserve">类型</w:t>
             </w:r>
           </w:p>
         </w:tc>
@@ -23090,7 +22572,7 @@
                 <w:sz w:val="22"/>
                 <w:szCs w:val="20"/>
               </w:rPr>
-              <w:t>字段类型</w:t>
+              <w:t xml:space="preserve">长度</w:t>
             </w:r>
           </w:p>
         </w:tc>
@@ -23117,7 +22599,7 @@
                 <w:sz w:val="22"/>
                 <w:szCs w:val="20"/>
               </w:rPr>
-              <w:t>是否允许空值</w:t>
+              <w:t xml:space="preserve">主键</w:t>
             </w:r>
           </w:p>
         </w:tc>
@@ -23144,7 +22626,7 @@
                 <w:sz w:val="22"/>
                 <w:szCs w:val="20"/>
               </w:rPr>
-              <w:t>备注</w:t>
+              <w:t xml:space="preserve">备注</w:t>
             </w:r>
           </w:p>
         </w:tc>
@@ -23175,7 +22657,7 @@
                 <w:sz w:val="22"/>
                 <w:szCs w:val="20"/>
               </w:rPr>
-              <w:t>id</w:t>
+              <w:t xml:space="preserve">id</w:t>
             </w:r>
           </w:p>
         </w:tc>
@@ -23201,15 +22683,7 @@
                 <w:sz w:val="22"/>
                 <w:szCs w:val="20"/>
               </w:rPr>
-              <w:t>主键</w:t>
-            </w:r>
-            <w:r>
-              <w:rPr>
-                <w:rFonts w:eastAsia="宋体"/>
-                <w:sz w:val="22"/>
-                <w:szCs w:val="20"/>
-              </w:rPr>
-              <w:t>ID</w:t>
+              <w:t xml:space="preserve">bigint</w:t>
             </w:r>
           </w:p>
         </w:tc>
@@ -23235,7 +22709,7 @@
                 <w:sz w:val="22"/>
                 <w:szCs w:val="20"/>
               </w:rPr>
-              <w:t>BIGINT</w:t>
+              <w:t xml:space="preserve"/>
             </w:r>
           </w:p>
         </w:tc>
@@ -23261,7 +22735,7 @@
                 <w:sz w:val="22"/>
                 <w:szCs w:val="20"/>
               </w:rPr>
-              <w:t>否</w:t>
+              <w:t xml:space="preserve">是</w:t>
             </w:r>
           </w:p>
         </w:tc>
@@ -23282,15 +22756,15 @@
               <w:jc w:val="center"/>
             </w:pPr>
             <w:proofErr w:type="gramStart"/>
-            <w:r>
-              <w:rPr>
-                <w:rFonts w:eastAsia="宋体"/>
-                <w:sz w:val="22"/>
-                <w:szCs w:val="20"/>
-              </w:rPr>
-              <w:t>自增主键</w:t>
-            </w:r>
             <w:proofErr w:type="gramEnd"/>
+            <w:r>
+              <w:rPr>
+                <w:rFonts w:eastAsia="宋体"/>
+                <w:sz w:val="22"/>
+                <w:szCs w:val="20"/>
+              </w:rPr>
+              <w:t xml:space="preserve">主键ID</w:t>
+            </w:r>
           </w:p>
         </w:tc>
       </w:tr>
@@ -23315,15 +22789,15 @@
               <w:jc w:val="center"/>
             </w:pPr>
             <w:proofErr w:type="spellStart"/>
-            <w:r>
-              <w:rPr>
-                <w:rFonts w:eastAsia="宋体"/>
-                <w:sz w:val="22"/>
-                <w:szCs w:val="20"/>
-              </w:rPr>
-              <w:t>job_id</w:t>
-            </w:r>
             <w:proofErr w:type="spellEnd"/>
+            <w:r>
+              <w:rPr>
+                <w:rFonts w:eastAsia="宋体"/>
+                <w:sz w:val="22"/>
+                <w:szCs w:val="20"/>
+              </w:rPr>
+              <w:t xml:space="preserve">job_id</w:t>
+            </w:r>
           </w:p>
         </w:tc>
         <w:tc>
@@ -23348,15 +22822,7 @@
                 <w:sz w:val="22"/>
                 <w:szCs w:val="20"/>
               </w:rPr>
-              <w:t>兼职</w:t>
-            </w:r>
-            <w:r>
-              <w:rPr>
-                <w:rFonts w:eastAsia="宋体"/>
-                <w:sz w:val="22"/>
-                <w:szCs w:val="20"/>
-              </w:rPr>
-              <w:t>ID</w:t>
+              <w:t xml:space="preserve">bigint</w:t>
             </w:r>
           </w:p>
         </w:tc>
@@ -23382,7 +22848,7 @@
                 <w:sz w:val="22"/>
                 <w:szCs w:val="20"/>
               </w:rPr>
-              <w:t>BIGINT</w:t>
+              <w:t xml:space="preserve"/>
             </w:r>
           </w:p>
         </w:tc>
@@ -23408,7 +22874,7 @@
                 <w:sz w:val="22"/>
                 <w:szCs w:val="20"/>
               </w:rPr>
-              <w:t>否</w:t>
+              <w:t xml:space="preserve">否</w:t>
             </w:r>
           </w:p>
         </w:tc>
@@ -23429,33 +22895,17 @@
               <w:jc w:val="center"/>
             </w:pPr>
             <w:proofErr w:type="gramStart"/>
-            <w:r>
-              <w:rPr>
-                <w:rFonts w:eastAsia="宋体"/>
-                <w:sz w:val="22"/>
-                <w:szCs w:val="20"/>
-              </w:rPr>
-              <w:t>外键关联</w:t>
-            </w:r>
             <w:proofErr w:type="gramEnd"/>
-            <w:r>
-              <w:rPr>
-                <w:rFonts w:eastAsia="宋体"/>
-                <w:sz w:val="22"/>
-                <w:szCs w:val="20"/>
-              </w:rPr>
-              <w:t> </w:t>
-            </w:r>
             <w:proofErr w:type="spellStart"/>
-            <w:r>
-              <w:rPr>
-                <w:rFonts w:eastAsia="宋体"/>
-                <w:sz w:val="22"/>
-                <w:szCs w:val="20"/>
-              </w:rPr>
-              <w:t>job_post</w:t>
-            </w:r>
             <w:proofErr w:type="spellEnd"/>
+            <w:r>
+              <w:rPr>
+                <w:rFonts w:eastAsia="宋体"/>
+                <w:sz w:val="22"/>
+                <w:szCs w:val="20"/>
+              </w:rPr>
+              <w:t xml:space="preserve">兼职ID</w:t>
+            </w:r>
           </w:p>
         </w:tc>
       </w:tr>
@@ -23480,15 +22930,15 @@
               <w:jc w:val="center"/>
             </w:pPr>
             <w:proofErr w:type="spellStart"/>
-            <w:r>
-              <w:rPr>
-                <w:rFonts w:eastAsia="宋体"/>
-                <w:sz w:val="22"/>
-                <w:szCs w:val="20"/>
-              </w:rPr>
-              <w:t>applicant_id</w:t>
-            </w:r>
             <w:proofErr w:type="spellEnd"/>
+            <w:r>
+              <w:rPr>
+                <w:rFonts w:eastAsia="宋体"/>
+                <w:sz w:val="22"/>
+                <w:szCs w:val="20"/>
+              </w:rPr>
+              <w:t xml:space="preserve">applicant_id</w:t>
+            </w:r>
           </w:p>
         </w:tc>
         <w:tc>
@@ -23513,15 +22963,7 @@
                 <w:sz w:val="22"/>
                 <w:szCs w:val="20"/>
               </w:rPr>
-              <w:t>申请者</w:t>
-            </w:r>
-            <w:r>
-              <w:rPr>
-                <w:rFonts w:eastAsia="宋体"/>
-                <w:sz w:val="22"/>
-                <w:szCs w:val="20"/>
-              </w:rPr>
-              <w:t>ID</w:t>
+              <w:t xml:space="preserve">bigint</w:t>
             </w:r>
           </w:p>
         </w:tc>
@@ -23547,7 +22989,7 @@
                 <w:sz w:val="22"/>
                 <w:szCs w:val="20"/>
               </w:rPr>
-              <w:t>BIGINT</w:t>
+              <w:t xml:space="preserve"/>
             </w:r>
           </w:p>
         </w:tc>
@@ -23573,7 +23015,7 @@
                 <w:sz w:val="22"/>
                 <w:szCs w:val="20"/>
               </w:rPr>
-              <w:t>否</w:t>
+              <w:t xml:space="preserve">否</w:t>
             </w:r>
           </w:p>
         </w:tc>
@@ -23594,33 +23036,17 @@
               <w:jc w:val="center"/>
             </w:pPr>
             <w:proofErr w:type="gramStart"/>
-            <w:r>
-              <w:rPr>
-                <w:rFonts w:eastAsia="宋体"/>
-                <w:sz w:val="22"/>
-                <w:szCs w:val="20"/>
-              </w:rPr>
-              <w:t>外键关联</w:t>
-            </w:r>
             <w:proofErr w:type="gramEnd"/>
-            <w:r>
-              <w:rPr>
-                <w:rFonts w:eastAsia="宋体"/>
-                <w:sz w:val="22"/>
-                <w:szCs w:val="20"/>
-              </w:rPr>
-              <w:t> </w:t>
-            </w:r>
             <w:proofErr w:type="spellStart"/>
-            <w:r>
-              <w:rPr>
-                <w:rFonts w:eastAsia="宋体"/>
-                <w:sz w:val="22"/>
-                <w:szCs w:val="20"/>
-              </w:rPr>
-              <w:t>sys_user</w:t>
-            </w:r>
             <w:proofErr w:type="spellEnd"/>
+            <w:r>
+              <w:rPr>
+                <w:rFonts w:eastAsia="宋体"/>
+                <w:sz w:val="22"/>
+                <w:szCs w:val="20"/>
+              </w:rPr>
+              <w:t xml:space="preserve">申请者ID</w:t>
+            </w:r>
           </w:p>
         </w:tc>
       </w:tr>
@@ -23645,15 +23071,15 @@
               <w:jc w:val="center"/>
             </w:pPr>
             <w:proofErr w:type="spellStart"/>
-            <w:r>
-              <w:rPr>
-                <w:rFonts w:eastAsia="宋体"/>
-                <w:sz w:val="22"/>
-                <w:szCs w:val="20"/>
-              </w:rPr>
-              <w:t>resume_url</w:t>
-            </w:r>
             <w:proofErr w:type="spellEnd"/>
+            <w:r>
+              <w:rPr>
+                <w:rFonts w:eastAsia="宋体"/>
+                <w:sz w:val="22"/>
+                <w:szCs w:val="20"/>
+              </w:rPr>
+              <w:t xml:space="preserve">resume_url</w:t>
+            </w:r>
           </w:p>
         </w:tc>
         <w:tc>
@@ -23678,7 +23104,7 @@
                 <w:sz w:val="22"/>
                 <w:szCs w:val="20"/>
               </w:rPr>
-              <w:t>简历地址</w:t>
+              <w:t xml:space="preserve">varchar</w:t>
             </w:r>
           </w:p>
         </w:tc>
@@ -23699,14 +23125,6 @@
               <w:jc w:val="center"/>
             </w:pPr>
             <w:proofErr w:type="gramStart"/>
-            <w:r>
-              <w:rPr>
-                <w:rFonts w:eastAsia="宋体"/>
-                <w:sz w:val="22"/>
-                <w:szCs w:val="20"/>
-              </w:rPr>
-              <w:t>VARCHAR(</w:t>
-            </w:r>
             <w:proofErr w:type="gramEnd"/>
             <w:r>
               <w:rPr>
@@ -23714,7 +23132,7 @@
                 <w:sz w:val="22"/>
                 <w:szCs w:val="20"/>
               </w:rPr>
-              <w:t>500)</w:t>
+              <w:t xml:space="preserve">500</w:t>
             </w:r>
           </w:p>
         </w:tc>
@@ -23740,7 +23158,7 @@
                 <w:sz w:val="22"/>
                 <w:szCs w:val="20"/>
               </w:rPr>
-              <w:t>是</w:t>
+              <w:t xml:space="preserve">否</w:t>
             </w:r>
           </w:p>
         </w:tc>
@@ -23760,6 +23178,9 @@
               <w:wordWrap w:val="0"/>
               <w:jc w:val="center"/>
             </w:pPr>
+            <w:r>
+              <w:t xml:space="preserve">简历地址</w:t>
+            </w:r>
           </w:p>
         </w:tc>
       </w:tr>
@@ -23789,7 +23210,7 @@
                 <w:sz w:val="22"/>
                 <w:szCs w:val="20"/>
               </w:rPr>
-              <w:t>status</w:t>
+              <w:t xml:space="preserve">status</w:t>
             </w:r>
           </w:p>
         </w:tc>
@@ -23815,7 +23236,7 @@
                 <w:sz w:val="22"/>
                 <w:szCs w:val="20"/>
               </w:rPr>
-              <w:t>申请状态</w:t>
+              <w:t xml:space="preserve">tinyint</w:t>
             </w:r>
           </w:p>
         </w:tc>
@@ -23841,7 +23262,7 @@
                 <w:sz w:val="22"/>
                 <w:szCs w:val="20"/>
               </w:rPr>
-              <w:t>TINYINT</w:t>
+              <w:t xml:space="preserve"/>
             </w:r>
           </w:p>
         </w:tc>
@@ -23867,7 +23288,7 @@
                 <w:sz w:val="22"/>
                 <w:szCs w:val="20"/>
               </w:rPr>
-              <w:t>否</w:t>
+              <w:t xml:space="preserve">否</w:t>
             </w:r>
           </w:p>
         </w:tc>
@@ -23893,79 +23314,7 @@
                 <w:sz w:val="22"/>
                 <w:szCs w:val="20"/>
               </w:rPr>
-              <w:t>0-</w:t>
-            </w:r>
-            <w:r>
-              <w:rPr>
-                <w:rFonts w:eastAsia="宋体"/>
-                <w:sz w:val="22"/>
-                <w:szCs w:val="20"/>
-              </w:rPr>
-              <w:t>待审核</w:t>
-            </w:r>
-            <w:r>
-              <w:rPr>
-                <w:rFonts w:eastAsia="宋体"/>
-                <w:sz w:val="22"/>
-                <w:szCs w:val="20"/>
-              </w:rPr>
-              <w:t> 1-</w:t>
-            </w:r>
-            <w:r>
-              <w:rPr>
-                <w:rFonts w:eastAsia="宋体"/>
-                <w:sz w:val="22"/>
-                <w:szCs w:val="20"/>
-              </w:rPr>
-              <w:t>通过</w:t>
-            </w:r>
-            <w:r>
-              <w:rPr>
-                <w:rFonts w:eastAsia="宋体"/>
-                <w:sz w:val="22"/>
-                <w:szCs w:val="20"/>
-              </w:rPr>
-              <w:t> 2-</w:t>
-            </w:r>
-            <w:r>
-              <w:rPr>
-                <w:rFonts w:eastAsia="宋体"/>
-                <w:sz w:val="22"/>
-                <w:szCs w:val="20"/>
-              </w:rPr>
-              <w:t>拒绝</w:t>
-            </w:r>
-            <w:r>
-              <w:rPr>
-                <w:rFonts w:eastAsia="宋体"/>
-                <w:sz w:val="22"/>
-                <w:szCs w:val="20"/>
-              </w:rPr>
-              <w:t> 3-</w:t>
-            </w:r>
-            <w:r>
-              <w:rPr>
-                <w:rFonts w:eastAsia="宋体"/>
-                <w:sz w:val="22"/>
-                <w:szCs w:val="20"/>
-              </w:rPr>
-              <w:t>录用</w:t>
-            </w:r>
-            <w:r>
-              <w:rPr>
-                <w:rFonts w:eastAsia="宋体"/>
-                <w:sz w:val="22"/>
-                <w:szCs w:val="20"/>
-              </w:rPr>
-              <w:t> 4-</w:t>
-            </w:r>
-            <w:r>
-              <w:rPr>
-                <w:rFonts w:eastAsia="宋体"/>
-                <w:sz w:val="22"/>
-                <w:szCs w:val="20"/>
-              </w:rPr>
-              <w:t>取消</w:t>
+              <w:t xml:space="preserve">申请状态</w:t>
             </w:r>
           </w:p>
         </w:tc>
@@ -23991,15 +23340,15 @@
               <w:jc w:val="center"/>
             </w:pPr>
             <w:proofErr w:type="spellStart"/>
-            <w:r>
-              <w:rPr>
-                <w:rFonts w:eastAsia="宋体"/>
-                <w:sz w:val="22"/>
-                <w:szCs w:val="20"/>
-              </w:rPr>
-              <w:t>apply_time</w:t>
-            </w:r>
             <w:proofErr w:type="spellEnd"/>
+            <w:r>
+              <w:rPr>
+                <w:rFonts w:eastAsia="宋体"/>
+                <w:sz w:val="22"/>
+                <w:szCs w:val="20"/>
+              </w:rPr>
+              <w:t xml:space="preserve">apply_time</w:t>
+            </w:r>
           </w:p>
         </w:tc>
         <w:tc>
@@ -24024,7 +23373,7 @@
                 <w:sz w:val="22"/>
                 <w:szCs w:val="20"/>
               </w:rPr>
-              <w:t>申请时间</w:t>
+              <w:t xml:space="preserve">datetime</w:t>
             </w:r>
           </w:p>
         </w:tc>
@@ -24050,7 +23399,7 @@
                 <w:sz w:val="22"/>
                 <w:szCs w:val="20"/>
               </w:rPr>
-              <w:t>DATETIME</w:t>
+              <w:t xml:space="preserve"/>
             </w:r>
           </w:p>
         </w:tc>
@@ -24076,7 +23425,7 @@
                 <w:sz w:val="22"/>
                 <w:szCs w:val="20"/>
               </w:rPr>
-              <w:t>否</w:t>
+              <w:t xml:space="preserve">否</w:t>
             </w:r>
           </w:p>
         </w:tc>
@@ -24096,6 +23445,9 @@
               <w:wordWrap w:val="0"/>
               <w:jc w:val="center"/>
             </w:pPr>
+            <w:r>
+              <w:t xml:space="preserve">申请时间</w:t>
+            </w:r>
           </w:p>
         </w:tc>
       </w:tr>
@@ -24120,15 +23472,15 @@
               <w:jc w:val="center"/>
             </w:pPr>
             <w:proofErr w:type="spellStart"/>
-            <w:r>
-              <w:rPr>
-                <w:rFonts w:eastAsia="宋体"/>
-                <w:sz w:val="22"/>
-                <w:szCs w:val="20"/>
-              </w:rPr>
-              <w:t>review_time</w:t>
-            </w:r>
             <w:proofErr w:type="spellEnd"/>
+            <w:r>
+              <w:rPr>
+                <w:rFonts w:eastAsia="宋体"/>
+                <w:sz w:val="22"/>
+                <w:szCs w:val="20"/>
+              </w:rPr>
+              <w:t xml:space="preserve">review_time</w:t>
+            </w:r>
           </w:p>
         </w:tc>
         <w:tc>
@@ -24153,7 +23505,7 @@
                 <w:sz w:val="22"/>
                 <w:szCs w:val="20"/>
               </w:rPr>
-              <w:t>审核时间</w:t>
+              <w:t xml:space="preserve">datetime</w:t>
             </w:r>
           </w:p>
         </w:tc>
@@ -24179,7 +23531,7 @@
                 <w:sz w:val="22"/>
                 <w:szCs w:val="20"/>
               </w:rPr>
-              <w:t>DATETIME</w:t>
+              <w:t xml:space="preserve"/>
             </w:r>
           </w:p>
         </w:tc>
@@ -24205,7 +23557,7 @@
                 <w:sz w:val="22"/>
                 <w:szCs w:val="20"/>
               </w:rPr>
-              <w:t>是</w:t>
+              <w:t xml:space="preserve">否</w:t>
             </w:r>
           </w:p>
         </w:tc>
@@ -24225,6 +23577,9 @@
               <w:wordWrap w:val="0"/>
               <w:jc w:val="center"/>
             </w:pPr>
+            <w:r>
+              <w:t xml:space="preserve">审核时间</w:t>
+            </w:r>
           </w:p>
         </w:tc>
       </w:tr>
@@ -24249,15 +23604,15 @@
               <w:jc w:val="center"/>
             </w:pPr>
             <w:proofErr w:type="spellStart"/>
-            <w:r>
-              <w:rPr>
-                <w:rFonts w:eastAsia="宋体"/>
-                <w:sz w:val="22"/>
-                <w:szCs w:val="20"/>
-              </w:rPr>
-              <w:t>reject_reason</w:t>
-            </w:r>
             <w:proofErr w:type="spellEnd"/>
+            <w:r>
+              <w:rPr>
+                <w:rFonts w:eastAsia="宋体"/>
+                <w:sz w:val="22"/>
+                <w:szCs w:val="20"/>
+              </w:rPr>
+              <w:t xml:space="preserve">reject_reason</w:t>
+            </w:r>
           </w:p>
         </w:tc>
         <w:tc>
@@ -24282,7 +23637,7 @@
                 <w:sz w:val="22"/>
                 <w:szCs w:val="20"/>
               </w:rPr>
-              <w:t>拒绝原因</w:t>
+              <w:t xml:space="preserve">varchar</w:t>
             </w:r>
           </w:p>
         </w:tc>
@@ -24303,14 +23658,6 @@
               <w:jc w:val="center"/>
             </w:pPr>
             <w:proofErr w:type="gramStart"/>
-            <w:r>
-              <w:rPr>
-                <w:rFonts w:eastAsia="宋体"/>
-                <w:sz w:val="22"/>
-                <w:szCs w:val="20"/>
-              </w:rPr>
-              <w:t>VARCHAR(</w:t>
-            </w:r>
             <w:proofErr w:type="gramEnd"/>
             <w:r>
               <w:rPr>
@@ -24318,7 +23665,7 @@
                 <w:sz w:val="22"/>
                 <w:szCs w:val="20"/>
               </w:rPr>
-              <w:t>500)</w:t>
+              <w:t xml:space="preserve">500</w:t>
             </w:r>
           </w:p>
         </w:tc>
@@ -24344,7 +23691,7 @@
                 <w:sz w:val="22"/>
                 <w:szCs w:val="20"/>
               </w:rPr>
-              <w:t>是</w:t>
+              <w:t xml:space="preserve">否</w:t>
             </w:r>
           </w:p>
         </w:tc>
@@ -24364,6 +23711,9 @@
               <w:wordWrap w:val="0"/>
               <w:jc w:val="center"/>
             </w:pPr>
+            <w:r>
+              <w:t xml:space="preserve">拒绝原因</w:t>
+            </w:r>
           </w:p>
         </w:tc>
       </w:tr>
@@ -24584,7 +23934,7 @@
                 <w:sz w:val="22"/>
                 <w:szCs w:val="20"/>
               </w:rPr>
-              <w:t>字段名称</w:t>
+              <w:t xml:space="preserve">字段名</w:t>
             </w:r>
           </w:p>
         </w:tc>
@@ -24611,7 +23961,7 @@
                 <w:sz w:val="22"/>
                 <w:szCs w:val="20"/>
               </w:rPr>
-              <w:t>字段描述</w:t>
+              <w:t xml:space="preserve">类型</w:t>
             </w:r>
           </w:p>
         </w:tc>
@@ -24638,7 +23988,7 @@
                 <w:sz w:val="22"/>
                 <w:szCs w:val="20"/>
               </w:rPr>
-              <w:t>字段类型</w:t>
+              <w:t xml:space="preserve">长度</w:t>
             </w:r>
           </w:p>
         </w:tc>
@@ -24665,7 +24015,7 @@
                 <w:sz w:val="22"/>
                 <w:szCs w:val="20"/>
               </w:rPr>
-              <w:t>是否允许空值</w:t>
+              <w:t xml:space="preserve">主键</w:t>
             </w:r>
           </w:p>
         </w:tc>
@@ -24692,7 +24042,7 @@
                 <w:sz w:val="22"/>
                 <w:szCs w:val="20"/>
               </w:rPr>
-              <w:t>备注</w:t>
+              <w:t xml:space="preserve">备注</w:t>
             </w:r>
           </w:p>
         </w:tc>
@@ -24723,7 +24073,7 @@
                 <w:sz w:val="22"/>
                 <w:szCs w:val="20"/>
               </w:rPr>
-              <w:t>id</w:t>
+              <w:t xml:space="preserve">id</w:t>
             </w:r>
           </w:p>
         </w:tc>
@@ -24749,15 +24099,7 @@
                 <w:sz w:val="22"/>
                 <w:szCs w:val="20"/>
               </w:rPr>
-              <w:t>主键</w:t>
-            </w:r>
-            <w:r>
-              <w:rPr>
-                <w:rFonts w:eastAsia="宋体"/>
-                <w:sz w:val="22"/>
-                <w:szCs w:val="20"/>
-              </w:rPr>
-              <w:t>ID</w:t>
+              <w:t xml:space="preserve">bigint</w:t>
             </w:r>
           </w:p>
         </w:tc>
@@ -24783,7 +24125,7 @@
                 <w:sz w:val="22"/>
                 <w:szCs w:val="20"/>
               </w:rPr>
-              <w:t>BIGINT</w:t>
+              <w:t xml:space="preserve"/>
             </w:r>
           </w:p>
         </w:tc>
@@ -24809,7 +24151,7 @@
                 <w:sz w:val="22"/>
                 <w:szCs w:val="20"/>
               </w:rPr>
-              <w:t>否</w:t>
+              <w:t xml:space="preserve">是</w:t>
             </w:r>
           </w:p>
         </w:tc>
@@ -24830,15 +24172,15 @@
               <w:jc w:val="center"/>
             </w:pPr>
             <w:proofErr w:type="gramStart"/>
-            <w:r>
-              <w:rPr>
-                <w:rFonts w:eastAsia="宋体"/>
-                <w:sz w:val="22"/>
-                <w:szCs w:val="20"/>
-              </w:rPr>
-              <w:t>自增主键</w:t>
-            </w:r>
             <w:proofErr w:type="gramEnd"/>
+            <w:r>
+              <w:rPr>
+                <w:rFonts w:eastAsia="宋体"/>
+                <w:sz w:val="22"/>
+                <w:szCs w:val="20"/>
+              </w:rPr>
+              <w:t xml:space="preserve">主键ID</w:t>
+            </w:r>
           </w:p>
         </w:tc>
       </w:tr>
@@ -24863,15 +24205,15 @@
               <w:jc w:val="center"/>
             </w:pPr>
             <w:proofErr w:type="spellStart"/>
-            <w:r>
-              <w:rPr>
-                <w:rFonts w:eastAsia="宋体"/>
-                <w:sz w:val="22"/>
-                <w:szCs w:val="20"/>
-              </w:rPr>
-              <w:t>application_id</w:t>
-            </w:r>
             <w:proofErr w:type="spellEnd"/>
+            <w:r>
+              <w:rPr>
+                <w:rFonts w:eastAsia="宋体"/>
+                <w:sz w:val="22"/>
+                <w:szCs w:val="20"/>
+              </w:rPr>
+              <w:t xml:space="preserve">application_id</w:t>
+            </w:r>
           </w:p>
         </w:tc>
         <w:tc>
@@ -24896,15 +24238,7 @@
                 <w:sz w:val="22"/>
                 <w:szCs w:val="20"/>
               </w:rPr>
-              <w:t>申请</w:t>
-            </w:r>
-            <w:r>
-              <w:rPr>
-                <w:rFonts w:eastAsia="宋体"/>
-                <w:sz w:val="22"/>
-                <w:szCs w:val="20"/>
-              </w:rPr>
-              <w:t>ID</w:t>
+              <w:t xml:space="preserve">bigint</w:t>
             </w:r>
           </w:p>
         </w:tc>
@@ -24930,7 +24264,7 @@
                 <w:sz w:val="22"/>
                 <w:szCs w:val="20"/>
               </w:rPr>
-              <w:t>BIGINT</w:t>
+              <w:t xml:space="preserve"/>
             </w:r>
           </w:p>
         </w:tc>
@@ -24956,7 +24290,7 @@
                 <w:sz w:val="22"/>
                 <w:szCs w:val="20"/>
               </w:rPr>
-              <w:t>否</w:t>
+              <w:t xml:space="preserve">否</w:t>
             </w:r>
           </w:p>
         </w:tc>
@@ -24977,14 +24311,6 @@
               <w:jc w:val="center"/>
             </w:pPr>
             <w:proofErr w:type="gramStart"/>
-            <w:r>
-              <w:rPr>
-                <w:rFonts w:eastAsia="宋体"/>
-                <w:sz w:val="22"/>
-                <w:szCs w:val="20"/>
-              </w:rPr>
-              <w:t>外键关联</w:t>
-            </w:r>
             <w:proofErr w:type="gramEnd"/>
             <w:r>
               <w:rPr>
@@ -24992,7 +24318,7 @@
                 <w:sz w:val="22"/>
                 <w:szCs w:val="20"/>
               </w:rPr>
-              <w:t> application</w:t>
+              <w:t xml:space="preserve">申请ID</w:t>
             </w:r>
           </w:p>
         </w:tc>
@@ -25018,15 +24344,15 @@
               <w:jc w:val="center"/>
             </w:pPr>
             <w:proofErr w:type="spellStart"/>
-            <w:r>
-              <w:rPr>
-                <w:rFonts w:eastAsia="宋体"/>
-                <w:sz w:val="22"/>
-                <w:szCs w:val="20"/>
-              </w:rPr>
-              <w:t>student_id</w:t>
-            </w:r>
             <w:proofErr w:type="spellEnd"/>
+            <w:r>
+              <w:rPr>
+                <w:rFonts w:eastAsia="宋体"/>
+                <w:sz w:val="22"/>
+                <w:szCs w:val="20"/>
+              </w:rPr>
+              <w:t xml:space="preserve">student_id</w:t>
+            </w:r>
           </w:p>
         </w:tc>
         <w:tc>
@@ -25051,15 +24377,7 @@
                 <w:sz w:val="22"/>
                 <w:szCs w:val="20"/>
               </w:rPr>
-              <w:t>学生</w:t>
-            </w:r>
-            <w:r>
-              <w:rPr>
-                <w:rFonts w:eastAsia="宋体"/>
-                <w:sz w:val="22"/>
-                <w:szCs w:val="20"/>
-              </w:rPr>
-              <w:t>ID</w:t>
+              <w:t xml:space="preserve">bigint</w:t>
             </w:r>
           </w:p>
         </w:tc>
@@ -25085,7 +24403,7 @@
                 <w:sz w:val="22"/>
                 <w:szCs w:val="20"/>
               </w:rPr>
-              <w:t>BIGINT</w:t>
+              <w:t xml:space="preserve"/>
             </w:r>
           </w:p>
         </w:tc>
@@ -25111,7 +24429,7 @@
                 <w:sz w:val="22"/>
                 <w:szCs w:val="20"/>
               </w:rPr>
-              <w:t>否</w:t>
+              <w:t xml:space="preserve">否</w:t>
             </w:r>
           </w:p>
         </w:tc>
@@ -25132,33 +24450,17 @@
               <w:jc w:val="center"/>
             </w:pPr>
             <w:proofErr w:type="gramStart"/>
-            <w:r>
-              <w:rPr>
-                <w:rFonts w:eastAsia="宋体"/>
-                <w:sz w:val="22"/>
-                <w:szCs w:val="20"/>
-              </w:rPr>
-              <w:t>外键关联</w:t>
-            </w:r>
             <w:proofErr w:type="gramEnd"/>
-            <w:r>
-              <w:rPr>
-                <w:rFonts w:eastAsia="宋体"/>
-                <w:sz w:val="22"/>
-                <w:szCs w:val="20"/>
-              </w:rPr>
-              <w:t> </w:t>
-            </w:r>
             <w:proofErr w:type="spellStart"/>
-            <w:r>
-              <w:rPr>
-                <w:rFonts w:eastAsia="宋体"/>
-                <w:sz w:val="22"/>
-                <w:szCs w:val="20"/>
-              </w:rPr>
-              <w:t>sys_user</w:t>
-            </w:r>
             <w:proofErr w:type="spellEnd"/>
+            <w:r>
+              <w:rPr>
+                <w:rFonts w:eastAsia="宋体"/>
+                <w:sz w:val="22"/>
+                <w:szCs w:val="20"/>
+              </w:rPr>
+              <w:t xml:space="preserve">学生ID</w:t>
+            </w:r>
           </w:p>
         </w:tc>
       </w:tr>
@@ -25183,15 +24485,15 @@
               <w:jc w:val="center"/>
             </w:pPr>
             <w:proofErr w:type="spellStart"/>
-            <w:r>
-              <w:rPr>
-                <w:rFonts w:eastAsia="宋体"/>
-                <w:sz w:val="22"/>
-                <w:szCs w:val="20"/>
-              </w:rPr>
-              <w:t>employer_id</w:t>
-            </w:r>
             <w:proofErr w:type="spellEnd"/>
+            <w:r>
+              <w:rPr>
+                <w:rFonts w:eastAsia="宋体"/>
+                <w:sz w:val="22"/>
+                <w:szCs w:val="20"/>
+              </w:rPr>
+              <w:t xml:space="preserve">employer_id</w:t>
+            </w:r>
           </w:p>
         </w:tc>
         <w:tc>
@@ -25216,15 +24518,7 @@
                 <w:sz w:val="22"/>
                 <w:szCs w:val="20"/>
               </w:rPr>
-              <w:t>雇主</w:t>
-            </w:r>
-            <w:r>
-              <w:rPr>
-                <w:rFonts w:eastAsia="宋体"/>
-                <w:sz w:val="22"/>
-                <w:szCs w:val="20"/>
-              </w:rPr>
-              <w:t>ID</w:t>
+              <w:t xml:space="preserve">bigint</w:t>
             </w:r>
           </w:p>
         </w:tc>
@@ -25250,7 +24544,7 @@
                 <w:sz w:val="22"/>
                 <w:szCs w:val="20"/>
               </w:rPr>
-              <w:t>BIGINT</w:t>
+              <w:t xml:space="preserve"/>
             </w:r>
           </w:p>
         </w:tc>
@@ -25276,7 +24570,7 @@
                 <w:sz w:val="22"/>
                 <w:szCs w:val="20"/>
               </w:rPr>
-              <w:t>否</w:t>
+              <w:t xml:space="preserve">否</w:t>
             </w:r>
           </w:p>
         </w:tc>
@@ -25297,33 +24591,17 @@
               <w:jc w:val="center"/>
             </w:pPr>
             <w:proofErr w:type="gramStart"/>
-            <w:r>
-              <w:rPr>
-                <w:rFonts w:eastAsia="宋体"/>
-                <w:sz w:val="22"/>
-                <w:szCs w:val="20"/>
-              </w:rPr>
-              <w:t>外键关联</w:t>
-            </w:r>
             <w:proofErr w:type="gramEnd"/>
-            <w:r>
-              <w:rPr>
-                <w:rFonts w:eastAsia="宋体"/>
-                <w:sz w:val="22"/>
-                <w:szCs w:val="20"/>
-              </w:rPr>
-              <w:t> </w:t>
-            </w:r>
             <w:proofErr w:type="spellStart"/>
-            <w:r>
-              <w:rPr>
-                <w:rFonts w:eastAsia="宋体"/>
-                <w:sz w:val="22"/>
-                <w:szCs w:val="20"/>
-              </w:rPr>
-              <w:t>sys_user</w:t>
-            </w:r>
             <w:proofErr w:type="spellEnd"/>
+            <w:r>
+              <w:rPr>
+                <w:rFonts w:eastAsia="宋体"/>
+                <w:sz w:val="22"/>
+                <w:szCs w:val="20"/>
+              </w:rPr>
+              <w:t xml:space="preserve">雇主ID</w:t>
+            </w:r>
           </w:p>
         </w:tc>
       </w:tr>
@@ -25348,15 +24626,15 @@
               <w:jc w:val="center"/>
             </w:pPr>
             <w:proofErr w:type="spellStart"/>
-            <w:r>
-              <w:rPr>
-                <w:rFonts w:eastAsia="宋体"/>
-                <w:sz w:val="22"/>
-                <w:szCs w:val="20"/>
-              </w:rPr>
-              <w:t>job_id</w:t>
-            </w:r>
             <w:proofErr w:type="spellEnd"/>
+            <w:r>
+              <w:rPr>
+                <w:rFonts w:eastAsia="宋体"/>
+                <w:sz w:val="22"/>
+                <w:szCs w:val="20"/>
+              </w:rPr>
+              <w:t xml:space="preserve">job_id</w:t>
+            </w:r>
           </w:p>
         </w:tc>
         <w:tc>
@@ -25381,15 +24659,7 @@
                 <w:sz w:val="22"/>
                 <w:szCs w:val="20"/>
               </w:rPr>
-              <w:t>兼职</w:t>
-            </w:r>
-            <w:r>
-              <w:rPr>
-                <w:rFonts w:eastAsia="宋体"/>
-                <w:sz w:val="22"/>
-                <w:szCs w:val="20"/>
-              </w:rPr>
-              <w:t>ID</w:t>
+              <w:t xml:space="preserve">bigint</w:t>
             </w:r>
           </w:p>
         </w:tc>
@@ -25415,7 +24685,7 @@
                 <w:sz w:val="22"/>
                 <w:szCs w:val="20"/>
               </w:rPr>
-              <w:t>BIGINT</w:t>
+              <w:t xml:space="preserve"/>
             </w:r>
           </w:p>
         </w:tc>
@@ -25441,7 +24711,7 @@
                 <w:sz w:val="22"/>
                 <w:szCs w:val="20"/>
               </w:rPr>
-              <w:t>否</w:t>
+              <w:t xml:space="preserve">否</w:t>
             </w:r>
           </w:p>
         </w:tc>
@@ -25462,33 +24732,17 @@
               <w:jc w:val="center"/>
             </w:pPr>
             <w:proofErr w:type="gramStart"/>
-            <w:r>
-              <w:rPr>
-                <w:rFonts w:eastAsia="宋体"/>
-                <w:sz w:val="22"/>
-                <w:szCs w:val="20"/>
-              </w:rPr>
-              <w:t>外键关联</w:t>
-            </w:r>
             <w:proofErr w:type="gramEnd"/>
-            <w:r>
-              <w:rPr>
-                <w:rFonts w:eastAsia="宋体"/>
-                <w:sz w:val="22"/>
-                <w:szCs w:val="20"/>
-              </w:rPr>
-              <w:t> </w:t>
-            </w:r>
             <w:proofErr w:type="spellStart"/>
-            <w:r>
-              <w:rPr>
-                <w:rFonts w:eastAsia="宋体"/>
-                <w:sz w:val="22"/>
-                <w:szCs w:val="20"/>
-              </w:rPr>
-              <w:t>job_post</w:t>
-            </w:r>
             <w:proofErr w:type="spellEnd"/>
+            <w:r>
+              <w:rPr>
+                <w:rFonts w:eastAsia="宋体"/>
+                <w:sz w:val="22"/>
+                <w:szCs w:val="20"/>
+              </w:rPr>
+              <w:t xml:space="preserve">兼职ID</w:t>
+            </w:r>
           </w:p>
         </w:tc>
       </w:tr>
@@ -25518,7 +24772,7 @@
                 <w:sz w:val="22"/>
                 <w:szCs w:val="20"/>
               </w:rPr>
-              <w:t>amount</w:t>
+              <w:t xml:space="preserve">amount</w:t>
             </w:r>
           </w:p>
         </w:tc>
@@ -25544,7 +24798,7 @@
                 <w:sz w:val="22"/>
                 <w:szCs w:val="20"/>
               </w:rPr>
-              <w:t>订单金额</w:t>
+              <w:t xml:space="preserve">decimal</w:t>
             </w:r>
           </w:p>
         </w:tc>
@@ -25565,14 +24819,6 @@
               <w:jc w:val="center"/>
             </w:pPr>
             <w:proofErr w:type="gramStart"/>
-            <w:r>
-              <w:rPr>
-                <w:rFonts w:eastAsia="宋体"/>
-                <w:sz w:val="22"/>
-                <w:szCs w:val="20"/>
-              </w:rPr>
-              <w:t>DECIMAL(</w:t>
-            </w:r>
             <w:proofErr w:type="gramEnd"/>
             <w:r>
               <w:rPr>
@@ -25580,7 +24826,7 @@
                 <w:sz w:val="22"/>
                 <w:szCs w:val="20"/>
               </w:rPr>
-              <w:t>10,2)</w:t>
+              <w:t xml:space="preserve">10,2</w:t>
             </w:r>
           </w:p>
         </w:tc>
@@ -25606,7 +24852,7 @@
                 <w:sz w:val="22"/>
                 <w:szCs w:val="20"/>
               </w:rPr>
-              <w:t>否</w:t>
+              <w:t xml:space="preserve">否</w:t>
             </w:r>
           </w:p>
         </w:tc>
@@ -25626,6 +24872,9 @@
               <w:wordWrap w:val="0"/>
               <w:jc w:val="center"/>
             </w:pPr>
+            <w:r>
+              <w:t xml:space="preserve">订单金额</w:t>
+            </w:r>
           </w:p>
         </w:tc>
       </w:tr>
@@ -25650,15 +24899,15 @@
               <w:jc w:val="center"/>
             </w:pPr>
             <w:proofErr w:type="spellStart"/>
-            <w:r>
-              <w:rPr>
-                <w:rFonts w:eastAsia="宋体"/>
-                <w:sz w:val="22"/>
-                <w:szCs w:val="20"/>
-              </w:rPr>
-              <w:t>pay_status</w:t>
-            </w:r>
             <w:proofErr w:type="spellEnd"/>
+            <w:r>
+              <w:rPr>
+                <w:rFonts w:eastAsia="宋体"/>
+                <w:sz w:val="22"/>
+                <w:szCs w:val="20"/>
+              </w:rPr>
+              <w:t xml:space="preserve">pay_status</w:t>
+            </w:r>
           </w:p>
         </w:tc>
         <w:tc>
@@ -25683,7 +24932,7 @@
                 <w:sz w:val="22"/>
                 <w:szCs w:val="20"/>
               </w:rPr>
-              <w:t>支付状态</w:t>
+              <w:t xml:space="preserve">tinyint</w:t>
             </w:r>
           </w:p>
         </w:tc>
@@ -25709,7 +24958,7 @@
                 <w:sz w:val="22"/>
                 <w:szCs w:val="20"/>
               </w:rPr>
-              <w:t>TINYINT</w:t>
+              <w:t xml:space="preserve"/>
             </w:r>
           </w:p>
         </w:tc>
@@ -25735,7 +24984,7 @@
                 <w:sz w:val="22"/>
                 <w:szCs w:val="20"/>
               </w:rPr>
-              <w:t>否</w:t>
+              <w:t xml:space="preserve">否</w:t>
             </w:r>
           </w:p>
         </w:tc>
@@ -25761,31 +25010,7 @@
                 <w:sz w:val="22"/>
                 <w:szCs w:val="20"/>
               </w:rPr>
-              <w:t>0-</w:t>
-            </w:r>
-            <w:r>
-              <w:rPr>
-                <w:rFonts w:eastAsia="宋体"/>
-                <w:sz w:val="22"/>
-                <w:szCs w:val="20"/>
-              </w:rPr>
-              <w:t>未支付</w:t>
-            </w:r>
-            <w:r>
-              <w:rPr>
-                <w:rFonts w:eastAsia="宋体"/>
-                <w:sz w:val="22"/>
-                <w:szCs w:val="20"/>
-              </w:rPr>
-              <w:t> 1-</w:t>
-            </w:r>
-            <w:r>
-              <w:rPr>
-                <w:rFonts w:eastAsia="宋体"/>
-                <w:sz w:val="22"/>
-                <w:szCs w:val="20"/>
-              </w:rPr>
-              <w:t>已支付</w:t>
+              <w:t xml:space="preserve">支付状态</w:t>
             </w:r>
           </w:p>
         </w:tc>
@@ -25811,15 +25036,15 @@
               <w:jc w:val="center"/>
             </w:pPr>
             <w:proofErr w:type="spellStart"/>
-            <w:r>
-              <w:rPr>
-                <w:rFonts w:eastAsia="宋体"/>
-                <w:sz w:val="22"/>
-                <w:szCs w:val="20"/>
-              </w:rPr>
-              <w:t>settlement_status</w:t>
-            </w:r>
             <w:proofErr w:type="spellEnd"/>
+            <w:r>
+              <w:rPr>
+                <w:rFonts w:eastAsia="宋体"/>
+                <w:sz w:val="22"/>
+                <w:szCs w:val="20"/>
+              </w:rPr>
+              <w:t xml:space="preserve">settlement_status</w:t>
+            </w:r>
           </w:p>
         </w:tc>
         <w:tc>
@@ -25844,7 +25069,7 @@
                 <w:sz w:val="22"/>
                 <w:szCs w:val="20"/>
               </w:rPr>
-              <w:t>结算状态</w:t>
+              <w:t xml:space="preserve">tinyint</w:t>
             </w:r>
           </w:p>
         </w:tc>
@@ -25870,7 +25095,7 @@
                 <w:sz w:val="22"/>
                 <w:szCs w:val="20"/>
               </w:rPr>
-              <w:t>TINYINT</w:t>
+              <w:t xml:space="preserve"/>
             </w:r>
           </w:p>
         </w:tc>
@@ -25896,7 +25121,7 @@
                 <w:sz w:val="22"/>
                 <w:szCs w:val="20"/>
               </w:rPr>
-              <w:t>否</w:t>
+              <w:t xml:space="preserve">否</w:t>
             </w:r>
           </w:p>
         </w:tc>
@@ -25922,31 +25147,7 @@
                 <w:sz w:val="22"/>
                 <w:szCs w:val="20"/>
               </w:rPr>
-              <w:t>0-</w:t>
-            </w:r>
-            <w:r>
-              <w:rPr>
-                <w:rFonts w:eastAsia="宋体"/>
-                <w:sz w:val="22"/>
-                <w:szCs w:val="20"/>
-              </w:rPr>
-              <w:t>未结算</w:t>
-            </w:r>
-            <w:r>
-              <w:rPr>
-                <w:rFonts w:eastAsia="宋体"/>
-                <w:sz w:val="22"/>
-                <w:szCs w:val="20"/>
-              </w:rPr>
-              <w:t> 1-</w:t>
-            </w:r>
-            <w:r>
-              <w:rPr>
-                <w:rFonts w:eastAsia="宋体"/>
-                <w:sz w:val="22"/>
-                <w:szCs w:val="20"/>
-              </w:rPr>
-              <w:t>已结算</w:t>
+              <w:t xml:space="preserve">结算状态</w:t>
             </w:r>
           </w:p>
         </w:tc>
@@ -25972,15 +25173,15 @@
               <w:jc w:val="center"/>
             </w:pPr>
             <w:proofErr w:type="spellStart"/>
-            <w:r>
-              <w:rPr>
-                <w:rFonts w:eastAsia="宋体"/>
-                <w:sz w:val="22"/>
-                <w:szCs w:val="20"/>
-              </w:rPr>
-              <w:t>start_date</w:t>
-            </w:r>
             <w:proofErr w:type="spellEnd"/>
+            <w:r>
+              <w:rPr>
+                <w:rFonts w:eastAsia="宋体"/>
+                <w:sz w:val="22"/>
+                <w:szCs w:val="20"/>
+              </w:rPr>
+              <w:t xml:space="preserve">start_date</w:t>
+            </w:r>
           </w:p>
         </w:tc>
         <w:tc>
@@ -26005,7 +25206,7 @@
                 <w:sz w:val="22"/>
                 <w:szCs w:val="20"/>
               </w:rPr>
-              <w:t>开始日期</w:t>
+              <w:t xml:space="preserve">date</w:t>
             </w:r>
           </w:p>
         </w:tc>
@@ -26031,7 +25232,7 @@
                 <w:sz w:val="22"/>
                 <w:szCs w:val="20"/>
               </w:rPr>
-              <w:t>DATE</w:t>
+              <w:t xml:space="preserve"/>
             </w:r>
           </w:p>
         </w:tc>
@@ -26057,7 +25258,7 @@
                 <w:sz w:val="22"/>
                 <w:szCs w:val="20"/>
               </w:rPr>
-              <w:t>是</w:t>
+              <w:t xml:space="preserve">否</w:t>
             </w:r>
           </w:p>
         </w:tc>
@@ -26077,6 +25278,9 @@
               <w:wordWrap w:val="0"/>
               <w:jc w:val="center"/>
             </w:pPr>
+            <w:r>
+              <w:t xml:space="preserve">开始日期</w:t>
+            </w:r>
           </w:p>
         </w:tc>
       </w:tr>
@@ -26101,15 +25305,15 @@
               <w:jc w:val="center"/>
             </w:pPr>
             <w:proofErr w:type="spellStart"/>
-            <w:r>
-              <w:rPr>
-                <w:rFonts w:eastAsia="宋体"/>
-                <w:sz w:val="22"/>
-                <w:szCs w:val="20"/>
-              </w:rPr>
-              <w:t>end_date</w:t>
-            </w:r>
             <w:proofErr w:type="spellEnd"/>
+            <w:r>
+              <w:rPr>
+                <w:rFonts w:eastAsia="宋体"/>
+                <w:sz w:val="22"/>
+                <w:szCs w:val="20"/>
+              </w:rPr>
+              <w:t xml:space="preserve">end_date</w:t>
+            </w:r>
           </w:p>
         </w:tc>
         <w:tc>
@@ -26134,7 +25338,7 @@
                 <w:sz w:val="22"/>
                 <w:szCs w:val="20"/>
               </w:rPr>
-              <w:t>结束日期</w:t>
+              <w:t xml:space="preserve">date</w:t>
             </w:r>
           </w:p>
         </w:tc>
@@ -26160,7 +25364,7 @@
                 <w:sz w:val="22"/>
                 <w:szCs w:val="20"/>
               </w:rPr>
-              <w:t>DATE</w:t>
+              <w:t xml:space="preserve"/>
             </w:r>
           </w:p>
         </w:tc>
@@ -26186,7 +25390,7 @@
                 <w:sz w:val="22"/>
                 <w:szCs w:val="20"/>
               </w:rPr>
-              <w:t>是</w:t>
+              <w:t xml:space="preserve">否</w:t>
             </w:r>
           </w:p>
         </w:tc>
@@ -26206,6 +25410,9 @@
               <w:wordWrap w:val="0"/>
               <w:jc w:val="center"/>
             </w:pPr>
+            <w:r>
+              <w:t xml:space="preserve">结束日期</w:t>
+            </w:r>
           </w:p>
         </w:tc>
       </w:tr>
@@ -26230,15 +25437,15 @@
               <w:jc w:val="center"/>
             </w:pPr>
             <w:proofErr w:type="spellStart"/>
-            <w:r>
-              <w:rPr>
-                <w:rFonts w:eastAsia="宋体"/>
-                <w:sz w:val="22"/>
-                <w:szCs w:val="20"/>
-              </w:rPr>
-              <w:t>create_time</w:t>
-            </w:r>
             <w:proofErr w:type="spellEnd"/>
+            <w:r>
+              <w:rPr>
+                <w:rFonts w:eastAsia="宋体"/>
+                <w:sz w:val="22"/>
+                <w:szCs w:val="20"/>
+              </w:rPr>
+              <w:t xml:space="preserve">create_time</w:t>
+            </w:r>
           </w:p>
         </w:tc>
         <w:tc>
@@ -26263,7 +25470,7 @@
                 <w:sz w:val="22"/>
                 <w:szCs w:val="20"/>
               </w:rPr>
-              <w:t>创建时间</w:t>
+              <w:t xml:space="preserve">datetime</w:t>
             </w:r>
           </w:p>
         </w:tc>
@@ -26289,7 +25496,7 @@
                 <w:sz w:val="22"/>
                 <w:szCs w:val="20"/>
               </w:rPr>
-              <w:t>DATETIME</w:t>
+              <w:t xml:space="preserve"/>
             </w:r>
           </w:p>
         </w:tc>
@@ -26315,7 +25522,7 @@
                 <w:sz w:val="22"/>
                 <w:szCs w:val="20"/>
               </w:rPr>
-              <w:t>否</w:t>
+              <w:t xml:space="preserve">否</w:t>
             </w:r>
           </w:p>
         </w:tc>
@@ -26335,6 +25542,9 @@
               <w:wordWrap w:val="0"/>
               <w:jc w:val="center"/>
             </w:pPr>
+            <w:r>
+              <w:t xml:space="preserve">创建时间</w:t>
+            </w:r>
           </w:p>
         </w:tc>
       </w:tr>
@@ -26359,15 +25569,15 @@
               <w:jc w:val="center"/>
             </w:pPr>
             <w:proofErr w:type="spellStart"/>
-            <w:r>
-              <w:rPr>
-                <w:rFonts w:eastAsia="宋体"/>
-                <w:sz w:val="22"/>
-                <w:szCs w:val="20"/>
-              </w:rPr>
-              <w:t>update_time</w:t>
-            </w:r>
             <w:proofErr w:type="spellEnd"/>
+            <w:r>
+              <w:rPr>
+                <w:rFonts w:eastAsia="宋体"/>
+                <w:sz w:val="22"/>
+                <w:szCs w:val="20"/>
+              </w:rPr>
+              <w:t xml:space="preserve">update_time</w:t>
+            </w:r>
           </w:p>
         </w:tc>
         <w:tc>
@@ -26392,7 +25602,7 @@
                 <w:sz w:val="22"/>
                 <w:szCs w:val="20"/>
               </w:rPr>
-              <w:t>更新时间</w:t>
+              <w:t xml:space="preserve">datetime</w:t>
             </w:r>
           </w:p>
         </w:tc>
@@ -26418,7 +25628,7 @@
                 <w:sz w:val="22"/>
                 <w:szCs w:val="20"/>
               </w:rPr>
-              <w:t>DATETIME</w:t>
+              <w:t xml:space="preserve"/>
             </w:r>
           </w:p>
         </w:tc>
@@ -26444,7 +25654,7 @@
                 <w:sz w:val="22"/>
                 <w:szCs w:val="20"/>
               </w:rPr>
-              <w:t>是</w:t>
+              <w:t xml:space="preserve">否</w:t>
             </w:r>
           </w:p>
         </w:tc>
@@ -26464,6 +25674,9 @@
               <w:wordWrap w:val="0"/>
               <w:jc w:val="center"/>
             </w:pPr>
+            <w:r>
+              <w:t xml:space="preserve">更新时间</w:t>
+            </w:r>
           </w:p>
         </w:tc>
       </w:tr>
@@ -26662,7 +25875,7 @@
                 <w:sz w:val="22"/>
                 <w:szCs w:val="20"/>
               </w:rPr>
-              <w:t>字段名称</w:t>
+              <w:t xml:space="preserve">字段名</w:t>
             </w:r>
           </w:p>
         </w:tc>
@@ -26689,7 +25902,7 @@
                 <w:sz w:val="22"/>
                 <w:szCs w:val="20"/>
               </w:rPr>
-              <w:t>字段描述</w:t>
+              <w:t xml:space="preserve">类型</w:t>
             </w:r>
           </w:p>
         </w:tc>
@@ -26716,7 +25929,7 @@
                 <w:sz w:val="22"/>
                 <w:szCs w:val="20"/>
               </w:rPr>
-              <w:t>字段类型</w:t>
+              <w:t xml:space="preserve">长度</w:t>
             </w:r>
           </w:p>
         </w:tc>
@@ -26743,7 +25956,7 @@
                 <w:sz w:val="22"/>
                 <w:szCs w:val="20"/>
               </w:rPr>
-              <w:t>是否允许空值</w:t>
+              <w:t xml:space="preserve">主键</w:t>
             </w:r>
           </w:p>
         </w:tc>
@@ -26770,7 +25983,7 @@
                 <w:sz w:val="22"/>
                 <w:szCs w:val="20"/>
               </w:rPr>
-              <w:t>备注</w:t>
+              <w:t xml:space="preserve">备注</w:t>
             </w:r>
           </w:p>
         </w:tc>
@@ -26801,7 +26014,7 @@
                 <w:sz w:val="22"/>
                 <w:szCs w:val="20"/>
               </w:rPr>
-              <w:t>id</w:t>
+              <w:t xml:space="preserve">id</w:t>
             </w:r>
           </w:p>
         </w:tc>
@@ -26827,15 +26040,7 @@
                 <w:sz w:val="22"/>
                 <w:szCs w:val="20"/>
               </w:rPr>
-              <w:t>主键</w:t>
-            </w:r>
-            <w:r>
-              <w:rPr>
-                <w:rFonts w:eastAsia="宋体"/>
-                <w:sz w:val="22"/>
-                <w:szCs w:val="20"/>
-              </w:rPr>
-              <w:t>ID</w:t>
+              <w:t xml:space="preserve">bigint</w:t>
             </w:r>
           </w:p>
         </w:tc>
@@ -26861,7 +26066,7 @@
                 <w:sz w:val="22"/>
                 <w:szCs w:val="20"/>
               </w:rPr>
-              <w:t>BIGINT</w:t>
+              <w:t xml:space="preserve"/>
             </w:r>
           </w:p>
         </w:tc>
@@ -26887,7 +26092,7 @@
                 <w:sz w:val="22"/>
                 <w:szCs w:val="20"/>
               </w:rPr>
-              <w:t>否</w:t>
+              <w:t xml:space="preserve">是</w:t>
             </w:r>
           </w:p>
         </w:tc>
@@ -26908,15 +26113,15 @@
               <w:jc w:val="center"/>
             </w:pPr>
             <w:proofErr w:type="gramStart"/>
-            <w:r>
-              <w:rPr>
-                <w:rFonts w:eastAsia="宋体"/>
-                <w:sz w:val="22"/>
-                <w:szCs w:val="20"/>
-              </w:rPr>
-              <w:t>自增主键</w:t>
-            </w:r>
             <w:proofErr w:type="gramEnd"/>
+            <w:r>
+              <w:rPr>
+                <w:rFonts w:eastAsia="宋体"/>
+                <w:sz w:val="22"/>
+                <w:szCs w:val="20"/>
+              </w:rPr>
+              <w:t xml:space="preserve">主键ID</w:t>
+            </w:r>
           </w:p>
         </w:tc>
       </w:tr>
@@ -26941,15 +26146,15 @@
               <w:jc w:val="center"/>
             </w:pPr>
             <w:proofErr w:type="spellStart"/>
-            <w:r>
-              <w:rPr>
-                <w:rFonts w:eastAsia="宋体"/>
-                <w:sz w:val="22"/>
-                <w:szCs w:val="20"/>
-              </w:rPr>
-              <w:t>order_id</w:t>
-            </w:r>
             <w:proofErr w:type="spellEnd"/>
+            <w:r>
+              <w:rPr>
+                <w:rFonts w:eastAsia="宋体"/>
+                <w:sz w:val="22"/>
+                <w:szCs w:val="20"/>
+              </w:rPr>
+              <w:t xml:space="preserve">order_id</w:t>
+            </w:r>
           </w:p>
         </w:tc>
         <w:tc>
@@ -26974,15 +26179,7 @@
                 <w:sz w:val="22"/>
                 <w:szCs w:val="20"/>
               </w:rPr>
-              <w:t>订单</w:t>
-            </w:r>
-            <w:r>
-              <w:rPr>
-                <w:rFonts w:eastAsia="宋体"/>
-                <w:sz w:val="22"/>
-                <w:szCs w:val="20"/>
-              </w:rPr>
-              <w:t>ID</w:t>
+              <w:t xml:space="preserve">bigint</w:t>
             </w:r>
           </w:p>
         </w:tc>
@@ -27008,7 +26205,7 @@
                 <w:sz w:val="22"/>
                 <w:szCs w:val="20"/>
               </w:rPr>
-              <w:t>BIGINT</w:t>
+              <w:t xml:space="preserve"/>
             </w:r>
           </w:p>
         </w:tc>
@@ -27034,7 +26231,7 @@
                 <w:sz w:val="22"/>
                 <w:szCs w:val="20"/>
               </w:rPr>
-              <w:t>否</w:t>
+              <w:t xml:space="preserve">否</w:t>
             </w:r>
           </w:p>
         </w:tc>
@@ -27055,33 +26252,17 @@
               <w:jc w:val="center"/>
             </w:pPr>
             <w:proofErr w:type="gramStart"/>
-            <w:r>
-              <w:rPr>
-                <w:rFonts w:eastAsia="宋体"/>
-                <w:sz w:val="22"/>
-                <w:szCs w:val="20"/>
-              </w:rPr>
-              <w:t>外键关联</w:t>
-            </w:r>
             <w:proofErr w:type="gramEnd"/>
-            <w:r>
-              <w:rPr>
-                <w:rFonts w:eastAsia="宋体"/>
-                <w:sz w:val="22"/>
-                <w:szCs w:val="20"/>
-              </w:rPr>
-              <w:t> </w:t>
-            </w:r>
             <w:proofErr w:type="spellStart"/>
-            <w:r>
-              <w:rPr>
-                <w:rFonts w:eastAsia="宋体"/>
-                <w:sz w:val="22"/>
-                <w:szCs w:val="20"/>
-              </w:rPr>
-              <w:t>order_record</w:t>
-            </w:r>
             <w:proofErr w:type="spellEnd"/>
+            <w:r>
+              <w:rPr>
+                <w:rFonts w:eastAsia="宋体"/>
+                <w:sz w:val="22"/>
+                <w:szCs w:val="20"/>
+              </w:rPr>
+              <w:t xml:space="preserve">订单ID</w:t>
+            </w:r>
           </w:p>
         </w:tc>
       </w:tr>
@@ -27106,15 +26287,15 @@
               <w:jc w:val="center"/>
             </w:pPr>
             <w:proofErr w:type="spellStart"/>
-            <w:r>
-              <w:rPr>
-                <w:rFonts w:eastAsia="宋体"/>
-                <w:sz w:val="22"/>
-                <w:szCs w:val="20"/>
-              </w:rPr>
-              <w:t>reviewer_id</w:t>
-            </w:r>
             <w:proofErr w:type="spellEnd"/>
+            <w:r>
+              <w:rPr>
+                <w:rFonts w:eastAsia="宋体"/>
+                <w:sz w:val="22"/>
+                <w:szCs w:val="20"/>
+              </w:rPr>
+              <w:t xml:space="preserve">reviewer_id</w:t>
+            </w:r>
           </w:p>
         </w:tc>
         <w:tc>
@@ -27139,15 +26320,7 @@
                 <w:sz w:val="22"/>
                 <w:szCs w:val="20"/>
               </w:rPr>
-              <w:t>评价者</w:t>
-            </w:r>
-            <w:r>
-              <w:rPr>
-                <w:rFonts w:eastAsia="宋体"/>
-                <w:sz w:val="22"/>
-                <w:szCs w:val="20"/>
-              </w:rPr>
-              <w:t>ID</w:t>
+              <w:t xml:space="preserve">bigint</w:t>
             </w:r>
           </w:p>
         </w:tc>
@@ -27173,7 +26346,7 @@
                 <w:sz w:val="22"/>
                 <w:szCs w:val="20"/>
               </w:rPr>
-              <w:t>BIGINT</w:t>
+              <w:t xml:space="preserve"/>
             </w:r>
           </w:p>
         </w:tc>
@@ -27199,7 +26372,7 @@
                 <w:sz w:val="22"/>
                 <w:szCs w:val="20"/>
               </w:rPr>
-              <w:t>否</w:t>
+              <w:t xml:space="preserve">否</w:t>
             </w:r>
           </w:p>
         </w:tc>
@@ -27220,33 +26393,17 @@
               <w:jc w:val="center"/>
             </w:pPr>
             <w:proofErr w:type="gramStart"/>
-            <w:r>
-              <w:rPr>
-                <w:rFonts w:eastAsia="宋体"/>
-                <w:sz w:val="22"/>
-                <w:szCs w:val="20"/>
-              </w:rPr>
-              <w:t>外键关联</w:t>
-            </w:r>
             <w:proofErr w:type="gramEnd"/>
-            <w:r>
-              <w:rPr>
-                <w:rFonts w:eastAsia="宋体"/>
-                <w:sz w:val="22"/>
-                <w:szCs w:val="20"/>
-              </w:rPr>
-              <w:t> </w:t>
-            </w:r>
             <w:proofErr w:type="spellStart"/>
-            <w:r>
-              <w:rPr>
-                <w:rFonts w:eastAsia="宋体"/>
-                <w:sz w:val="22"/>
-                <w:szCs w:val="20"/>
-              </w:rPr>
-              <w:t>sys_user</w:t>
-            </w:r>
             <w:proofErr w:type="spellEnd"/>
+            <w:r>
+              <w:rPr>
+                <w:rFonts w:eastAsia="宋体"/>
+                <w:sz w:val="22"/>
+                <w:szCs w:val="20"/>
+              </w:rPr>
+              <w:t xml:space="preserve">评价者ID</w:t>
+            </w:r>
           </w:p>
         </w:tc>
       </w:tr>
@@ -27271,15 +26428,15 @@
               <w:jc w:val="center"/>
             </w:pPr>
             <w:proofErr w:type="spellStart"/>
-            <w:r>
-              <w:rPr>
-                <w:rFonts w:eastAsia="宋体"/>
-                <w:sz w:val="22"/>
-                <w:szCs w:val="20"/>
-              </w:rPr>
-              <w:t>target_id</w:t>
-            </w:r>
             <w:proofErr w:type="spellEnd"/>
+            <w:r>
+              <w:rPr>
+                <w:rFonts w:eastAsia="宋体"/>
+                <w:sz w:val="22"/>
+                <w:szCs w:val="20"/>
+              </w:rPr>
+              <w:t xml:space="preserve">target_id</w:t>
+            </w:r>
           </w:p>
         </w:tc>
         <w:tc>
@@ -27304,15 +26461,7 @@
                 <w:sz w:val="22"/>
                 <w:szCs w:val="20"/>
               </w:rPr>
-              <w:t>被评价者</w:t>
-            </w:r>
-            <w:r>
-              <w:rPr>
-                <w:rFonts w:eastAsia="宋体"/>
-                <w:sz w:val="22"/>
-                <w:szCs w:val="20"/>
-              </w:rPr>
-              <w:t>ID</w:t>
+              <w:t xml:space="preserve">bigint</w:t>
             </w:r>
           </w:p>
         </w:tc>
@@ -27338,7 +26487,7 @@
                 <w:sz w:val="22"/>
                 <w:szCs w:val="20"/>
               </w:rPr>
-              <w:t>BIGINT</w:t>
+              <w:t xml:space="preserve"/>
             </w:r>
           </w:p>
         </w:tc>
@@ -27364,7 +26513,7 @@
                 <w:sz w:val="22"/>
                 <w:szCs w:val="20"/>
               </w:rPr>
-              <w:t>否</w:t>
+              <w:t xml:space="preserve">否</w:t>
             </w:r>
           </w:p>
         </w:tc>
@@ -27385,33 +26534,17 @@
               <w:jc w:val="center"/>
             </w:pPr>
             <w:proofErr w:type="gramStart"/>
-            <w:r>
-              <w:rPr>
-                <w:rFonts w:eastAsia="宋体"/>
-                <w:sz w:val="22"/>
-                <w:szCs w:val="20"/>
-              </w:rPr>
-              <w:t>外键关联</w:t>
-            </w:r>
             <w:proofErr w:type="gramEnd"/>
-            <w:r>
-              <w:rPr>
-                <w:rFonts w:eastAsia="宋体"/>
-                <w:sz w:val="22"/>
-                <w:szCs w:val="20"/>
-              </w:rPr>
-              <w:t> </w:t>
-            </w:r>
             <w:proofErr w:type="spellStart"/>
-            <w:r>
-              <w:rPr>
-                <w:rFonts w:eastAsia="宋体"/>
-                <w:sz w:val="22"/>
-                <w:szCs w:val="20"/>
-              </w:rPr>
-              <w:t>sys_user</w:t>
-            </w:r>
             <w:proofErr w:type="spellEnd"/>
+            <w:r>
+              <w:rPr>
+                <w:rFonts w:eastAsia="宋体"/>
+                <w:sz w:val="22"/>
+                <w:szCs w:val="20"/>
+              </w:rPr>
+              <w:t xml:space="preserve">被评价者ID</w:t>
+            </w:r>
           </w:p>
         </w:tc>
       </w:tr>
@@ -27441,7 +26574,7 @@
                 <w:sz w:val="22"/>
                 <w:szCs w:val="20"/>
               </w:rPr>
-              <w:t>rating</w:t>
+              <w:t xml:space="preserve">rating</w:t>
             </w:r>
           </w:p>
         </w:tc>
@@ -27467,7 +26600,7 @@
                 <w:sz w:val="22"/>
                 <w:szCs w:val="20"/>
               </w:rPr>
-              <w:t>评分</w:t>
+              <w:t xml:space="preserve">int</w:t>
             </w:r>
           </w:p>
         </w:tc>
@@ -27493,7 +26626,7 @@
                 <w:sz w:val="22"/>
                 <w:szCs w:val="20"/>
               </w:rPr>
-              <w:t>INT</w:t>
+              <w:t xml:space="preserve"/>
             </w:r>
           </w:p>
         </w:tc>
@@ -27519,7 +26652,7 @@
                 <w:sz w:val="22"/>
                 <w:szCs w:val="20"/>
               </w:rPr>
-              <w:t>否</w:t>
+              <w:t xml:space="preserve">否</w:t>
             </w:r>
           </w:p>
         </w:tc>
@@ -27545,15 +26678,7 @@
                 <w:sz w:val="22"/>
                 <w:szCs w:val="20"/>
               </w:rPr>
-              <w:t>1-5 </w:t>
-            </w:r>
-            <w:r>
-              <w:rPr>
-                <w:rFonts w:eastAsia="宋体"/>
-                <w:sz w:val="22"/>
-                <w:szCs w:val="20"/>
-              </w:rPr>
-              <w:t>分</w:t>
+              <w:t xml:space="preserve">评分</w:t>
             </w:r>
           </w:p>
         </w:tc>
@@ -27584,7 +26709,7 @@
                 <w:sz w:val="22"/>
                 <w:szCs w:val="20"/>
               </w:rPr>
-              <w:t>comment</w:t>
+              <w:t xml:space="preserve">comment</w:t>
             </w:r>
           </w:p>
         </w:tc>
@@ -27610,7 +26735,7 @@
                 <w:sz w:val="22"/>
                 <w:szCs w:val="20"/>
               </w:rPr>
-              <w:t>评论内容</w:t>
+              <w:t xml:space="preserve">varchar</w:t>
             </w:r>
           </w:p>
         </w:tc>
@@ -27631,14 +26756,6 @@
               <w:jc w:val="center"/>
             </w:pPr>
             <w:proofErr w:type="gramStart"/>
-            <w:r>
-              <w:rPr>
-                <w:rFonts w:eastAsia="宋体"/>
-                <w:sz w:val="22"/>
-                <w:szCs w:val="20"/>
-              </w:rPr>
-              <w:t>VARCHAR(</w:t>
-            </w:r>
             <w:proofErr w:type="gramEnd"/>
             <w:r>
               <w:rPr>
@@ -27646,7 +26763,7 @@
                 <w:sz w:val="22"/>
                 <w:szCs w:val="20"/>
               </w:rPr>
-              <w:t>1000)</w:t>
+              <w:t xml:space="preserve">1000</w:t>
             </w:r>
           </w:p>
         </w:tc>
@@ -27672,7 +26789,7 @@
                 <w:sz w:val="22"/>
                 <w:szCs w:val="20"/>
               </w:rPr>
-              <w:t>是</w:t>
+              <w:t xml:space="preserve">否</w:t>
             </w:r>
           </w:p>
         </w:tc>
@@ -27692,6 +26809,9 @@
               <w:wordWrap w:val="0"/>
               <w:jc w:val="center"/>
             </w:pPr>
+            <w:r>
+              <w:t xml:space="preserve">评论内容</w:t>
+            </w:r>
           </w:p>
         </w:tc>
       </w:tr>
@@ -27721,7 +26841,7 @@
                 <w:sz w:val="22"/>
                 <w:szCs w:val="20"/>
               </w:rPr>
-              <w:t>type</w:t>
+              <w:t xml:space="preserve">type</w:t>
             </w:r>
           </w:p>
         </w:tc>
@@ -27747,7 +26867,7 @@
                 <w:sz w:val="22"/>
                 <w:szCs w:val="20"/>
               </w:rPr>
-              <w:t>评价类型</w:t>
+              <w:t xml:space="preserve">tinyint</w:t>
             </w:r>
           </w:p>
         </w:tc>
@@ -27773,7 +26893,7 @@
                 <w:sz w:val="22"/>
                 <w:szCs w:val="20"/>
               </w:rPr>
-              <w:t>TINYINT</w:t>
+              <w:t xml:space="preserve"/>
             </w:r>
           </w:p>
         </w:tc>
@@ -27799,7 +26919,7 @@
                 <w:sz w:val="22"/>
                 <w:szCs w:val="20"/>
               </w:rPr>
-              <w:t>否</w:t>
+              <w:t xml:space="preserve">否</w:t>
             </w:r>
           </w:p>
         </w:tc>
@@ -27819,48 +26939,16 @@
               <w:wordWrap w:val="0"/>
               <w:jc w:val="center"/>
             </w:pPr>
-            <w:r>
-              <w:rPr>
-                <w:rFonts w:eastAsia="宋体"/>
-                <w:sz w:val="22"/>
-                <w:szCs w:val="20"/>
-              </w:rPr>
-              <w:t>1-</w:t>
-            </w:r>
-            <w:r>
-              <w:rPr>
-                <w:rFonts w:eastAsia="宋体"/>
-                <w:sz w:val="22"/>
-                <w:szCs w:val="20"/>
-              </w:rPr>
-              <w:t>学生评雇主</w:t>
-            </w:r>
-            <w:r>
-              <w:rPr>
-                <w:rFonts w:eastAsia="宋体"/>
-                <w:sz w:val="22"/>
-                <w:szCs w:val="20"/>
-              </w:rPr>
-              <w:t> 2-</w:t>
-            </w:r>
-            <w:r>
-              <w:rPr>
-                <w:rFonts w:eastAsia="宋体"/>
-                <w:sz w:val="22"/>
-                <w:szCs w:val="20"/>
-              </w:rPr>
-              <w:t>雇主</w:t>
-            </w:r>
             <w:proofErr w:type="gramStart"/>
-            <w:r>
-              <w:rPr>
-                <w:rFonts w:eastAsia="宋体"/>
-                <w:sz w:val="22"/>
-                <w:szCs w:val="20"/>
-              </w:rPr>
-              <w:t>评学生</w:t>
-            </w:r>
             <w:proofErr w:type="gramEnd"/>
+            <w:r>
+              <w:rPr>
+                <w:rFonts w:eastAsia="宋体"/>
+                <w:sz w:val="22"/>
+                <w:szCs w:val="20"/>
+              </w:rPr>
+              <w:t xml:space="preserve">评价类型</w:t>
+            </w:r>
           </w:p>
         </w:tc>
       </w:tr>
@@ -27885,15 +26973,15 @@
               <w:jc w:val="center"/>
             </w:pPr>
             <w:proofErr w:type="spellStart"/>
-            <w:r>
-              <w:rPr>
-                <w:rFonts w:eastAsia="宋体"/>
-                <w:sz w:val="22"/>
-                <w:szCs w:val="20"/>
-              </w:rPr>
-              <w:t>create_time</w:t>
-            </w:r>
             <w:proofErr w:type="spellEnd"/>
+            <w:r>
+              <w:rPr>
+                <w:rFonts w:eastAsia="宋体"/>
+                <w:sz w:val="22"/>
+                <w:szCs w:val="20"/>
+              </w:rPr>
+              <w:t xml:space="preserve">create_time</w:t>
+            </w:r>
           </w:p>
         </w:tc>
         <w:tc>
@@ -27918,7 +27006,7 @@
                 <w:sz w:val="22"/>
                 <w:szCs w:val="20"/>
               </w:rPr>
-              <w:t>创建时间</w:t>
+              <w:t xml:space="preserve">datetime</w:t>
             </w:r>
           </w:p>
         </w:tc>
@@ -27944,7 +27032,7 @@
                 <w:sz w:val="22"/>
                 <w:szCs w:val="20"/>
               </w:rPr>
-              <w:t>DATETIME</w:t>
+              <w:t xml:space="preserve"/>
             </w:r>
           </w:p>
         </w:tc>
@@ -27970,7 +27058,7 @@
                 <w:sz w:val="22"/>
                 <w:szCs w:val="20"/>
               </w:rPr>
-              <w:t>否</w:t>
+              <w:t xml:space="preserve">否</w:t>
             </w:r>
           </w:p>
         </w:tc>
@@ -27990,6 +27078,9 @@
               <w:wordWrap w:val="0"/>
               <w:jc w:val="center"/>
             </w:pPr>
+            <w:r>
+              <w:t xml:space="preserve">创建时间</w:t>
+            </w:r>
           </w:p>
         </w:tc>
       </w:tr>
@@ -28014,15 +27105,15 @@
               <w:jc w:val="center"/>
             </w:pPr>
             <w:proofErr w:type="spellStart"/>
-            <w:r>
-              <w:rPr>
-                <w:rFonts w:eastAsia="宋体"/>
-                <w:sz w:val="22"/>
-                <w:szCs w:val="20"/>
-              </w:rPr>
-              <w:t>update_time</w:t>
-            </w:r>
             <w:proofErr w:type="spellEnd"/>
+            <w:r>
+              <w:rPr>
+                <w:rFonts w:eastAsia="宋体"/>
+                <w:sz w:val="22"/>
+                <w:szCs w:val="20"/>
+              </w:rPr>
+              <w:t xml:space="preserve">update_time</w:t>
+            </w:r>
           </w:p>
         </w:tc>
         <w:tc>
@@ -28047,7 +27138,7 @@
                 <w:sz w:val="22"/>
                 <w:szCs w:val="20"/>
               </w:rPr>
-              <w:t>更新时间</w:t>
+              <w:t xml:space="preserve">datetime</w:t>
             </w:r>
           </w:p>
         </w:tc>
@@ -28073,7 +27164,7 @@
                 <w:sz w:val="22"/>
                 <w:szCs w:val="20"/>
               </w:rPr>
-              <w:t>DATETIME</w:t>
+              <w:t xml:space="preserve"/>
             </w:r>
           </w:p>
         </w:tc>
@@ -28099,7 +27190,7 @@
                 <w:sz w:val="22"/>
                 <w:szCs w:val="20"/>
               </w:rPr>
-              <w:t>是</w:t>
+              <w:t xml:space="preserve">否</w:t>
             </w:r>
           </w:p>
         </w:tc>
@@ -28119,6 +27210,9 @@
               <w:wordWrap w:val="0"/>
               <w:jc w:val="center"/>
             </w:pPr>
+            <w:r>
+              <w:t xml:space="preserve">更新时间</w:t>
+            </w:r>
           </w:p>
         </w:tc>
       </w:tr>
@@ -28337,7 +27431,7 @@
                 <w:sz w:val="22"/>
                 <w:szCs w:val="20"/>
               </w:rPr>
-              <w:t>字段名称</w:t>
+              <w:t xml:space="preserve">字段名</w:t>
             </w:r>
           </w:p>
         </w:tc>
@@ -28364,7 +27458,7 @@
                 <w:sz w:val="22"/>
                 <w:szCs w:val="20"/>
               </w:rPr>
-              <w:t>字段描述</w:t>
+              <w:t xml:space="preserve">类型</w:t>
             </w:r>
           </w:p>
         </w:tc>
@@ -28391,7 +27485,7 @@
                 <w:sz w:val="22"/>
                 <w:szCs w:val="20"/>
               </w:rPr>
-              <w:t>字段类型</w:t>
+              <w:t xml:space="preserve">长度</w:t>
             </w:r>
           </w:p>
         </w:tc>
@@ -28418,7 +27512,7 @@
                 <w:sz w:val="22"/>
                 <w:szCs w:val="20"/>
               </w:rPr>
-              <w:t>是否允许空值</w:t>
+              <w:t xml:space="preserve">主键</w:t>
             </w:r>
           </w:p>
         </w:tc>
@@ -28445,7 +27539,7 @@
                 <w:sz w:val="22"/>
                 <w:szCs w:val="20"/>
               </w:rPr>
-              <w:t>备注</w:t>
+              <w:t xml:space="preserve">备注</w:t>
             </w:r>
           </w:p>
         </w:tc>
@@ -28476,7 +27570,7 @@
                 <w:sz w:val="22"/>
                 <w:szCs w:val="20"/>
               </w:rPr>
-              <w:t>id</w:t>
+              <w:t xml:space="preserve">id</w:t>
             </w:r>
           </w:p>
         </w:tc>
@@ -28502,15 +27596,7 @@
                 <w:sz w:val="22"/>
                 <w:szCs w:val="20"/>
               </w:rPr>
-              <w:t>主键</w:t>
-            </w:r>
-            <w:r>
-              <w:rPr>
-                <w:rFonts w:eastAsia="宋体"/>
-                <w:sz w:val="22"/>
-                <w:szCs w:val="20"/>
-              </w:rPr>
-              <w:t>ID</w:t>
+              <w:t xml:space="preserve">bigint</w:t>
             </w:r>
           </w:p>
         </w:tc>
@@ -28536,7 +27622,7 @@
                 <w:sz w:val="22"/>
                 <w:szCs w:val="20"/>
               </w:rPr>
-              <w:t>BIGINT</w:t>
+              <w:t xml:space="preserve"/>
             </w:r>
           </w:p>
         </w:tc>
@@ -28562,7 +27648,7 @@
                 <w:sz w:val="22"/>
                 <w:szCs w:val="20"/>
               </w:rPr>
-              <w:t>否</w:t>
+              <w:t xml:space="preserve">是</w:t>
             </w:r>
           </w:p>
         </w:tc>
@@ -28583,15 +27669,15 @@
               <w:jc w:val="center"/>
             </w:pPr>
             <w:proofErr w:type="gramStart"/>
-            <w:r>
-              <w:rPr>
-                <w:rFonts w:eastAsia="宋体"/>
-                <w:sz w:val="22"/>
-                <w:szCs w:val="20"/>
-              </w:rPr>
-              <w:t>自增主键</w:t>
-            </w:r>
             <w:proofErr w:type="gramEnd"/>
+            <w:r>
+              <w:rPr>
+                <w:rFonts w:eastAsia="宋体"/>
+                <w:sz w:val="22"/>
+                <w:szCs w:val="20"/>
+              </w:rPr>
+              <w:t xml:space="preserve">主键ID</w:t>
+            </w:r>
           </w:p>
         </w:tc>
       </w:tr>
@@ -28616,15 +27702,15 @@
               <w:jc w:val="center"/>
             </w:pPr>
             <w:proofErr w:type="spellStart"/>
-            <w:r>
-              <w:rPr>
-                <w:rFonts w:eastAsia="宋体"/>
-                <w:sz w:val="22"/>
-                <w:szCs w:val="20"/>
-              </w:rPr>
-              <w:t>dict_type</w:t>
-            </w:r>
             <w:proofErr w:type="spellEnd"/>
+            <w:r>
+              <w:rPr>
+                <w:rFonts w:eastAsia="宋体"/>
+                <w:sz w:val="22"/>
+                <w:szCs w:val="20"/>
+              </w:rPr>
+              <w:t xml:space="preserve">dict_type</w:t>
+            </w:r>
           </w:p>
         </w:tc>
         <w:tc>
@@ -28649,7 +27735,7 @@
                 <w:sz w:val="22"/>
                 <w:szCs w:val="20"/>
               </w:rPr>
-              <w:t>字典类型</w:t>
+              <w:t xml:space="preserve">varchar</w:t>
             </w:r>
           </w:p>
         </w:tc>
@@ -28670,14 +27756,6 @@
               <w:jc w:val="center"/>
             </w:pPr>
             <w:proofErr w:type="gramStart"/>
-            <w:r>
-              <w:rPr>
-                <w:rFonts w:eastAsia="宋体"/>
-                <w:sz w:val="22"/>
-                <w:szCs w:val="20"/>
-              </w:rPr>
-              <w:t>VARCHAR(</w:t>
-            </w:r>
             <w:proofErr w:type="gramEnd"/>
             <w:r>
               <w:rPr>
@@ -28685,7 +27763,7 @@
                 <w:sz w:val="22"/>
                 <w:szCs w:val="20"/>
               </w:rPr>
-              <w:t>50)</w:t>
+              <w:t xml:space="preserve">50</w:t>
             </w:r>
           </w:p>
         </w:tc>
@@ -28711,7 +27789,7 @@
                 <w:sz w:val="22"/>
                 <w:szCs w:val="20"/>
               </w:rPr>
-              <w:t>否</w:t>
+              <w:t xml:space="preserve">否</w:t>
             </w:r>
           </w:p>
         </w:tc>
@@ -28731,6 +27809,9 @@
               <w:wordWrap w:val="0"/>
               <w:jc w:val="center"/>
             </w:pPr>
+            <w:r>
+              <w:t xml:space="preserve">字典类型</w:t>
+            </w:r>
           </w:p>
         </w:tc>
       </w:tr>
@@ -28755,6 +27836,7 @@
               <w:jc w:val="center"/>
             </w:pPr>
             <w:proofErr w:type="spellStart"/>
+            <w:proofErr w:type="spellEnd"/>
             <w:r>
               <w:rPr>
                 <w:rFonts w:eastAsia="宋体"/>
@@ -28762,9 +27844,8 @@
                 <w:szCs w:val="20"/>
               </w:rPr>
               <w:lastRenderedPageBreak/>
-              <w:t>dict_code</w:t>
-            </w:r>
-            <w:proofErr w:type="spellEnd"/>
+              <w:t xml:space="preserve">dict_code</w:t>
+            </w:r>
           </w:p>
         </w:tc>
         <w:tc>
@@ -28789,7 +27870,7 @@
                 <w:sz w:val="22"/>
                 <w:szCs w:val="20"/>
               </w:rPr>
-              <w:t>字典编码</w:t>
+              <w:t xml:space="preserve">varchar</w:t>
             </w:r>
           </w:p>
         </w:tc>
@@ -28810,14 +27891,6 @@
               <w:jc w:val="center"/>
             </w:pPr>
             <w:proofErr w:type="gramStart"/>
-            <w:r>
-              <w:rPr>
-                <w:rFonts w:eastAsia="宋体"/>
-                <w:sz w:val="22"/>
-                <w:szCs w:val="20"/>
-              </w:rPr>
-              <w:t>VARCHAR(</w:t>
-            </w:r>
             <w:proofErr w:type="gramEnd"/>
             <w:r>
               <w:rPr>
@@ -28825,7 +27898,7 @@
                 <w:sz w:val="22"/>
                 <w:szCs w:val="20"/>
               </w:rPr>
-              <w:t>50)</w:t>
+              <w:t xml:space="preserve">50</w:t>
             </w:r>
           </w:p>
         </w:tc>
@@ -28851,7 +27924,7 @@
                 <w:sz w:val="22"/>
                 <w:szCs w:val="20"/>
               </w:rPr>
-              <w:t>否</w:t>
+              <w:t xml:space="preserve">否</w:t>
             </w:r>
           </w:p>
         </w:tc>
@@ -28871,6 +27944,9 @@
               <w:wordWrap w:val="0"/>
               <w:jc w:val="center"/>
             </w:pPr>
+            <w:r>
+              <w:t xml:space="preserve">字典编码</w:t>
+            </w:r>
           </w:p>
         </w:tc>
       </w:tr>
@@ -28895,15 +27971,15 @@
               <w:jc w:val="center"/>
             </w:pPr>
             <w:proofErr w:type="spellStart"/>
-            <w:r>
-              <w:rPr>
-                <w:rFonts w:eastAsia="宋体"/>
-                <w:sz w:val="22"/>
-                <w:szCs w:val="20"/>
-              </w:rPr>
-              <w:t>dict_label</w:t>
-            </w:r>
             <w:proofErr w:type="spellEnd"/>
+            <w:r>
+              <w:rPr>
+                <w:rFonts w:eastAsia="宋体"/>
+                <w:sz w:val="22"/>
+                <w:szCs w:val="20"/>
+              </w:rPr>
+              <w:t xml:space="preserve">dict_label</w:t>
+            </w:r>
           </w:p>
         </w:tc>
         <w:tc>
@@ -28928,7 +28004,7 @@
                 <w:sz w:val="22"/>
                 <w:szCs w:val="20"/>
               </w:rPr>
-              <w:t>字典标签</w:t>
+              <w:t xml:space="preserve">varchar</w:t>
             </w:r>
           </w:p>
         </w:tc>
@@ -28949,14 +28025,6 @@
               <w:jc w:val="center"/>
             </w:pPr>
             <w:proofErr w:type="gramStart"/>
-            <w:r>
-              <w:rPr>
-                <w:rFonts w:eastAsia="宋体"/>
-                <w:sz w:val="22"/>
-                <w:szCs w:val="20"/>
-              </w:rPr>
-              <w:t>VARCHAR(</w:t>
-            </w:r>
             <w:proofErr w:type="gramEnd"/>
             <w:r>
               <w:rPr>
@@ -28964,7 +28032,7 @@
                 <w:sz w:val="22"/>
                 <w:szCs w:val="20"/>
               </w:rPr>
-              <w:t>100)</w:t>
+              <w:t xml:space="preserve">100</w:t>
             </w:r>
           </w:p>
         </w:tc>
@@ -28990,7 +28058,7 @@
                 <w:sz w:val="22"/>
                 <w:szCs w:val="20"/>
               </w:rPr>
-              <w:t>否</w:t>
+              <w:t xml:space="preserve">否</w:t>
             </w:r>
           </w:p>
         </w:tc>
@@ -29010,6 +28078,9 @@
               <w:wordWrap w:val="0"/>
               <w:jc w:val="center"/>
             </w:pPr>
+            <w:r>
+              <w:t xml:space="preserve">字典标签</w:t>
+            </w:r>
           </w:p>
         </w:tc>
       </w:tr>
@@ -29034,15 +28105,15 @@
               <w:jc w:val="center"/>
             </w:pPr>
             <w:proofErr w:type="spellStart"/>
-            <w:r>
-              <w:rPr>
-                <w:rFonts w:eastAsia="宋体"/>
-                <w:sz w:val="22"/>
-                <w:szCs w:val="20"/>
-              </w:rPr>
-              <w:t>sort_order</w:t>
-            </w:r>
             <w:proofErr w:type="spellEnd"/>
+            <w:r>
+              <w:rPr>
+                <w:rFonts w:eastAsia="宋体"/>
+                <w:sz w:val="22"/>
+                <w:szCs w:val="20"/>
+              </w:rPr>
+              <w:t xml:space="preserve">sort_order</w:t>
+            </w:r>
           </w:p>
         </w:tc>
         <w:tc>
@@ -29067,7 +28138,7 @@
                 <w:sz w:val="22"/>
                 <w:szCs w:val="20"/>
               </w:rPr>
-              <w:t>排序</w:t>
+              <w:t xml:space="preserve">int</w:t>
             </w:r>
           </w:p>
         </w:tc>
@@ -29093,7 +28164,7 @@
                 <w:sz w:val="22"/>
                 <w:szCs w:val="20"/>
               </w:rPr>
-              <w:t>INT</w:t>
+              <w:t xml:space="preserve"/>
             </w:r>
           </w:p>
         </w:tc>
@@ -29119,7 +28190,7 @@
                 <w:sz w:val="22"/>
                 <w:szCs w:val="20"/>
               </w:rPr>
-              <w:t>否</w:t>
+              <w:t xml:space="preserve">否</w:t>
             </w:r>
           </w:p>
         </w:tc>
@@ -29139,6 +28210,9 @@
               <w:wordWrap w:val="0"/>
               <w:jc w:val="center"/>
             </w:pPr>
+            <w:r>
+              <w:t xml:space="preserve">排序</w:t>
+            </w:r>
           </w:p>
         </w:tc>
       </w:tr>
@@ -29168,7 +28242,7 @@
                 <w:sz w:val="22"/>
                 <w:szCs w:val="20"/>
               </w:rPr>
-              <w:t>status</w:t>
+              <w:t xml:space="preserve">status</w:t>
             </w:r>
           </w:p>
         </w:tc>
@@ -29194,7 +28268,7 @@
                 <w:sz w:val="22"/>
                 <w:szCs w:val="20"/>
               </w:rPr>
-              <w:t>状态</w:t>
+              <w:t xml:space="preserve">tinyint</w:t>
             </w:r>
           </w:p>
         </w:tc>
@@ -29220,7 +28294,7 @@
                 <w:sz w:val="22"/>
                 <w:szCs w:val="20"/>
               </w:rPr>
-              <w:t>TINYINT</w:t>
+              <w:t xml:space="preserve"/>
             </w:r>
           </w:p>
         </w:tc>
@@ -29246,7 +28320,7 @@
                 <w:sz w:val="22"/>
                 <w:szCs w:val="20"/>
               </w:rPr>
-              <w:t>否</w:t>
+              <w:t xml:space="preserve">否</w:t>
             </w:r>
           </w:p>
         </w:tc>
@@ -29272,31 +28346,7 @@
                 <w:sz w:val="22"/>
                 <w:szCs w:val="20"/>
               </w:rPr>
-              <w:t>0-</w:t>
-            </w:r>
-            <w:r>
-              <w:rPr>
-                <w:rFonts w:eastAsia="宋体"/>
-                <w:sz w:val="22"/>
-                <w:szCs w:val="20"/>
-              </w:rPr>
-              <w:t>禁用</w:t>
-            </w:r>
-            <w:r>
-              <w:rPr>
-                <w:rFonts w:eastAsia="宋体"/>
-                <w:sz w:val="22"/>
-                <w:szCs w:val="20"/>
-              </w:rPr>
-              <w:t> 1-</w:t>
-            </w:r>
-            <w:r>
-              <w:rPr>
-                <w:rFonts w:eastAsia="宋体"/>
-                <w:sz w:val="22"/>
-                <w:szCs w:val="20"/>
-              </w:rPr>
-              <w:t>启用</w:t>
+              <w:t xml:space="preserve">状态</w:t>
             </w:r>
           </w:p>
         </w:tc>

--- a/docs/基于Spring Cloud的校园兼职系统的设计与实现.docx
+++ b/docs/基于Spring Cloud的校园兼职系统的设计与实现.docx
@@ -15000,10 +15000,10 @@
             </w:pPr>
             <w:r>
               <w:rPr>
-                <w:rFonts w:eastAsia="宋体"/>
+                <w:rFonts w:eastAsia="宋体" w:ascii="Times New Roman" w:hAnsi="Times New Roman" w:cs="Times New Roman"/>
                 <w:bCs/>
-                <w:sz w:val="22"/>
-                <w:szCs w:val="20"/>
+                <w:sz w:val="24"/>
+                <w:szCs w:val="24"/>
               </w:rPr>
               <w:t xml:space="preserve">字段名</w:t>
             </w:r>
@@ -15025,10 +15025,10 @@
             </w:pPr>
             <w:r>
               <w:rPr>
-                <w:rFonts w:eastAsia="宋体"/>
+                <w:rFonts w:eastAsia="宋体" w:ascii="Times New Roman" w:hAnsi="Times New Roman" w:cs="Times New Roman"/>
                 <w:bCs/>
-                <w:sz w:val="22"/>
-                <w:szCs w:val="20"/>
+                <w:sz w:val="24"/>
+                <w:szCs w:val="24"/>
               </w:rPr>
               <w:t xml:space="preserve">类型</w:t>
             </w:r>
@@ -15050,10 +15050,10 @@
             </w:pPr>
             <w:r>
               <w:rPr>
-                <w:rFonts w:eastAsia="宋体"/>
+                <w:rFonts w:eastAsia="宋体" w:ascii="Times New Roman" w:hAnsi="Times New Roman" w:cs="Times New Roman"/>
                 <w:bCs/>
-                <w:sz w:val="22"/>
-                <w:szCs w:val="20"/>
+                <w:sz w:val="24"/>
+                <w:szCs w:val="24"/>
               </w:rPr>
               <w:t xml:space="preserve">长度</w:t>
             </w:r>
@@ -15075,10 +15075,10 @@
             </w:pPr>
             <w:r>
               <w:rPr>
-                <w:rFonts w:eastAsia="宋体"/>
+                <w:rFonts w:eastAsia="宋体" w:ascii="Times New Roman" w:hAnsi="Times New Roman" w:cs="Times New Roman"/>
                 <w:bCs/>
-                <w:sz w:val="22"/>
-                <w:szCs w:val="20"/>
+                <w:sz w:val="24"/>
+                <w:szCs w:val="24"/>
               </w:rPr>
               <w:t xml:space="preserve">主键</w:t>
             </w:r>
@@ -15100,10 +15100,10 @@
             </w:pPr>
             <w:r>
               <w:rPr>
-                <w:rFonts w:eastAsia="宋体"/>
+                <w:rFonts w:eastAsia="宋体" w:ascii="Times New Roman" w:hAnsi="Times New Roman" w:cs="Times New Roman"/>
                 <w:bCs/>
-                <w:sz w:val="22"/>
-                <w:szCs w:val="20"/>
+                <w:sz w:val="24"/>
+                <w:szCs w:val="24"/>
               </w:rPr>
               <w:t xml:space="preserve">备注</w:t>
             </w:r>
@@ -15129,9 +15129,9 @@
             </w:pPr>
             <w:r>
               <w:rPr>
-                <w:rFonts w:eastAsia="宋体"/>
-                <w:sz w:val="22"/>
-                <w:szCs w:val="20"/>
+                <w:rFonts w:eastAsia="宋体" w:ascii="Times New Roman" w:hAnsi="Times New Roman" w:cs="Times New Roman"/>
+                <w:sz w:val="24"/>
+                <w:szCs w:val="24"/>
               </w:rPr>
               <w:t xml:space="preserve">id</w:t>
             </w:r>
@@ -15152,9 +15152,9 @@
             </w:pPr>
             <w:r>
               <w:rPr>
-                <w:rFonts w:eastAsia="宋体"/>
-                <w:sz w:val="22"/>
-                <w:szCs w:val="20"/>
+                <w:rFonts w:eastAsia="宋体" w:ascii="Times New Roman" w:hAnsi="Times New Roman" w:cs="Times New Roman"/>
+                <w:sz w:val="24"/>
+                <w:szCs w:val="24"/>
               </w:rPr>
               <w:t xml:space="preserve">bigint</w:t>
             </w:r>
@@ -15175,9 +15175,9 @@
             </w:pPr>
             <w:r>
               <w:rPr>
-                <w:rFonts w:eastAsia="宋体"/>
-                <w:sz w:val="22"/>
-                <w:szCs w:val="20"/>
+                <w:rFonts w:eastAsia="宋体" w:ascii="Times New Roman" w:hAnsi="Times New Roman" w:cs="Times New Roman"/>
+                <w:sz w:val="24"/>
+                <w:szCs w:val="24"/>
               </w:rPr>
               <w:t xml:space="preserve"/>
             </w:r>
@@ -15198,9 +15198,9 @@
             </w:pPr>
             <w:r>
               <w:rPr>
-                <w:rFonts w:eastAsia="宋体"/>
-                <w:sz w:val="22"/>
-                <w:szCs w:val="20"/>
+                <w:rFonts w:eastAsia="宋体" w:ascii="Times New Roman" w:hAnsi="Times New Roman" w:cs="Times New Roman"/>
+                <w:sz w:val="24"/>
+                <w:szCs w:val="24"/>
               </w:rPr>
               <w:t xml:space="preserve">是</w:t>
             </w:r>
@@ -15220,15 +15220,15 @@
               <w:jc w:val="center"/>
             </w:pPr>
             <w:proofErr w:type="gramStart"/>
+            <w:r>
+              <w:rPr>
+                <w:rFonts w:eastAsia="宋体" w:ascii="Times New Roman" w:hAnsi="Times New Roman" w:cs="Times New Roman"/>
+                <w:sz w:val="24"/>
+                <w:szCs w:val="24"/>
+              </w:rPr>
+              <w:t xml:space="preserve">主键ID</w:t>
+            </w:r>
             <w:proofErr w:type="gramEnd"/>
-            <w:r>
-              <w:rPr>
-                <w:rFonts w:eastAsia="宋体"/>
-                <w:sz w:val="22"/>
-                <w:szCs w:val="20"/>
-              </w:rPr>
-              <w:t xml:space="preserve">主键ID</w:t>
-            </w:r>
           </w:p>
         </w:tc>
       </w:tr>
@@ -15248,9 +15248,9 @@
             </w:pPr>
             <w:r>
               <w:rPr>
-                <w:rFonts w:eastAsia="宋体"/>
-                <w:sz w:val="22"/>
-                <w:szCs w:val="20"/>
+                <w:rFonts w:eastAsia="宋体" w:ascii="Times New Roman" w:hAnsi="Times New Roman" w:cs="Times New Roman"/>
+                <w:sz w:val="24"/>
+                <w:szCs w:val="24"/>
               </w:rPr>
               <w:t xml:space="preserve">username</w:t>
             </w:r>
@@ -15268,9 +15268,9 @@
             </w:pPr>
             <w:r>
               <w:rPr>
-                <w:rFonts w:eastAsia="宋体"/>
-                <w:sz w:val="22"/>
-                <w:szCs w:val="20"/>
+                <w:rFonts w:eastAsia="宋体" w:ascii="Times New Roman" w:hAnsi="Times New Roman" w:cs="Times New Roman"/>
+                <w:sz w:val="24"/>
+                <w:szCs w:val="24"/>
               </w:rPr>
               <w:t xml:space="preserve">varchar</w:t>
             </w:r>
@@ -15287,15 +15287,15 @@
               <w:jc w:val="center"/>
             </w:pPr>
             <w:proofErr w:type="gramStart"/>
+            <w:r>
+              <w:rPr>
+                <w:rFonts w:eastAsia="宋体" w:ascii="Times New Roman" w:hAnsi="Times New Roman" w:cs="Times New Roman"/>
+                <w:sz w:val="24"/>
+                <w:szCs w:val="24"/>
+              </w:rPr>
+              <w:t xml:space="preserve">50</w:t>
+            </w:r>
             <w:proofErr w:type="gramEnd"/>
-            <w:r>
-              <w:rPr>
-                <w:rFonts w:eastAsia="宋体"/>
-                <w:sz w:val="22"/>
-                <w:szCs w:val="20"/>
-              </w:rPr>
-              <w:t xml:space="preserve">50</w:t>
-            </w:r>
           </w:p>
         </w:tc>
         <w:tc>
@@ -15310,9 +15310,9 @@
             </w:pPr>
             <w:r>
               <w:rPr>
-                <w:rFonts w:eastAsia="宋体"/>
-                <w:sz w:val="22"/>
-                <w:szCs w:val="20"/>
+                <w:rFonts w:eastAsia="宋体" w:ascii="Times New Roman" w:hAnsi="Times New Roman" w:cs="Times New Roman"/>
+                <w:sz w:val="24"/>
+                <w:szCs w:val="24"/>
               </w:rPr>
               <w:t xml:space="preserve">否</w:t>
             </w:r>
@@ -15330,9 +15330,9 @@
             </w:pPr>
             <w:r>
               <w:rPr>
-                <w:rFonts w:eastAsia="宋体"/>
-                <w:sz w:val="22"/>
-                <w:szCs w:val="20"/>
+                <w:rFonts w:eastAsia="宋体" w:ascii="Times New Roman" w:hAnsi="Times New Roman" w:cs="Times New Roman"/>
+                <w:sz w:val="24"/>
+                <w:szCs w:val="24"/>
               </w:rPr>
               <w:t xml:space="preserve">用户名</w:t>
             </w:r>
@@ -15354,15 +15354,15 @@
               <w:jc w:val="center"/>
             </w:pPr>
             <w:proofErr w:type="spellStart"/>
+            <w:r>
+              <w:rPr>
+                <w:rFonts w:eastAsia="宋体" w:ascii="Times New Roman" w:hAnsi="Times New Roman" w:cs="Times New Roman"/>
+                <w:sz w:val="24"/>
+                <w:szCs w:val="24"/>
+              </w:rPr>
+              <w:t xml:space="preserve">password_hash</w:t>
+            </w:r>
             <w:proofErr w:type="spellEnd"/>
-            <w:r>
-              <w:rPr>
-                <w:rFonts w:eastAsia="宋体"/>
-                <w:sz w:val="22"/>
-                <w:szCs w:val="20"/>
-              </w:rPr>
-              <w:t xml:space="preserve">password_hash</w:t>
-            </w:r>
           </w:p>
         </w:tc>
         <w:tc>
@@ -15377,9 +15377,9 @@
             </w:pPr>
             <w:r>
               <w:rPr>
-                <w:rFonts w:eastAsia="宋体"/>
-                <w:sz w:val="22"/>
-                <w:szCs w:val="20"/>
+                <w:rFonts w:eastAsia="宋体" w:ascii="Times New Roman" w:hAnsi="Times New Roman" w:cs="Times New Roman"/>
+                <w:sz w:val="24"/>
+                <w:szCs w:val="24"/>
               </w:rPr>
               <w:t xml:space="preserve">varchar</w:t>
             </w:r>
@@ -15396,15 +15396,15 @@
               <w:jc w:val="center"/>
             </w:pPr>
             <w:proofErr w:type="gramStart"/>
+            <w:r>
+              <w:rPr>
+                <w:rFonts w:eastAsia="宋体" w:ascii="Times New Roman" w:hAnsi="Times New Roman" w:cs="Times New Roman"/>
+                <w:sz w:val="24"/>
+                <w:szCs w:val="24"/>
+              </w:rPr>
+              <w:t xml:space="preserve">255</w:t>
+            </w:r>
             <w:proofErr w:type="gramEnd"/>
-            <w:r>
-              <w:rPr>
-                <w:rFonts w:eastAsia="宋体"/>
-                <w:sz w:val="22"/>
-                <w:szCs w:val="20"/>
-              </w:rPr>
-              <w:t xml:space="preserve">255</w:t>
-            </w:r>
           </w:p>
         </w:tc>
         <w:tc>
@@ -15419,9 +15419,9 @@
             </w:pPr>
             <w:r>
               <w:rPr>
-                <w:rFonts w:eastAsia="宋体"/>
-                <w:sz w:val="22"/>
-                <w:szCs w:val="20"/>
+                <w:rFonts w:eastAsia="宋体" w:ascii="Times New Roman" w:hAnsi="Times New Roman" w:cs="Times New Roman"/>
+                <w:sz w:val="24"/>
+                <w:szCs w:val="24"/>
               </w:rPr>
               <w:t xml:space="preserve">否</w:t>
             </w:r>
@@ -15438,15 +15438,15 @@
               <w:jc w:val="center"/>
             </w:pPr>
             <w:proofErr w:type="spellStart"/>
+            <w:r>
+              <w:rPr>
+                <w:rFonts w:eastAsia="宋体" w:ascii="Times New Roman" w:hAnsi="Times New Roman" w:cs="Times New Roman"/>
+                <w:sz w:val="24"/>
+                <w:szCs w:val="24"/>
+              </w:rPr>
+              <w:t xml:space="preserve">密码哈希</w:t>
+            </w:r>
             <w:proofErr w:type="spellEnd"/>
-            <w:r>
-              <w:rPr>
-                <w:rFonts w:eastAsia="宋体"/>
-                <w:sz w:val="22"/>
-                <w:szCs w:val="20"/>
-              </w:rPr>
-              <w:t xml:space="preserve">密码哈希</w:t>
-            </w:r>
           </w:p>
         </w:tc>
       </w:tr>
@@ -15466,9 +15466,9 @@
             </w:pPr>
             <w:r>
               <w:rPr>
-                <w:rFonts w:eastAsia="宋体"/>
-                <w:sz w:val="22"/>
-                <w:szCs w:val="20"/>
+                <w:rFonts w:eastAsia="宋体" w:ascii="Times New Roman" w:hAnsi="Times New Roman" w:cs="Times New Roman"/>
+                <w:sz w:val="24"/>
+                <w:szCs w:val="24"/>
               </w:rPr>
               <w:t xml:space="preserve">phone</w:t>
             </w:r>
@@ -15486,9 +15486,9 @@
             </w:pPr>
             <w:r>
               <w:rPr>
-                <w:rFonts w:eastAsia="宋体"/>
-                <w:sz w:val="22"/>
-                <w:szCs w:val="20"/>
+                <w:rFonts w:eastAsia="宋体" w:ascii="Times New Roman" w:hAnsi="Times New Roman" w:cs="Times New Roman"/>
+                <w:sz w:val="24"/>
+                <w:szCs w:val="24"/>
               </w:rPr>
               <w:t xml:space="preserve">varchar</w:t>
             </w:r>
@@ -15505,15 +15505,15 @@
               <w:jc w:val="center"/>
             </w:pPr>
             <w:proofErr w:type="gramStart"/>
+            <w:r>
+              <w:rPr>
+                <w:rFonts w:eastAsia="宋体" w:ascii="Times New Roman" w:hAnsi="Times New Roman" w:cs="Times New Roman"/>
+                <w:sz w:val="24"/>
+                <w:szCs w:val="24"/>
+              </w:rPr>
+              <w:t xml:space="preserve">20</w:t>
+            </w:r>
             <w:proofErr w:type="gramEnd"/>
-            <w:r>
-              <w:rPr>
-                <w:rFonts w:eastAsia="宋体"/>
-                <w:sz w:val="22"/>
-                <w:szCs w:val="20"/>
-              </w:rPr>
-              <w:t xml:space="preserve">20</w:t>
-            </w:r>
           </w:p>
         </w:tc>
         <w:tc>
@@ -15528,9 +15528,9 @@
             </w:pPr>
             <w:r>
               <w:rPr>
-                <w:rFonts w:eastAsia="宋体"/>
-                <w:sz w:val="22"/>
-                <w:szCs w:val="20"/>
+                <w:rFonts w:eastAsia="宋体" w:ascii="Times New Roman" w:hAnsi="Times New Roman" w:cs="Times New Roman"/>
+                <w:sz w:val="24"/>
+                <w:szCs w:val="24"/>
               </w:rPr>
               <w:t xml:space="preserve">否</w:t>
             </w:r>
@@ -15548,9 +15548,9 @@
             </w:pPr>
             <w:r>
               <w:rPr>
-                <w:rFonts w:eastAsia="宋体"/>
-                <w:sz w:val="22"/>
-                <w:szCs w:val="20"/>
+                <w:rFonts w:eastAsia="宋体" w:ascii="Times New Roman" w:hAnsi="Times New Roman" w:cs="Times New Roman"/>
+                <w:sz w:val="24"/>
+                <w:szCs w:val="24"/>
               </w:rPr>
               <w:t xml:space="preserve">手机号</w:t>
             </w:r>
@@ -15573,9 +15573,9 @@
             </w:pPr>
             <w:r>
               <w:rPr>
-                <w:rFonts w:eastAsia="宋体"/>
-                <w:sz w:val="22"/>
-                <w:szCs w:val="20"/>
+                <w:rFonts w:eastAsia="宋体" w:ascii="Times New Roman" w:hAnsi="Times New Roman" w:cs="Times New Roman"/>
+                <w:sz w:val="24"/>
+                <w:szCs w:val="24"/>
               </w:rPr>
               <w:t xml:space="preserve">email</w:t>
             </w:r>
@@ -15593,9 +15593,9 @@
             </w:pPr>
             <w:r>
               <w:rPr>
-                <w:rFonts w:eastAsia="宋体"/>
-                <w:sz w:val="22"/>
-                <w:szCs w:val="20"/>
+                <w:rFonts w:eastAsia="宋体" w:ascii="Times New Roman" w:hAnsi="Times New Roman" w:cs="Times New Roman"/>
+                <w:sz w:val="24"/>
+                <w:szCs w:val="24"/>
               </w:rPr>
               <w:t xml:space="preserve">varchar</w:t>
             </w:r>
@@ -15612,15 +15612,15 @@
               <w:jc w:val="center"/>
             </w:pPr>
             <w:proofErr w:type="gramStart"/>
+            <w:r>
+              <w:rPr>
+                <w:rFonts w:eastAsia="宋体" w:ascii="Times New Roman" w:hAnsi="Times New Roman" w:cs="Times New Roman"/>
+                <w:sz w:val="24"/>
+                <w:szCs w:val="24"/>
+              </w:rPr>
+              <w:t xml:space="preserve">100</w:t>
+            </w:r>
             <w:proofErr w:type="gramEnd"/>
-            <w:r>
-              <w:rPr>
-                <w:rFonts w:eastAsia="宋体"/>
-                <w:sz w:val="22"/>
-                <w:szCs w:val="20"/>
-              </w:rPr>
-              <w:t xml:space="preserve">100</w:t>
-            </w:r>
           </w:p>
         </w:tc>
         <w:tc>
@@ -15635,9 +15635,9 @@
             </w:pPr>
             <w:r>
               <w:rPr>
-                <w:rFonts w:eastAsia="宋体"/>
-                <w:sz w:val="22"/>
-                <w:szCs w:val="20"/>
+                <w:rFonts w:eastAsia="宋体" w:ascii="Times New Roman" w:hAnsi="Times New Roman" w:cs="Times New Roman"/>
+                <w:sz w:val="24"/>
+                <w:szCs w:val="24"/>
               </w:rPr>
               <w:t xml:space="preserve">否</w:t>
             </w:r>
@@ -15654,6 +15654,11 @@
               <w:jc w:val="center"/>
             </w:pPr>
             <w:r>
+              <w:rPr>
+                <w:rFonts w:ascii="Times New Roman" w:eastAsia="宋体" w:hAnsi="Times New Roman" w:cs="Times New Roman"/>
+                <w:sz w:val="24"/>
+                <w:szCs w:val="24"/>
+              </w:rPr>
               <w:t xml:space="preserve">邮箱</w:t>
             </w:r>
           </w:p>
@@ -15674,15 +15679,15 @@
               <w:jc w:val="center"/>
             </w:pPr>
             <w:proofErr w:type="spellStart"/>
+            <w:r>
+              <w:rPr>
+                <w:rFonts w:eastAsia="宋体" w:ascii="Times New Roman" w:hAnsi="Times New Roman" w:cs="Times New Roman"/>
+                <w:sz w:val="24"/>
+                <w:szCs w:val="24"/>
+              </w:rPr>
+              <w:t xml:space="preserve">role_type</w:t>
+            </w:r>
             <w:proofErr w:type="spellEnd"/>
-            <w:r>
-              <w:rPr>
-                <w:rFonts w:eastAsia="宋体"/>
-                <w:sz w:val="22"/>
-                <w:szCs w:val="20"/>
-              </w:rPr>
-              <w:t xml:space="preserve">role_type</w:t>
-            </w:r>
           </w:p>
         </w:tc>
         <w:tc>
@@ -15697,9 +15702,9 @@
             </w:pPr>
             <w:r>
               <w:rPr>
-                <w:rFonts w:eastAsia="宋体"/>
-                <w:sz w:val="22"/>
-                <w:szCs w:val="20"/>
+                <w:rFonts w:eastAsia="宋体" w:ascii="Times New Roman" w:hAnsi="Times New Roman" w:cs="Times New Roman"/>
+                <w:sz w:val="24"/>
+                <w:szCs w:val="24"/>
               </w:rPr>
               <w:t xml:space="preserve">tinyint</w:t>
             </w:r>
@@ -15717,9 +15722,9 @@
             </w:pPr>
             <w:r>
               <w:rPr>
-                <w:rFonts w:eastAsia="宋体"/>
-                <w:sz w:val="22"/>
-                <w:szCs w:val="20"/>
+                <w:rFonts w:eastAsia="宋体" w:ascii="Times New Roman" w:hAnsi="Times New Roman" w:cs="Times New Roman"/>
+                <w:sz w:val="24"/>
+                <w:szCs w:val="24"/>
               </w:rPr>
               <w:t xml:space="preserve"/>
             </w:r>
@@ -15737,9 +15742,9 @@
             </w:pPr>
             <w:r>
               <w:rPr>
-                <w:rFonts w:eastAsia="宋体"/>
-                <w:sz w:val="22"/>
-                <w:szCs w:val="20"/>
+                <w:rFonts w:eastAsia="宋体" w:ascii="Times New Roman" w:hAnsi="Times New Roman" w:cs="Times New Roman"/>
+                <w:sz w:val="24"/>
+                <w:szCs w:val="24"/>
               </w:rPr>
               <w:t xml:space="preserve">否</w:t>
             </w:r>
@@ -15757,9 +15762,9 @@
             </w:pPr>
             <w:r>
               <w:rPr>
-                <w:rFonts w:eastAsia="宋体"/>
-                <w:sz w:val="22"/>
-                <w:szCs w:val="20"/>
+                <w:rFonts w:eastAsia="宋体" w:ascii="Times New Roman" w:hAnsi="Times New Roman" w:cs="Times New Roman"/>
+                <w:sz w:val="24"/>
+                <w:szCs w:val="24"/>
               </w:rPr>
               <w:t xml:space="preserve">角色类型</w:t>
             </w:r>
@@ -15782,9 +15787,9 @@
             </w:pPr>
             <w:r>
               <w:rPr>
-                <w:rFonts w:eastAsia="宋体"/>
-                <w:sz w:val="22"/>
-                <w:szCs w:val="20"/>
+                <w:rFonts w:eastAsia="宋体" w:ascii="Times New Roman" w:hAnsi="Times New Roman" w:cs="Times New Roman"/>
+                <w:sz w:val="24"/>
+                <w:szCs w:val="24"/>
               </w:rPr>
               <w:t xml:space="preserve">status</w:t>
             </w:r>
@@ -15802,9 +15807,9 @@
             </w:pPr>
             <w:r>
               <w:rPr>
-                <w:rFonts w:eastAsia="宋体"/>
-                <w:sz w:val="22"/>
-                <w:szCs w:val="20"/>
+                <w:rFonts w:eastAsia="宋体" w:ascii="Times New Roman" w:hAnsi="Times New Roman" w:cs="Times New Roman"/>
+                <w:sz w:val="24"/>
+                <w:szCs w:val="24"/>
               </w:rPr>
               <w:t xml:space="preserve">tinyint</w:t>
             </w:r>
@@ -15822,9 +15827,9 @@
             </w:pPr>
             <w:r>
               <w:rPr>
-                <w:rFonts w:eastAsia="宋体"/>
-                <w:sz w:val="22"/>
-                <w:szCs w:val="20"/>
+                <w:rFonts w:eastAsia="宋体" w:ascii="Times New Roman" w:hAnsi="Times New Roman" w:cs="Times New Roman"/>
+                <w:sz w:val="24"/>
+                <w:szCs w:val="24"/>
               </w:rPr>
               <w:t xml:space="preserve"/>
             </w:r>
@@ -15842,9 +15847,9 @@
             </w:pPr>
             <w:r>
               <w:rPr>
-                <w:rFonts w:eastAsia="宋体"/>
-                <w:sz w:val="22"/>
-                <w:szCs w:val="20"/>
+                <w:rFonts w:eastAsia="宋体" w:ascii="Times New Roman" w:hAnsi="Times New Roman" w:cs="Times New Roman"/>
+                <w:sz w:val="24"/>
+                <w:szCs w:val="24"/>
               </w:rPr>
               <w:t xml:space="preserve">否</w:t>
             </w:r>
@@ -15862,9 +15867,9 @@
             </w:pPr>
             <w:r>
               <w:rPr>
-                <w:rFonts w:eastAsia="宋体"/>
-                <w:sz w:val="22"/>
-                <w:szCs w:val="20"/>
+                <w:rFonts w:eastAsia="宋体" w:ascii="Times New Roman" w:hAnsi="Times New Roman" w:cs="Times New Roman"/>
+                <w:sz w:val="24"/>
+                <w:szCs w:val="24"/>
               </w:rPr>
               <w:t xml:space="preserve">状态</w:t>
             </w:r>
@@ -15887,9 +15892,9 @@
             </w:pPr>
             <w:r>
               <w:rPr>
-                <w:rFonts w:eastAsia="宋体"/>
-                <w:sz w:val="22"/>
-                <w:szCs w:val="20"/>
+                <w:rFonts w:eastAsia="宋体" w:ascii="Times New Roman" w:hAnsi="Times New Roman" w:cs="Times New Roman"/>
+                <w:sz w:val="24"/>
+                <w:szCs w:val="24"/>
               </w:rPr>
               <w:t xml:space="preserve">deleted</w:t>
             </w:r>
@@ -15907,9 +15912,9 @@
             </w:pPr>
             <w:r>
               <w:rPr>
-                <w:rFonts w:eastAsia="宋体"/>
-                <w:sz w:val="22"/>
-                <w:szCs w:val="20"/>
+                <w:rFonts w:eastAsia="宋体" w:ascii="Times New Roman" w:hAnsi="Times New Roman" w:cs="Times New Roman"/>
+                <w:sz w:val="24"/>
+                <w:szCs w:val="24"/>
               </w:rPr>
               <w:t xml:space="preserve">tinyint</w:t>
             </w:r>
@@ -15927,9 +15932,9 @@
             </w:pPr>
             <w:r>
               <w:rPr>
-                <w:rFonts w:eastAsia="宋体"/>
-                <w:sz w:val="22"/>
-                <w:szCs w:val="20"/>
+                <w:rFonts w:eastAsia="宋体" w:ascii="Times New Roman" w:hAnsi="Times New Roman" w:cs="Times New Roman"/>
+                <w:sz w:val="24"/>
+                <w:szCs w:val="24"/>
               </w:rPr>
               <w:t xml:space="preserve"/>
             </w:r>
@@ -15947,9 +15952,9 @@
             </w:pPr>
             <w:r>
               <w:rPr>
-                <w:rFonts w:eastAsia="宋体"/>
-                <w:sz w:val="22"/>
-                <w:szCs w:val="20"/>
+                <w:rFonts w:eastAsia="宋体" w:ascii="Times New Roman" w:hAnsi="Times New Roman" w:cs="Times New Roman"/>
+                <w:sz w:val="24"/>
+                <w:szCs w:val="24"/>
               </w:rPr>
               <w:t xml:space="preserve">否</w:t>
             </w:r>
@@ -15967,9 +15972,9 @@
             </w:pPr>
             <w:r>
               <w:rPr>
-                <w:rFonts w:eastAsia="宋体"/>
-                <w:sz w:val="22"/>
-                <w:szCs w:val="20"/>
+                <w:rFonts w:eastAsia="宋体" w:ascii="Times New Roman" w:hAnsi="Times New Roman" w:cs="Times New Roman"/>
+                <w:sz w:val="24"/>
+                <w:szCs w:val="24"/>
               </w:rPr>
               <w:t xml:space="preserve">逻辑删除</w:t>
             </w:r>
@@ -15991,15 +15996,15 @@
               <w:jc w:val="center"/>
             </w:pPr>
             <w:proofErr w:type="spellStart"/>
+            <w:r>
+              <w:rPr>
+                <w:rFonts w:eastAsia="宋体" w:ascii="Times New Roman" w:hAnsi="Times New Roman" w:cs="Times New Roman"/>
+                <w:sz w:val="24"/>
+                <w:szCs w:val="24"/>
+              </w:rPr>
+              <w:t xml:space="preserve">create_time</w:t>
+            </w:r>
             <w:proofErr w:type="spellEnd"/>
-            <w:r>
-              <w:rPr>
-                <w:rFonts w:eastAsia="宋体"/>
-                <w:sz w:val="22"/>
-                <w:szCs w:val="20"/>
-              </w:rPr>
-              <w:t xml:space="preserve">create_time</w:t>
-            </w:r>
           </w:p>
         </w:tc>
         <w:tc>
@@ -16014,9 +16019,9 @@
             </w:pPr>
             <w:r>
               <w:rPr>
-                <w:rFonts w:eastAsia="宋体"/>
-                <w:sz w:val="22"/>
-                <w:szCs w:val="20"/>
+                <w:rFonts w:eastAsia="宋体" w:ascii="Times New Roman" w:hAnsi="Times New Roman" w:cs="Times New Roman"/>
+                <w:sz w:val="24"/>
+                <w:szCs w:val="24"/>
               </w:rPr>
               <w:t xml:space="preserve">datetime</w:t>
             </w:r>
@@ -16034,9 +16039,9 @@
             </w:pPr>
             <w:r>
               <w:rPr>
-                <w:rFonts w:eastAsia="宋体"/>
-                <w:sz w:val="22"/>
-                <w:szCs w:val="20"/>
+                <w:rFonts w:eastAsia="宋体" w:ascii="Times New Roman" w:hAnsi="Times New Roman" w:cs="Times New Roman"/>
+                <w:sz w:val="24"/>
+                <w:szCs w:val="24"/>
               </w:rPr>
               <w:t xml:space="preserve"/>
             </w:r>
@@ -16054,9 +16059,9 @@
             </w:pPr>
             <w:r>
               <w:rPr>
-                <w:rFonts w:eastAsia="宋体"/>
-                <w:sz w:val="22"/>
-                <w:szCs w:val="20"/>
+                <w:rFonts w:eastAsia="宋体" w:ascii="Times New Roman" w:hAnsi="Times New Roman" w:cs="Times New Roman"/>
+                <w:sz w:val="24"/>
+                <w:szCs w:val="24"/>
               </w:rPr>
               <w:t xml:space="preserve">否</w:t>
             </w:r>
@@ -16073,6 +16078,11 @@
               <w:jc w:val="center"/>
             </w:pPr>
             <w:r>
+              <w:rPr>
+                <w:rFonts w:ascii="Times New Roman" w:eastAsia="宋体" w:hAnsi="Times New Roman" w:cs="Times New Roman"/>
+                <w:sz w:val="24"/>
+                <w:szCs w:val="24"/>
+              </w:rPr>
               <w:t xml:space="preserve">创建时间</w:t>
             </w:r>
           </w:p>
@@ -16096,15 +16106,15 @@
               <w:jc w:val="center"/>
             </w:pPr>
             <w:proofErr w:type="spellStart"/>
+            <w:r>
+              <w:rPr>
+                <w:rFonts w:eastAsia="宋体" w:ascii="Times New Roman" w:hAnsi="Times New Roman" w:cs="Times New Roman"/>
+                <w:sz w:val="24"/>
+                <w:szCs w:val="24"/>
+              </w:rPr>
+              <w:t xml:space="preserve">update_time</w:t>
+            </w:r>
             <w:proofErr w:type="spellEnd"/>
-            <w:r>
-              <w:rPr>
-                <w:rFonts w:eastAsia="宋体"/>
-                <w:sz w:val="22"/>
-                <w:szCs w:val="20"/>
-              </w:rPr>
-              <w:t xml:space="preserve">update_time</w:t>
-            </w:r>
           </w:p>
         </w:tc>
         <w:tc>
@@ -16122,9 +16132,9 @@
             </w:pPr>
             <w:r>
               <w:rPr>
-                <w:rFonts w:eastAsia="宋体"/>
-                <w:sz w:val="22"/>
-                <w:szCs w:val="20"/>
+                <w:rFonts w:eastAsia="宋体" w:ascii="Times New Roman" w:hAnsi="Times New Roman" w:cs="Times New Roman"/>
+                <w:sz w:val="24"/>
+                <w:szCs w:val="24"/>
               </w:rPr>
               <w:t xml:space="preserve">datetime</w:t>
             </w:r>
@@ -16145,9 +16155,9 @@
             </w:pPr>
             <w:r>
               <w:rPr>
-                <w:rFonts w:eastAsia="宋体"/>
-                <w:sz w:val="22"/>
-                <w:szCs w:val="20"/>
+                <w:rFonts w:eastAsia="宋体" w:ascii="Times New Roman" w:hAnsi="Times New Roman" w:cs="Times New Roman"/>
+                <w:sz w:val="24"/>
+                <w:szCs w:val="24"/>
               </w:rPr>
               <w:t xml:space="preserve"/>
             </w:r>
@@ -16168,9 +16178,9 @@
             </w:pPr>
             <w:r>
               <w:rPr>
-                <w:rFonts w:eastAsia="宋体"/>
-                <w:sz w:val="22"/>
-                <w:szCs w:val="20"/>
+                <w:rFonts w:eastAsia="宋体" w:ascii="Times New Roman" w:hAnsi="Times New Roman" w:cs="Times New Roman"/>
+                <w:sz w:val="24"/>
+                <w:szCs w:val="24"/>
               </w:rPr>
               <w:t xml:space="preserve">否</w:t>
             </w:r>
@@ -16190,6 +16200,11 @@
               <w:jc w:val="center"/>
             </w:pPr>
             <w:r>
+              <w:rPr>
+                <w:rFonts w:ascii="Times New Roman" w:eastAsia="宋体" w:hAnsi="Times New Roman" w:cs="Times New Roman"/>
+                <w:sz w:val="24"/>
+                <w:szCs w:val="24"/>
+              </w:rPr>
               <w:t xml:space="preserve">更新时间</w:t>
             </w:r>
           </w:p>
@@ -16388,10 +16403,10 @@
             </w:pPr>
             <w:r>
               <w:rPr>
-                <w:rFonts w:eastAsia="宋体"/>
+                <w:rFonts w:eastAsia="宋体" w:ascii="Times New Roman" w:hAnsi="Times New Roman" w:cs="Times New Roman"/>
                 <w:bCs/>
-                <w:sz w:val="22"/>
-                <w:szCs w:val="20"/>
+                <w:sz w:val="24"/>
+                <w:szCs w:val="24"/>
               </w:rPr>
               <w:t xml:space="preserve">字段名</w:t>
             </w:r>
@@ -16413,10 +16428,10 @@
             </w:pPr>
             <w:r>
               <w:rPr>
-                <w:rFonts w:eastAsia="宋体"/>
+                <w:rFonts w:eastAsia="宋体" w:ascii="Times New Roman" w:hAnsi="Times New Roman" w:cs="Times New Roman"/>
                 <w:bCs/>
-                <w:sz w:val="22"/>
-                <w:szCs w:val="20"/>
+                <w:sz w:val="24"/>
+                <w:szCs w:val="24"/>
               </w:rPr>
               <w:t xml:space="preserve">类型</w:t>
             </w:r>
@@ -16438,10 +16453,10 @@
             </w:pPr>
             <w:r>
               <w:rPr>
-                <w:rFonts w:eastAsia="宋体"/>
+                <w:rFonts w:eastAsia="宋体" w:ascii="Times New Roman" w:hAnsi="Times New Roman" w:cs="Times New Roman"/>
                 <w:bCs/>
-                <w:sz w:val="22"/>
-                <w:szCs w:val="20"/>
+                <w:sz w:val="24"/>
+                <w:szCs w:val="24"/>
               </w:rPr>
               <w:t xml:space="preserve">长度</w:t>
             </w:r>
@@ -16463,10 +16478,10 @@
             </w:pPr>
             <w:r>
               <w:rPr>
-                <w:rFonts w:eastAsia="宋体"/>
+                <w:rFonts w:eastAsia="宋体" w:ascii="Times New Roman" w:hAnsi="Times New Roman" w:cs="Times New Roman"/>
                 <w:bCs/>
-                <w:sz w:val="22"/>
-                <w:szCs w:val="20"/>
+                <w:sz w:val="24"/>
+                <w:szCs w:val="24"/>
               </w:rPr>
               <w:t xml:space="preserve">主键</w:t>
             </w:r>
@@ -16488,10 +16503,10 @@
             </w:pPr>
             <w:r>
               <w:rPr>
-                <w:rFonts w:eastAsia="宋体"/>
+                <w:rFonts w:eastAsia="宋体" w:ascii="Times New Roman" w:hAnsi="Times New Roman" w:cs="Times New Roman"/>
                 <w:bCs/>
-                <w:sz w:val="22"/>
-                <w:szCs w:val="20"/>
+                <w:sz w:val="24"/>
+                <w:szCs w:val="24"/>
               </w:rPr>
               <w:t xml:space="preserve">备注</w:t>
             </w:r>
@@ -16517,9 +16532,9 @@
             </w:pPr>
             <w:r>
               <w:rPr>
-                <w:rFonts w:eastAsia="宋体"/>
-                <w:sz w:val="22"/>
-                <w:szCs w:val="20"/>
+                <w:rFonts w:eastAsia="宋体" w:ascii="Times New Roman" w:hAnsi="Times New Roman" w:cs="Times New Roman"/>
+                <w:sz w:val="24"/>
+                <w:szCs w:val="24"/>
               </w:rPr>
               <w:t xml:space="preserve">id</w:t>
             </w:r>
@@ -16540,9 +16555,9 @@
             </w:pPr>
             <w:r>
               <w:rPr>
-                <w:rFonts w:eastAsia="宋体"/>
-                <w:sz w:val="22"/>
-                <w:szCs w:val="20"/>
+                <w:rFonts w:eastAsia="宋体" w:ascii="Times New Roman" w:hAnsi="Times New Roman" w:cs="Times New Roman"/>
+                <w:sz w:val="24"/>
+                <w:szCs w:val="24"/>
               </w:rPr>
               <w:t xml:space="preserve">bigint</w:t>
             </w:r>
@@ -16563,9 +16578,9 @@
             </w:pPr>
             <w:r>
               <w:rPr>
-                <w:rFonts w:eastAsia="宋体"/>
-                <w:sz w:val="22"/>
-                <w:szCs w:val="20"/>
+                <w:rFonts w:eastAsia="宋体" w:ascii="Times New Roman" w:hAnsi="Times New Roman" w:cs="Times New Roman"/>
+                <w:sz w:val="24"/>
+                <w:szCs w:val="24"/>
               </w:rPr>
               <w:t xml:space="preserve"/>
             </w:r>
@@ -16586,9 +16601,9 @@
             </w:pPr>
             <w:r>
               <w:rPr>
-                <w:rFonts w:eastAsia="宋体"/>
-                <w:sz w:val="22"/>
-                <w:szCs w:val="20"/>
+                <w:rFonts w:eastAsia="宋体" w:ascii="Times New Roman" w:hAnsi="Times New Roman" w:cs="Times New Roman"/>
+                <w:sz w:val="24"/>
+                <w:szCs w:val="24"/>
               </w:rPr>
               <w:t xml:space="preserve">是</w:t>
             </w:r>
@@ -16608,15 +16623,15 @@
               <w:jc w:val="center"/>
             </w:pPr>
             <w:proofErr w:type="gramStart"/>
+            <w:r>
+              <w:rPr>
+                <w:rFonts w:eastAsia="宋体" w:ascii="Times New Roman" w:hAnsi="Times New Roman" w:cs="Times New Roman"/>
+                <w:sz w:val="24"/>
+                <w:szCs w:val="24"/>
+              </w:rPr>
+              <w:t xml:space="preserve">主键ID</w:t>
+            </w:r>
             <w:proofErr w:type="gramEnd"/>
-            <w:r>
-              <w:rPr>
-                <w:rFonts w:eastAsia="宋体"/>
-                <w:sz w:val="22"/>
-                <w:szCs w:val="20"/>
-              </w:rPr>
-              <w:t xml:space="preserve">主键ID</w:t>
-            </w:r>
           </w:p>
         </w:tc>
       </w:tr>
@@ -16635,15 +16650,15 @@
               <w:jc w:val="center"/>
             </w:pPr>
             <w:proofErr w:type="spellStart"/>
+            <w:r>
+              <w:rPr>
+                <w:rFonts w:eastAsia="宋体" w:ascii="Times New Roman" w:hAnsi="Times New Roman" w:cs="Times New Roman"/>
+                <w:sz w:val="24"/>
+                <w:szCs w:val="24"/>
+              </w:rPr>
+              <w:t xml:space="preserve">user_id</w:t>
+            </w:r>
             <w:proofErr w:type="spellEnd"/>
-            <w:r>
-              <w:rPr>
-                <w:rFonts w:eastAsia="宋体"/>
-                <w:sz w:val="22"/>
-                <w:szCs w:val="20"/>
-              </w:rPr>
-              <w:t xml:space="preserve">user_id</w:t>
-            </w:r>
           </w:p>
         </w:tc>
         <w:tc>
@@ -16658,9 +16673,9 @@
             </w:pPr>
             <w:r>
               <w:rPr>
-                <w:rFonts w:eastAsia="宋体"/>
-                <w:sz w:val="22"/>
-                <w:szCs w:val="20"/>
+                <w:rFonts w:eastAsia="宋体" w:ascii="Times New Roman" w:hAnsi="Times New Roman" w:cs="Times New Roman"/>
+                <w:sz w:val="24"/>
+                <w:szCs w:val="24"/>
               </w:rPr>
               <w:t xml:space="preserve">bigint</w:t>
             </w:r>
@@ -16678,9 +16693,9 @@
             </w:pPr>
             <w:r>
               <w:rPr>
-                <w:rFonts w:eastAsia="宋体"/>
-                <w:sz w:val="22"/>
-                <w:szCs w:val="20"/>
+                <w:rFonts w:eastAsia="宋体" w:ascii="Times New Roman" w:hAnsi="Times New Roman" w:cs="Times New Roman"/>
+                <w:sz w:val="24"/>
+                <w:szCs w:val="24"/>
               </w:rPr>
               <w:t xml:space="preserve"/>
             </w:r>
@@ -16698,9 +16713,9 @@
             </w:pPr>
             <w:r>
               <w:rPr>
-                <w:rFonts w:eastAsia="宋体"/>
-                <w:sz w:val="22"/>
-                <w:szCs w:val="20"/>
+                <w:rFonts w:eastAsia="宋体" w:ascii="Times New Roman" w:hAnsi="Times New Roman" w:cs="Times New Roman"/>
+                <w:sz w:val="24"/>
+                <w:szCs w:val="24"/>
               </w:rPr>
               <w:t xml:space="preserve">否</w:t>
             </w:r>
@@ -16717,17 +16732,17 @@
               <w:jc w:val="center"/>
             </w:pPr>
             <w:proofErr w:type="gramStart"/>
+            <w:r>
+              <w:rPr>
+                <w:rFonts w:eastAsia="宋体" w:ascii="Times New Roman" w:hAnsi="Times New Roman" w:cs="Times New Roman"/>
+                <w:sz w:val="24"/>
+                <w:szCs w:val="24"/>
+              </w:rPr>
+              <w:t xml:space="preserve">用户ID</w:t>
+            </w:r>
             <w:proofErr w:type="gramEnd"/>
             <w:proofErr w:type="spellStart"/>
             <w:proofErr w:type="spellEnd"/>
-            <w:r>
-              <w:rPr>
-                <w:rFonts w:eastAsia="宋体"/>
-                <w:sz w:val="22"/>
-                <w:szCs w:val="20"/>
-              </w:rPr>
-              <w:t xml:space="preserve">用户ID</w:t>
-            </w:r>
           </w:p>
         </w:tc>
       </w:tr>
@@ -16746,15 +16761,15 @@
               <w:jc w:val="center"/>
             </w:pPr>
             <w:proofErr w:type="spellStart"/>
+            <w:r>
+              <w:rPr>
+                <w:rFonts w:eastAsia="宋体" w:ascii="Times New Roman" w:hAnsi="Times New Roman" w:cs="Times New Roman"/>
+                <w:sz w:val="24"/>
+                <w:szCs w:val="24"/>
+              </w:rPr>
+              <w:t xml:space="preserve">real_name</w:t>
+            </w:r>
             <w:proofErr w:type="spellEnd"/>
-            <w:r>
-              <w:rPr>
-                <w:rFonts w:eastAsia="宋体"/>
-                <w:sz w:val="22"/>
-                <w:szCs w:val="20"/>
-              </w:rPr>
-              <w:t xml:space="preserve">real_name</w:t>
-            </w:r>
           </w:p>
         </w:tc>
         <w:tc>
@@ -16769,9 +16784,9 @@
             </w:pPr>
             <w:r>
               <w:rPr>
-                <w:rFonts w:eastAsia="宋体"/>
-                <w:sz w:val="22"/>
-                <w:szCs w:val="20"/>
+                <w:rFonts w:eastAsia="宋体" w:ascii="Times New Roman" w:hAnsi="Times New Roman" w:cs="Times New Roman"/>
+                <w:sz w:val="24"/>
+                <w:szCs w:val="24"/>
               </w:rPr>
               <w:t xml:space="preserve">varchar</w:t>
             </w:r>
@@ -16788,15 +16803,15 @@
               <w:jc w:val="center"/>
             </w:pPr>
             <w:proofErr w:type="gramStart"/>
+            <w:r>
+              <w:rPr>
+                <w:rFonts w:eastAsia="宋体" w:ascii="Times New Roman" w:hAnsi="Times New Roman" w:cs="Times New Roman"/>
+                <w:sz w:val="24"/>
+                <w:szCs w:val="24"/>
+              </w:rPr>
+              <w:t xml:space="preserve">50</w:t>
+            </w:r>
             <w:proofErr w:type="gramEnd"/>
-            <w:r>
-              <w:rPr>
-                <w:rFonts w:eastAsia="宋体"/>
-                <w:sz w:val="22"/>
-                <w:szCs w:val="20"/>
-              </w:rPr>
-              <w:t xml:space="preserve">50</w:t>
-            </w:r>
           </w:p>
         </w:tc>
         <w:tc>
@@ -16811,9 +16826,9 @@
             </w:pPr>
             <w:r>
               <w:rPr>
-                <w:rFonts w:eastAsia="宋体"/>
-                <w:sz w:val="22"/>
-                <w:szCs w:val="20"/>
+                <w:rFonts w:eastAsia="宋体" w:ascii="Times New Roman" w:hAnsi="Times New Roman" w:cs="Times New Roman"/>
+                <w:sz w:val="24"/>
+                <w:szCs w:val="24"/>
               </w:rPr>
               <w:t xml:space="preserve">否</w:t>
             </w:r>
@@ -16830,6 +16845,11 @@
               <w:jc w:val="center"/>
             </w:pPr>
             <w:r>
+              <w:rPr>
+                <w:rFonts w:ascii="Times New Roman" w:eastAsia="宋体" w:hAnsi="Times New Roman" w:cs="Times New Roman"/>
+                <w:sz w:val="24"/>
+                <w:szCs w:val="24"/>
+              </w:rPr>
               <w:t xml:space="preserve">真实姓名</w:t>
             </w:r>
           </w:p>
@@ -16850,15 +16870,15 @@
               <w:jc w:val="center"/>
             </w:pPr>
             <w:proofErr w:type="spellStart"/>
+            <w:r>
+              <w:rPr>
+                <w:rFonts w:eastAsia="宋体" w:ascii="Times New Roman" w:hAnsi="Times New Roman" w:cs="Times New Roman"/>
+                <w:sz w:val="24"/>
+                <w:szCs w:val="24"/>
+              </w:rPr>
+              <w:t xml:space="preserve">id_card_hash</w:t>
+            </w:r>
             <w:proofErr w:type="spellEnd"/>
-            <w:r>
-              <w:rPr>
-                <w:rFonts w:eastAsia="宋体"/>
-                <w:sz w:val="22"/>
-                <w:szCs w:val="20"/>
-              </w:rPr>
-              <w:t xml:space="preserve">id_card_hash</w:t>
-            </w:r>
           </w:p>
         </w:tc>
         <w:tc>
@@ -16873,9 +16893,9 @@
             </w:pPr>
             <w:r>
               <w:rPr>
-                <w:rFonts w:eastAsia="宋体"/>
-                <w:sz w:val="22"/>
-                <w:szCs w:val="20"/>
+                <w:rFonts w:eastAsia="宋体" w:ascii="Times New Roman" w:hAnsi="Times New Roman" w:cs="Times New Roman"/>
+                <w:sz w:val="24"/>
+                <w:szCs w:val="24"/>
               </w:rPr>
               <w:t xml:space="preserve">varchar</w:t>
             </w:r>
@@ -16892,15 +16912,15 @@
               <w:jc w:val="center"/>
             </w:pPr>
             <w:proofErr w:type="gramStart"/>
+            <w:r>
+              <w:rPr>
+                <w:rFonts w:eastAsia="宋体" w:ascii="Times New Roman" w:hAnsi="Times New Roman" w:cs="Times New Roman"/>
+                <w:sz w:val="24"/>
+                <w:szCs w:val="24"/>
+              </w:rPr>
+              <w:t xml:space="preserve">255</w:t>
+            </w:r>
             <w:proofErr w:type="gramEnd"/>
-            <w:r>
-              <w:rPr>
-                <w:rFonts w:eastAsia="宋体"/>
-                <w:sz w:val="22"/>
-                <w:szCs w:val="20"/>
-              </w:rPr>
-              <w:t xml:space="preserve">255</w:t>
-            </w:r>
           </w:p>
         </w:tc>
         <w:tc>
@@ -16915,9 +16935,9 @@
             </w:pPr>
             <w:r>
               <w:rPr>
-                <w:rFonts w:eastAsia="宋体"/>
-                <w:sz w:val="22"/>
-                <w:szCs w:val="20"/>
+                <w:rFonts w:eastAsia="宋体" w:ascii="Times New Roman" w:hAnsi="Times New Roman" w:cs="Times New Roman"/>
+                <w:sz w:val="24"/>
+                <w:szCs w:val="24"/>
               </w:rPr>
               <w:t xml:space="preserve">否</w:t>
             </w:r>
@@ -16935,9 +16955,9 @@
             </w:pPr>
             <w:r>
               <w:rPr>
-                <w:rFonts w:eastAsia="宋体"/>
-                <w:sz w:val="22"/>
-                <w:szCs w:val="20"/>
+                <w:rFonts w:eastAsia="宋体" w:ascii="Times New Roman" w:hAnsi="Times New Roman" w:cs="Times New Roman"/>
+                <w:sz w:val="24"/>
+                <w:szCs w:val="24"/>
               </w:rPr>
               <w:t xml:space="preserve">身份证哈希</w:t>
             </w:r>
@@ -16960,9 +16980,9 @@
             </w:pPr>
             <w:r>
               <w:rPr>
-                <w:rFonts w:eastAsia="宋体"/>
-                <w:sz w:val="22"/>
-                <w:szCs w:val="20"/>
+                <w:rFonts w:eastAsia="宋体" w:ascii="Times New Roman" w:hAnsi="Times New Roman" w:cs="Times New Roman"/>
+                <w:sz w:val="24"/>
+                <w:szCs w:val="24"/>
               </w:rPr>
               <w:t xml:space="preserve">gender</w:t>
             </w:r>
@@ -16980,9 +17000,9 @@
             </w:pPr>
             <w:r>
               <w:rPr>
-                <w:rFonts w:eastAsia="宋体"/>
-                <w:sz w:val="22"/>
-                <w:szCs w:val="20"/>
+                <w:rFonts w:eastAsia="宋体" w:ascii="Times New Roman" w:hAnsi="Times New Roman" w:cs="Times New Roman"/>
+                <w:sz w:val="24"/>
+                <w:szCs w:val="24"/>
               </w:rPr>
               <w:t xml:space="preserve">tinyint</w:t>
             </w:r>
@@ -17000,9 +17020,9 @@
             </w:pPr>
             <w:r>
               <w:rPr>
-                <w:rFonts w:eastAsia="宋体"/>
-                <w:sz w:val="22"/>
-                <w:szCs w:val="20"/>
+                <w:rFonts w:eastAsia="宋体" w:ascii="Times New Roman" w:hAnsi="Times New Roman" w:cs="Times New Roman"/>
+                <w:sz w:val="24"/>
+                <w:szCs w:val="24"/>
               </w:rPr>
               <w:t xml:space="preserve"/>
             </w:r>
@@ -17020,9 +17040,9 @@
             </w:pPr>
             <w:r>
               <w:rPr>
-                <w:rFonts w:eastAsia="宋体"/>
-                <w:sz w:val="22"/>
-                <w:szCs w:val="20"/>
+                <w:rFonts w:eastAsia="宋体" w:ascii="Times New Roman" w:hAnsi="Times New Roman" w:cs="Times New Roman"/>
+                <w:sz w:val="24"/>
+                <w:szCs w:val="24"/>
               </w:rPr>
               <w:t xml:space="preserve">否</w:t>
             </w:r>
@@ -17040,9 +17060,9 @@
             </w:pPr>
             <w:r>
               <w:rPr>
-                <w:rFonts w:eastAsia="宋体"/>
-                <w:sz w:val="22"/>
-                <w:szCs w:val="20"/>
+                <w:rFonts w:eastAsia="宋体" w:ascii="Times New Roman" w:hAnsi="Times New Roman" w:cs="Times New Roman"/>
+                <w:sz w:val="24"/>
+                <w:szCs w:val="24"/>
               </w:rPr>
               <w:t xml:space="preserve">性别</w:t>
             </w:r>
@@ -17065,9 +17085,9 @@
             </w:pPr>
             <w:r>
               <w:rPr>
-                <w:rFonts w:eastAsia="宋体"/>
-                <w:sz w:val="22"/>
-                <w:szCs w:val="20"/>
+                <w:rFonts w:eastAsia="宋体" w:ascii="Times New Roman" w:hAnsi="Times New Roman" w:cs="Times New Roman"/>
+                <w:sz w:val="24"/>
+                <w:szCs w:val="24"/>
               </w:rPr>
               <w:t xml:space="preserve">university</w:t>
             </w:r>
@@ -17085,9 +17105,9 @@
             </w:pPr>
             <w:r>
               <w:rPr>
-                <w:rFonts w:eastAsia="宋体"/>
-                <w:sz w:val="22"/>
-                <w:szCs w:val="20"/>
+                <w:rFonts w:eastAsia="宋体" w:ascii="Times New Roman" w:hAnsi="Times New Roman" w:cs="Times New Roman"/>
+                <w:sz w:val="24"/>
+                <w:szCs w:val="24"/>
               </w:rPr>
               <w:t xml:space="preserve">varchar</w:t>
             </w:r>
@@ -17104,15 +17124,15 @@
               <w:jc w:val="center"/>
             </w:pPr>
             <w:proofErr w:type="gramStart"/>
+            <w:r>
+              <w:rPr>
+                <w:rFonts w:eastAsia="宋体" w:ascii="Times New Roman" w:hAnsi="Times New Roman" w:cs="Times New Roman"/>
+                <w:sz w:val="24"/>
+                <w:szCs w:val="24"/>
+              </w:rPr>
+              <w:t xml:space="preserve">100</w:t>
+            </w:r>
             <w:proofErr w:type="gramEnd"/>
-            <w:r>
-              <w:rPr>
-                <w:rFonts w:eastAsia="宋体"/>
-                <w:sz w:val="22"/>
-                <w:szCs w:val="20"/>
-              </w:rPr>
-              <w:t xml:space="preserve">100</w:t>
-            </w:r>
           </w:p>
         </w:tc>
         <w:tc>
@@ -17127,9 +17147,9 @@
             </w:pPr>
             <w:r>
               <w:rPr>
-                <w:rFonts w:eastAsia="宋体"/>
-                <w:sz w:val="22"/>
-                <w:szCs w:val="20"/>
+                <w:rFonts w:eastAsia="宋体" w:ascii="Times New Roman" w:hAnsi="Times New Roman" w:cs="Times New Roman"/>
+                <w:sz w:val="24"/>
+                <w:szCs w:val="24"/>
               </w:rPr>
               <w:t xml:space="preserve">否</w:t>
             </w:r>
@@ -17146,6 +17166,11 @@
               <w:jc w:val="center"/>
             </w:pPr>
             <w:r>
+              <w:rPr>
+                <w:rFonts w:ascii="Times New Roman" w:eastAsia="宋体" w:hAnsi="Times New Roman" w:cs="Times New Roman"/>
+                <w:sz w:val="24"/>
+                <w:szCs w:val="24"/>
+              </w:rPr>
               <w:t xml:space="preserve">学校</w:t>
             </w:r>
           </w:p>
@@ -17167,9 +17192,9 @@
             </w:pPr>
             <w:r>
               <w:rPr>
-                <w:rFonts w:eastAsia="宋体"/>
-                <w:sz w:val="22"/>
-                <w:szCs w:val="20"/>
+                <w:rFonts w:eastAsia="宋体" w:ascii="Times New Roman" w:hAnsi="Times New Roman" w:cs="Times New Roman"/>
+                <w:sz w:val="24"/>
+                <w:szCs w:val="24"/>
               </w:rPr>
               <w:t xml:space="preserve">major</w:t>
             </w:r>
@@ -17187,9 +17212,9 @@
             </w:pPr>
             <w:r>
               <w:rPr>
-                <w:rFonts w:eastAsia="宋体"/>
-                <w:sz w:val="22"/>
-                <w:szCs w:val="20"/>
+                <w:rFonts w:eastAsia="宋体" w:ascii="Times New Roman" w:hAnsi="Times New Roman" w:cs="Times New Roman"/>
+                <w:sz w:val="24"/>
+                <w:szCs w:val="24"/>
               </w:rPr>
               <w:t xml:space="preserve">varchar</w:t>
             </w:r>
@@ -17206,15 +17231,15 @@
               <w:jc w:val="center"/>
             </w:pPr>
             <w:proofErr w:type="gramStart"/>
+            <w:r>
+              <w:rPr>
+                <w:rFonts w:eastAsia="宋体" w:ascii="Times New Roman" w:hAnsi="Times New Roman" w:cs="Times New Roman"/>
+                <w:sz w:val="24"/>
+                <w:szCs w:val="24"/>
+              </w:rPr>
+              <w:t xml:space="preserve">100</w:t>
+            </w:r>
             <w:proofErr w:type="gramEnd"/>
-            <w:r>
-              <w:rPr>
-                <w:rFonts w:eastAsia="宋体"/>
-                <w:sz w:val="22"/>
-                <w:szCs w:val="20"/>
-              </w:rPr>
-              <w:t xml:space="preserve">100</w:t>
-            </w:r>
           </w:p>
         </w:tc>
         <w:tc>
@@ -17229,9 +17254,9 @@
             </w:pPr>
             <w:r>
               <w:rPr>
-                <w:rFonts w:eastAsia="宋体"/>
-                <w:sz w:val="22"/>
-                <w:szCs w:val="20"/>
+                <w:rFonts w:eastAsia="宋体" w:ascii="Times New Roman" w:hAnsi="Times New Roman" w:cs="Times New Roman"/>
+                <w:sz w:val="24"/>
+                <w:szCs w:val="24"/>
               </w:rPr>
               <w:t xml:space="preserve">否</w:t>
             </w:r>
@@ -17248,6 +17273,11 @@
               <w:jc w:val="center"/>
             </w:pPr>
             <w:r>
+              <w:rPr>
+                <w:rFonts w:ascii="Times New Roman" w:eastAsia="宋体" w:hAnsi="Times New Roman" w:cs="Times New Roman"/>
+                <w:sz w:val="24"/>
+                <w:szCs w:val="24"/>
+              </w:rPr>
               <w:t xml:space="preserve">专业</w:t>
             </w:r>
           </w:p>
@@ -17269,9 +17299,9 @@
             </w:pPr>
             <w:r>
               <w:rPr>
-                <w:rFonts w:eastAsia="宋体"/>
-                <w:sz w:val="22"/>
-                <w:szCs w:val="20"/>
+                <w:rFonts w:eastAsia="宋体" w:ascii="Times New Roman" w:hAnsi="Times New Roman" w:cs="Times New Roman"/>
+                <w:sz w:val="24"/>
+                <w:szCs w:val="24"/>
               </w:rPr>
               <w:t xml:space="preserve">grade</w:t>
             </w:r>
@@ -17289,9 +17319,9 @@
             </w:pPr>
             <w:r>
               <w:rPr>
-                <w:rFonts w:eastAsia="宋体"/>
-                <w:sz w:val="22"/>
-                <w:szCs w:val="20"/>
+                <w:rFonts w:eastAsia="宋体" w:ascii="Times New Roman" w:hAnsi="Times New Roman" w:cs="Times New Roman"/>
+                <w:sz w:val="24"/>
+                <w:szCs w:val="24"/>
               </w:rPr>
               <w:t xml:space="preserve">varchar</w:t>
             </w:r>
@@ -17308,15 +17338,15 @@
               <w:jc w:val="center"/>
             </w:pPr>
             <w:proofErr w:type="gramStart"/>
+            <w:r>
+              <w:rPr>
+                <w:rFonts w:eastAsia="宋体" w:ascii="Times New Roman" w:hAnsi="Times New Roman" w:cs="Times New Roman"/>
+                <w:sz w:val="24"/>
+                <w:szCs w:val="24"/>
+              </w:rPr>
+              <w:t xml:space="preserve">20</w:t>
+            </w:r>
             <w:proofErr w:type="gramEnd"/>
-            <w:r>
-              <w:rPr>
-                <w:rFonts w:eastAsia="宋体"/>
-                <w:sz w:val="22"/>
-                <w:szCs w:val="20"/>
-              </w:rPr>
-              <w:t xml:space="preserve">20</w:t>
-            </w:r>
           </w:p>
         </w:tc>
         <w:tc>
@@ -17331,9 +17361,9 @@
             </w:pPr>
             <w:r>
               <w:rPr>
-                <w:rFonts w:eastAsia="宋体"/>
-                <w:sz w:val="22"/>
-                <w:szCs w:val="20"/>
+                <w:rFonts w:eastAsia="宋体" w:ascii="Times New Roman" w:hAnsi="Times New Roman" w:cs="Times New Roman"/>
+                <w:sz w:val="24"/>
+                <w:szCs w:val="24"/>
               </w:rPr>
               <w:t xml:space="preserve">否</w:t>
             </w:r>
@@ -17350,6 +17380,11 @@
               <w:jc w:val="center"/>
             </w:pPr>
             <w:r>
+              <w:rPr>
+                <w:rFonts w:ascii="Times New Roman" w:eastAsia="宋体" w:hAnsi="Times New Roman" w:cs="Times New Roman"/>
+                <w:sz w:val="24"/>
+                <w:szCs w:val="24"/>
+              </w:rPr>
               <w:t xml:space="preserve">年级</w:t>
             </w:r>
           </w:p>
@@ -17371,9 +17406,9 @@
             </w:pPr>
             <w:r>
               <w:rPr>
-                <w:rFonts w:eastAsia="宋体"/>
-                <w:sz w:val="22"/>
-                <w:szCs w:val="20"/>
+                <w:rFonts w:eastAsia="宋体" w:ascii="Times New Roman" w:hAnsi="Times New Roman" w:cs="Times New Roman"/>
+                <w:sz w:val="24"/>
+                <w:szCs w:val="24"/>
               </w:rPr>
               <w:t xml:space="preserve">balance</w:t>
             </w:r>
@@ -17391,9 +17426,9 @@
             </w:pPr>
             <w:r>
               <w:rPr>
-                <w:rFonts w:eastAsia="宋体"/>
-                <w:sz w:val="22"/>
-                <w:szCs w:val="20"/>
+                <w:rFonts w:eastAsia="宋体" w:ascii="Times New Roman" w:hAnsi="Times New Roman" w:cs="Times New Roman"/>
+                <w:sz w:val="24"/>
+                <w:szCs w:val="24"/>
               </w:rPr>
               <w:t xml:space="preserve">decimal</w:t>
             </w:r>
@@ -17410,15 +17445,15 @@
               <w:jc w:val="center"/>
             </w:pPr>
             <w:proofErr w:type="gramStart"/>
+            <w:r>
+              <w:rPr>
+                <w:rFonts w:eastAsia="宋体" w:ascii="Times New Roman" w:hAnsi="Times New Roman" w:cs="Times New Roman"/>
+                <w:sz w:val="24"/>
+                <w:szCs w:val="24"/>
+              </w:rPr>
+              <w:t xml:space="preserve">10,2</w:t>
+            </w:r>
             <w:proofErr w:type="gramEnd"/>
-            <w:r>
-              <w:rPr>
-                <w:rFonts w:eastAsia="宋体"/>
-                <w:sz w:val="22"/>
-                <w:szCs w:val="20"/>
-              </w:rPr>
-              <w:t xml:space="preserve">10,2</w:t>
-            </w:r>
           </w:p>
         </w:tc>
         <w:tc>
@@ -17433,9 +17468,9 @@
             </w:pPr>
             <w:r>
               <w:rPr>
-                <w:rFonts w:eastAsia="宋体"/>
-                <w:sz w:val="22"/>
-                <w:szCs w:val="20"/>
+                <w:rFonts w:eastAsia="宋体" w:ascii="Times New Roman" w:hAnsi="Times New Roman" w:cs="Times New Roman"/>
+                <w:sz w:val="24"/>
+                <w:szCs w:val="24"/>
               </w:rPr>
               <w:t xml:space="preserve">否</w:t>
             </w:r>
@@ -17453,9 +17488,9 @@
             </w:pPr>
             <w:r>
               <w:rPr>
-                <w:rFonts w:eastAsia="宋体"/>
-                <w:sz w:val="22"/>
-                <w:szCs w:val="20"/>
+                <w:rFonts w:eastAsia="宋体" w:ascii="Times New Roman" w:hAnsi="Times New Roman" w:cs="Times New Roman"/>
+                <w:sz w:val="24"/>
+                <w:szCs w:val="24"/>
               </w:rPr>
               <w:t xml:space="preserve">账户余额</w:t>
             </w:r>
@@ -17477,15 +17512,15 @@
               <w:jc w:val="center"/>
             </w:pPr>
             <w:proofErr w:type="spellStart"/>
+            <w:r>
+              <w:rPr>
+                <w:rFonts w:eastAsia="宋体" w:ascii="Times New Roman" w:hAnsi="Times New Roman" w:cs="Times New Roman"/>
+                <w:sz w:val="24"/>
+                <w:szCs w:val="24"/>
+              </w:rPr>
+              <w:t xml:space="preserve">credit_score</w:t>
+            </w:r>
             <w:proofErr w:type="spellEnd"/>
-            <w:r>
-              <w:rPr>
-                <w:rFonts w:eastAsia="宋体"/>
-                <w:sz w:val="22"/>
-                <w:szCs w:val="20"/>
-              </w:rPr>
-              <w:t xml:space="preserve">credit_score</w:t>
-            </w:r>
           </w:p>
         </w:tc>
         <w:tc>
@@ -17500,9 +17535,9 @@
             </w:pPr>
             <w:r>
               <w:rPr>
-                <w:rFonts w:eastAsia="宋体"/>
-                <w:sz w:val="22"/>
-                <w:szCs w:val="20"/>
+                <w:rFonts w:eastAsia="宋体" w:ascii="Times New Roman" w:hAnsi="Times New Roman" w:cs="Times New Roman"/>
+                <w:sz w:val="24"/>
+                <w:szCs w:val="24"/>
               </w:rPr>
               <w:t xml:space="preserve">int</w:t>
             </w:r>
@@ -17520,9 +17555,9 @@
             </w:pPr>
             <w:r>
               <w:rPr>
-                <w:rFonts w:eastAsia="宋体"/>
-                <w:sz w:val="22"/>
-                <w:szCs w:val="20"/>
+                <w:rFonts w:eastAsia="宋体" w:ascii="Times New Roman" w:hAnsi="Times New Roman" w:cs="Times New Roman"/>
+                <w:sz w:val="24"/>
+                <w:szCs w:val="24"/>
               </w:rPr>
               <w:t xml:space="preserve"/>
             </w:r>
@@ -17540,9 +17575,9 @@
             </w:pPr>
             <w:r>
               <w:rPr>
-                <w:rFonts w:eastAsia="宋体"/>
-                <w:sz w:val="22"/>
-                <w:szCs w:val="20"/>
+                <w:rFonts w:eastAsia="宋体" w:ascii="Times New Roman" w:hAnsi="Times New Roman" w:cs="Times New Roman"/>
+                <w:sz w:val="24"/>
+                <w:szCs w:val="24"/>
               </w:rPr>
               <w:t xml:space="preserve">否</w:t>
             </w:r>
@@ -17560,9 +17595,9 @@
             </w:pPr>
             <w:r>
               <w:rPr>
-                <w:rFonts w:eastAsia="宋体"/>
-                <w:sz w:val="22"/>
-                <w:szCs w:val="20"/>
+                <w:rFonts w:eastAsia="宋体" w:ascii="Times New Roman" w:hAnsi="Times New Roman" w:cs="Times New Roman"/>
+                <w:sz w:val="24"/>
+                <w:szCs w:val="24"/>
               </w:rPr>
               <w:t xml:space="preserve">信用积分</w:t>
             </w:r>
@@ -17584,15 +17619,15 @@
               <w:jc w:val="center"/>
             </w:pPr>
             <w:proofErr w:type="spellStart"/>
+            <w:r>
+              <w:rPr>
+                <w:rFonts w:eastAsia="宋体" w:ascii="Times New Roman" w:hAnsi="Times New Roman" w:cs="Times New Roman"/>
+                <w:sz w:val="24"/>
+                <w:szCs w:val="24"/>
+              </w:rPr>
+              <w:t xml:space="preserve">avatar_url</w:t>
+            </w:r>
             <w:proofErr w:type="spellEnd"/>
-            <w:r>
-              <w:rPr>
-                <w:rFonts w:eastAsia="宋体"/>
-                <w:sz w:val="22"/>
-                <w:szCs w:val="20"/>
-              </w:rPr>
-              <w:t xml:space="preserve">avatar_url</w:t>
-            </w:r>
           </w:p>
         </w:tc>
         <w:tc>
@@ -17607,9 +17642,9 @@
             </w:pPr>
             <w:r>
               <w:rPr>
-                <w:rFonts w:eastAsia="宋体"/>
-                <w:sz w:val="22"/>
-                <w:szCs w:val="20"/>
+                <w:rFonts w:eastAsia="宋体" w:ascii="Times New Roman" w:hAnsi="Times New Roman" w:cs="Times New Roman"/>
+                <w:sz w:val="24"/>
+                <w:szCs w:val="24"/>
               </w:rPr>
               <w:t xml:space="preserve">varchar</w:t>
             </w:r>
@@ -17626,15 +17661,15 @@
               <w:jc w:val="center"/>
             </w:pPr>
             <w:proofErr w:type="gramStart"/>
+            <w:r>
+              <w:rPr>
+                <w:rFonts w:eastAsia="宋体" w:ascii="Times New Roman" w:hAnsi="Times New Roman" w:cs="Times New Roman"/>
+                <w:sz w:val="24"/>
+                <w:szCs w:val="24"/>
+              </w:rPr>
+              <w:t xml:space="preserve">500</w:t>
+            </w:r>
             <w:proofErr w:type="gramEnd"/>
-            <w:r>
-              <w:rPr>
-                <w:rFonts w:eastAsia="宋体"/>
-                <w:sz w:val="22"/>
-                <w:szCs w:val="20"/>
-              </w:rPr>
-              <w:t xml:space="preserve">500</w:t>
-            </w:r>
           </w:p>
         </w:tc>
         <w:tc>
@@ -17649,9 +17684,9 @@
             </w:pPr>
             <w:r>
               <w:rPr>
-                <w:rFonts w:eastAsia="宋体"/>
-                <w:sz w:val="22"/>
-                <w:szCs w:val="20"/>
+                <w:rFonts w:eastAsia="宋体" w:ascii="Times New Roman" w:hAnsi="Times New Roman" w:cs="Times New Roman"/>
+                <w:sz w:val="24"/>
+                <w:szCs w:val="24"/>
               </w:rPr>
               <w:t xml:space="preserve">否</w:t>
             </w:r>
@@ -17668,6 +17703,11 @@
               <w:jc w:val="center"/>
             </w:pPr>
             <w:r>
+              <w:rPr>
+                <w:rFonts w:ascii="Times New Roman" w:eastAsia="宋体" w:hAnsi="Times New Roman" w:cs="Times New Roman"/>
+                <w:sz w:val="24"/>
+                <w:szCs w:val="24"/>
+              </w:rPr>
               <w:t xml:space="preserve">头像地址</w:t>
             </w:r>
           </w:p>
@@ -17688,15 +17728,15 @@
               <w:jc w:val="center"/>
             </w:pPr>
             <w:proofErr w:type="spellStart"/>
+            <w:r>
+              <w:rPr>
+                <w:rFonts w:eastAsia="宋体" w:ascii="Times New Roman" w:hAnsi="Times New Roman" w:cs="Times New Roman"/>
+                <w:sz w:val="24"/>
+                <w:szCs w:val="24"/>
+              </w:rPr>
+              <w:t xml:space="preserve">verified_status</w:t>
+            </w:r>
             <w:proofErr w:type="spellEnd"/>
-            <w:r>
-              <w:rPr>
-                <w:rFonts w:eastAsia="宋体"/>
-                <w:sz w:val="22"/>
-                <w:szCs w:val="20"/>
-              </w:rPr>
-              <w:t xml:space="preserve">verified_status</w:t>
-            </w:r>
           </w:p>
         </w:tc>
         <w:tc>
@@ -17711,9 +17751,9 @@
             </w:pPr>
             <w:r>
               <w:rPr>
-                <w:rFonts w:eastAsia="宋体"/>
-                <w:sz w:val="22"/>
-                <w:szCs w:val="20"/>
+                <w:rFonts w:eastAsia="宋体" w:ascii="Times New Roman" w:hAnsi="Times New Roman" w:cs="Times New Roman"/>
+                <w:sz w:val="24"/>
+                <w:szCs w:val="24"/>
               </w:rPr>
               <w:t xml:space="preserve">tinyint</w:t>
             </w:r>
@@ -17731,9 +17771,9 @@
             </w:pPr>
             <w:r>
               <w:rPr>
-                <w:rFonts w:eastAsia="宋体"/>
-                <w:sz w:val="22"/>
-                <w:szCs w:val="20"/>
+                <w:rFonts w:eastAsia="宋体" w:ascii="Times New Roman" w:hAnsi="Times New Roman" w:cs="Times New Roman"/>
+                <w:sz w:val="24"/>
+                <w:szCs w:val="24"/>
               </w:rPr>
               <w:t xml:space="preserve"/>
             </w:r>
@@ -17751,9 +17791,9 @@
             </w:pPr>
             <w:r>
               <w:rPr>
-                <w:rFonts w:eastAsia="宋体"/>
-                <w:sz w:val="22"/>
-                <w:szCs w:val="20"/>
+                <w:rFonts w:eastAsia="宋体" w:ascii="Times New Roman" w:hAnsi="Times New Roman" w:cs="Times New Roman"/>
+                <w:sz w:val="24"/>
+                <w:szCs w:val="24"/>
               </w:rPr>
               <w:t xml:space="preserve">否</w:t>
             </w:r>
@@ -17771,9 +17811,9 @@
             </w:pPr>
             <w:r>
               <w:rPr>
-                <w:rFonts w:eastAsia="宋体"/>
-                <w:sz w:val="22"/>
-                <w:szCs w:val="20"/>
+                <w:rFonts w:eastAsia="宋体" w:ascii="Times New Roman" w:hAnsi="Times New Roman" w:cs="Times New Roman"/>
+                <w:sz w:val="24"/>
+                <w:szCs w:val="24"/>
               </w:rPr>
               <w:t xml:space="preserve">认证状态</w:t>
             </w:r>
@@ -17795,15 +17835,15 @@
               <w:jc w:val="center"/>
             </w:pPr>
             <w:proofErr w:type="spellStart"/>
+            <w:r>
+              <w:rPr>
+                <w:rFonts w:eastAsia="宋体" w:ascii="Times New Roman" w:hAnsi="Times New Roman" w:cs="Times New Roman"/>
+                <w:sz w:val="24"/>
+                <w:szCs w:val="24"/>
+              </w:rPr>
+              <w:t xml:space="preserve">create_time</w:t>
+            </w:r>
             <w:proofErr w:type="spellEnd"/>
-            <w:r>
-              <w:rPr>
-                <w:rFonts w:eastAsia="宋体"/>
-                <w:sz w:val="22"/>
-                <w:szCs w:val="20"/>
-              </w:rPr>
-              <w:t xml:space="preserve">create_time</w:t>
-            </w:r>
           </w:p>
         </w:tc>
         <w:tc>
@@ -17818,9 +17858,9 @@
             </w:pPr>
             <w:r>
               <w:rPr>
-                <w:rFonts w:eastAsia="宋体"/>
-                <w:sz w:val="22"/>
-                <w:szCs w:val="20"/>
+                <w:rFonts w:eastAsia="宋体" w:ascii="Times New Roman" w:hAnsi="Times New Roman" w:cs="Times New Roman"/>
+                <w:sz w:val="24"/>
+                <w:szCs w:val="24"/>
               </w:rPr>
               <w:t xml:space="preserve">datetime</w:t>
             </w:r>
@@ -17838,9 +17878,9 @@
             </w:pPr>
             <w:r>
               <w:rPr>
-                <w:rFonts w:eastAsia="宋体"/>
-                <w:sz w:val="22"/>
-                <w:szCs w:val="20"/>
+                <w:rFonts w:eastAsia="宋体" w:ascii="Times New Roman" w:hAnsi="Times New Roman" w:cs="Times New Roman"/>
+                <w:sz w:val="24"/>
+                <w:szCs w:val="24"/>
               </w:rPr>
               <w:t xml:space="preserve"/>
             </w:r>
@@ -17858,9 +17898,9 @@
             </w:pPr>
             <w:r>
               <w:rPr>
-                <w:rFonts w:eastAsia="宋体"/>
-                <w:sz w:val="22"/>
-                <w:szCs w:val="20"/>
+                <w:rFonts w:eastAsia="宋体" w:ascii="Times New Roman" w:hAnsi="Times New Roman" w:cs="Times New Roman"/>
+                <w:sz w:val="24"/>
+                <w:szCs w:val="24"/>
               </w:rPr>
               <w:t xml:space="preserve">否</w:t>
             </w:r>
@@ -17877,6 +17917,11 @@
               <w:jc w:val="center"/>
             </w:pPr>
             <w:r>
+              <w:rPr>
+                <w:rFonts w:ascii="Times New Roman" w:eastAsia="宋体" w:hAnsi="Times New Roman" w:cs="Times New Roman"/>
+                <w:sz w:val="24"/>
+                <w:szCs w:val="24"/>
+              </w:rPr>
               <w:t xml:space="preserve">创建时间</w:t>
             </w:r>
           </w:p>
@@ -17900,15 +17945,15 @@
               <w:jc w:val="center"/>
             </w:pPr>
             <w:proofErr w:type="spellStart"/>
+            <w:r>
+              <w:rPr>
+                <w:rFonts w:eastAsia="宋体" w:ascii="Times New Roman" w:hAnsi="Times New Roman" w:cs="Times New Roman"/>
+                <w:sz w:val="24"/>
+                <w:szCs w:val="24"/>
+              </w:rPr>
+              <w:t xml:space="preserve">update_time</w:t>
+            </w:r>
             <w:proofErr w:type="spellEnd"/>
-            <w:r>
-              <w:rPr>
-                <w:rFonts w:eastAsia="宋体"/>
-                <w:sz w:val="22"/>
-                <w:szCs w:val="20"/>
-              </w:rPr>
-              <w:t xml:space="preserve">update_time</w:t>
-            </w:r>
           </w:p>
         </w:tc>
         <w:tc>
@@ -17926,9 +17971,9 @@
             </w:pPr>
             <w:r>
               <w:rPr>
-                <w:rFonts w:eastAsia="宋体"/>
-                <w:sz w:val="22"/>
-                <w:szCs w:val="20"/>
+                <w:rFonts w:eastAsia="宋体" w:ascii="Times New Roman" w:hAnsi="Times New Roman" w:cs="Times New Roman"/>
+                <w:sz w:val="24"/>
+                <w:szCs w:val="24"/>
               </w:rPr>
               <w:t xml:space="preserve">datetime</w:t>
             </w:r>
@@ -17949,9 +17994,9 @@
             </w:pPr>
             <w:r>
               <w:rPr>
-                <w:rFonts w:eastAsia="宋体"/>
-                <w:sz w:val="22"/>
-                <w:szCs w:val="20"/>
+                <w:rFonts w:eastAsia="宋体" w:ascii="Times New Roman" w:hAnsi="Times New Roman" w:cs="Times New Roman"/>
+                <w:sz w:val="24"/>
+                <w:szCs w:val="24"/>
               </w:rPr>
               <w:t xml:space="preserve"/>
             </w:r>
@@ -17972,9 +18017,9 @@
             </w:pPr>
             <w:r>
               <w:rPr>
-                <w:rFonts w:eastAsia="宋体"/>
-                <w:sz w:val="22"/>
-                <w:szCs w:val="20"/>
+                <w:rFonts w:eastAsia="宋体" w:ascii="Times New Roman" w:hAnsi="Times New Roman" w:cs="Times New Roman"/>
+                <w:sz w:val="24"/>
+                <w:szCs w:val="24"/>
               </w:rPr>
               <w:t xml:space="preserve">否</w:t>
             </w:r>
@@ -17994,6 +18039,11 @@
               <w:jc w:val="center"/>
             </w:pPr>
             <w:r>
+              <w:rPr>
+                <w:rFonts w:ascii="Times New Roman" w:eastAsia="宋体" w:hAnsi="Times New Roman" w:cs="Times New Roman"/>
+                <w:sz w:val="24"/>
+                <w:szCs w:val="24"/>
+              </w:rPr>
               <w:t xml:space="preserve">更新时间</w:t>
             </w:r>
           </w:p>
@@ -18193,10 +18243,10 @@
             </w:pPr>
             <w:r>
               <w:rPr>
-                <w:rFonts w:eastAsia="宋体"/>
+                <w:rFonts w:eastAsia="宋体" w:ascii="Times New Roman" w:hAnsi="Times New Roman" w:cs="Times New Roman"/>
                 <w:bCs/>
-                <w:sz w:val="22"/>
-                <w:szCs w:val="20"/>
+                <w:sz w:val="24"/>
+                <w:szCs w:val="24"/>
               </w:rPr>
               <w:t xml:space="preserve">字段名</w:t>
             </w:r>
@@ -18218,10 +18268,10 @@
             </w:pPr>
             <w:r>
               <w:rPr>
-                <w:rFonts w:eastAsia="宋体"/>
+                <w:rFonts w:eastAsia="宋体" w:ascii="Times New Roman" w:hAnsi="Times New Roman" w:cs="Times New Roman"/>
                 <w:bCs/>
-                <w:sz w:val="22"/>
-                <w:szCs w:val="20"/>
+                <w:sz w:val="24"/>
+                <w:szCs w:val="24"/>
               </w:rPr>
               <w:t xml:space="preserve">类型</w:t>
             </w:r>
@@ -18243,10 +18293,10 @@
             </w:pPr>
             <w:r>
               <w:rPr>
-                <w:rFonts w:eastAsia="宋体"/>
+                <w:rFonts w:eastAsia="宋体" w:ascii="Times New Roman" w:hAnsi="Times New Roman" w:cs="Times New Roman"/>
                 <w:bCs/>
-                <w:sz w:val="22"/>
-                <w:szCs w:val="20"/>
+                <w:sz w:val="24"/>
+                <w:szCs w:val="24"/>
               </w:rPr>
               <w:t xml:space="preserve">长度</w:t>
             </w:r>
@@ -18268,10 +18318,10 @@
             </w:pPr>
             <w:r>
               <w:rPr>
-                <w:rFonts w:eastAsia="宋体"/>
+                <w:rFonts w:eastAsia="宋体" w:ascii="Times New Roman" w:hAnsi="Times New Roman" w:cs="Times New Roman"/>
                 <w:bCs/>
-                <w:sz w:val="22"/>
-                <w:szCs w:val="20"/>
+                <w:sz w:val="24"/>
+                <w:szCs w:val="24"/>
               </w:rPr>
               <w:t xml:space="preserve">主键</w:t>
             </w:r>
@@ -18293,10 +18343,10 @@
             </w:pPr>
             <w:r>
               <w:rPr>
-                <w:rFonts w:eastAsia="宋体"/>
+                <w:rFonts w:eastAsia="宋体" w:ascii="Times New Roman" w:hAnsi="Times New Roman" w:cs="Times New Roman"/>
                 <w:bCs/>
-                <w:sz w:val="22"/>
-                <w:szCs w:val="20"/>
+                <w:sz w:val="24"/>
+                <w:szCs w:val="24"/>
               </w:rPr>
               <w:t xml:space="preserve">备注</w:t>
             </w:r>
@@ -18322,9 +18372,9 @@
             </w:pPr>
             <w:r>
               <w:rPr>
-                <w:rFonts w:eastAsia="宋体"/>
-                <w:sz w:val="22"/>
-                <w:szCs w:val="20"/>
+                <w:rFonts w:eastAsia="宋体" w:ascii="Times New Roman" w:hAnsi="Times New Roman" w:cs="Times New Roman"/>
+                <w:sz w:val="24"/>
+                <w:szCs w:val="24"/>
               </w:rPr>
               <w:t xml:space="preserve">id</w:t>
             </w:r>
@@ -18345,9 +18395,9 @@
             </w:pPr>
             <w:r>
               <w:rPr>
-                <w:rFonts w:eastAsia="宋体"/>
-                <w:sz w:val="22"/>
-                <w:szCs w:val="20"/>
+                <w:rFonts w:eastAsia="宋体" w:ascii="Times New Roman" w:hAnsi="Times New Roman" w:cs="Times New Roman"/>
+                <w:sz w:val="24"/>
+                <w:szCs w:val="24"/>
               </w:rPr>
               <w:t xml:space="preserve">bigint</w:t>
             </w:r>
@@ -18368,9 +18418,9 @@
             </w:pPr>
             <w:r>
               <w:rPr>
-                <w:rFonts w:eastAsia="宋体"/>
-                <w:sz w:val="22"/>
-                <w:szCs w:val="20"/>
+                <w:rFonts w:eastAsia="宋体" w:ascii="Times New Roman" w:hAnsi="Times New Roman" w:cs="Times New Roman"/>
+                <w:sz w:val="24"/>
+                <w:szCs w:val="24"/>
               </w:rPr>
               <w:t xml:space="preserve"/>
             </w:r>
@@ -18391,9 +18441,9 @@
             </w:pPr>
             <w:r>
               <w:rPr>
-                <w:rFonts w:eastAsia="宋体"/>
-                <w:sz w:val="22"/>
-                <w:szCs w:val="20"/>
+                <w:rFonts w:eastAsia="宋体" w:ascii="Times New Roman" w:hAnsi="Times New Roman" w:cs="Times New Roman"/>
+                <w:sz w:val="24"/>
+                <w:szCs w:val="24"/>
               </w:rPr>
               <w:t xml:space="preserve">是</w:t>
             </w:r>
@@ -18413,15 +18463,15 @@
               <w:jc w:val="center"/>
             </w:pPr>
             <w:proofErr w:type="gramStart"/>
+            <w:r>
+              <w:rPr>
+                <w:rFonts w:eastAsia="宋体" w:ascii="Times New Roman" w:hAnsi="Times New Roman" w:cs="Times New Roman"/>
+                <w:sz w:val="24"/>
+                <w:szCs w:val="24"/>
+              </w:rPr>
+              <w:t xml:space="preserve">主键ID</w:t>
+            </w:r>
             <w:proofErr w:type="gramEnd"/>
-            <w:r>
-              <w:rPr>
-                <w:rFonts w:eastAsia="宋体"/>
-                <w:sz w:val="22"/>
-                <w:szCs w:val="20"/>
-              </w:rPr>
-              <w:t xml:space="preserve">主键ID</w:t>
-            </w:r>
           </w:p>
         </w:tc>
       </w:tr>
@@ -18441,9 +18491,9 @@
             </w:pPr>
             <w:r>
               <w:rPr>
-                <w:rFonts w:eastAsia="宋体"/>
-                <w:sz w:val="22"/>
-                <w:szCs w:val="20"/>
+                <w:rFonts w:eastAsia="宋体" w:ascii="Times New Roman" w:hAnsi="Times New Roman" w:cs="Times New Roman"/>
+                <w:sz w:val="24"/>
+                <w:szCs w:val="24"/>
               </w:rPr>
               <w:t xml:space="preserve">name</w:t>
             </w:r>
@@ -18461,9 +18511,9 @@
             </w:pPr>
             <w:r>
               <w:rPr>
-                <w:rFonts w:eastAsia="宋体"/>
-                <w:sz w:val="22"/>
-                <w:szCs w:val="20"/>
+                <w:rFonts w:eastAsia="宋体" w:ascii="Times New Roman" w:hAnsi="Times New Roman" w:cs="Times New Roman"/>
+                <w:sz w:val="24"/>
+                <w:szCs w:val="24"/>
               </w:rPr>
               <w:t xml:space="preserve">varchar</w:t>
             </w:r>
@@ -18480,15 +18530,15 @@
               <w:jc w:val="center"/>
             </w:pPr>
             <w:proofErr w:type="gramStart"/>
+            <w:r>
+              <w:rPr>
+                <w:rFonts w:eastAsia="宋体" w:ascii="Times New Roman" w:hAnsi="Times New Roman" w:cs="Times New Roman"/>
+                <w:sz w:val="24"/>
+                <w:szCs w:val="24"/>
+              </w:rPr>
+              <w:t xml:space="preserve">50</w:t>
+            </w:r>
             <w:proofErr w:type="gramEnd"/>
-            <w:r>
-              <w:rPr>
-                <w:rFonts w:eastAsia="宋体"/>
-                <w:sz w:val="22"/>
-                <w:szCs w:val="20"/>
-              </w:rPr>
-              <w:t xml:space="preserve">50</w:t>
-            </w:r>
           </w:p>
         </w:tc>
         <w:tc>
@@ -18503,9 +18553,9 @@
             </w:pPr>
             <w:r>
               <w:rPr>
-                <w:rFonts w:eastAsia="宋体"/>
-                <w:sz w:val="22"/>
-                <w:szCs w:val="20"/>
+                <w:rFonts w:eastAsia="宋体" w:ascii="Times New Roman" w:hAnsi="Times New Roman" w:cs="Times New Roman"/>
+                <w:sz w:val="24"/>
+                <w:szCs w:val="24"/>
               </w:rPr>
               <w:t xml:space="preserve">否</w:t>
             </w:r>
@@ -18522,6 +18572,11 @@
               <w:jc w:val="center"/>
             </w:pPr>
             <w:r>
+              <w:rPr>
+                <w:rFonts w:ascii="Times New Roman" w:eastAsia="宋体" w:hAnsi="Times New Roman" w:cs="Times New Roman"/>
+                <w:sz w:val="24"/>
+                <w:szCs w:val="24"/>
+              </w:rPr>
               <w:t xml:space="preserve">分类名称</w:t>
             </w:r>
           </w:p>
@@ -18542,15 +18597,15 @@
               <w:jc w:val="center"/>
             </w:pPr>
             <w:proofErr w:type="spellStart"/>
+            <w:r>
+              <w:rPr>
+                <w:rFonts w:eastAsia="宋体" w:ascii="Times New Roman" w:hAnsi="Times New Roman" w:cs="Times New Roman"/>
+                <w:sz w:val="24"/>
+                <w:szCs w:val="24"/>
+              </w:rPr>
+              <w:t xml:space="preserve">parent_id</w:t>
+            </w:r>
             <w:proofErr w:type="spellEnd"/>
-            <w:r>
-              <w:rPr>
-                <w:rFonts w:eastAsia="宋体"/>
-                <w:sz w:val="22"/>
-                <w:szCs w:val="20"/>
-              </w:rPr>
-              <w:t xml:space="preserve">parent_id</w:t>
-            </w:r>
           </w:p>
         </w:tc>
         <w:tc>
@@ -18564,15 +18619,15 @@
               <w:jc w:val="center"/>
             </w:pPr>
             <w:proofErr w:type="gramStart"/>
+            <w:r>
+              <w:rPr>
+                <w:rFonts w:eastAsia="宋体" w:ascii="Times New Roman" w:hAnsi="Times New Roman" w:cs="Times New Roman"/>
+                <w:sz w:val="24"/>
+                <w:szCs w:val="24"/>
+              </w:rPr>
+              <w:t xml:space="preserve">bigint</w:t>
+            </w:r>
             <w:proofErr w:type="gramEnd"/>
-            <w:r>
-              <w:rPr>
-                <w:rFonts w:eastAsia="宋体"/>
-                <w:sz w:val="22"/>
-                <w:szCs w:val="20"/>
-              </w:rPr>
-              <w:t xml:space="preserve">bigint</w:t>
-            </w:r>
           </w:p>
         </w:tc>
         <w:tc>
@@ -18587,9 +18642,9 @@
             </w:pPr>
             <w:r>
               <w:rPr>
-                <w:rFonts w:eastAsia="宋体"/>
-                <w:sz w:val="22"/>
-                <w:szCs w:val="20"/>
+                <w:rFonts w:eastAsia="宋体" w:ascii="Times New Roman" w:hAnsi="Times New Roman" w:cs="Times New Roman"/>
+                <w:sz w:val="24"/>
+                <w:szCs w:val="24"/>
               </w:rPr>
               <w:t xml:space="preserve"/>
             </w:r>
@@ -18607,9 +18662,9 @@
             </w:pPr>
             <w:r>
               <w:rPr>
-                <w:rFonts w:eastAsia="宋体"/>
-                <w:sz w:val="22"/>
-                <w:szCs w:val="20"/>
+                <w:rFonts w:eastAsia="宋体" w:ascii="Times New Roman" w:hAnsi="Times New Roman" w:cs="Times New Roman"/>
+                <w:sz w:val="24"/>
+                <w:szCs w:val="24"/>
               </w:rPr>
               <w:t xml:space="preserve">否</w:t>
             </w:r>
@@ -18627,9 +18682,9 @@
             </w:pPr>
             <w:r>
               <w:rPr>
-                <w:rFonts w:eastAsia="宋体"/>
-                <w:sz w:val="22"/>
-                <w:szCs w:val="20"/>
+                <w:rFonts w:eastAsia="宋体" w:ascii="Times New Roman" w:hAnsi="Times New Roman" w:cs="Times New Roman"/>
+                <w:sz w:val="24"/>
+                <w:szCs w:val="24"/>
               </w:rPr>
               <w:t xml:space="preserve">父级ID</w:t>
             </w:r>
@@ -18651,16 +18706,16 @@
               <w:jc w:val="center"/>
             </w:pPr>
             <w:proofErr w:type="spellStart"/>
-            <w:proofErr w:type="spellEnd"/>
-            <w:r>
-              <w:rPr>
-                <w:rFonts w:eastAsia="宋体"/>
-                <w:sz w:val="22"/>
-                <w:szCs w:val="20"/>
+            <w:r>
+              <w:rPr>
+                <w:rFonts w:eastAsia="宋体" w:ascii="Times New Roman" w:hAnsi="Times New Roman" w:cs="Times New Roman"/>
+                <w:sz w:val="24"/>
+                <w:szCs w:val="24"/>
               </w:rPr>
               <w:lastRenderedPageBreak/>
               <w:t xml:space="preserve">sort_order</w:t>
             </w:r>
+            <w:proofErr w:type="spellEnd"/>
           </w:p>
         </w:tc>
         <w:tc>
@@ -18675,9 +18730,9 @@
             </w:pPr>
             <w:r>
               <w:rPr>
-                <w:rFonts w:eastAsia="宋体"/>
-                <w:sz w:val="22"/>
-                <w:szCs w:val="20"/>
+                <w:rFonts w:eastAsia="宋体" w:ascii="Times New Roman" w:hAnsi="Times New Roman" w:cs="Times New Roman"/>
+                <w:sz w:val="24"/>
+                <w:szCs w:val="24"/>
               </w:rPr>
               <w:t xml:space="preserve">int</w:t>
             </w:r>
@@ -18695,9 +18750,9 @@
             </w:pPr>
             <w:r>
               <w:rPr>
-                <w:rFonts w:eastAsia="宋体"/>
-                <w:sz w:val="22"/>
-                <w:szCs w:val="20"/>
+                <w:rFonts w:eastAsia="宋体" w:ascii="Times New Roman" w:hAnsi="Times New Roman" w:cs="Times New Roman"/>
+                <w:sz w:val="24"/>
+                <w:szCs w:val="24"/>
               </w:rPr>
               <w:t xml:space="preserve"/>
             </w:r>
@@ -18715,9 +18770,9 @@
             </w:pPr>
             <w:r>
               <w:rPr>
-                <w:rFonts w:eastAsia="宋体"/>
-                <w:sz w:val="22"/>
-                <w:szCs w:val="20"/>
+                <w:rFonts w:eastAsia="宋体" w:ascii="Times New Roman" w:hAnsi="Times New Roman" w:cs="Times New Roman"/>
+                <w:sz w:val="24"/>
+                <w:szCs w:val="24"/>
               </w:rPr>
               <w:t xml:space="preserve">否</w:t>
             </w:r>
@@ -18734,6 +18789,11 @@
               <w:jc w:val="center"/>
             </w:pPr>
             <w:r>
+              <w:rPr>
+                <w:rFonts w:ascii="Times New Roman" w:eastAsia="宋体" w:hAnsi="Times New Roman" w:cs="Times New Roman"/>
+                <w:sz w:val="24"/>
+                <w:szCs w:val="24"/>
+              </w:rPr>
               <w:t xml:space="preserve">排序</w:t>
             </w:r>
           </w:p>
@@ -18758,9 +18818,9 @@
             </w:pPr>
             <w:r>
               <w:rPr>
-                <w:rFonts w:eastAsia="宋体"/>
-                <w:sz w:val="22"/>
-                <w:szCs w:val="20"/>
+                <w:rFonts w:eastAsia="宋体" w:ascii="Times New Roman" w:hAnsi="Times New Roman" w:cs="Times New Roman"/>
+                <w:sz w:val="24"/>
+                <w:szCs w:val="24"/>
               </w:rPr>
               <w:t xml:space="preserve">status</w:t>
             </w:r>
@@ -18781,9 +18841,9 @@
             </w:pPr>
             <w:r>
               <w:rPr>
-                <w:rFonts w:eastAsia="宋体"/>
-                <w:sz w:val="22"/>
-                <w:szCs w:val="20"/>
+                <w:rFonts w:eastAsia="宋体" w:ascii="Times New Roman" w:hAnsi="Times New Roman" w:cs="Times New Roman"/>
+                <w:sz w:val="24"/>
+                <w:szCs w:val="24"/>
               </w:rPr>
               <w:t xml:space="preserve">tinyint</w:t>
             </w:r>
@@ -18804,9 +18864,9 @@
             </w:pPr>
             <w:r>
               <w:rPr>
-                <w:rFonts w:eastAsia="宋体"/>
-                <w:sz w:val="22"/>
-                <w:szCs w:val="20"/>
+                <w:rFonts w:eastAsia="宋体" w:ascii="Times New Roman" w:hAnsi="Times New Roman" w:cs="Times New Roman"/>
+                <w:sz w:val="24"/>
+                <w:szCs w:val="24"/>
               </w:rPr>
               <w:t xml:space="preserve"/>
             </w:r>
@@ -18827,9 +18887,9 @@
             </w:pPr>
             <w:r>
               <w:rPr>
-                <w:rFonts w:eastAsia="宋体"/>
-                <w:sz w:val="22"/>
-                <w:szCs w:val="20"/>
+                <w:rFonts w:eastAsia="宋体" w:ascii="Times New Roman" w:hAnsi="Times New Roman" w:cs="Times New Roman"/>
+                <w:sz w:val="24"/>
+                <w:szCs w:val="24"/>
               </w:rPr>
               <w:t xml:space="preserve">否</w:t>
             </w:r>
@@ -18850,9 +18910,9 @@
             </w:pPr>
             <w:r>
               <w:rPr>
-                <w:rFonts w:eastAsia="宋体"/>
-                <w:sz w:val="22"/>
-                <w:szCs w:val="20"/>
+                <w:rFonts w:eastAsia="宋体" w:ascii="Times New Roman" w:hAnsi="Times New Roman" w:cs="Times New Roman"/>
+                <w:sz w:val="24"/>
+                <w:szCs w:val="24"/>
               </w:rPr>
               <w:t xml:space="preserve">状态</w:t>
             </w:r>
@@ -19060,10 +19120,10 @@
             </w:pPr>
             <w:r>
               <w:rPr>
-                <w:rFonts w:eastAsia="宋体"/>
+                <w:rFonts w:eastAsia="宋体" w:ascii="Times New Roman" w:hAnsi="Times New Roman" w:cs="Times New Roman"/>
                 <w:bCs/>
-                <w:sz w:val="22"/>
-                <w:szCs w:val="20"/>
+                <w:sz w:val="24"/>
+                <w:szCs w:val="24"/>
               </w:rPr>
               <w:t xml:space="preserve">字段名</w:t>
             </w:r>
@@ -19085,10 +19145,10 @@
             </w:pPr>
             <w:r>
               <w:rPr>
-                <w:rFonts w:eastAsia="宋体"/>
+                <w:rFonts w:eastAsia="宋体" w:ascii="Times New Roman" w:hAnsi="Times New Roman" w:cs="Times New Roman"/>
                 <w:bCs/>
-                <w:sz w:val="22"/>
-                <w:szCs w:val="20"/>
+                <w:sz w:val="24"/>
+                <w:szCs w:val="24"/>
               </w:rPr>
               <w:t xml:space="preserve">类型</w:t>
             </w:r>
@@ -19110,10 +19170,10 @@
             </w:pPr>
             <w:r>
               <w:rPr>
-                <w:rFonts w:eastAsia="宋体"/>
+                <w:rFonts w:eastAsia="宋体" w:ascii="Times New Roman" w:hAnsi="Times New Roman" w:cs="Times New Roman"/>
                 <w:bCs/>
-                <w:sz w:val="22"/>
-                <w:szCs w:val="20"/>
+                <w:sz w:val="24"/>
+                <w:szCs w:val="24"/>
               </w:rPr>
               <w:t xml:space="preserve">长度</w:t>
             </w:r>
@@ -19135,10 +19195,10 @@
             </w:pPr>
             <w:r>
               <w:rPr>
-                <w:rFonts w:eastAsia="宋体"/>
+                <w:rFonts w:eastAsia="宋体" w:ascii="Times New Roman" w:hAnsi="Times New Roman" w:cs="Times New Roman"/>
                 <w:bCs/>
-                <w:sz w:val="22"/>
-                <w:szCs w:val="20"/>
+                <w:sz w:val="24"/>
+                <w:szCs w:val="24"/>
               </w:rPr>
               <w:t xml:space="preserve">主键</w:t>
             </w:r>
@@ -19160,10 +19220,10 @@
             </w:pPr>
             <w:r>
               <w:rPr>
-                <w:rFonts w:eastAsia="宋体"/>
+                <w:rFonts w:eastAsia="宋体" w:ascii="Times New Roman" w:hAnsi="Times New Roman" w:cs="Times New Roman"/>
                 <w:bCs/>
-                <w:sz w:val="22"/>
-                <w:szCs w:val="20"/>
+                <w:sz w:val="24"/>
+                <w:szCs w:val="24"/>
               </w:rPr>
               <w:t xml:space="preserve">备注</w:t>
             </w:r>
@@ -19189,9 +19249,9 @@
             </w:pPr>
             <w:r>
               <w:rPr>
-                <w:rFonts w:eastAsia="宋体"/>
-                <w:sz w:val="22"/>
-                <w:szCs w:val="20"/>
+                <w:rFonts w:eastAsia="宋体" w:ascii="Times New Roman" w:hAnsi="Times New Roman" w:cs="Times New Roman"/>
+                <w:sz w:val="24"/>
+                <w:szCs w:val="24"/>
               </w:rPr>
               <w:t xml:space="preserve">id</w:t>
             </w:r>
@@ -19212,9 +19272,9 @@
             </w:pPr>
             <w:r>
               <w:rPr>
-                <w:rFonts w:eastAsia="宋体"/>
-                <w:sz w:val="22"/>
-                <w:szCs w:val="20"/>
+                <w:rFonts w:eastAsia="宋体" w:ascii="Times New Roman" w:hAnsi="Times New Roman" w:cs="Times New Roman"/>
+                <w:sz w:val="24"/>
+                <w:szCs w:val="24"/>
               </w:rPr>
               <w:t xml:space="preserve">bigint</w:t>
             </w:r>
@@ -19235,9 +19295,9 @@
             </w:pPr>
             <w:r>
               <w:rPr>
-                <w:rFonts w:eastAsia="宋体"/>
-                <w:sz w:val="22"/>
-                <w:szCs w:val="20"/>
+                <w:rFonts w:eastAsia="宋体" w:ascii="Times New Roman" w:hAnsi="Times New Roman" w:cs="Times New Roman"/>
+                <w:sz w:val="24"/>
+                <w:szCs w:val="24"/>
               </w:rPr>
               <w:t xml:space="preserve"/>
             </w:r>
@@ -19258,9 +19318,9 @@
             </w:pPr>
             <w:r>
               <w:rPr>
-                <w:rFonts w:eastAsia="宋体"/>
-                <w:sz w:val="22"/>
-                <w:szCs w:val="20"/>
+                <w:rFonts w:eastAsia="宋体" w:ascii="Times New Roman" w:hAnsi="Times New Roman" w:cs="Times New Roman"/>
+                <w:sz w:val="24"/>
+                <w:szCs w:val="24"/>
               </w:rPr>
               <w:t xml:space="preserve">是</w:t>
             </w:r>
@@ -19280,15 +19340,15 @@
               <w:jc w:val="center"/>
             </w:pPr>
             <w:proofErr w:type="gramStart"/>
+            <w:r>
+              <w:rPr>
+                <w:rFonts w:eastAsia="宋体" w:ascii="Times New Roman" w:hAnsi="Times New Roman" w:cs="Times New Roman"/>
+                <w:sz w:val="24"/>
+                <w:szCs w:val="24"/>
+              </w:rPr>
+              <w:t xml:space="preserve">主键ID</w:t>
+            </w:r>
             <w:proofErr w:type="gramEnd"/>
-            <w:r>
-              <w:rPr>
-                <w:rFonts w:eastAsia="宋体"/>
-                <w:sz w:val="22"/>
-                <w:szCs w:val="20"/>
-              </w:rPr>
-              <w:t xml:space="preserve">主键ID</w:t>
-            </w:r>
           </w:p>
         </w:tc>
       </w:tr>
@@ -19307,15 +19367,15 @@
               <w:jc w:val="center"/>
             </w:pPr>
             <w:proofErr w:type="spellStart"/>
+            <w:r>
+              <w:rPr>
+                <w:rFonts w:eastAsia="宋体" w:ascii="Times New Roman" w:hAnsi="Times New Roman" w:cs="Times New Roman"/>
+                <w:sz w:val="24"/>
+                <w:szCs w:val="24"/>
+              </w:rPr>
+              <w:t xml:space="preserve">publisher_id</w:t>
+            </w:r>
             <w:proofErr w:type="spellEnd"/>
-            <w:r>
-              <w:rPr>
-                <w:rFonts w:eastAsia="宋体"/>
-                <w:sz w:val="22"/>
-                <w:szCs w:val="20"/>
-              </w:rPr>
-              <w:t xml:space="preserve">publisher_id</w:t>
-            </w:r>
           </w:p>
         </w:tc>
         <w:tc>
@@ -19330,9 +19390,9 @@
             </w:pPr>
             <w:r>
               <w:rPr>
-                <w:rFonts w:eastAsia="宋体"/>
-                <w:sz w:val="22"/>
-                <w:szCs w:val="20"/>
+                <w:rFonts w:eastAsia="宋体" w:ascii="Times New Roman" w:hAnsi="Times New Roman" w:cs="Times New Roman"/>
+                <w:sz w:val="24"/>
+                <w:szCs w:val="24"/>
               </w:rPr>
               <w:t xml:space="preserve">bigint</w:t>
             </w:r>
@@ -19350,9 +19410,9 @@
             </w:pPr>
             <w:r>
               <w:rPr>
-                <w:rFonts w:eastAsia="宋体"/>
-                <w:sz w:val="22"/>
-                <w:szCs w:val="20"/>
+                <w:rFonts w:eastAsia="宋体" w:ascii="Times New Roman" w:hAnsi="Times New Roman" w:cs="Times New Roman"/>
+                <w:sz w:val="24"/>
+                <w:szCs w:val="24"/>
               </w:rPr>
               <w:t xml:space="preserve"/>
             </w:r>
@@ -19370,9 +19430,9 @@
             </w:pPr>
             <w:r>
               <w:rPr>
-                <w:rFonts w:eastAsia="宋体"/>
-                <w:sz w:val="22"/>
-                <w:szCs w:val="20"/>
+                <w:rFonts w:eastAsia="宋体" w:ascii="Times New Roman" w:hAnsi="Times New Roman" w:cs="Times New Roman"/>
+                <w:sz w:val="24"/>
+                <w:szCs w:val="24"/>
               </w:rPr>
               <w:t xml:space="preserve">否</w:t>
             </w:r>
@@ -19389,17 +19449,17 @@
               <w:jc w:val="center"/>
             </w:pPr>
             <w:proofErr w:type="gramStart"/>
+            <w:r>
+              <w:rPr>
+                <w:rFonts w:eastAsia="宋体" w:ascii="Times New Roman" w:hAnsi="Times New Roman" w:cs="Times New Roman"/>
+                <w:sz w:val="24"/>
+                <w:szCs w:val="24"/>
+              </w:rPr>
+              <w:t xml:space="preserve">发布者ID</w:t>
+            </w:r>
             <w:proofErr w:type="gramEnd"/>
             <w:proofErr w:type="spellStart"/>
             <w:proofErr w:type="spellEnd"/>
-            <w:r>
-              <w:rPr>
-                <w:rFonts w:eastAsia="宋体"/>
-                <w:sz w:val="22"/>
-                <w:szCs w:val="20"/>
-              </w:rPr>
-              <w:t xml:space="preserve">发布者ID</w:t>
-            </w:r>
           </w:p>
         </w:tc>
       </w:tr>
@@ -19418,15 +19478,15 @@
               <w:jc w:val="center"/>
             </w:pPr>
             <w:proofErr w:type="spellStart"/>
+            <w:r>
+              <w:rPr>
+                <w:rFonts w:eastAsia="宋体" w:ascii="Times New Roman" w:hAnsi="Times New Roman" w:cs="Times New Roman"/>
+                <w:sz w:val="24"/>
+                <w:szCs w:val="24"/>
+              </w:rPr>
+              <w:t xml:space="preserve">category_id</w:t>
+            </w:r>
             <w:proofErr w:type="spellEnd"/>
-            <w:r>
-              <w:rPr>
-                <w:rFonts w:eastAsia="宋体"/>
-                <w:sz w:val="22"/>
-                <w:szCs w:val="20"/>
-              </w:rPr>
-              <w:t xml:space="preserve">category_id</w:t>
-            </w:r>
           </w:p>
         </w:tc>
         <w:tc>
@@ -19441,9 +19501,9 @@
             </w:pPr>
             <w:r>
               <w:rPr>
-                <w:rFonts w:eastAsia="宋体"/>
-                <w:sz w:val="22"/>
-                <w:szCs w:val="20"/>
+                <w:rFonts w:eastAsia="宋体" w:ascii="Times New Roman" w:hAnsi="Times New Roman" w:cs="Times New Roman"/>
+                <w:sz w:val="24"/>
+                <w:szCs w:val="24"/>
               </w:rPr>
               <w:t xml:space="preserve">bigint</w:t>
             </w:r>
@@ -19461,9 +19521,9 @@
             </w:pPr>
             <w:r>
               <w:rPr>
-                <w:rFonts w:eastAsia="宋体"/>
-                <w:sz w:val="22"/>
-                <w:szCs w:val="20"/>
+                <w:rFonts w:eastAsia="宋体" w:ascii="Times New Roman" w:hAnsi="Times New Roman" w:cs="Times New Roman"/>
+                <w:sz w:val="24"/>
+                <w:szCs w:val="24"/>
               </w:rPr>
               <w:t xml:space="preserve"/>
             </w:r>
@@ -19481,9 +19541,9 @@
             </w:pPr>
             <w:r>
               <w:rPr>
-                <w:rFonts w:eastAsia="宋体"/>
-                <w:sz w:val="22"/>
-                <w:szCs w:val="20"/>
+                <w:rFonts w:eastAsia="宋体" w:ascii="Times New Roman" w:hAnsi="Times New Roman" w:cs="Times New Roman"/>
+                <w:sz w:val="24"/>
+                <w:szCs w:val="24"/>
               </w:rPr>
               <w:t xml:space="preserve">否</w:t>
             </w:r>
@@ -19500,17 +19560,17 @@
               <w:jc w:val="center"/>
             </w:pPr>
             <w:proofErr w:type="gramStart"/>
+            <w:r>
+              <w:rPr>
+                <w:rFonts w:eastAsia="宋体" w:ascii="Times New Roman" w:hAnsi="Times New Roman" w:cs="Times New Roman"/>
+                <w:sz w:val="24"/>
+                <w:szCs w:val="24"/>
+              </w:rPr>
+              <w:t xml:space="preserve">分类ID</w:t>
+            </w:r>
             <w:proofErr w:type="gramEnd"/>
             <w:proofErr w:type="spellStart"/>
             <w:proofErr w:type="spellEnd"/>
-            <w:r>
-              <w:rPr>
-                <w:rFonts w:eastAsia="宋体"/>
-                <w:sz w:val="22"/>
-                <w:szCs w:val="20"/>
-              </w:rPr>
-              <w:t xml:space="preserve">分类ID</w:t>
-            </w:r>
           </w:p>
         </w:tc>
       </w:tr>
@@ -19530,9 +19590,9 @@
             </w:pPr>
             <w:r>
               <w:rPr>
-                <w:rFonts w:eastAsia="宋体"/>
-                <w:sz w:val="22"/>
-                <w:szCs w:val="20"/>
+                <w:rFonts w:eastAsia="宋体" w:ascii="Times New Roman" w:hAnsi="Times New Roman" w:cs="Times New Roman"/>
+                <w:sz w:val="24"/>
+                <w:szCs w:val="24"/>
               </w:rPr>
               <w:t xml:space="preserve">title</w:t>
             </w:r>
@@ -19550,9 +19610,9 @@
             </w:pPr>
             <w:r>
               <w:rPr>
-                <w:rFonts w:eastAsia="宋体"/>
-                <w:sz w:val="22"/>
-                <w:szCs w:val="20"/>
+                <w:rFonts w:eastAsia="宋体" w:ascii="Times New Roman" w:hAnsi="Times New Roman" w:cs="Times New Roman"/>
+                <w:sz w:val="24"/>
+                <w:szCs w:val="24"/>
               </w:rPr>
               <w:t xml:space="preserve">varchar</w:t>
             </w:r>
@@ -19569,15 +19629,15 @@
               <w:jc w:val="center"/>
             </w:pPr>
             <w:proofErr w:type="gramStart"/>
+            <w:r>
+              <w:rPr>
+                <w:rFonts w:eastAsia="宋体" w:ascii="Times New Roman" w:hAnsi="Times New Roman" w:cs="Times New Roman"/>
+                <w:sz w:val="24"/>
+                <w:szCs w:val="24"/>
+              </w:rPr>
+              <w:t xml:space="preserve">100</w:t>
+            </w:r>
             <w:proofErr w:type="gramEnd"/>
-            <w:r>
-              <w:rPr>
-                <w:rFonts w:eastAsia="宋体"/>
-                <w:sz w:val="22"/>
-                <w:szCs w:val="20"/>
-              </w:rPr>
-              <w:t xml:space="preserve">100</w:t>
-            </w:r>
           </w:p>
         </w:tc>
         <w:tc>
@@ -19592,9 +19652,9 @@
             </w:pPr>
             <w:r>
               <w:rPr>
-                <w:rFonts w:eastAsia="宋体"/>
-                <w:sz w:val="22"/>
-                <w:szCs w:val="20"/>
+                <w:rFonts w:eastAsia="宋体" w:ascii="Times New Roman" w:hAnsi="Times New Roman" w:cs="Times New Roman"/>
+                <w:sz w:val="24"/>
+                <w:szCs w:val="24"/>
               </w:rPr>
               <w:t xml:space="preserve">否</w:t>
             </w:r>
@@ -19611,6 +19671,11 @@
               <w:jc w:val="center"/>
             </w:pPr>
             <w:r>
+              <w:rPr>
+                <w:rFonts w:ascii="Times New Roman" w:eastAsia="宋体" w:hAnsi="Times New Roman" w:cs="Times New Roman"/>
+                <w:sz w:val="24"/>
+                <w:szCs w:val="24"/>
+              </w:rPr>
               <w:t xml:space="preserve">岗位名称</w:t>
             </w:r>
           </w:p>
@@ -19632,9 +19697,9 @@
             </w:pPr>
             <w:r>
               <w:rPr>
-                <w:rFonts w:eastAsia="宋体"/>
-                <w:sz w:val="22"/>
-                <w:szCs w:val="20"/>
+                <w:rFonts w:eastAsia="宋体" w:ascii="Times New Roman" w:hAnsi="Times New Roman" w:cs="Times New Roman"/>
+                <w:sz w:val="24"/>
+                <w:szCs w:val="24"/>
               </w:rPr>
               <w:t xml:space="preserve">description</w:t>
             </w:r>
@@ -19652,9 +19717,9 @@
             </w:pPr>
             <w:r>
               <w:rPr>
-                <w:rFonts w:eastAsia="宋体"/>
-                <w:sz w:val="22"/>
-                <w:szCs w:val="20"/>
+                <w:rFonts w:eastAsia="宋体" w:ascii="Times New Roman" w:hAnsi="Times New Roman" w:cs="Times New Roman"/>
+                <w:sz w:val="24"/>
+                <w:szCs w:val="24"/>
               </w:rPr>
               <w:t xml:space="preserve">text</w:t>
             </w:r>
@@ -19672,9 +19737,9 @@
             </w:pPr>
             <w:r>
               <w:rPr>
-                <w:rFonts w:eastAsia="宋体"/>
-                <w:sz w:val="22"/>
-                <w:szCs w:val="20"/>
+                <w:rFonts w:eastAsia="宋体" w:ascii="Times New Roman" w:hAnsi="Times New Roman" w:cs="Times New Roman"/>
+                <w:sz w:val="24"/>
+                <w:szCs w:val="24"/>
               </w:rPr>
               <w:t xml:space="preserve"/>
             </w:r>
@@ -19692,9 +19757,9 @@
             </w:pPr>
             <w:r>
               <w:rPr>
-                <w:rFonts w:eastAsia="宋体"/>
-                <w:sz w:val="22"/>
-                <w:szCs w:val="20"/>
+                <w:rFonts w:eastAsia="宋体" w:ascii="Times New Roman" w:hAnsi="Times New Roman" w:cs="Times New Roman"/>
+                <w:sz w:val="24"/>
+                <w:szCs w:val="24"/>
               </w:rPr>
               <w:t xml:space="preserve">否</w:t>
             </w:r>
@@ -19711,6 +19776,11 @@
               <w:jc w:val="center"/>
             </w:pPr>
             <w:r>
+              <w:rPr>
+                <w:rFonts w:ascii="Times New Roman" w:eastAsia="宋体" w:hAnsi="Times New Roman" w:cs="Times New Roman"/>
+                <w:sz w:val="24"/>
+                <w:szCs w:val="24"/>
+              </w:rPr>
               <w:t xml:space="preserve">工作描述</w:t>
             </w:r>
           </w:p>
@@ -19732,9 +19802,9 @@
             </w:pPr>
             <w:r>
               <w:rPr>
-                <w:rFonts w:eastAsia="宋体"/>
-                <w:sz w:val="22"/>
-                <w:szCs w:val="20"/>
+                <w:rFonts w:eastAsia="宋体" w:ascii="Times New Roman" w:hAnsi="Times New Roman" w:cs="Times New Roman"/>
+                <w:sz w:val="24"/>
+                <w:szCs w:val="24"/>
               </w:rPr>
               <w:t xml:space="preserve">location</w:t>
             </w:r>
@@ -19752,9 +19822,9 @@
             </w:pPr>
             <w:r>
               <w:rPr>
-                <w:rFonts w:eastAsia="宋体"/>
-                <w:sz w:val="22"/>
-                <w:szCs w:val="20"/>
+                <w:rFonts w:eastAsia="宋体" w:ascii="Times New Roman" w:hAnsi="Times New Roman" w:cs="Times New Roman"/>
+                <w:sz w:val="24"/>
+                <w:szCs w:val="24"/>
               </w:rPr>
               <w:t xml:space="preserve">varchar</w:t>
             </w:r>
@@ -19771,15 +19841,15 @@
               <w:jc w:val="center"/>
             </w:pPr>
             <w:proofErr w:type="gramStart"/>
+            <w:r>
+              <w:rPr>
+                <w:rFonts w:eastAsia="宋体" w:ascii="Times New Roman" w:hAnsi="Times New Roman" w:cs="Times New Roman"/>
+                <w:sz w:val="24"/>
+                <w:szCs w:val="24"/>
+              </w:rPr>
+              <w:t xml:space="preserve">200</w:t>
+            </w:r>
             <w:proofErr w:type="gramEnd"/>
-            <w:r>
-              <w:rPr>
-                <w:rFonts w:eastAsia="宋体"/>
-                <w:sz w:val="22"/>
-                <w:szCs w:val="20"/>
-              </w:rPr>
-              <w:t xml:space="preserve">200</w:t>
-            </w:r>
           </w:p>
         </w:tc>
         <w:tc>
@@ -19794,9 +19864,9 @@
             </w:pPr>
             <w:r>
               <w:rPr>
-                <w:rFonts w:eastAsia="宋体"/>
-                <w:sz w:val="22"/>
-                <w:szCs w:val="20"/>
+                <w:rFonts w:eastAsia="宋体" w:ascii="Times New Roman" w:hAnsi="Times New Roman" w:cs="Times New Roman"/>
+                <w:sz w:val="24"/>
+                <w:szCs w:val="24"/>
               </w:rPr>
               <w:t xml:space="preserve">否</w:t>
             </w:r>
@@ -19813,6 +19883,11 @@
               <w:jc w:val="center"/>
             </w:pPr>
             <w:r>
+              <w:rPr>
+                <w:rFonts w:ascii="Times New Roman" w:eastAsia="宋体" w:hAnsi="Times New Roman" w:cs="Times New Roman"/>
+                <w:sz w:val="24"/>
+                <w:szCs w:val="24"/>
+              </w:rPr>
               <w:t xml:space="preserve">工作地点</w:t>
             </w:r>
           </w:p>
@@ -19833,15 +19908,15 @@
               <w:jc w:val="center"/>
             </w:pPr>
             <w:proofErr w:type="spellStart"/>
+            <w:r>
+              <w:rPr>
+                <w:rFonts w:eastAsia="宋体" w:ascii="Times New Roman" w:hAnsi="Times New Roman" w:cs="Times New Roman"/>
+                <w:sz w:val="24"/>
+                <w:szCs w:val="24"/>
+              </w:rPr>
+              <w:t xml:space="preserve">salary_type</w:t>
+            </w:r>
             <w:proofErr w:type="spellEnd"/>
-            <w:r>
-              <w:rPr>
-                <w:rFonts w:eastAsia="宋体"/>
-                <w:sz w:val="22"/>
-                <w:szCs w:val="20"/>
-              </w:rPr>
-              <w:t xml:space="preserve">salary_type</w:t>
-            </w:r>
           </w:p>
         </w:tc>
         <w:tc>
@@ -19856,9 +19931,9 @@
             </w:pPr>
             <w:r>
               <w:rPr>
-                <w:rFonts w:eastAsia="宋体"/>
-                <w:sz w:val="22"/>
-                <w:szCs w:val="20"/>
+                <w:rFonts w:eastAsia="宋体" w:ascii="Times New Roman" w:hAnsi="Times New Roman" w:cs="Times New Roman"/>
+                <w:sz w:val="24"/>
+                <w:szCs w:val="24"/>
               </w:rPr>
               <w:t xml:space="preserve">tinyint</w:t>
             </w:r>
@@ -19876,9 +19951,9 @@
             </w:pPr>
             <w:r>
               <w:rPr>
-                <w:rFonts w:eastAsia="宋体"/>
-                <w:sz w:val="22"/>
-                <w:szCs w:val="20"/>
+                <w:rFonts w:eastAsia="宋体" w:ascii="Times New Roman" w:hAnsi="Times New Roman" w:cs="Times New Roman"/>
+                <w:sz w:val="24"/>
+                <w:szCs w:val="24"/>
               </w:rPr>
               <w:t xml:space="preserve"/>
             </w:r>
@@ -19896,9 +19971,9 @@
             </w:pPr>
             <w:r>
               <w:rPr>
-                <w:rFonts w:eastAsia="宋体"/>
-                <w:sz w:val="22"/>
-                <w:szCs w:val="20"/>
+                <w:rFonts w:eastAsia="宋体" w:ascii="Times New Roman" w:hAnsi="Times New Roman" w:cs="Times New Roman"/>
+                <w:sz w:val="24"/>
+                <w:szCs w:val="24"/>
               </w:rPr>
               <w:t xml:space="preserve">否</w:t>
             </w:r>
@@ -19916,9 +19991,9 @@
             </w:pPr>
             <w:r>
               <w:rPr>
-                <w:rFonts w:eastAsia="宋体"/>
-                <w:sz w:val="22"/>
-                <w:szCs w:val="20"/>
+                <w:rFonts w:eastAsia="宋体" w:ascii="Times New Roman" w:hAnsi="Times New Roman" w:cs="Times New Roman"/>
+                <w:sz w:val="24"/>
+                <w:szCs w:val="24"/>
               </w:rPr>
               <w:t xml:space="preserve">薪资类型</w:t>
             </w:r>
@@ -19940,15 +20015,15 @@
               <w:jc w:val="center"/>
             </w:pPr>
             <w:proofErr w:type="spellStart"/>
+            <w:r>
+              <w:rPr>
+                <w:rFonts w:eastAsia="宋体" w:ascii="Times New Roman" w:hAnsi="Times New Roman" w:cs="Times New Roman"/>
+                <w:sz w:val="24"/>
+                <w:szCs w:val="24"/>
+              </w:rPr>
+              <w:t xml:space="preserve">salary_amount</w:t>
+            </w:r>
             <w:proofErr w:type="spellEnd"/>
-            <w:r>
-              <w:rPr>
-                <w:rFonts w:eastAsia="宋体"/>
-                <w:sz w:val="22"/>
-                <w:szCs w:val="20"/>
-              </w:rPr>
-              <w:t xml:space="preserve">salary_amount</w:t>
-            </w:r>
           </w:p>
         </w:tc>
         <w:tc>
@@ -19963,9 +20038,9 @@
             </w:pPr>
             <w:r>
               <w:rPr>
-                <w:rFonts w:eastAsia="宋体"/>
-                <w:sz w:val="22"/>
-                <w:szCs w:val="20"/>
+                <w:rFonts w:eastAsia="宋体" w:ascii="Times New Roman" w:hAnsi="Times New Roman" w:cs="Times New Roman"/>
+                <w:sz w:val="24"/>
+                <w:szCs w:val="24"/>
               </w:rPr>
               <w:t xml:space="preserve">decimal</w:t>
             </w:r>
@@ -19982,15 +20057,15 @@
               <w:jc w:val="center"/>
             </w:pPr>
             <w:proofErr w:type="gramStart"/>
+            <w:r>
+              <w:rPr>
+                <w:rFonts w:eastAsia="宋体" w:ascii="Times New Roman" w:hAnsi="Times New Roman" w:cs="Times New Roman"/>
+                <w:sz w:val="24"/>
+                <w:szCs w:val="24"/>
+              </w:rPr>
+              <w:t xml:space="preserve">10,2</w:t>
+            </w:r>
             <w:proofErr w:type="gramEnd"/>
-            <w:r>
-              <w:rPr>
-                <w:rFonts w:eastAsia="宋体"/>
-                <w:sz w:val="22"/>
-                <w:szCs w:val="20"/>
-              </w:rPr>
-              <w:t xml:space="preserve">10,2</w:t>
-            </w:r>
           </w:p>
         </w:tc>
         <w:tc>
@@ -20005,9 +20080,9 @@
             </w:pPr>
             <w:r>
               <w:rPr>
-                <w:rFonts w:eastAsia="宋体"/>
-                <w:sz w:val="22"/>
-                <w:szCs w:val="20"/>
+                <w:rFonts w:eastAsia="宋体" w:ascii="Times New Roman" w:hAnsi="Times New Roman" w:cs="Times New Roman"/>
+                <w:sz w:val="24"/>
+                <w:szCs w:val="24"/>
               </w:rPr>
               <w:t xml:space="preserve">否</w:t>
             </w:r>
@@ -20024,6 +20099,11 @@
               <w:jc w:val="center"/>
             </w:pPr>
             <w:r>
+              <w:rPr>
+                <w:rFonts w:ascii="Times New Roman" w:eastAsia="宋体" w:hAnsi="Times New Roman" w:cs="Times New Roman"/>
+                <w:sz w:val="24"/>
+                <w:szCs w:val="24"/>
+              </w:rPr>
               <w:t xml:space="preserve">薪资金额</w:t>
             </w:r>
           </w:p>
@@ -20044,15 +20124,15 @@
               <w:jc w:val="center"/>
             </w:pPr>
             <w:proofErr w:type="spellStart"/>
+            <w:r>
+              <w:rPr>
+                <w:rFonts w:eastAsia="宋体" w:ascii="Times New Roman" w:hAnsi="Times New Roman" w:cs="Times New Roman"/>
+                <w:sz w:val="24"/>
+                <w:szCs w:val="24"/>
+              </w:rPr>
+              <w:t xml:space="preserve">start_time</w:t>
+            </w:r>
             <w:proofErr w:type="spellEnd"/>
-            <w:r>
-              <w:rPr>
-                <w:rFonts w:eastAsia="宋体"/>
-                <w:sz w:val="22"/>
-                <w:szCs w:val="20"/>
-              </w:rPr>
-              <w:t xml:space="preserve">start_time</w:t>
-            </w:r>
           </w:p>
         </w:tc>
         <w:tc>
@@ -20067,9 +20147,9 @@
             </w:pPr>
             <w:r>
               <w:rPr>
-                <w:rFonts w:eastAsia="宋体"/>
-                <w:sz w:val="22"/>
-                <w:szCs w:val="20"/>
+                <w:rFonts w:eastAsia="宋体" w:ascii="Times New Roman" w:hAnsi="Times New Roman" w:cs="Times New Roman"/>
+                <w:sz w:val="24"/>
+                <w:szCs w:val="24"/>
               </w:rPr>
               <w:t xml:space="preserve">datetime</w:t>
             </w:r>
@@ -20087,9 +20167,9 @@
             </w:pPr>
             <w:r>
               <w:rPr>
-                <w:rFonts w:eastAsia="宋体"/>
-                <w:sz w:val="22"/>
-                <w:szCs w:val="20"/>
+                <w:rFonts w:eastAsia="宋体" w:ascii="Times New Roman" w:hAnsi="Times New Roman" w:cs="Times New Roman"/>
+                <w:sz w:val="24"/>
+                <w:szCs w:val="24"/>
               </w:rPr>
               <w:t xml:space="preserve"/>
             </w:r>
@@ -20107,9 +20187,9 @@
             </w:pPr>
             <w:r>
               <w:rPr>
-                <w:rFonts w:eastAsia="宋体"/>
-                <w:sz w:val="22"/>
-                <w:szCs w:val="20"/>
+                <w:rFonts w:eastAsia="宋体" w:ascii="Times New Roman" w:hAnsi="Times New Roman" w:cs="Times New Roman"/>
+                <w:sz w:val="24"/>
+                <w:szCs w:val="24"/>
               </w:rPr>
               <w:t xml:space="preserve">否</w:t>
             </w:r>
@@ -20126,6 +20206,11 @@
               <w:jc w:val="center"/>
             </w:pPr>
             <w:r>
+              <w:rPr>
+                <w:rFonts w:ascii="Times New Roman" w:eastAsia="宋体" w:hAnsi="Times New Roman" w:cs="Times New Roman"/>
+                <w:sz w:val="24"/>
+                <w:szCs w:val="24"/>
+              </w:rPr>
               <w:t xml:space="preserve">开始时间</w:t>
             </w:r>
           </w:p>
@@ -20146,15 +20231,15 @@
               <w:jc w:val="center"/>
             </w:pPr>
             <w:proofErr w:type="spellStart"/>
+            <w:r>
+              <w:rPr>
+                <w:rFonts w:eastAsia="宋体" w:ascii="Times New Roman" w:hAnsi="Times New Roman" w:cs="Times New Roman"/>
+                <w:sz w:val="24"/>
+                <w:szCs w:val="24"/>
+              </w:rPr>
+              <w:t xml:space="preserve">end_time</w:t>
+            </w:r>
             <w:proofErr w:type="spellEnd"/>
-            <w:r>
-              <w:rPr>
-                <w:rFonts w:eastAsia="宋体"/>
-                <w:sz w:val="22"/>
-                <w:szCs w:val="20"/>
-              </w:rPr>
-              <w:t xml:space="preserve">end_time</w:t>
-            </w:r>
           </w:p>
         </w:tc>
         <w:tc>
@@ -20169,9 +20254,9 @@
             </w:pPr>
             <w:r>
               <w:rPr>
-                <w:rFonts w:eastAsia="宋体"/>
-                <w:sz w:val="22"/>
-                <w:szCs w:val="20"/>
+                <w:rFonts w:eastAsia="宋体" w:ascii="Times New Roman" w:hAnsi="Times New Roman" w:cs="Times New Roman"/>
+                <w:sz w:val="24"/>
+                <w:szCs w:val="24"/>
               </w:rPr>
               <w:t xml:space="preserve">datetime</w:t>
             </w:r>
@@ -20189,9 +20274,9 @@
             </w:pPr>
             <w:r>
               <w:rPr>
-                <w:rFonts w:eastAsia="宋体"/>
-                <w:sz w:val="22"/>
-                <w:szCs w:val="20"/>
+                <w:rFonts w:eastAsia="宋体" w:ascii="Times New Roman" w:hAnsi="Times New Roman" w:cs="Times New Roman"/>
+                <w:sz w:val="24"/>
+                <w:szCs w:val="24"/>
               </w:rPr>
               <w:t xml:space="preserve"/>
             </w:r>
@@ -20209,9 +20294,9 @@
             </w:pPr>
             <w:r>
               <w:rPr>
-                <w:rFonts w:eastAsia="宋体"/>
-                <w:sz w:val="22"/>
-                <w:szCs w:val="20"/>
+                <w:rFonts w:eastAsia="宋体" w:ascii="Times New Roman" w:hAnsi="Times New Roman" w:cs="Times New Roman"/>
+                <w:sz w:val="24"/>
+                <w:szCs w:val="24"/>
               </w:rPr>
               <w:t xml:space="preserve">否</w:t>
             </w:r>
@@ -20228,6 +20313,11 @@
               <w:jc w:val="center"/>
             </w:pPr>
             <w:r>
+              <w:rPr>
+                <w:rFonts w:ascii="Times New Roman" w:eastAsia="宋体" w:hAnsi="Times New Roman" w:cs="Times New Roman"/>
+                <w:sz w:val="24"/>
+                <w:szCs w:val="24"/>
+              </w:rPr>
               <w:t xml:space="preserve">结束时间</w:t>
             </w:r>
           </w:p>
@@ -20248,15 +20338,15 @@
               <w:jc w:val="center"/>
             </w:pPr>
             <w:proofErr w:type="spellStart"/>
+            <w:r>
+              <w:rPr>
+                <w:rFonts w:eastAsia="宋体" w:ascii="Times New Roman" w:hAnsi="Times New Roman" w:cs="Times New Roman"/>
+                <w:sz w:val="24"/>
+                <w:szCs w:val="24"/>
+              </w:rPr>
+              <w:t xml:space="preserve">recruit_num</w:t>
+            </w:r>
             <w:proofErr w:type="spellEnd"/>
-            <w:r>
-              <w:rPr>
-                <w:rFonts w:eastAsia="宋体"/>
-                <w:sz w:val="22"/>
-                <w:szCs w:val="20"/>
-              </w:rPr>
-              <w:t xml:space="preserve">recruit_num</w:t>
-            </w:r>
           </w:p>
         </w:tc>
         <w:tc>
@@ -20271,9 +20361,9 @@
             </w:pPr>
             <w:r>
               <w:rPr>
-                <w:rFonts w:eastAsia="宋体"/>
-                <w:sz w:val="22"/>
-                <w:szCs w:val="20"/>
+                <w:rFonts w:eastAsia="宋体" w:ascii="Times New Roman" w:hAnsi="Times New Roman" w:cs="Times New Roman"/>
+                <w:sz w:val="24"/>
+                <w:szCs w:val="24"/>
               </w:rPr>
               <w:t xml:space="preserve">int</w:t>
             </w:r>
@@ -20291,9 +20381,9 @@
             </w:pPr>
             <w:r>
               <w:rPr>
-                <w:rFonts w:eastAsia="宋体"/>
-                <w:sz w:val="22"/>
-                <w:szCs w:val="20"/>
+                <w:rFonts w:eastAsia="宋体" w:ascii="Times New Roman" w:hAnsi="Times New Roman" w:cs="Times New Roman"/>
+                <w:sz w:val="24"/>
+                <w:szCs w:val="24"/>
               </w:rPr>
               <w:t xml:space="preserve"/>
             </w:r>
@@ -20311,9 +20401,9 @@
             </w:pPr>
             <w:r>
               <w:rPr>
-                <w:rFonts w:eastAsia="宋体"/>
-                <w:sz w:val="22"/>
-                <w:szCs w:val="20"/>
+                <w:rFonts w:eastAsia="宋体" w:ascii="Times New Roman" w:hAnsi="Times New Roman" w:cs="Times New Roman"/>
+                <w:sz w:val="24"/>
+                <w:szCs w:val="24"/>
               </w:rPr>
               <w:t xml:space="preserve">否</w:t>
             </w:r>
@@ -20330,6 +20420,11 @@
               <w:jc w:val="center"/>
             </w:pPr>
             <w:r>
+              <w:rPr>
+                <w:rFonts w:ascii="Times New Roman" w:eastAsia="宋体" w:hAnsi="Times New Roman" w:cs="Times New Roman"/>
+                <w:sz w:val="24"/>
+                <w:szCs w:val="24"/>
+              </w:rPr>
               <w:t xml:space="preserve">招聘人数</w:t>
             </w:r>
           </w:p>
@@ -20350,15 +20445,15 @@
               <w:jc w:val="center"/>
             </w:pPr>
             <w:proofErr w:type="spellStart"/>
+            <w:r>
+              <w:rPr>
+                <w:rFonts w:eastAsia="宋体" w:ascii="Times New Roman" w:hAnsi="Times New Roman" w:cs="Times New Roman"/>
+                <w:sz w:val="24"/>
+                <w:szCs w:val="24"/>
+              </w:rPr>
+              <w:t xml:space="preserve">hired_num</w:t>
+            </w:r>
             <w:proofErr w:type="spellEnd"/>
-            <w:r>
-              <w:rPr>
-                <w:rFonts w:eastAsia="宋体"/>
-                <w:sz w:val="22"/>
-                <w:szCs w:val="20"/>
-              </w:rPr>
-              <w:t xml:space="preserve">hired_num</w:t>
-            </w:r>
           </w:p>
         </w:tc>
         <w:tc>
@@ -20373,9 +20468,9 @@
             </w:pPr>
             <w:r>
               <w:rPr>
-                <w:rFonts w:eastAsia="宋体"/>
-                <w:sz w:val="22"/>
-                <w:szCs w:val="20"/>
+                <w:rFonts w:eastAsia="宋体" w:ascii="Times New Roman" w:hAnsi="Times New Roman" w:cs="Times New Roman"/>
+                <w:sz w:val="24"/>
+                <w:szCs w:val="24"/>
               </w:rPr>
               <w:t xml:space="preserve">int</w:t>
             </w:r>
@@ -20393,9 +20488,9 @@
             </w:pPr>
             <w:r>
               <w:rPr>
-                <w:rFonts w:eastAsia="宋体"/>
-                <w:sz w:val="22"/>
-                <w:szCs w:val="20"/>
+                <w:rFonts w:eastAsia="宋体" w:ascii="Times New Roman" w:hAnsi="Times New Roman" w:cs="Times New Roman"/>
+                <w:sz w:val="24"/>
+                <w:szCs w:val="24"/>
               </w:rPr>
               <w:t xml:space="preserve"/>
             </w:r>
@@ -20413,9 +20508,9 @@
             </w:pPr>
             <w:r>
               <w:rPr>
-                <w:rFonts w:eastAsia="宋体"/>
-                <w:sz w:val="22"/>
-                <w:szCs w:val="20"/>
+                <w:rFonts w:eastAsia="宋体" w:ascii="Times New Roman" w:hAnsi="Times New Roman" w:cs="Times New Roman"/>
+                <w:sz w:val="24"/>
+                <w:szCs w:val="24"/>
               </w:rPr>
               <w:t xml:space="preserve">否</w:t>
             </w:r>
@@ -20433,9 +20528,9 @@
             </w:pPr>
             <w:r>
               <w:rPr>
-                <w:rFonts w:eastAsia="宋体"/>
-                <w:sz w:val="22"/>
-                <w:szCs w:val="20"/>
+                <w:rFonts w:eastAsia="宋体" w:ascii="Times New Roman" w:hAnsi="Times New Roman" w:cs="Times New Roman"/>
+                <w:sz w:val="24"/>
+                <w:szCs w:val="24"/>
               </w:rPr>
               <w:t xml:space="preserve">已录用数</w:t>
             </w:r>
@@ -20458,9 +20553,9 @@
             </w:pPr>
             <w:r>
               <w:rPr>
-                <w:rFonts w:eastAsia="宋体"/>
-                <w:sz w:val="22"/>
-                <w:szCs w:val="20"/>
+                <w:rFonts w:eastAsia="宋体" w:ascii="Times New Roman" w:hAnsi="Times New Roman" w:cs="Times New Roman"/>
+                <w:sz w:val="24"/>
+                <w:szCs w:val="24"/>
               </w:rPr>
               <w:t xml:space="preserve">status</w:t>
             </w:r>
@@ -20478,9 +20573,9 @@
             </w:pPr>
             <w:r>
               <w:rPr>
-                <w:rFonts w:eastAsia="宋体"/>
-                <w:sz w:val="22"/>
-                <w:szCs w:val="20"/>
+                <w:rFonts w:eastAsia="宋体" w:ascii="Times New Roman" w:hAnsi="Times New Roman" w:cs="Times New Roman"/>
+                <w:sz w:val="24"/>
+                <w:szCs w:val="24"/>
               </w:rPr>
               <w:t xml:space="preserve">tinyint</w:t>
             </w:r>
@@ -20498,9 +20593,9 @@
             </w:pPr>
             <w:r>
               <w:rPr>
-                <w:rFonts w:eastAsia="宋体"/>
-                <w:sz w:val="22"/>
-                <w:szCs w:val="20"/>
+                <w:rFonts w:eastAsia="宋体" w:ascii="Times New Roman" w:hAnsi="Times New Roman" w:cs="Times New Roman"/>
+                <w:sz w:val="24"/>
+                <w:szCs w:val="24"/>
               </w:rPr>
               <w:t xml:space="preserve"/>
             </w:r>
@@ -20518,9 +20613,9 @@
             </w:pPr>
             <w:r>
               <w:rPr>
-                <w:rFonts w:eastAsia="宋体"/>
-                <w:sz w:val="22"/>
-                <w:szCs w:val="20"/>
+                <w:rFonts w:eastAsia="宋体" w:ascii="Times New Roman" w:hAnsi="Times New Roman" w:cs="Times New Roman"/>
+                <w:sz w:val="24"/>
+                <w:szCs w:val="24"/>
               </w:rPr>
               <w:t xml:space="preserve">否</w:t>
             </w:r>
@@ -20538,9 +20633,9 @@
             </w:pPr>
             <w:r>
               <w:rPr>
-                <w:rFonts w:eastAsia="宋体"/>
-                <w:sz w:val="22"/>
-                <w:szCs w:val="20"/>
+                <w:rFonts w:eastAsia="宋体" w:ascii="Times New Roman" w:hAnsi="Times New Roman" w:cs="Times New Roman"/>
+                <w:sz w:val="24"/>
+                <w:szCs w:val="24"/>
               </w:rPr>
               <w:t xml:space="preserve">状态</w:t>
             </w:r>
@@ -20562,15 +20657,15 @@
               <w:jc w:val="center"/>
             </w:pPr>
             <w:proofErr w:type="spellStart"/>
+            <w:r>
+              <w:rPr>
+                <w:rFonts w:eastAsia="宋体" w:ascii="Times New Roman" w:hAnsi="Times New Roman" w:cs="Times New Roman"/>
+                <w:sz w:val="24"/>
+                <w:szCs w:val="24"/>
+              </w:rPr>
+              <w:t xml:space="preserve">audit_status</w:t>
+            </w:r>
             <w:proofErr w:type="spellEnd"/>
-            <w:r>
-              <w:rPr>
-                <w:rFonts w:eastAsia="宋体"/>
-                <w:sz w:val="22"/>
-                <w:szCs w:val="20"/>
-              </w:rPr>
-              <w:t xml:space="preserve">audit_status</w:t>
-            </w:r>
           </w:p>
         </w:tc>
         <w:tc>
@@ -20585,9 +20680,9 @@
             </w:pPr>
             <w:r>
               <w:rPr>
-                <w:rFonts w:eastAsia="宋体"/>
-                <w:sz w:val="22"/>
-                <w:szCs w:val="20"/>
+                <w:rFonts w:eastAsia="宋体" w:ascii="Times New Roman" w:hAnsi="Times New Roman" w:cs="Times New Roman"/>
+                <w:sz w:val="24"/>
+                <w:szCs w:val="24"/>
               </w:rPr>
               <w:t xml:space="preserve">tinyint</w:t>
             </w:r>
@@ -20605,9 +20700,9 @@
             </w:pPr>
             <w:r>
               <w:rPr>
-                <w:rFonts w:eastAsia="宋体"/>
-                <w:sz w:val="22"/>
-                <w:szCs w:val="20"/>
+                <w:rFonts w:eastAsia="宋体" w:ascii="Times New Roman" w:hAnsi="Times New Roman" w:cs="Times New Roman"/>
+                <w:sz w:val="24"/>
+                <w:szCs w:val="24"/>
               </w:rPr>
               <w:t xml:space="preserve"/>
             </w:r>
@@ -20625,9 +20720,9 @@
             </w:pPr>
             <w:r>
               <w:rPr>
-                <w:rFonts w:eastAsia="宋体"/>
-                <w:sz w:val="22"/>
-                <w:szCs w:val="20"/>
+                <w:rFonts w:eastAsia="宋体" w:ascii="Times New Roman" w:hAnsi="Times New Roman" w:cs="Times New Roman"/>
+                <w:sz w:val="24"/>
+                <w:szCs w:val="24"/>
               </w:rPr>
               <w:t xml:space="preserve">否</w:t>
             </w:r>
@@ -20645,9 +20740,9 @@
             </w:pPr>
             <w:r>
               <w:rPr>
-                <w:rFonts w:eastAsia="宋体"/>
-                <w:sz w:val="22"/>
-                <w:szCs w:val="20"/>
+                <w:rFonts w:eastAsia="宋体" w:ascii="Times New Roman" w:hAnsi="Times New Roman" w:cs="Times New Roman"/>
+                <w:sz w:val="24"/>
+                <w:szCs w:val="24"/>
               </w:rPr>
               <w:t xml:space="preserve">审核状态</w:t>
             </w:r>
@@ -20669,15 +20764,15 @@
               <w:jc w:val="center"/>
             </w:pPr>
             <w:proofErr w:type="spellStart"/>
+            <w:r>
+              <w:rPr>
+                <w:rFonts w:eastAsia="宋体" w:ascii="Times New Roman" w:hAnsi="Times New Roman" w:cs="Times New Roman"/>
+                <w:sz w:val="24"/>
+                <w:szCs w:val="24"/>
+              </w:rPr>
+              <w:t xml:space="preserve">audit_remark</w:t>
+            </w:r>
             <w:proofErr w:type="spellEnd"/>
-            <w:r>
-              <w:rPr>
-                <w:rFonts w:eastAsia="宋体"/>
-                <w:sz w:val="22"/>
-                <w:szCs w:val="20"/>
-              </w:rPr>
-              <w:t xml:space="preserve">audit_remark</w:t>
-            </w:r>
           </w:p>
         </w:tc>
         <w:tc>
@@ -20692,9 +20787,9 @@
             </w:pPr>
             <w:r>
               <w:rPr>
-                <w:rFonts w:eastAsia="宋体"/>
-                <w:sz w:val="22"/>
-                <w:szCs w:val="20"/>
+                <w:rFonts w:eastAsia="宋体" w:ascii="Times New Roman" w:hAnsi="Times New Roman" w:cs="Times New Roman"/>
+                <w:sz w:val="24"/>
+                <w:szCs w:val="24"/>
               </w:rPr>
               <w:t xml:space="preserve">varchar</w:t>
             </w:r>
@@ -20711,15 +20806,15 @@
               <w:jc w:val="center"/>
             </w:pPr>
             <w:proofErr w:type="gramStart"/>
+            <w:r>
+              <w:rPr>
+                <w:rFonts w:eastAsia="宋体" w:ascii="Times New Roman" w:hAnsi="Times New Roman" w:cs="Times New Roman"/>
+                <w:sz w:val="24"/>
+                <w:szCs w:val="24"/>
+              </w:rPr>
+              <w:t xml:space="preserve">500</w:t>
+            </w:r>
             <w:proofErr w:type="gramEnd"/>
-            <w:r>
-              <w:rPr>
-                <w:rFonts w:eastAsia="宋体"/>
-                <w:sz w:val="22"/>
-                <w:szCs w:val="20"/>
-              </w:rPr>
-              <w:t xml:space="preserve">500</w:t>
-            </w:r>
           </w:p>
         </w:tc>
         <w:tc>
@@ -20734,9 +20829,9 @@
             </w:pPr>
             <w:r>
               <w:rPr>
-                <w:rFonts w:eastAsia="宋体"/>
-                <w:sz w:val="22"/>
-                <w:szCs w:val="20"/>
+                <w:rFonts w:eastAsia="宋体" w:ascii="Times New Roman" w:hAnsi="Times New Roman" w:cs="Times New Roman"/>
+                <w:sz w:val="24"/>
+                <w:szCs w:val="24"/>
               </w:rPr>
               <w:t xml:space="preserve">否</w:t>
             </w:r>
@@ -20753,6 +20848,11 @@
               <w:jc w:val="center"/>
             </w:pPr>
             <w:r>
+              <w:rPr>
+                <w:rFonts w:ascii="Times New Roman" w:eastAsia="宋体" w:hAnsi="Times New Roman" w:cs="Times New Roman"/>
+                <w:sz w:val="24"/>
+                <w:szCs w:val="24"/>
+              </w:rPr>
               <w:t xml:space="preserve">审核备注</w:t>
             </w:r>
           </w:p>
@@ -20773,15 +20873,15 @@
               <w:jc w:val="center"/>
             </w:pPr>
             <w:proofErr w:type="spellStart"/>
+            <w:r>
+              <w:rPr>
+                <w:rFonts w:eastAsia="宋体" w:ascii="Times New Roman" w:hAnsi="Times New Roman" w:cs="Times New Roman"/>
+                <w:sz w:val="24"/>
+                <w:szCs w:val="24"/>
+              </w:rPr>
+              <w:t xml:space="preserve">create_time</w:t>
+            </w:r>
             <w:proofErr w:type="spellEnd"/>
-            <w:r>
-              <w:rPr>
-                <w:rFonts w:eastAsia="宋体"/>
-                <w:sz w:val="22"/>
-                <w:szCs w:val="20"/>
-              </w:rPr>
-              <w:t xml:space="preserve">create_time</w:t>
-            </w:r>
           </w:p>
         </w:tc>
         <w:tc>
@@ -20796,9 +20896,9 @@
             </w:pPr>
             <w:r>
               <w:rPr>
-                <w:rFonts w:eastAsia="宋体"/>
-                <w:sz w:val="22"/>
-                <w:szCs w:val="20"/>
+                <w:rFonts w:eastAsia="宋体" w:ascii="Times New Roman" w:hAnsi="Times New Roman" w:cs="Times New Roman"/>
+                <w:sz w:val="24"/>
+                <w:szCs w:val="24"/>
               </w:rPr>
               <w:t xml:space="preserve">datetime</w:t>
             </w:r>
@@ -20816,9 +20916,9 @@
             </w:pPr>
             <w:r>
               <w:rPr>
-                <w:rFonts w:eastAsia="宋体"/>
-                <w:sz w:val="22"/>
-                <w:szCs w:val="20"/>
+                <w:rFonts w:eastAsia="宋体" w:ascii="Times New Roman" w:hAnsi="Times New Roman" w:cs="Times New Roman"/>
+                <w:sz w:val="24"/>
+                <w:szCs w:val="24"/>
               </w:rPr>
               <w:t xml:space="preserve"/>
             </w:r>
@@ -20836,9 +20936,9 @@
             </w:pPr>
             <w:r>
               <w:rPr>
-                <w:rFonts w:eastAsia="宋体"/>
-                <w:sz w:val="22"/>
-                <w:szCs w:val="20"/>
+                <w:rFonts w:eastAsia="宋体" w:ascii="Times New Roman" w:hAnsi="Times New Roman" w:cs="Times New Roman"/>
+                <w:sz w:val="24"/>
+                <w:szCs w:val="24"/>
               </w:rPr>
               <w:t xml:space="preserve">否</w:t>
             </w:r>
@@ -20855,6 +20955,11 @@
               <w:jc w:val="center"/>
             </w:pPr>
             <w:r>
+              <w:rPr>
+                <w:rFonts w:ascii="Times New Roman" w:eastAsia="宋体" w:hAnsi="Times New Roman" w:cs="Times New Roman"/>
+                <w:sz w:val="24"/>
+                <w:szCs w:val="24"/>
+              </w:rPr>
               <w:t xml:space="preserve">创建时间</w:t>
             </w:r>
           </w:p>
@@ -20878,15 +20983,15 @@
               <w:jc w:val="center"/>
             </w:pPr>
             <w:proofErr w:type="spellStart"/>
+            <w:r>
+              <w:rPr>
+                <w:rFonts w:eastAsia="宋体" w:ascii="Times New Roman" w:hAnsi="Times New Roman" w:cs="Times New Roman"/>
+                <w:sz w:val="24"/>
+                <w:szCs w:val="24"/>
+              </w:rPr>
+              <w:t xml:space="preserve">update_time</w:t>
+            </w:r>
             <w:proofErr w:type="spellEnd"/>
-            <w:r>
-              <w:rPr>
-                <w:rFonts w:eastAsia="宋体"/>
-                <w:sz w:val="22"/>
-                <w:szCs w:val="20"/>
-              </w:rPr>
-              <w:t xml:space="preserve">update_time</w:t>
-            </w:r>
           </w:p>
         </w:tc>
         <w:tc>
@@ -20904,9 +21009,9 @@
             </w:pPr>
             <w:r>
               <w:rPr>
-                <w:rFonts w:eastAsia="宋体"/>
-                <w:sz w:val="22"/>
-                <w:szCs w:val="20"/>
+                <w:rFonts w:eastAsia="宋体" w:ascii="Times New Roman" w:hAnsi="Times New Roman" w:cs="Times New Roman"/>
+                <w:sz w:val="24"/>
+                <w:szCs w:val="24"/>
               </w:rPr>
               <w:t xml:space="preserve">datetime</w:t>
             </w:r>
@@ -20927,9 +21032,9 @@
             </w:pPr>
             <w:r>
               <w:rPr>
-                <w:rFonts w:eastAsia="宋体"/>
-                <w:sz w:val="22"/>
-                <w:szCs w:val="20"/>
+                <w:rFonts w:eastAsia="宋体" w:ascii="Times New Roman" w:hAnsi="Times New Roman" w:cs="Times New Roman"/>
+                <w:sz w:val="24"/>
+                <w:szCs w:val="24"/>
               </w:rPr>
               <w:t xml:space="preserve"/>
             </w:r>
@@ -20950,9 +21055,9 @@
             </w:pPr>
             <w:r>
               <w:rPr>
-                <w:rFonts w:eastAsia="宋体"/>
-                <w:sz w:val="22"/>
-                <w:szCs w:val="20"/>
+                <w:rFonts w:eastAsia="宋体" w:ascii="Times New Roman" w:hAnsi="Times New Roman" w:cs="Times New Roman"/>
+                <w:sz w:val="24"/>
+                <w:szCs w:val="24"/>
               </w:rPr>
               <w:t xml:space="preserve">否</w:t>
             </w:r>
@@ -20972,6 +21077,11 @@
               <w:jc w:val="center"/>
             </w:pPr>
             <w:r>
+              <w:rPr>
+                <w:rFonts w:ascii="Times New Roman" w:eastAsia="宋体" w:hAnsi="Times New Roman" w:cs="Times New Roman"/>
+                <w:sz w:val="24"/>
+                <w:szCs w:val="24"/>
+              </w:rPr>
               <w:t xml:space="preserve">更新时间</w:t>
             </w:r>
           </w:p>
@@ -21142,10 +21252,10 @@
             </w:pPr>
             <w:r>
               <w:rPr>
-                <w:rFonts w:eastAsia="宋体"/>
+                <w:rFonts w:eastAsia="宋体" w:ascii="Times New Roman" w:hAnsi="Times New Roman" w:cs="Times New Roman"/>
                 <w:bCs/>
-                <w:sz w:val="22"/>
-                <w:szCs w:val="20"/>
+                <w:sz w:val="24"/>
+                <w:szCs w:val="24"/>
               </w:rPr>
               <w:t xml:space="preserve">字段名</w:t>
             </w:r>
@@ -21167,10 +21277,10 @@
             </w:pPr>
             <w:r>
               <w:rPr>
-                <w:rFonts w:eastAsia="宋体"/>
+                <w:rFonts w:eastAsia="宋体" w:ascii="Times New Roman" w:hAnsi="Times New Roman" w:cs="Times New Roman"/>
                 <w:bCs/>
-                <w:sz w:val="22"/>
-                <w:szCs w:val="20"/>
+                <w:sz w:val="24"/>
+                <w:szCs w:val="24"/>
               </w:rPr>
               <w:t xml:space="preserve">类型</w:t>
             </w:r>
@@ -21192,10 +21302,10 @@
             </w:pPr>
             <w:r>
               <w:rPr>
-                <w:rFonts w:eastAsia="宋体"/>
+                <w:rFonts w:eastAsia="宋体" w:ascii="Times New Roman" w:hAnsi="Times New Roman" w:cs="Times New Roman"/>
                 <w:bCs/>
-                <w:sz w:val="22"/>
-                <w:szCs w:val="20"/>
+                <w:sz w:val="24"/>
+                <w:szCs w:val="24"/>
               </w:rPr>
               <w:t xml:space="preserve">长度</w:t>
             </w:r>
@@ -21217,10 +21327,10 @@
             </w:pPr>
             <w:r>
               <w:rPr>
-                <w:rFonts w:eastAsia="宋体"/>
+                <w:rFonts w:eastAsia="宋体" w:ascii="Times New Roman" w:hAnsi="Times New Roman" w:cs="Times New Roman"/>
                 <w:bCs/>
-                <w:sz w:val="22"/>
-                <w:szCs w:val="20"/>
+                <w:sz w:val="24"/>
+                <w:szCs w:val="24"/>
               </w:rPr>
               <w:t xml:space="preserve">主键</w:t>
             </w:r>
@@ -21242,10 +21352,10 @@
             </w:pPr>
             <w:r>
               <w:rPr>
-                <w:rFonts w:eastAsia="宋体"/>
+                <w:rFonts w:eastAsia="宋体" w:ascii="Times New Roman" w:hAnsi="Times New Roman" w:cs="Times New Roman"/>
                 <w:bCs/>
-                <w:sz w:val="22"/>
-                <w:szCs w:val="20"/>
+                <w:sz w:val="24"/>
+                <w:szCs w:val="24"/>
               </w:rPr>
               <w:t xml:space="preserve">备注</w:t>
             </w:r>
@@ -21271,9 +21381,9 @@
             </w:pPr>
             <w:r>
               <w:rPr>
-                <w:rFonts w:eastAsia="宋体"/>
-                <w:sz w:val="22"/>
-                <w:szCs w:val="20"/>
+                <w:rFonts w:eastAsia="宋体" w:ascii="Times New Roman" w:hAnsi="Times New Roman" w:cs="Times New Roman"/>
+                <w:sz w:val="24"/>
+                <w:szCs w:val="24"/>
               </w:rPr>
               <w:t xml:space="preserve">id</w:t>
             </w:r>
@@ -21294,9 +21404,9 @@
             </w:pPr>
             <w:r>
               <w:rPr>
-                <w:rFonts w:eastAsia="宋体"/>
-                <w:sz w:val="22"/>
-                <w:szCs w:val="20"/>
+                <w:rFonts w:eastAsia="宋体" w:ascii="Times New Roman" w:hAnsi="Times New Roman" w:cs="Times New Roman"/>
+                <w:sz w:val="24"/>
+                <w:szCs w:val="24"/>
               </w:rPr>
               <w:t xml:space="preserve">bigint</w:t>
             </w:r>
@@ -21317,9 +21427,9 @@
             </w:pPr>
             <w:r>
               <w:rPr>
-                <w:rFonts w:eastAsia="宋体"/>
-                <w:sz w:val="22"/>
-                <w:szCs w:val="20"/>
+                <w:rFonts w:eastAsia="宋体" w:ascii="Times New Roman" w:hAnsi="Times New Roman" w:cs="Times New Roman"/>
+                <w:sz w:val="24"/>
+                <w:szCs w:val="24"/>
               </w:rPr>
               <w:t xml:space="preserve"/>
             </w:r>
@@ -21340,9 +21450,9 @@
             </w:pPr>
             <w:r>
               <w:rPr>
-                <w:rFonts w:eastAsia="宋体"/>
-                <w:sz w:val="22"/>
-                <w:szCs w:val="20"/>
+                <w:rFonts w:eastAsia="宋体" w:ascii="Times New Roman" w:hAnsi="Times New Roman" w:cs="Times New Roman"/>
+                <w:sz w:val="24"/>
+                <w:szCs w:val="24"/>
               </w:rPr>
               <w:t xml:space="preserve">是</w:t>
             </w:r>
@@ -21362,15 +21472,15 @@
               <w:jc w:val="center"/>
             </w:pPr>
             <w:proofErr w:type="gramStart"/>
+            <w:r>
+              <w:rPr>
+                <w:rFonts w:eastAsia="宋体" w:ascii="Times New Roman" w:hAnsi="Times New Roman" w:cs="Times New Roman"/>
+                <w:sz w:val="24"/>
+                <w:szCs w:val="24"/>
+              </w:rPr>
+              <w:t xml:space="preserve">主键ID</w:t>
+            </w:r>
             <w:proofErr w:type="gramEnd"/>
-            <w:r>
-              <w:rPr>
-                <w:rFonts w:eastAsia="宋体"/>
-                <w:sz w:val="22"/>
-                <w:szCs w:val="20"/>
-              </w:rPr>
-              <w:t xml:space="preserve">主键ID</w:t>
-            </w:r>
           </w:p>
         </w:tc>
       </w:tr>
@@ -21389,15 +21499,15 @@
               <w:jc w:val="center"/>
             </w:pPr>
             <w:proofErr w:type="spellStart"/>
+            <w:r>
+              <w:rPr>
+                <w:rFonts w:eastAsia="宋体" w:ascii="Times New Roman" w:hAnsi="Times New Roman" w:cs="Times New Roman"/>
+                <w:sz w:val="24"/>
+                <w:szCs w:val="24"/>
+              </w:rPr>
+              <w:t xml:space="preserve">job_id</w:t>
+            </w:r>
             <w:proofErr w:type="spellEnd"/>
-            <w:r>
-              <w:rPr>
-                <w:rFonts w:eastAsia="宋体"/>
-                <w:sz w:val="22"/>
-                <w:szCs w:val="20"/>
-              </w:rPr>
-              <w:t xml:space="preserve">job_id</w:t>
-            </w:r>
           </w:p>
         </w:tc>
         <w:tc>
@@ -21412,9 +21522,9 @@
             </w:pPr>
             <w:r>
               <w:rPr>
-                <w:rFonts w:eastAsia="宋体"/>
-                <w:sz w:val="22"/>
-                <w:szCs w:val="20"/>
+                <w:rFonts w:eastAsia="宋体" w:ascii="Times New Roman" w:hAnsi="Times New Roman" w:cs="Times New Roman"/>
+                <w:sz w:val="24"/>
+                <w:szCs w:val="24"/>
               </w:rPr>
               <w:t xml:space="preserve">bigint</w:t>
             </w:r>
@@ -21432,9 +21542,9 @@
             </w:pPr>
             <w:r>
               <w:rPr>
-                <w:rFonts w:eastAsia="宋体"/>
-                <w:sz w:val="22"/>
-                <w:szCs w:val="20"/>
+                <w:rFonts w:eastAsia="宋体" w:ascii="Times New Roman" w:hAnsi="Times New Roman" w:cs="Times New Roman"/>
+                <w:sz w:val="24"/>
+                <w:szCs w:val="24"/>
               </w:rPr>
               <w:t xml:space="preserve"/>
             </w:r>
@@ -21452,9 +21562,9 @@
             </w:pPr>
             <w:r>
               <w:rPr>
-                <w:rFonts w:eastAsia="宋体"/>
-                <w:sz w:val="22"/>
-                <w:szCs w:val="20"/>
+                <w:rFonts w:eastAsia="宋体" w:ascii="Times New Roman" w:hAnsi="Times New Roman" w:cs="Times New Roman"/>
+                <w:sz w:val="24"/>
+                <w:szCs w:val="24"/>
               </w:rPr>
               <w:t xml:space="preserve">否</w:t>
             </w:r>
@@ -21471,17 +21581,17 @@
               <w:jc w:val="center"/>
             </w:pPr>
             <w:proofErr w:type="gramStart"/>
+            <w:r>
+              <w:rPr>
+                <w:rFonts w:eastAsia="宋体" w:ascii="Times New Roman" w:hAnsi="Times New Roman" w:cs="Times New Roman"/>
+                <w:sz w:val="24"/>
+                <w:szCs w:val="24"/>
+              </w:rPr>
+              <w:t xml:space="preserve">兼职ID</w:t>
+            </w:r>
             <w:proofErr w:type="gramEnd"/>
             <w:proofErr w:type="spellStart"/>
             <w:proofErr w:type="spellEnd"/>
-            <w:r>
-              <w:rPr>
-                <w:rFonts w:eastAsia="宋体"/>
-                <w:sz w:val="22"/>
-                <w:szCs w:val="20"/>
-              </w:rPr>
-              <w:t xml:space="preserve">兼职ID</w:t>
-            </w:r>
           </w:p>
         </w:tc>
       </w:tr>
@@ -21500,15 +21610,15 @@
               <w:jc w:val="center"/>
             </w:pPr>
             <w:proofErr w:type="spellStart"/>
+            <w:r>
+              <w:rPr>
+                <w:rFonts w:eastAsia="宋体" w:ascii="Times New Roman" w:hAnsi="Times New Roman" w:cs="Times New Roman"/>
+                <w:sz w:val="24"/>
+                <w:szCs w:val="24"/>
+              </w:rPr>
+              <w:t xml:space="preserve">applicant_id</w:t>
+            </w:r>
             <w:proofErr w:type="spellEnd"/>
-            <w:r>
-              <w:rPr>
-                <w:rFonts w:eastAsia="宋体"/>
-                <w:sz w:val="22"/>
-                <w:szCs w:val="20"/>
-              </w:rPr>
-              <w:t xml:space="preserve">applicant_id</w:t>
-            </w:r>
           </w:p>
         </w:tc>
         <w:tc>
@@ -21523,9 +21633,9 @@
             </w:pPr>
             <w:r>
               <w:rPr>
-                <w:rFonts w:eastAsia="宋体"/>
-                <w:sz w:val="22"/>
-                <w:szCs w:val="20"/>
+                <w:rFonts w:eastAsia="宋体" w:ascii="Times New Roman" w:hAnsi="Times New Roman" w:cs="Times New Roman"/>
+                <w:sz w:val="24"/>
+                <w:szCs w:val="24"/>
               </w:rPr>
               <w:t xml:space="preserve">bigint</w:t>
             </w:r>
@@ -21543,9 +21653,9 @@
             </w:pPr>
             <w:r>
               <w:rPr>
-                <w:rFonts w:eastAsia="宋体"/>
-                <w:sz w:val="22"/>
-                <w:szCs w:val="20"/>
+                <w:rFonts w:eastAsia="宋体" w:ascii="Times New Roman" w:hAnsi="Times New Roman" w:cs="Times New Roman"/>
+                <w:sz w:val="24"/>
+                <w:szCs w:val="24"/>
               </w:rPr>
               <w:t xml:space="preserve"/>
             </w:r>
@@ -21563,9 +21673,9 @@
             </w:pPr>
             <w:r>
               <w:rPr>
-                <w:rFonts w:eastAsia="宋体"/>
-                <w:sz w:val="22"/>
-                <w:szCs w:val="20"/>
+                <w:rFonts w:eastAsia="宋体" w:ascii="Times New Roman" w:hAnsi="Times New Roman" w:cs="Times New Roman"/>
+                <w:sz w:val="24"/>
+                <w:szCs w:val="24"/>
               </w:rPr>
               <w:t xml:space="preserve">否</w:t>
             </w:r>
@@ -21582,17 +21692,17 @@
               <w:jc w:val="center"/>
             </w:pPr>
             <w:proofErr w:type="gramStart"/>
+            <w:r>
+              <w:rPr>
+                <w:rFonts w:eastAsia="宋体" w:ascii="Times New Roman" w:hAnsi="Times New Roman" w:cs="Times New Roman"/>
+                <w:sz w:val="24"/>
+                <w:szCs w:val="24"/>
+              </w:rPr>
+              <w:t xml:space="preserve">申请者ID</w:t>
+            </w:r>
             <w:proofErr w:type="gramEnd"/>
             <w:proofErr w:type="spellStart"/>
             <w:proofErr w:type="spellEnd"/>
-            <w:r>
-              <w:rPr>
-                <w:rFonts w:eastAsia="宋体"/>
-                <w:sz w:val="22"/>
-                <w:szCs w:val="20"/>
-              </w:rPr>
-              <w:t xml:space="preserve">申请者ID</w:t>
-            </w:r>
           </w:p>
         </w:tc>
       </w:tr>
@@ -21611,15 +21721,15 @@
               <w:jc w:val="center"/>
             </w:pPr>
             <w:proofErr w:type="spellStart"/>
+            <w:r>
+              <w:rPr>
+                <w:rFonts w:eastAsia="宋体" w:ascii="Times New Roman" w:hAnsi="Times New Roman" w:cs="Times New Roman"/>
+                <w:sz w:val="24"/>
+                <w:szCs w:val="24"/>
+              </w:rPr>
+              <w:t xml:space="preserve">resume_url</w:t>
+            </w:r>
             <w:proofErr w:type="spellEnd"/>
-            <w:r>
-              <w:rPr>
-                <w:rFonts w:eastAsia="宋体"/>
-                <w:sz w:val="22"/>
-                <w:szCs w:val="20"/>
-              </w:rPr>
-              <w:t xml:space="preserve">resume_url</w:t>
-            </w:r>
           </w:p>
         </w:tc>
         <w:tc>
@@ -21634,9 +21744,9 @@
             </w:pPr>
             <w:r>
               <w:rPr>
-                <w:rFonts w:eastAsia="宋体"/>
-                <w:sz w:val="22"/>
-                <w:szCs w:val="20"/>
+                <w:rFonts w:eastAsia="宋体" w:ascii="Times New Roman" w:hAnsi="Times New Roman" w:cs="Times New Roman"/>
+                <w:sz w:val="24"/>
+                <w:szCs w:val="24"/>
               </w:rPr>
               <w:t xml:space="preserve">varchar</w:t>
             </w:r>
@@ -21653,15 +21763,15 @@
               <w:jc w:val="center"/>
             </w:pPr>
             <w:proofErr w:type="gramStart"/>
+            <w:r>
+              <w:rPr>
+                <w:rFonts w:eastAsia="宋体" w:ascii="Times New Roman" w:hAnsi="Times New Roman" w:cs="Times New Roman"/>
+                <w:sz w:val="24"/>
+                <w:szCs w:val="24"/>
+              </w:rPr>
+              <w:t xml:space="preserve">500</w:t>
+            </w:r>
             <w:proofErr w:type="gramEnd"/>
-            <w:r>
-              <w:rPr>
-                <w:rFonts w:eastAsia="宋体"/>
-                <w:sz w:val="22"/>
-                <w:szCs w:val="20"/>
-              </w:rPr>
-              <w:t xml:space="preserve">500</w:t>
-            </w:r>
           </w:p>
         </w:tc>
         <w:tc>
@@ -21676,9 +21786,9 @@
             </w:pPr>
             <w:r>
               <w:rPr>
-                <w:rFonts w:eastAsia="宋体"/>
-                <w:sz w:val="22"/>
-                <w:szCs w:val="20"/>
+                <w:rFonts w:eastAsia="宋体" w:ascii="Times New Roman" w:hAnsi="Times New Roman" w:cs="Times New Roman"/>
+                <w:sz w:val="24"/>
+                <w:szCs w:val="24"/>
               </w:rPr>
               <w:t xml:space="preserve">否</w:t>
             </w:r>
@@ -21695,6 +21805,11 @@
               <w:jc w:val="center"/>
             </w:pPr>
             <w:r>
+              <w:rPr>
+                <w:rFonts w:ascii="Times New Roman" w:eastAsia="宋体" w:hAnsi="Times New Roman" w:cs="Times New Roman"/>
+                <w:sz w:val="24"/>
+                <w:szCs w:val="24"/>
+              </w:rPr>
               <w:t xml:space="preserve">简历地址</w:t>
             </w:r>
           </w:p>
@@ -21716,9 +21831,9 @@
             </w:pPr>
             <w:r>
               <w:rPr>
-                <w:rFonts w:eastAsia="宋体"/>
-                <w:sz w:val="22"/>
-                <w:szCs w:val="20"/>
+                <w:rFonts w:eastAsia="宋体" w:ascii="Times New Roman" w:hAnsi="Times New Roman" w:cs="Times New Roman"/>
+                <w:sz w:val="24"/>
+                <w:szCs w:val="24"/>
               </w:rPr>
               <w:t xml:space="preserve">status</w:t>
             </w:r>
@@ -21736,9 +21851,9 @@
             </w:pPr>
             <w:r>
               <w:rPr>
-                <w:rFonts w:eastAsia="宋体"/>
-                <w:sz w:val="22"/>
-                <w:szCs w:val="20"/>
+                <w:rFonts w:eastAsia="宋体" w:ascii="Times New Roman" w:hAnsi="Times New Roman" w:cs="Times New Roman"/>
+                <w:sz w:val="24"/>
+                <w:szCs w:val="24"/>
               </w:rPr>
               <w:t xml:space="preserve">tinyint</w:t>
             </w:r>
@@ -21756,9 +21871,9 @@
             </w:pPr>
             <w:r>
               <w:rPr>
-                <w:rFonts w:eastAsia="宋体"/>
-                <w:sz w:val="22"/>
-                <w:szCs w:val="20"/>
+                <w:rFonts w:eastAsia="宋体" w:ascii="Times New Roman" w:hAnsi="Times New Roman" w:cs="Times New Roman"/>
+                <w:sz w:val="24"/>
+                <w:szCs w:val="24"/>
               </w:rPr>
               <w:t xml:space="preserve"/>
             </w:r>
@@ -21776,9 +21891,9 @@
             </w:pPr>
             <w:r>
               <w:rPr>
-                <w:rFonts w:eastAsia="宋体"/>
-                <w:sz w:val="22"/>
-                <w:szCs w:val="20"/>
+                <w:rFonts w:eastAsia="宋体" w:ascii="Times New Roman" w:hAnsi="Times New Roman" w:cs="Times New Roman"/>
+                <w:sz w:val="24"/>
+                <w:szCs w:val="24"/>
               </w:rPr>
               <w:t xml:space="preserve">否</w:t>
             </w:r>
@@ -21796,9 +21911,9 @@
             </w:pPr>
             <w:r>
               <w:rPr>
-                <w:rFonts w:eastAsia="宋体"/>
-                <w:sz w:val="22"/>
-                <w:szCs w:val="20"/>
+                <w:rFonts w:eastAsia="宋体" w:ascii="Times New Roman" w:hAnsi="Times New Roman" w:cs="Times New Roman"/>
+                <w:sz w:val="24"/>
+                <w:szCs w:val="24"/>
               </w:rPr>
               <w:t xml:space="preserve">申请状态</w:t>
             </w:r>
@@ -21820,15 +21935,15 @@
               <w:jc w:val="center"/>
             </w:pPr>
             <w:proofErr w:type="spellStart"/>
+            <w:r>
+              <w:rPr>
+                <w:rFonts w:eastAsia="宋体" w:ascii="Times New Roman" w:hAnsi="Times New Roman" w:cs="Times New Roman"/>
+                <w:sz w:val="24"/>
+                <w:szCs w:val="24"/>
+              </w:rPr>
+              <w:t xml:space="preserve">apply_time</w:t>
+            </w:r>
             <w:proofErr w:type="spellEnd"/>
-            <w:r>
-              <w:rPr>
-                <w:rFonts w:eastAsia="宋体"/>
-                <w:sz w:val="22"/>
-                <w:szCs w:val="20"/>
-              </w:rPr>
-              <w:t xml:space="preserve">apply_time</w:t>
-            </w:r>
           </w:p>
         </w:tc>
         <w:tc>
@@ -21843,9 +21958,9 @@
             </w:pPr>
             <w:r>
               <w:rPr>
-                <w:rFonts w:eastAsia="宋体"/>
-                <w:sz w:val="22"/>
-                <w:szCs w:val="20"/>
+                <w:rFonts w:eastAsia="宋体" w:ascii="Times New Roman" w:hAnsi="Times New Roman" w:cs="Times New Roman"/>
+                <w:sz w:val="24"/>
+                <w:szCs w:val="24"/>
               </w:rPr>
               <w:t xml:space="preserve">datetime</w:t>
             </w:r>
@@ -21863,9 +21978,9 @@
             </w:pPr>
             <w:r>
               <w:rPr>
-                <w:rFonts w:eastAsia="宋体"/>
-                <w:sz w:val="22"/>
-                <w:szCs w:val="20"/>
+                <w:rFonts w:eastAsia="宋体" w:ascii="Times New Roman" w:hAnsi="Times New Roman" w:cs="Times New Roman"/>
+                <w:sz w:val="24"/>
+                <w:szCs w:val="24"/>
               </w:rPr>
               <w:t xml:space="preserve"/>
             </w:r>
@@ -21883,9 +21998,9 @@
             </w:pPr>
             <w:r>
               <w:rPr>
-                <w:rFonts w:eastAsia="宋体"/>
-                <w:sz w:val="22"/>
-                <w:szCs w:val="20"/>
+                <w:rFonts w:eastAsia="宋体" w:ascii="Times New Roman" w:hAnsi="Times New Roman" w:cs="Times New Roman"/>
+                <w:sz w:val="24"/>
+                <w:szCs w:val="24"/>
               </w:rPr>
               <w:t xml:space="preserve">否</w:t>
             </w:r>
@@ -21902,6 +22017,11 @@
               <w:jc w:val="center"/>
             </w:pPr>
             <w:r>
+              <w:rPr>
+                <w:rFonts w:ascii="Times New Roman" w:eastAsia="宋体" w:hAnsi="Times New Roman" w:cs="Times New Roman"/>
+                <w:sz w:val="24"/>
+                <w:szCs w:val="24"/>
+              </w:rPr>
               <w:t xml:space="preserve">申请时间</w:t>
             </w:r>
           </w:p>
@@ -21922,15 +22042,15 @@
               <w:jc w:val="center"/>
             </w:pPr>
             <w:proofErr w:type="spellStart"/>
+            <w:r>
+              <w:rPr>
+                <w:rFonts w:eastAsia="宋体" w:ascii="Times New Roman" w:hAnsi="Times New Roman" w:cs="Times New Roman"/>
+                <w:sz w:val="24"/>
+                <w:szCs w:val="24"/>
+              </w:rPr>
+              <w:t xml:space="preserve">review_time</w:t>
+            </w:r>
             <w:proofErr w:type="spellEnd"/>
-            <w:r>
-              <w:rPr>
-                <w:rFonts w:eastAsia="宋体"/>
-                <w:sz w:val="22"/>
-                <w:szCs w:val="20"/>
-              </w:rPr>
-              <w:t xml:space="preserve">review_time</w:t>
-            </w:r>
           </w:p>
         </w:tc>
         <w:tc>
@@ -21945,9 +22065,9 @@
             </w:pPr>
             <w:r>
               <w:rPr>
-                <w:rFonts w:eastAsia="宋体"/>
-                <w:sz w:val="22"/>
-                <w:szCs w:val="20"/>
+                <w:rFonts w:eastAsia="宋体" w:ascii="Times New Roman" w:hAnsi="Times New Roman" w:cs="Times New Roman"/>
+                <w:sz w:val="24"/>
+                <w:szCs w:val="24"/>
               </w:rPr>
               <w:t xml:space="preserve">datetime</w:t>
             </w:r>
@@ -21965,9 +22085,9 @@
             </w:pPr>
             <w:r>
               <w:rPr>
-                <w:rFonts w:eastAsia="宋体"/>
-                <w:sz w:val="22"/>
-                <w:szCs w:val="20"/>
+                <w:rFonts w:eastAsia="宋体" w:ascii="Times New Roman" w:hAnsi="Times New Roman" w:cs="Times New Roman"/>
+                <w:sz w:val="24"/>
+                <w:szCs w:val="24"/>
               </w:rPr>
               <w:t xml:space="preserve"/>
             </w:r>
@@ -21985,9 +22105,9 @@
             </w:pPr>
             <w:r>
               <w:rPr>
-                <w:rFonts w:eastAsia="宋体"/>
-                <w:sz w:val="22"/>
-                <w:szCs w:val="20"/>
+                <w:rFonts w:eastAsia="宋体" w:ascii="Times New Roman" w:hAnsi="Times New Roman" w:cs="Times New Roman"/>
+                <w:sz w:val="24"/>
+                <w:szCs w:val="24"/>
               </w:rPr>
               <w:t xml:space="preserve">否</w:t>
             </w:r>
@@ -22004,6 +22124,11 @@
               <w:jc w:val="center"/>
             </w:pPr>
             <w:r>
+              <w:rPr>
+                <w:rFonts w:ascii="Times New Roman" w:eastAsia="宋体" w:hAnsi="Times New Roman" w:cs="Times New Roman"/>
+                <w:sz w:val="24"/>
+                <w:szCs w:val="24"/>
+              </w:rPr>
               <w:t xml:space="preserve">审核时间</w:t>
             </w:r>
           </w:p>
@@ -22027,15 +22152,15 @@
               <w:jc w:val="center"/>
             </w:pPr>
             <w:proofErr w:type="spellStart"/>
+            <w:r>
+              <w:rPr>
+                <w:rFonts w:eastAsia="宋体" w:ascii="Times New Roman" w:hAnsi="Times New Roman" w:cs="Times New Roman"/>
+                <w:sz w:val="24"/>
+                <w:szCs w:val="24"/>
+              </w:rPr>
+              <w:t xml:space="preserve">reject_reason</w:t>
+            </w:r>
             <w:proofErr w:type="spellEnd"/>
-            <w:r>
-              <w:rPr>
-                <w:rFonts w:eastAsia="宋体"/>
-                <w:sz w:val="22"/>
-                <w:szCs w:val="20"/>
-              </w:rPr>
-              <w:t xml:space="preserve">reject_reason</w:t>
-            </w:r>
           </w:p>
         </w:tc>
         <w:tc>
@@ -22053,9 +22178,9 @@
             </w:pPr>
             <w:r>
               <w:rPr>
-                <w:rFonts w:eastAsia="宋体"/>
-                <w:sz w:val="22"/>
-                <w:szCs w:val="20"/>
+                <w:rFonts w:eastAsia="宋体" w:ascii="Times New Roman" w:hAnsi="Times New Roman" w:cs="Times New Roman"/>
+                <w:sz w:val="24"/>
+                <w:szCs w:val="24"/>
               </w:rPr>
               <w:t xml:space="preserve">varchar</w:t>
             </w:r>
@@ -22075,15 +22200,15 @@
               <w:jc w:val="center"/>
             </w:pPr>
             <w:proofErr w:type="gramStart"/>
+            <w:r>
+              <w:rPr>
+                <w:rFonts w:eastAsia="宋体" w:ascii="Times New Roman" w:hAnsi="Times New Roman" w:cs="Times New Roman"/>
+                <w:sz w:val="24"/>
+                <w:szCs w:val="24"/>
+              </w:rPr>
+              <w:t xml:space="preserve">500</w:t>
+            </w:r>
             <w:proofErr w:type="gramEnd"/>
-            <w:r>
-              <w:rPr>
-                <w:rFonts w:eastAsia="宋体"/>
-                <w:sz w:val="22"/>
-                <w:szCs w:val="20"/>
-              </w:rPr>
-              <w:t xml:space="preserve">500</w:t>
-            </w:r>
           </w:p>
         </w:tc>
         <w:tc>
@@ -22101,9 +22226,9 @@
             </w:pPr>
             <w:r>
               <w:rPr>
-                <w:rFonts w:eastAsia="宋体"/>
-                <w:sz w:val="22"/>
-                <w:szCs w:val="20"/>
+                <w:rFonts w:eastAsia="宋体" w:ascii="Times New Roman" w:hAnsi="Times New Roman" w:cs="Times New Roman"/>
+                <w:sz w:val="24"/>
+                <w:szCs w:val="24"/>
               </w:rPr>
               <w:t xml:space="preserve">否</w:t>
             </w:r>
@@ -22123,6 +22248,11 @@
               <w:jc w:val="center"/>
             </w:pPr>
             <w:r>
+              <w:rPr>
+                <w:rFonts w:ascii="Times New Roman" w:eastAsia="宋体" w:hAnsi="Times New Roman" w:cs="Times New Roman"/>
+                <w:sz w:val="24"/>
+                <w:szCs w:val="24"/>
+              </w:rPr>
               <w:t xml:space="preserve">拒绝原因</w:t>
             </w:r>
           </w:p>
@@ -22322,10 +22452,10 @@
             </w:pPr>
             <w:r>
               <w:rPr>
-                <w:rFonts w:eastAsia="宋体"/>
+                <w:rFonts w:eastAsia="宋体" w:ascii="Times New Roman" w:hAnsi="Times New Roman" w:cs="Times New Roman"/>
                 <w:bCs/>
-                <w:sz w:val="22"/>
-                <w:szCs w:val="20"/>
+                <w:sz w:val="24"/>
+                <w:szCs w:val="24"/>
               </w:rPr>
               <w:lastRenderedPageBreak/>
               <w:t xml:space="preserve">字段名</w:t>
@@ -22348,10 +22478,10 @@
             </w:pPr>
             <w:r>
               <w:rPr>
-                <w:rFonts w:eastAsia="宋体"/>
+                <w:rFonts w:eastAsia="宋体" w:ascii="Times New Roman" w:hAnsi="Times New Roman" w:cs="Times New Roman"/>
                 <w:bCs/>
-                <w:sz w:val="22"/>
-                <w:szCs w:val="20"/>
+                <w:sz w:val="24"/>
+                <w:szCs w:val="24"/>
               </w:rPr>
               <w:t xml:space="preserve">类型</w:t>
             </w:r>
@@ -22373,10 +22503,10 @@
             </w:pPr>
             <w:r>
               <w:rPr>
-                <w:rFonts w:eastAsia="宋体"/>
+                <w:rFonts w:eastAsia="宋体" w:ascii="Times New Roman" w:hAnsi="Times New Roman" w:cs="Times New Roman"/>
                 <w:bCs/>
-                <w:sz w:val="22"/>
-                <w:szCs w:val="20"/>
+                <w:sz w:val="24"/>
+                <w:szCs w:val="24"/>
               </w:rPr>
               <w:t xml:space="preserve">长度</w:t>
             </w:r>
@@ -22398,10 +22528,10 @@
             </w:pPr>
             <w:r>
               <w:rPr>
-                <w:rFonts w:eastAsia="宋体"/>
+                <w:rFonts w:eastAsia="宋体" w:ascii="Times New Roman" w:hAnsi="Times New Roman" w:cs="Times New Roman"/>
                 <w:bCs/>
-                <w:sz w:val="22"/>
-                <w:szCs w:val="20"/>
+                <w:sz w:val="24"/>
+                <w:szCs w:val="24"/>
               </w:rPr>
               <w:t xml:space="preserve">主键</w:t>
             </w:r>
@@ -22423,10 +22553,10 @@
             </w:pPr>
             <w:r>
               <w:rPr>
-                <w:rFonts w:eastAsia="宋体"/>
+                <w:rFonts w:eastAsia="宋体" w:ascii="Times New Roman" w:hAnsi="Times New Roman" w:cs="Times New Roman"/>
                 <w:bCs/>
-                <w:sz w:val="22"/>
-                <w:szCs w:val="20"/>
+                <w:sz w:val="24"/>
+                <w:szCs w:val="24"/>
               </w:rPr>
               <w:t xml:space="preserve">备注</w:t>
             </w:r>
@@ -22452,9 +22582,9 @@
             </w:pPr>
             <w:r>
               <w:rPr>
-                <w:rFonts w:eastAsia="宋体"/>
-                <w:sz w:val="22"/>
-                <w:szCs w:val="20"/>
+                <w:rFonts w:eastAsia="宋体" w:ascii="Times New Roman" w:hAnsi="Times New Roman" w:cs="Times New Roman"/>
+                <w:sz w:val="24"/>
+                <w:szCs w:val="24"/>
               </w:rPr>
               <w:t xml:space="preserve">id</w:t>
             </w:r>
@@ -22475,9 +22605,9 @@
             </w:pPr>
             <w:r>
               <w:rPr>
-                <w:rFonts w:eastAsia="宋体"/>
-                <w:sz w:val="22"/>
-                <w:szCs w:val="20"/>
+                <w:rFonts w:eastAsia="宋体" w:ascii="Times New Roman" w:hAnsi="Times New Roman" w:cs="Times New Roman"/>
+                <w:sz w:val="24"/>
+                <w:szCs w:val="24"/>
               </w:rPr>
               <w:t xml:space="preserve">bigint</w:t>
             </w:r>
@@ -22498,9 +22628,9 @@
             </w:pPr>
             <w:r>
               <w:rPr>
-                <w:rFonts w:eastAsia="宋体"/>
-                <w:sz w:val="22"/>
-                <w:szCs w:val="20"/>
+                <w:rFonts w:eastAsia="宋体" w:ascii="Times New Roman" w:hAnsi="Times New Roman" w:cs="Times New Roman"/>
+                <w:sz w:val="24"/>
+                <w:szCs w:val="24"/>
               </w:rPr>
               <w:t xml:space="preserve"/>
             </w:r>
@@ -22521,9 +22651,9 @@
             </w:pPr>
             <w:r>
               <w:rPr>
-                <w:rFonts w:eastAsia="宋体"/>
-                <w:sz w:val="22"/>
-                <w:szCs w:val="20"/>
+                <w:rFonts w:eastAsia="宋体" w:ascii="Times New Roman" w:hAnsi="Times New Roman" w:cs="Times New Roman"/>
+                <w:sz w:val="24"/>
+                <w:szCs w:val="24"/>
               </w:rPr>
               <w:t xml:space="preserve">是</w:t>
             </w:r>
@@ -22543,15 +22673,15 @@
               <w:jc w:val="center"/>
             </w:pPr>
             <w:proofErr w:type="gramStart"/>
+            <w:r>
+              <w:rPr>
+                <w:rFonts w:eastAsia="宋体" w:ascii="Times New Roman" w:hAnsi="Times New Roman" w:cs="Times New Roman"/>
+                <w:sz w:val="24"/>
+                <w:szCs w:val="24"/>
+              </w:rPr>
+              <w:t xml:space="preserve">主键ID</w:t>
+            </w:r>
             <w:proofErr w:type="gramEnd"/>
-            <w:r>
-              <w:rPr>
-                <w:rFonts w:eastAsia="宋体"/>
-                <w:sz w:val="22"/>
-                <w:szCs w:val="20"/>
-              </w:rPr>
-              <w:t xml:space="preserve">主键ID</w:t>
-            </w:r>
           </w:p>
         </w:tc>
       </w:tr>
@@ -22570,15 +22700,15 @@
               <w:jc w:val="center"/>
             </w:pPr>
             <w:proofErr w:type="spellStart"/>
+            <w:r>
+              <w:rPr>
+                <w:rFonts w:eastAsia="宋体" w:ascii="Times New Roman" w:hAnsi="Times New Roman" w:cs="Times New Roman"/>
+                <w:sz w:val="24"/>
+                <w:szCs w:val="24"/>
+              </w:rPr>
+              <w:t xml:space="preserve">application_id</w:t>
+            </w:r>
             <w:proofErr w:type="spellEnd"/>
-            <w:r>
-              <w:rPr>
-                <w:rFonts w:eastAsia="宋体"/>
-                <w:sz w:val="22"/>
-                <w:szCs w:val="20"/>
-              </w:rPr>
-              <w:t xml:space="preserve">application_id</w:t>
-            </w:r>
           </w:p>
         </w:tc>
         <w:tc>
@@ -22593,9 +22723,9 @@
             </w:pPr>
             <w:r>
               <w:rPr>
-                <w:rFonts w:eastAsia="宋体"/>
-                <w:sz w:val="22"/>
-                <w:szCs w:val="20"/>
+                <w:rFonts w:eastAsia="宋体" w:ascii="Times New Roman" w:hAnsi="Times New Roman" w:cs="Times New Roman"/>
+                <w:sz w:val="24"/>
+                <w:szCs w:val="24"/>
               </w:rPr>
               <w:t xml:space="preserve">bigint</w:t>
             </w:r>
@@ -22613,9 +22743,9 @@
             </w:pPr>
             <w:r>
               <w:rPr>
-                <w:rFonts w:eastAsia="宋体"/>
-                <w:sz w:val="22"/>
-                <w:szCs w:val="20"/>
+                <w:rFonts w:eastAsia="宋体" w:ascii="Times New Roman" w:hAnsi="Times New Roman" w:cs="Times New Roman"/>
+                <w:sz w:val="24"/>
+                <w:szCs w:val="24"/>
               </w:rPr>
               <w:t xml:space="preserve"/>
             </w:r>
@@ -22633,9 +22763,9 @@
             </w:pPr>
             <w:r>
               <w:rPr>
-                <w:rFonts w:eastAsia="宋体"/>
-                <w:sz w:val="22"/>
-                <w:szCs w:val="20"/>
+                <w:rFonts w:eastAsia="宋体" w:ascii="Times New Roman" w:hAnsi="Times New Roman" w:cs="Times New Roman"/>
+                <w:sz w:val="24"/>
+                <w:szCs w:val="24"/>
               </w:rPr>
               <w:t xml:space="preserve">否</w:t>
             </w:r>
@@ -22652,15 +22782,15 @@
               <w:jc w:val="center"/>
             </w:pPr>
             <w:proofErr w:type="gramStart"/>
+            <w:r>
+              <w:rPr>
+                <w:rFonts w:eastAsia="宋体" w:ascii="Times New Roman" w:hAnsi="Times New Roman" w:cs="Times New Roman"/>
+                <w:sz w:val="24"/>
+                <w:szCs w:val="24"/>
+              </w:rPr>
+              <w:t xml:space="preserve">申请ID</w:t>
+            </w:r>
             <w:proofErr w:type="gramEnd"/>
-            <w:r>
-              <w:rPr>
-                <w:rFonts w:eastAsia="宋体"/>
-                <w:sz w:val="22"/>
-                <w:szCs w:val="20"/>
-              </w:rPr>
-              <w:t xml:space="preserve">申请ID</w:t>
-            </w:r>
           </w:p>
         </w:tc>
       </w:tr>
@@ -22679,15 +22809,15 @@
               <w:jc w:val="center"/>
             </w:pPr>
             <w:proofErr w:type="spellStart"/>
+            <w:r>
+              <w:rPr>
+                <w:rFonts w:eastAsia="宋体" w:ascii="Times New Roman" w:hAnsi="Times New Roman" w:cs="Times New Roman"/>
+                <w:sz w:val="24"/>
+                <w:szCs w:val="24"/>
+              </w:rPr>
+              <w:t xml:space="preserve">student_id</w:t>
+            </w:r>
             <w:proofErr w:type="spellEnd"/>
-            <w:r>
-              <w:rPr>
-                <w:rFonts w:eastAsia="宋体"/>
-                <w:sz w:val="22"/>
-                <w:szCs w:val="20"/>
-              </w:rPr>
-              <w:t xml:space="preserve">student_id</w:t>
-            </w:r>
           </w:p>
         </w:tc>
         <w:tc>
@@ -22702,9 +22832,9 @@
             </w:pPr>
             <w:r>
               <w:rPr>
-                <w:rFonts w:eastAsia="宋体"/>
-                <w:sz w:val="22"/>
-                <w:szCs w:val="20"/>
+                <w:rFonts w:eastAsia="宋体" w:ascii="Times New Roman" w:hAnsi="Times New Roman" w:cs="Times New Roman"/>
+                <w:sz w:val="24"/>
+                <w:szCs w:val="24"/>
               </w:rPr>
               <w:t xml:space="preserve">bigint</w:t>
             </w:r>
@@ -22722,9 +22852,9 @@
             </w:pPr>
             <w:r>
               <w:rPr>
-                <w:rFonts w:eastAsia="宋体"/>
-                <w:sz w:val="22"/>
-                <w:szCs w:val="20"/>
+                <w:rFonts w:eastAsia="宋体" w:ascii="Times New Roman" w:hAnsi="Times New Roman" w:cs="Times New Roman"/>
+                <w:sz w:val="24"/>
+                <w:szCs w:val="24"/>
               </w:rPr>
               <w:t xml:space="preserve"/>
             </w:r>
@@ -22742,9 +22872,9 @@
             </w:pPr>
             <w:r>
               <w:rPr>
-                <w:rFonts w:eastAsia="宋体"/>
-                <w:sz w:val="22"/>
-                <w:szCs w:val="20"/>
+                <w:rFonts w:eastAsia="宋体" w:ascii="Times New Roman" w:hAnsi="Times New Roman" w:cs="Times New Roman"/>
+                <w:sz w:val="24"/>
+                <w:szCs w:val="24"/>
               </w:rPr>
               <w:t xml:space="preserve">否</w:t>
             </w:r>
@@ -22761,17 +22891,17 @@
               <w:jc w:val="center"/>
             </w:pPr>
             <w:proofErr w:type="gramStart"/>
+            <w:r>
+              <w:rPr>
+                <w:rFonts w:eastAsia="宋体" w:ascii="Times New Roman" w:hAnsi="Times New Roman" w:cs="Times New Roman"/>
+                <w:sz w:val="24"/>
+                <w:szCs w:val="24"/>
+              </w:rPr>
+              <w:t xml:space="preserve">学生ID</w:t>
+            </w:r>
             <w:proofErr w:type="gramEnd"/>
             <w:proofErr w:type="spellStart"/>
             <w:proofErr w:type="spellEnd"/>
-            <w:r>
-              <w:rPr>
-                <w:rFonts w:eastAsia="宋体"/>
-                <w:sz w:val="22"/>
-                <w:szCs w:val="20"/>
-              </w:rPr>
-              <w:t xml:space="preserve">学生ID</w:t>
-            </w:r>
           </w:p>
         </w:tc>
       </w:tr>
@@ -22790,15 +22920,15 @@
               <w:jc w:val="center"/>
             </w:pPr>
             <w:proofErr w:type="spellStart"/>
+            <w:r>
+              <w:rPr>
+                <w:rFonts w:eastAsia="宋体" w:ascii="Times New Roman" w:hAnsi="Times New Roman" w:cs="Times New Roman"/>
+                <w:sz w:val="24"/>
+                <w:szCs w:val="24"/>
+              </w:rPr>
+              <w:t xml:space="preserve">employer_id</w:t>
+            </w:r>
             <w:proofErr w:type="spellEnd"/>
-            <w:r>
-              <w:rPr>
-                <w:rFonts w:eastAsia="宋体"/>
-                <w:sz w:val="22"/>
-                <w:szCs w:val="20"/>
-              </w:rPr>
-              <w:t xml:space="preserve">employer_id</w:t>
-            </w:r>
           </w:p>
         </w:tc>
         <w:tc>
@@ -22813,9 +22943,9 @@
             </w:pPr>
             <w:r>
               <w:rPr>
-                <w:rFonts w:eastAsia="宋体"/>
-                <w:sz w:val="22"/>
-                <w:szCs w:val="20"/>
+                <w:rFonts w:eastAsia="宋体" w:ascii="Times New Roman" w:hAnsi="Times New Roman" w:cs="Times New Roman"/>
+                <w:sz w:val="24"/>
+                <w:szCs w:val="24"/>
               </w:rPr>
               <w:t xml:space="preserve">bigint</w:t>
             </w:r>
@@ -22833,9 +22963,9 @@
             </w:pPr>
             <w:r>
               <w:rPr>
-                <w:rFonts w:eastAsia="宋体"/>
-                <w:sz w:val="22"/>
-                <w:szCs w:val="20"/>
+                <w:rFonts w:eastAsia="宋体" w:ascii="Times New Roman" w:hAnsi="Times New Roman" w:cs="Times New Roman"/>
+                <w:sz w:val="24"/>
+                <w:szCs w:val="24"/>
               </w:rPr>
               <w:t xml:space="preserve"/>
             </w:r>
@@ -22853,9 +22983,9 @@
             </w:pPr>
             <w:r>
               <w:rPr>
-                <w:rFonts w:eastAsia="宋体"/>
-                <w:sz w:val="22"/>
-                <w:szCs w:val="20"/>
+                <w:rFonts w:eastAsia="宋体" w:ascii="Times New Roman" w:hAnsi="Times New Roman" w:cs="Times New Roman"/>
+                <w:sz w:val="24"/>
+                <w:szCs w:val="24"/>
               </w:rPr>
               <w:t xml:space="preserve">否</w:t>
             </w:r>
@@ -22872,17 +23002,17 @@
               <w:jc w:val="center"/>
             </w:pPr>
             <w:proofErr w:type="gramStart"/>
+            <w:r>
+              <w:rPr>
+                <w:rFonts w:eastAsia="宋体" w:ascii="Times New Roman" w:hAnsi="Times New Roman" w:cs="Times New Roman"/>
+                <w:sz w:val="24"/>
+                <w:szCs w:val="24"/>
+              </w:rPr>
+              <w:t xml:space="preserve">雇主ID</w:t>
+            </w:r>
             <w:proofErr w:type="gramEnd"/>
             <w:proofErr w:type="spellStart"/>
             <w:proofErr w:type="spellEnd"/>
-            <w:r>
-              <w:rPr>
-                <w:rFonts w:eastAsia="宋体"/>
-                <w:sz w:val="22"/>
-                <w:szCs w:val="20"/>
-              </w:rPr>
-              <w:t xml:space="preserve">雇主ID</w:t>
-            </w:r>
           </w:p>
         </w:tc>
       </w:tr>
@@ -22901,15 +23031,15 @@
               <w:jc w:val="center"/>
             </w:pPr>
             <w:proofErr w:type="spellStart"/>
+            <w:r>
+              <w:rPr>
+                <w:rFonts w:eastAsia="宋体" w:ascii="Times New Roman" w:hAnsi="Times New Roman" w:cs="Times New Roman"/>
+                <w:sz w:val="24"/>
+                <w:szCs w:val="24"/>
+              </w:rPr>
+              <w:t xml:space="preserve">job_id</w:t>
+            </w:r>
             <w:proofErr w:type="spellEnd"/>
-            <w:r>
-              <w:rPr>
-                <w:rFonts w:eastAsia="宋体"/>
-                <w:sz w:val="22"/>
-                <w:szCs w:val="20"/>
-              </w:rPr>
-              <w:t xml:space="preserve">job_id</w:t>
-            </w:r>
           </w:p>
         </w:tc>
         <w:tc>
@@ -22924,9 +23054,9 @@
             </w:pPr>
             <w:r>
               <w:rPr>
-                <w:rFonts w:eastAsia="宋体"/>
-                <w:sz w:val="22"/>
-                <w:szCs w:val="20"/>
+                <w:rFonts w:eastAsia="宋体" w:ascii="Times New Roman" w:hAnsi="Times New Roman" w:cs="Times New Roman"/>
+                <w:sz w:val="24"/>
+                <w:szCs w:val="24"/>
               </w:rPr>
               <w:t xml:space="preserve">bigint</w:t>
             </w:r>
@@ -22944,9 +23074,9 @@
             </w:pPr>
             <w:r>
               <w:rPr>
-                <w:rFonts w:eastAsia="宋体"/>
-                <w:sz w:val="22"/>
-                <w:szCs w:val="20"/>
+                <w:rFonts w:eastAsia="宋体" w:ascii="Times New Roman" w:hAnsi="Times New Roman" w:cs="Times New Roman"/>
+                <w:sz w:val="24"/>
+                <w:szCs w:val="24"/>
               </w:rPr>
               <w:t xml:space="preserve"/>
             </w:r>
@@ -22964,9 +23094,9 @@
             </w:pPr>
             <w:r>
               <w:rPr>
-                <w:rFonts w:eastAsia="宋体"/>
-                <w:sz w:val="22"/>
-                <w:szCs w:val="20"/>
+                <w:rFonts w:eastAsia="宋体" w:ascii="Times New Roman" w:hAnsi="Times New Roman" w:cs="Times New Roman"/>
+                <w:sz w:val="24"/>
+                <w:szCs w:val="24"/>
               </w:rPr>
               <w:t xml:space="preserve">否</w:t>
             </w:r>
@@ -22983,17 +23113,17 @@
               <w:jc w:val="center"/>
             </w:pPr>
             <w:proofErr w:type="gramStart"/>
+            <w:r>
+              <w:rPr>
+                <w:rFonts w:eastAsia="宋体" w:ascii="Times New Roman" w:hAnsi="Times New Roman" w:cs="Times New Roman"/>
+                <w:sz w:val="24"/>
+                <w:szCs w:val="24"/>
+              </w:rPr>
+              <w:t xml:space="preserve">兼职ID</w:t>
+            </w:r>
             <w:proofErr w:type="gramEnd"/>
             <w:proofErr w:type="spellStart"/>
             <w:proofErr w:type="spellEnd"/>
-            <w:r>
-              <w:rPr>
-                <w:rFonts w:eastAsia="宋体"/>
-                <w:sz w:val="22"/>
-                <w:szCs w:val="20"/>
-              </w:rPr>
-              <w:t xml:space="preserve">兼职ID</w:t>
-            </w:r>
           </w:p>
         </w:tc>
       </w:tr>
@@ -23013,9 +23143,9 @@
             </w:pPr>
             <w:r>
               <w:rPr>
-                <w:rFonts w:eastAsia="宋体"/>
-                <w:sz w:val="22"/>
-                <w:szCs w:val="20"/>
+                <w:rFonts w:eastAsia="宋体" w:ascii="Times New Roman" w:hAnsi="Times New Roman" w:cs="Times New Roman"/>
+                <w:sz w:val="24"/>
+                <w:szCs w:val="24"/>
               </w:rPr>
               <w:t xml:space="preserve">amount</w:t>
             </w:r>
@@ -23033,9 +23163,9 @@
             </w:pPr>
             <w:r>
               <w:rPr>
-                <w:rFonts w:eastAsia="宋体"/>
-                <w:sz w:val="22"/>
-                <w:szCs w:val="20"/>
+                <w:rFonts w:eastAsia="宋体" w:ascii="Times New Roman" w:hAnsi="Times New Roman" w:cs="Times New Roman"/>
+                <w:sz w:val="24"/>
+                <w:szCs w:val="24"/>
               </w:rPr>
               <w:t xml:space="preserve">decimal</w:t>
             </w:r>
@@ -23052,15 +23182,15 @@
               <w:jc w:val="center"/>
             </w:pPr>
             <w:proofErr w:type="gramStart"/>
+            <w:r>
+              <w:rPr>
+                <w:rFonts w:eastAsia="宋体" w:ascii="Times New Roman" w:hAnsi="Times New Roman" w:cs="Times New Roman"/>
+                <w:sz w:val="24"/>
+                <w:szCs w:val="24"/>
+              </w:rPr>
+              <w:t xml:space="preserve">10,2</w:t>
+            </w:r>
             <w:proofErr w:type="gramEnd"/>
-            <w:r>
-              <w:rPr>
-                <w:rFonts w:eastAsia="宋体"/>
-                <w:sz w:val="22"/>
-                <w:szCs w:val="20"/>
-              </w:rPr>
-              <w:t xml:space="preserve">10,2</w:t>
-            </w:r>
           </w:p>
         </w:tc>
         <w:tc>
@@ -23075,9 +23205,9 @@
             </w:pPr>
             <w:r>
               <w:rPr>
-                <w:rFonts w:eastAsia="宋体"/>
-                <w:sz w:val="22"/>
-                <w:szCs w:val="20"/>
+                <w:rFonts w:eastAsia="宋体" w:ascii="Times New Roman" w:hAnsi="Times New Roman" w:cs="Times New Roman"/>
+                <w:sz w:val="24"/>
+                <w:szCs w:val="24"/>
               </w:rPr>
               <w:t xml:space="preserve">否</w:t>
             </w:r>
@@ -23094,6 +23224,11 @@
               <w:jc w:val="center"/>
             </w:pPr>
             <w:r>
+              <w:rPr>
+                <w:rFonts w:ascii="Times New Roman" w:eastAsia="宋体" w:hAnsi="Times New Roman" w:cs="Times New Roman"/>
+                <w:sz w:val="24"/>
+                <w:szCs w:val="24"/>
+              </w:rPr>
               <w:t xml:space="preserve">订单金额</w:t>
             </w:r>
           </w:p>
@@ -23114,15 +23249,15 @@
               <w:jc w:val="center"/>
             </w:pPr>
             <w:proofErr w:type="spellStart"/>
+            <w:r>
+              <w:rPr>
+                <w:rFonts w:eastAsia="宋体" w:ascii="Times New Roman" w:hAnsi="Times New Roman" w:cs="Times New Roman"/>
+                <w:sz w:val="24"/>
+                <w:szCs w:val="24"/>
+              </w:rPr>
+              <w:t xml:space="preserve">pay_status</w:t>
+            </w:r>
             <w:proofErr w:type="spellEnd"/>
-            <w:r>
-              <w:rPr>
-                <w:rFonts w:eastAsia="宋体"/>
-                <w:sz w:val="22"/>
-                <w:szCs w:val="20"/>
-              </w:rPr>
-              <w:t xml:space="preserve">pay_status</w:t>
-            </w:r>
           </w:p>
         </w:tc>
         <w:tc>
@@ -23137,9 +23272,9 @@
             </w:pPr>
             <w:r>
               <w:rPr>
-                <w:rFonts w:eastAsia="宋体"/>
-                <w:sz w:val="22"/>
-                <w:szCs w:val="20"/>
+                <w:rFonts w:eastAsia="宋体" w:ascii="Times New Roman" w:hAnsi="Times New Roman" w:cs="Times New Roman"/>
+                <w:sz w:val="24"/>
+                <w:szCs w:val="24"/>
               </w:rPr>
               <w:t xml:space="preserve">tinyint</w:t>
             </w:r>
@@ -23157,9 +23292,9 @@
             </w:pPr>
             <w:r>
               <w:rPr>
-                <w:rFonts w:eastAsia="宋体"/>
-                <w:sz w:val="22"/>
-                <w:szCs w:val="20"/>
+                <w:rFonts w:eastAsia="宋体" w:ascii="Times New Roman" w:hAnsi="Times New Roman" w:cs="Times New Roman"/>
+                <w:sz w:val="24"/>
+                <w:szCs w:val="24"/>
               </w:rPr>
               <w:t xml:space="preserve"/>
             </w:r>
@@ -23177,9 +23312,9 @@
             </w:pPr>
             <w:r>
               <w:rPr>
-                <w:rFonts w:eastAsia="宋体"/>
-                <w:sz w:val="22"/>
-                <w:szCs w:val="20"/>
+                <w:rFonts w:eastAsia="宋体" w:ascii="Times New Roman" w:hAnsi="Times New Roman" w:cs="Times New Roman"/>
+                <w:sz w:val="24"/>
+                <w:szCs w:val="24"/>
               </w:rPr>
               <w:t xml:space="preserve">否</w:t>
             </w:r>
@@ -23197,9 +23332,9 @@
             </w:pPr>
             <w:r>
               <w:rPr>
-                <w:rFonts w:eastAsia="宋体"/>
-                <w:sz w:val="22"/>
-                <w:szCs w:val="20"/>
+                <w:rFonts w:eastAsia="宋体" w:ascii="Times New Roman" w:hAnsi="Times New Roman" w:cs="Times New Roman"/>
+                <w:sz w:val="24"/>
+                <w:szCs w:val="24"/>
               </w:rPr>
               <w:t xml:space="preserve">支付状态</w:t>
             </w:r>
@@ -23221,15 +23356,15 @@
               <w:jc w:val="center"/>
             </w:pPr>
             <w:proofErr w:type="spellStart"/>
+            <w:r>
+              <w:rPr>
+                <w:rFonts w:eastAsia="宋体" w:ascii="Times New Roman" w:hAnsi="Times New Roman" w:cs="Times New Roman"/>
+                <w:sz w:val="24"/>
+                <w:szCs w:val="24"/>
+              </w:rPr>
+              <w:t xml:space="preserve">settlement_status</w:t>
+            </w:r>
             <w:proofErr w:type="spellEnd"/>
-            <w:r>
-              <w:rPr>
-                <w:rFonts w:eastAsia="宋体"/>
-                <w:sz w:val="22"/>
-                <w:szCs w:val="20"/>
-              </w:rPr>
-              <w:t xml:space="preserve">settlement_status</w:t>
-            </w:r>
           </w:p>
         </w:tc>
         <w:tc>
@@ -23244,9 +23379,9 @@
             </w:pPr>
             <w:r>
               <w:rPr>
-                <w:rFonts w:eastAsia="宋体"/>
-                <w:sz w:val="22"/>
-                <w:szCs w:val="20"/>
+                <w:rFonts w:eastAsia="宋体" w:ascii="Times New Roman" w:hAnsi="Times New Roman" w:cs="Times New Roman"/>
+                <w:sz w:val="24"/>
+                <w:szCs w:val="24"/>
               </w:rPr>
               <w:t xml:space="preserve">tinyint</w:t>
             </w:r>
@@ -23264,9 +23399,9 @@
             </w:pPr>
             <w:r>
               <w:rPr>
-                <w:rFonts w:eastAsia="宋体"/>
-                <w:sz w:val="22"/>
-                <w:szCs w:val="20"/>
+                <w:rFonts w:eastAsia="宋体" w:ascii="Times New Roman" w:hAnsi="Times New Roman" w:cs="Times New Roman"/>
+                <w:sz w:val="24"/>
+                <w:szCs w:val="24"/>
               </w:rPr>
               <w:t xml:space="preserve"/>
             </w:r>
@@ -23284,9 +23419,9 @@
             </w:pPr>
             <w:r>
               <w:rPr>
-                <w:rFonts w:eastAsia="宋体"/>
-                <w:sz w:val="22"/>
-                <w:szCs w:val="20"/>
+                <w:rFonts w:eastAsia="宋体" w:ascii="Times New Roman" w:hAnsi="Times New Roman" w:cs="Times New Roman"/>
+                <w:sz w:val="24"/>
+                <w:szCs w:val="24"/>
               </w:rPr>
               <w:t xml:space="preserve">否</w:t>
             </w:r>
@@ -23304,9 +23439,9 @@
             </w:pPr>
             <w:r>
               <w:rPr>
-                <w:rFonts w:eastAsia="宋体"/>
-                <w:sz w:val="22"/>
-                <w:szCs w:val="20"/>
+                <w:rFonts w:eastAsia="宋体" w:ascii="Times New Roman" w:hAnsi="Times New Roman" w:cs="Times New Roman"/>
+                <w:sz w:val="24"/>
+                <w:szCs w:val="24"/>
               </w:rPr>
               <w:t xml:space="preserve">结算状态</w:t>
             </w:r>
@@ -23328,15 +23463,15 @@
               <w:jc w:val="center"/>
             </w:pPr>
             <w:proofErr w:type="spellStart"/>
+            <w:r>
+              <w:rPr>
+                <w:rFonts w:eastAsia="宋体" w:ascii="Times New Roman" w:hAnsi="Times New Roman" w:cs="Times New Roman"/>
+                <w:sz w:val="24"/>
+                <w:szCs w:val="24"/>
+              </w:rPr>
+              <w:t xml:space="preserve">start_date</w:t>
+            </w:r>
             <w:proofErr w:type="spellEnd"/>
-            <w:r>
-              <w:rPr>
-                <w:rFonts w:eastAsia="宋体"/>
-                <w:sz w:val="22"/>
-                <w:szCs w:val="20"/>
-              </w:rPr>
-              <w:t xml:space="preserve">start_date</w:t>
-            </w:r>
           </w:p>
         </w:tc>
         <w:tc>
@@ -23351,9 +23486,9 @@
             </w:pPr>
             <w:r>
               <w:rPr>
-                <w:rFonts w:eastAsia="宋体"/>
-                <w:sz w:val="22"/>
-                <w:szCs w:val="20"/>
+                <w:rFonts w:eastAsia="宋体" w:ascii="Times New Roman" w:hAnsi="Times New Roman" w:cs="Times New Roman"/>
+                <w:sz w:val="24"/>
+                <w:szCs w:val="24"/>
               </w:rPr>
               <w:t xml:space="preserve">date</w:t>
             </w:r>
@@ -23371,9 +23506,9 @@
             </w:pPr>
             <w:r>
               <w:rPr>
-                <w:rFonts w:eastAsia="宋体"/>
-                <w:sz w:val="22"/>
-                <w:szCs w:val="20"/>
+                <w:rFonts w:eastAsia="宋体" w:ascii="Times New Roman" w:hAnsi="Times New Roman" w:cs="Times New Roman"/>
+                <w:sz w:val="24"/>
+                <w:szCs w:val="24"/>
               </w:rPr>
               <w:t xml:space="preserve"/>
             </w:r>
@@ -23391,9 +23526,9 @@
             </w:pPr>
             <w:r>
               <w:rPr>
-                <w:rFonts w:eastAsia="宋体"/>
-                <w:sz w:val="22"/>
-                <w:szCs w:val="20"/>
+                <w:rFonts w:eastAsia="宋体" w:ascii="Times New Roman" w:hAnsi="Times New Roman" w:cs="Times New Roman"/>
+                <w:sz w:val="24"/>
+                <w:szCs w:val="24"/>
               </w:rPr>
               <w:t xml:space="preserve">否</w:t>
             </w:r>
@@ -23410,6 +23545,11 @@
               <w:jc w:val="center"/>
             </w:pPr>
             <w:r>
+              <w:rPr>
+                <w:rFonts w:ascii="Times New Roman" w:eastAsia="宋体" w:hAnsi="Times New Roman" w:cs="Times New Roman"/>
+                <w:sz w:val="24"/>
+                <w:szCs w:val="24"/>
+              </w:rPr>
               <w:t xml:space="preserve">开始日期</w:t>
             </w:r>
           </w:p>
@@ -23430,15 +23570,15 @@
               <w:jc w:val="center"/>
             </w:pPr>
             <w:proofErr w:type="spellStart"/>
+            <w:r>
+              <w:rPr>
+                <w:rFonts w:eastAsia="宋体" w:ascii="Times New Roman" w:hAnsi="Times New Roman" w:cs="Times New Roman"/>
+                <w:sz w:val="24"/>
+                <w:szCs w:val="24"/>
+              </w:rPr>
+              <w:t xml:space="preserve">end_date</w:t>
+            </w:r>
             <w:proofErr w:type="spellEnd"/>
-            <w:r>
-              <w:rPr>
-                <w:rFonts w:eastAsia="宋体"/>
-                <w:sz w:val="22"/>
-                <w:szCs w:val="20"/>
-              </w:rPr>
-              <w:t xml:space="preserve">end_date</w:t>
-            </w:r>
           </w:p>
         </w:tc>
         <w:tc>
@@ -23453,9 +23593,9 @@
             </w:pPr>
             <w:r>
               <w:rPr>
-                <w:rFonts w:eastAsia="宋体"/>
-                <w:sz w:val="22"/>
-                <w:szCs w:val="20"/>
+                <w:rFonts w:eastAsia="宋体" w:ascii="Times New Roman" w:hAnsi="Times New Roman" w:cs="Times New Roman"/>
+                <w:sz w:val="24"/>
+                <w:szCs w:val="24"/>
               </w:rPr>
               <w:t xml:space="preserve">date</w:t>
             </w:r>
@@ -23473,9 +23613,9 @@
             </w:pPr>
             <w:r>
               <w:rPr>
-                <w:rFonts w:eastAsia="宋体"/>
-                <w:sz w:val="22"/>
-                <w:szCs w:val="20"/>
+                <w:rFonts w:eastAsia="宋体" w:ascii="Times New Roman" w:hAnsi="Times New Roman" w:cs="Times New Roman"/>
+                <w:sz w:val="24"/>
+                <w:szCs w:val="24"/>
               </w:rPr>
               <w:t xml:space="preserve"/>
             </w:r>
@@ -23493,9 +23633,9 @@
             </w:pPr>
             <w:r>
               <w:rPr>
-                <w:rFonts w:eastAsia="宋体"/>
-                <w:sz w:val="22"/>
-                <w:szCs w:val="20"/>
+                <w:rFonts w:eastAsia="宋体" w:ascii="Times New Roman" w:hAnsi="Times New Roman" w:cs="Times New Roman"/>
+                <w:sz w:val="24"/>
+                <w:szCs w:val="24"/>
               </w:rPr>
               <w:t xml:space="preserve">否</w:t>
             </w:r>
@@ -23512,6 +23652,11 @@
               <w:jc w:val="center"/>
             </w:pPr>
             <w:r>
+              <w:rPr>
+                <w:rFonts w:ascii="Times New Roman" w:eastAsia="宋体" w:hAnsi="Times New Roman" w:cs="Times New Roman"/>
+                <w:sz w:val="24"/>
+                <w:szCs w:val="24"/>
+              </w:rPr>
               <w:t xml:space="preserve">结束日期</w:t>
             </w:r>
           </w:p>
@@ -23532,15 +23677,15 @@
               <w:jc w:val="center"/>
             </w:pPr>
             <w:proofErr w:type="spellStart"/>
+            <w:r>
+              <w:rPr>
+                <w:rFonts w:eastAsia="宋体" w:ascii="Times New Roman" w:hAnsi="Times New Roman" w:cs="Times New Roman"/>
+                <w:sz w:val="24"/>
+                <w:szCs w:val="24"/>
+              </w:rPr>
+              <w:t xml:space="preserve">create_time</w:t>
+            </w:r>
             <w:proofErr w:type="spellEnd"/>
-            <w:r>
-              <w:rPr>
-                <w:rFonts w:eastAsia="宋体"/>
-                <w:sz w:val="22"/>
-                <w:szCs w:val="20"/>
-              </w:rPr>
-              <w:t xml:space="preserve">create_time</w:t>
-            </w:r>
           </w:p>
         </w:tc>
         <w:tc>
@@ -23555,9 +23700,9 @@
             </w:pPr>
             <w:r>
               <w:rPr>
-                <w:rFonts w:eastAsia="宋体"/>
-                <w:sz w:val="22"/>
-                <w:szCs w:val="20"/>
+                <w:rFonts w:eastAsia="宋体" w:ascii="Times New Roman" w:hAnsi="Times New Roman" w:cs="Times New Roman"/>
+                <w:sz w:val="24"/>
+                <w:szCs w:val="24"/>
               </w:rPr>
               <w:t xml:space="preserve">datetime</w:t>
             </w:r>
@@ -23575,9 +23720,9 @@
             </w:pPr>
             <w:r>
               <w:rPr>
-                <w:rFonts w:eastAsia="宋体"/>
-                <w:sz w:val="22"/>
-                <w:szCs w:val="20"/>
+                <w:rFonts w:eastAsia="宋体" w:ascii="Times New Roman" w:hAnsi="Times New Roman" w:cs="Times New Roman"/>
+                <w:sz w:val="24"/>
+                <w:szCs w:val="24"/>
               </w:rPr>
               <w:t xml:space="preserve"/>
             </w:r>
@@ -23595,9 +23740,9 @@
             </w:pPr>
             <w:r>
               <w:rPr>
-                <w:rFonts w:eastAsia="宋体"/>
-                <w:sz w:val="22"/>
-                <w:szCs w:val="20"/>
+                <w:rFonts w:eastAsia="宋体" w:ascii="Times New Roman" w:hAnsi="Times New Roman" w:cs="Times New Roman"/>
+                <w:sz w:val="24"/>
+                <w:szCs w:val="24"/>
               </w:rPr>
               <w:t xml:space="preserve">否</w:t>
             </w:r>
@@ -23614,6 +23759,11 @@
               <w:jc w:val="center"/>
             </w:pPr>
             <w:r>
+              <w:rPr>
+                <w:rFonts w:ascii="Times New Roman" w:eastAsia="宋体" w:hAnsi="Times New Roman" w:cs="Times New Roman"/>
+                <w:sz w:val="24"/>
+                <w:szCs w:val="24"/>
+              </w:rPr>
               <w:t xml:space="preserve">创建时间</w:t>
             </w:r>
           </w:p>
@@ -23637,15 +23787,15 @@
               <w:jc w:val="center"/>
             </w:pPr>
             <w:proofErr w:type="spellStart"/>
+            <w:r>
+              <w:rPr>
+                <w:rFonts w:eastAsia="宋体" w:ascii="Times New Roman" w:hAnsi="Times New Roman" w:cs="Times New Roman"/>
+                <w:sz w:val="24"/>
+                <w:szCs w:val="24"/>
+              </w:rPr>
+              <w:t xml:space="preserve">update_time</w:t>
+            </w:r>
             <w:proofErr w:type="spellEnd"/>
-            <w:r>
-              <w:rPr>
-                <w:rFonts w:eastAsia="宋体"/>
-                <w:sz w:val="22"/>
-                <w:szCs w:val="20"/>
-              </w:rPr>
-              <w:t xml:space="preserve">update_time</w:t>
-            </w:r>
           </w:p>
         </w:tc>
         <w:tc>
@@ -23663,9 +23813,9 @@
             </w:pPr>
             <w:r>
               <w:rPr>
-                <w:rFonts w:eastAsia="宋体"/>
-                <w:sz w:val="22"/>
-                <w:szCs w:val="20"/>
+                <w:rFonts w:eastAsia="宋体" w:ascii="Times New Roman" w:hAnsi="Times New Roman" w:cs="Times New Roman"/>
+                <w:sz w:val="24"/>
+                <w:szCs w:val="24"/>
               </w:rPr>
               <w:t xml:space="preserve">datetime</w:t>
             </w:r>
@@ -23686,9 +23836,9 @@
             </w:pPr>
             <w:r>
               <w:rPr>
-                <w:rFonts w:eastAsia="宋体"/>
-                <w:sz w:val="22"/>
-                <w:szCs w:val="20"/>
+                <w:rFonts w:eastAsia="宋体" w:ascii="Times New Roman" w:hAnsi="Times New Roman" w:cs="Times New Roman"/>
+                <w:sz w:val="24"/>
+                <w:szCs w:val="24"/>
               </w:rPr>
               <w:t xml:space="preserve"/>
             </w:r>
@@ -23709,9 +23859,9 @@
             </w:pPr>
             <w:r>
               <w:rPr>
-                <w:rFonts w:eastAsia="宋体"/>
-                <w:sz w:val="22"/>
-                <w:szCs w:val="20"/>
+                <w:rFonts w:eastAsia="宋体" w:ascii="Times New Roman" w:hAnsi="Times New Roman" w:cs="Times New Roman"/>
+                <w:sz w:val="24"/>
+                <w:szCs w:val="24"/>
               </w:rPr>
               <w:t xml:space="preserve">否</w:t>
             </w:r>
@@ -23731,6 +23881,11 @@
               <w:jc w:val="center"/>
             </w:pPr>
             <w:r>
+              <w:rPr>
+                <w:rFonts w:ascii="Times New Roman" w:eastAsia="宋体" w:hAnsi="Times New Roman" w:cs="Times New Roman"/>
+                <w:sz w:val="24"/>
+                <w:szCs w:val="24"/>
+              </w:rPr>
               <w:t xml:space="preserve">更新时间</w:t>
             </w:r>
           </w:p>
@@ -23909,10 +24064,10 @@
             </w:pPr>
             <w:r>
               <w:rPr>
-                <w:rFonts w:eastAsia="宋体"/>
+                <w:rFonts w:eastAsia="宋体" w:ascii="Times New Roman" w:hAnsi="Times New Roman" w:cs="Times New Roman"/>
                 <w:bCs/>
-                <w:sz w:val="22"/>
-                <w:szCs w:val="20"/>
+                <w:sz w:val="24"/>
+                <w:szCs w:val="24"/>
               </w:rPr>
               <w:t xml:space="preserve">字段名</w:t>
             </w:r>
@@ -23934,10 +24089,10 @@
             </w:pPr>
             <w:r>
               <w:rPr>
-                <w:rFonts w:eastAsia="宋体"/>
+                <w:rFonts w:eastAsia="宋体" w:ascii="Times New Roman" w:hAnsi="Times New Roman" w:cs="Times New Roman"/>
                 <w:bCs/>
-                <w:sz w:val="22"/>
-                <w:szCs w:val="20"/>
+                <w:sz w:val="24"/>
+                <w:szCs w:val="24"/>
               </w:rPr>
               <w:t xml:space="preserve">类型</w:t>
             </w:r>
@@ -23959,10 +24114,10 @@
             </w:pPr>
             <w:r>
               <w:rPr>
-                <w:rFonts w:eastAsia="宋体"/>
+                <w:rFonts w:eastAsia="宋体" w:ascii="Times New Roman" w:hAnsi="Times New Roman" w:cs="Times New Roman"/>
                 <w:bCs/>
-                <w:sz w:val="22"/>
-                <w:szCs w:val="20"/>
+                <w:sz w:val="24"/>
+                <w:szCs w:val="24"/>
               </w:rPr>
               <w:t xml:space="preserve">长度</w:t>
             </w:r>
@@ -23984,10 +24139,10 @@
             </w:pPr>
             <w:r>
               <w:rPr>
-                <w:rFonts w:eastAsia="宋体"/>
+                <w:rFonts w:eastAsia="宋体" w:ascii="Times New Roman" w:hAnsi="Times New Roman" w:cs="Times New Roman"/>
                 <w:bCs/>
-                <w:sz w:val="22"/>
-                <w:szCs w:val="20"/>
+                <w:sz w:val="24"/>
+                <w:szCs w:val="24"/>
               </w:rPr>
               <w:t xml:space="preserve">主键</w:t>
             </w:r>
@@ -24009,10 +24164,10 @@
             </w:pPr>
             <w:r>
               <w:rPr>
-                <w:rFonts w:eastAsia="宋体"/>
+                <w:rFonts w:eastAsia="宋体" w:ascii="Times New Roman" w:hAnsi="Times New Roman" w:cs="Times New Roman"/>
                 <w:bCs/>
-                <w:sz w:val="22"/>
-                <w:szCs w:val="20"/>
+                <w:sz w:val="24"/>
+                <w:szCs w:val="24"/>
               </w:rPr>
               <w:t xml:space="preserve">备注</w:t>
             </w:r>
@@ -24038,9 +24193,9 @@
             </w:pPr>
             <w:r>
               <w:rPr>
-                <w:rFonts w:eastAsia="宋体"/>
-                <w:sz w:val="22"/>
-                <w:szCs w:val="20"/>
+                <w:rFonts w:eastAsia="宋体" w:ascii="Times New Roman" w:hAnsi="Times New Roman" w:cs="Times New Roman"/>
+                <w:sz w:val="24"/>
+                <w:szCs w:val="24"/>
               </w:rPr>
               <w:t xml:space="preserve">id</w:t>
             </w:r>
@@ -24061,9 +24216,9 @@
             </w:pPr>
             <w:r>
               <w:rPr>
-                <w:rFonts w:eastAsia="宋体"/>
-                <w:sz w:val="22"/>
-                <w:szCs w:val="20"/>
+                <w:rFonts w:eastAsia="宋体" w:ascii="Times New Roman" w:hAnsi="Times New Roman" w:cs="Times New Roman"/>
+                <w:sz w:val="24"/>
+                <w:szCs w:val="24"/>
               </w:rPr>
               <w:t xml:space="preserve">bigint</w:t>
             </w:r>
@@ -24084,9 +24239,9 @@
             </w:pPr>
             <w:r>
               <w:rPr>
-                <w:rFonts w:eastAsia="宋体"/>
-                <w:sz w:val="22"/>
-                <w:szCs w:val="20"/>
+                <w:rFonts w:eastAsia="宋体" w:ascii="Times New Roman" w:hAnsi="Times New Roman" w:cs="Times New Roman"/>
+                <w:sz w:val="24"/>
+                <w:szCs w:val="24"/>
               </w:rPr>
               <w:t xml:space="preserve"/>
             </w:r>
@@ -24107,9 +24262,9 @@
             </w:pPr>
             <w:r>
               <w:rPr>
-                <w:rFonts w:eastAsia="宋体"/>
-                <w:sz w:val="22"/>
-                <w:szCs w:val="20"/>
+                <w:rFonts w:eastAsia="宋体" w:ascii="Times New Roman" w:hAnsi="Times New Roman" w:cs="Times New Roman"/>
+                <w:sz w:val="24"/>
+                <w:szCs w:val="24"/>
               </w:rPr>
               <w:t xml:space="preserve">是</w:t>
             </w:r>
@@ -24129,15 +24284,15 @@
               <w:jc w:val="center"/>
             </w:pPr>
             <w:proofErr w:type="gramStart"/>
+            <w:r>
+              <w:rPr>
+                <w:rFonts w:eastAsia="宋体" w:ascii="Times New Roman" w:hAnsi="Times New Roman" w:cs="Times New Roman"/>
+                <w:sz w:val="24"/>
+                <w:szCs w:val="24"/>
+              </w:rPr>
+              <w:t xml:space="preserve">主键ID</w:t>
+            </w:r>
             <w:proofErr w:type="gramEnd"/>
-            <w:r>
-              <w:rPr>
-                <w:rFonts w:eastAsia="宋体"/>
-                <w:sz w:val="22"/>
-                <w:szCs w:val="20"/>
-              </w:rPr>
-              <w:t xml:space="preserve">主键ID</w:t>
-            </w:r>
           </w:p>
         </w:tc>
       </w:tr>
@@ -24156,15 +24311,15 @@
               <w:jc w:val="center"/>
             </w:pPr>
             <w:proofErr w:type="spellStart"/>
+            <w:r>
+              <w:rPr>
+                <w:rFonts w:eastAsia="宋体" w:ascii="Times New Roman" w:hAnsi="Times New Roman" w:cs="Times New Roman"/>
+                <w:sz w:val="24"/>
+                <w:szCs w:val="24"/>
+              </w:rPr>
+              <w:t xml:space="preserve">order_id</w:t>
+            </w:r>
             <w:proofErr w:type="spellEnd"/>
-            <w:r>
-              <w:rPr>
-                <w:rFonts w:eastAsia="宋体"/>
-                <w:sz w:val="22"/>
-                <w:szCs w:val="20"/>
-              </w:rPr>
-              <w:t xml:space="preserve">order_id</w:t>
-            </w:r>
           </w:p>
         </w:tc>
         <w:tc>
@@ -24179,9 +24334,9 @@
             </w:pPr>
             <w:r>
               <w:rPr>
-                <w:rFonts w:eastAsia="宋体"/>
-                <w:sz w:val="22"/>
-                <w:szCs w:val="20"/>
+                <w:rFonts w:eastAsia="宋体" w:ascii="Times New Roman" w:hAnsi="Times New Roman" w:cs="Times New Roman"/>
+                <w:sz w:val="24"/>
+                <w:szCs w:val="24"/>
               </w:rPr>
               <w:t xml:space="preserve">bigint</w:t>
             </w:r>
@@ -24199,9 +24354,9 @@
             </w:pPr>
             <w:r>
               <w:rPr>
-                <w:rFonts w:eastAsia="宋体"/>
-                <w:sz w:val="22"/>
-                <w:szCs w:val="20"/>
+                <w:rFonts w:eastAsia="宋体" w:ascii="Times New Roman" w:hAnsi="Times New Roman" w:cs="Times New Roman"/>
+                <w:sz w:val="24"/>
+                <w:szCs w:val="24"/>
               </w:rPr>
               <w:t xml:space="preserve"/>
             </w:r>
@@ -24219,9 +24374,9 @@
             </w:pPr>
             <w:r>
               <w:rPr>
-                <w:rFonts w:eastAsia="宋体"/>
-                <w:sz w:val="22"/>
-                <w:szCs w:val="20"/>
+                <w:rFonts w:eastAsia="宋体" w:ascii="Times New Roman" w:hAnsi="Times New Roman" w:cs="Times New Roman"/>
+                <w:sz w:val="24"/>
+                <w:szCs w:val="24"/>
               </w:rPr>
               <w:t xml:space="preserve">否</w:t>
             </w:r>
@@ -24238,17 +24393,17 @@
               <w:jc w:val="center"/>
             </w:pPr>
             <w:proofErr w:type="gramStart"/>
+            <w:r>
+              <w:rPr>
+                <w:rFonts w:eastAsia="宋体" w:ascii="Times New Roman" w:hAnsi="Times New Roman" w:cs="Times New Roman"/>
+                <w:sz w:val="24"/>
+                <w:szCs w:val="24"/>
+              </w:rPr>
+              <w:t xml:space="preserve">订单ID</w:t>
+            </w:r>
             <w:proofErr w:type="gramEnd"/>
             <w:proofErr w:type="spellStart"/>
             <w:proofErr w:type="spellEnd"/>
-            <w:r>
-              <w:rPr>
-                <w:rFonts w:eastAsia="宋体"/>
-                <w:sz w:val="22"/>
-                <w:szCs w:val="20"/>
-              </w:rPr>
-              <w:t xml:space="preserve">订单ID</w:t>
-            </w:r>
           </w:p>
         </w:tc>
       </w:tr>
@@ -24267,15 +24422,15 @@
               <w:jc w:val="center"/>
             </w:pPr>
             <w:proofErr w:type="spellStart"/>
+            <w:r>
+              <w:rPr>
+                <w:rFonts w:eastAsia="宋体" w:ascii="Times New Roman" w:hAnsi="Times New Roman" w:cs="Times New Roman"/>
+                <w:sz w:val="24"/>
+                <w:szCs w:val="24"/>
+              </w:rPr>
+              <w:t xml:space="preserve">reviewer_id</w:t>
+            </w:r>
             <w:proofErr w:type="spellEnd"/>
-            <w:r>
-              <w:rPr>
-                <w:rFonts w:eastAsia="宋体"/>
-                <w:sz w:val="22"/>
-                <w:szCs w:val="20"/>
-              </w:rPr>
-              <w:t xml:space="preserve">reviewer_id</w:t>
-            </w:r>
           </w:p>
         </w:tc>
         <w:tc>
@@ -24290,9 +24445,9 @@
             </w:pPr>
             <w:r>
               <w:rPr>
-                <w:rFonts w:eastAsia="宋体"/>
-                <w:sz w:val="22"/>
-                <w:szCs w:val="20"/>
+                <w:rFonts w:eastAsia="宋体" w:ascii="Times New Roman" w:hAnsi="Times New Roman" w:cs="Times New Roman"/>
+                <w:sz w:val="24"/>
+                <w:szCs w:val="24"/>
               </w:rPr>
               <w:t xml:space="preserve">bigint</w:t>
             </w:r>
@@ -24310,9 +24465,9 @@
             </w:pPr>
             <w:r>
               <w:rPr>
-                <w:rFonts w:eastAsia="宋体"/>
-                <w:sz w:val="22"/>
-                <w:szCs w:val="20"/>
+                <w:rFonts w:eastAsia="宋体" w:ascii="Times New Roman" w:hAnsi="Times New Roman" w:cs="Times New Roman"/>
+                <w:sz w:val="24"/>
+                <w:szCs w:val="24"/>
               </w:rPr>
               <w:t xml:space="preserve"/>
             </w:r>
@@ -24330,9 +24485,9 @@
             </w:pPr>
             <w:r>
               <w:rPr>
-                <w:rFonts w:eastAsia="宋体"/>
-                <w:sz w:val="22"/>
-                <w:szCs w:val="20"/>
+                <w:rFonts w:eastAsia="宋体" w:ascii="Times New Roman" w:hAnsi="Times New Roman" w:cs="Times New Roman"/>
+                <w:sz w:val="24"/>
+                <w:szCs w:val="24"/>
               </w:rPr>
               <w:t xml:space="preserve">否</w:t>
             </w:r>
@@ -24349,17 +24504,17 @@
               <w:jc w:val="center"/>
             </w:pPr>
             <w:proofErr w:type="gramStart"/>
+            <w:r>
+              <w:rPr>
+                <w:rFonts w:eastAsia="宋体" w:ascii="Times New Roman" w:hAnsi="Times New Roman" w:cs="Times New Roman"/>
+                <w:sz w:val="24"/>
+                <w:szCs w:val="24"/>
+              </w:rPr>
+              <w:t xml:space="preserve">评价者ID</w:t>
+            </w:r>
             <w:proofErr w:type="gramEnd"/>
             <w:proofErr w:type="spellStart"/>
             <w:proofErr w:type="spellEnd"/>
-            <w:r>
-              <w:rPr>
-                <w:rFonts w:eastAsia="宋体"/>
-                <w:sz w:val="22"/>
-                <w:szCs w:val="20"/>
-              </w:rPr>
-              <w:t xml:space="preserve">评价者ID</w:t>
-            </w:r>
           </w:p>
         </w:tc>
       </w:tr>
@@ -24378,15 +24533,15 @@
               <w:jc w:val="center"/>
             </w:pPr>
             <w:proofErr w:type="spellStart"/>
+            <w:r>
+              <w:rPr>
+                <w:rFonts w:eastAsia="宋体" w:ascii="Times New Roman" w:hAnsi="Times New Roman" w:cs="Times New Roman"/>
+                <w:sz w:val="24"/>
+                <w:szCs w:val="24"/>
+              </w:rPr>
+              <w:t xml:space="preserve">target_id</w:t>
+            </w:r>
             <w:proofErr w:type="spellEnd"/>
-            <w:r>
-              <w:rPr>
-                <w:rFonts w:eastAsia="宋体"/>
-                <w:sz w:val="22"/>
-                <w:szCs w:val="20"/>
-              </w:rPr>
-              <w:t xml:space="preserve">target_id</w:t>
-            </w:r>
           </w:p>
         </w:tc>
         <w:tc>
@@ -24401,9 +24556,9 @@
             </w:pPr>
             <w:r>
               <w:rPr>
-                <w:rFonts w:eastAsia="宋体"/>
-                <w:sz w:val="22"/>
-                <w:szCs w:val="20"/>
+                <w:rFonts w:eastAsia="宋体" w:ascii="Times New Roman" w:hAnsi="Times New Roman" w:cs="Times New Roman"/>
+                <w:sz w:val="24"/>
+                <w:szCs w:val="24"/>
               </w:rPr>
               <w:t xml:space="preserve">bigint</w:t>
             </w:r>
@@ -24421,9 +24576,9 @@
             </w:pPr>
             <w:r>
               <w:rPr>
-                <w:rFonts w:eastAsia="宋体"/>
-                <w:sz w:val="22"/>
-                <w:szCs w:val="20"/>
+                <w:rFonts w:eastAsia="宋体" w:ascii="Times New Roman" w:hAnsi="Times New Roman" w:cs="Times New Roman"/>
+                <w:sz w:val="24"/>
+                <w:szCs w:val="24"/>
               </w:rPr>
               <w:t xml:space="preserve"/>
             </w:r>
@@ -24441,9 +24596,9 @@
             </w:pPr>
             <w:r>
               <w:rPr>
-                <w:rFonts w:eastAsia="宋体"/>
-                <w:sz w:val="22"/>
-                <w:szCs w:val="20"/>
+                <w:rFonts w:eastAsia="宋体" w:ascii="Times New Roman" w:hAnsi="Times New Roman" w:cs="Times New Roman"/>
+                <w:sz w:val="24"/>
+                <w:szCs w:val="24"/>
               </w:rPr>
               <w:t xml:space="preserve">否</w:t>
             </w:r>
@@ -24460,17 +24615,17 @@
               <w:jc w:val="center"/>
             </w:pPr>
             <w:proofErr w:type="gramStart"/>
+            <w:r>
+              <w:rPr>
+                <w:rFonts w:eastAsia="宋体" w:ascii="Times New Roman" w:hAnsi="Times New Roman" w:cs="Times New Roman"/>
+                <w:sz w:val="24"/>
+                <w:szCs w:val="24"/>
+              </w:rPr>
+              <w:t xml:space="preserve">被评价者ID</w:t>
+            </w:r>
             <w:proofErr w:type="gramEnd"/>
             <w:proofErr w:type="spellStart"/>
             <w:proofErr w:type="spellEnd"/>
-            <w:r>
-              <w:rPr>
-                <w:rFonts w:eastAsia="宋体"/>
-                <w:sz w:val="22"/>
-                <w:szCs w:val="20"/>
-              </w:rPr>
-              <w:t xml:space="preserve">被评价者ID</w:t>
-            </w:r>
           </w:p>
         </w:tc>
       </w:tr>
@@ -24490,9 +24645,9 @@
             </w:pPr>
             <w:r>
               <w:rPr>
-                <w:rFonts w:eastAsia="宋体"/>
-                <w:sz w:val="22"/>
-                <w:szCs w:val="20"/>
+                <w:rFonts w:eastAsia="宋体" w:ascii="Times New Roman" w:hAnsi="Times New Roman" w:cs="Times New Roman"/>
+                <w:sz w:val="24"/>
+                <w:szCs w:val="24"/>
               </w:rPr>
               <w:t xml:space="preserve">rating</w:t>
             </w:r>
@@ -24510,9 +24665,9 @@
             </w:pPr>
             <w:r>
               <w:rPr>
-                <w:rFonts w:eastAsia="宋体"/>
-                <w:sz w:val="22"/>
-                <w:szCs w:val="20"/>
+                <w:rFonts w:eastAsia="宋体" w:ascii="Times New Roman" w:hAnsi="Times New Roman" w:cs="Times New Roman"/>
+                <w:sz w:val="24"/>
+                <w:szCs w:val="24"/>
               </w:rPr>
               <w:t xml:space="preserve">int</w:t>
             </w:r>
@@ -24530,9 +24685,9 @@
             </w:pPr>
             <w:r>
               <w:rPr>
-                <w:rFonts w:eastAsia="宋体"/>
-                <w:sz w:val="22"/>
-                <w:szCs w:val="20"/>
+                <w:rFonts w:eastAsia="宋体" w:ascii="Times New Roman" w:hAnsi="Times New Roman" w:cs="Times New Roman"/>
+                <w:sz w:val="24"/>
+                <w:szCs w:val="24"/>
               </w:rPr>
               <w:t xml:space="preserve"/>
             </w:r>
@@ -24550,9 +24705,9 @@
             </w:pPr>
             <w:r>
               <w:rPr>
-                <w:rFonts w:eastAsia="宋体"/>
-                <w:sz w:val="22"/>
-                <w:szCs w:val="20"/>
+                <w:rFonts w:eastAsia="宋体" w:ascii="Times New Roman" w:hAnsi="Times New Roman" w:cs="Times New Roman"/>
+                <w:sz w:val="24"/>
+                <w:szCs w:val="24"/>
               </w:rPr>
               <w:t xml:space="preserve">否</w:t>
             </w:r>
@@ -24570,9 +24725,9 @@
             </w:pPr>
             <w:r>
               <w:rPr>
-                <w:rFonts w:eastAsia="宋体"/>
-                <w:sz w:val="22"/>
-                <w:szCs w:val="20"/>
+                <w:rFonts w:eastAsia="宋体" w:ascii="Times New Roman" w:hAnsi="Times New Roman" w:cs="Times New Roman"/>
+                <w:sz w:val="24"/>
+                <w:szCs w:val="24"/>
               </w:rPr>
               <w:t xml:space="preserve">评分</w:t>
             </w:r>
@@ -24595,9 +24750,9 @@
             </w:pPr>
             <w:r>
               <w:rPr>
-                <w:rFonts w:eastAsia="宋体"/>
-                <w:sz w:val="22"/>
-                <w:szCs w:val="20"/>
+                <w:rFonts w:eastAsia="宋体" w:ascii="Times New Roman" w:hAnsi="Times New Roman" w:cs="Times New Roman"/>
+                <w:sz w:val="24"/>
+                <w:szCs w:val="24"/>
               </w:rPr>
               <w:t xml:space="preserve">comment</w:t>
             </w:r>
@@ -24615,9 +24770,9 @@
             </w:pPr>
             <w:r>
               <w:rPr>
-                <w:rFonts w:eastAsia="宋体"/>
-                <w:sz w:val="22"/>
-                <w:szCs w:val="20"/>
+                <w:rFonts w:eastAsia="宋体" w:ascii="Times New Roman" w:hAnsi="Times New Roman" w:cs="Times New Roman"/>
+                <w:sz w:val="24"/>
+                <w:szCs w:val="24"/>
               </w:rPr>
               <w:t xml:space="preserve">varchar</w:t>
             </w:r>
@@ -24634,15 +24789,15 @@
               <w:jc w:val="center"/>
             </w:pPr>
             <w:proofErr w:type="gramStart"/>
+            <w:r>
+              <w:rPr>
+                <w:rFonts w:eastAsia="宋体" w:ascii="Times New Roman" w:hAnsi="Times New Roman" w:cs="Times New Roman"/>
+                <w:sz w:val="24"/>
+                <w:szCs w:val="24"/>
+              </w:rPr>
+              <w:t xml:space="preserve">1000</w:t>
+            </w:r>
             <w:proofErr w:type="gramEnd"/>
-            <w:r>
-              <w:rPr>
-                <w:rFonts w:eastAsia="宋体"/>
-                <w:sz w:val="22"/>
-                <w:szCs w:val="20"/>
-              </w:rPr>
-              <w:t xml:space="preserve">1000</w:t>
-            </w:r>
           </w:p>
         </w:tc>
         <w:tc>
@@ -24657,9 +24812,9 @@
             </w:pPr>
             <w:r>
               <w:rPr>
-                <w:rFonts w:eastAsia="宋体"/>
-                <w:sz w:val="22"/>
-                <w:szCs w:val="20"/>
+                <w:rFonts w:eastAsia="宋体" w:ascii="Times New Roman" w:hAnsi="Times New Roman" w:cs="Times New Roman"/>
+                <w:sz w:val="24"/>
+                <w:szCs w:val="24"/>
               </w:rPr>
               <w:t xml:space="preserve">否</w:t>
             </w:r>
@@ -24676,6 +24831,11 @@
               <w:jc w:val="center"/>
             </w:pPr>
             <w:r>
+              <w:rPr>
+                <w:rFonts w:ascii="Times New Roman" w:eastAsia="宋体" w:hAnsi="Times New Roman" w:cs="Times New Roman"/>
+                <w:sz w:val="24"/>
+                <w:szCs w:val="24"/>
+              </w:rPr>
               <w:t xml:space="preserve">评论内容</w:t>
             </w:r>
           </w:p>
@@ -24697,9 +24857,9 @@
             </w:pPr>
             <w:r>
               <w:rPr>
-                <w:rFonts w:eastAsia="宋体"/>
-                <w:sz w:val="22"/>
-                <w:szCs w:val="20"/>
+                <w:rFonts w:eastAsia="宋体" w:ascii="Times New Roman" w:hAnsi="Times New Roman" w:cs="Times New Roman"/>
+                <w:sz w:val="24"/>
+                <w:szCs w:val="24"/>
               </w:rPr>
               <w:t xml:space="preserve">type</w:t>
             </w:r>
@@ -24717,9 +24877,9 @@
             </w:pPr>
             <w:r>
               <w:rPr>
-                <w:rFonts w:eastAsia="宋体"/>
-                <w:sz w:val="22"/>
-                <w:szCs w:val="20"/>
+                <w:rFonts w:eastAsia="宋体" w:ascii="Times New Roman" w:hAnsi="Times New Roman" w:cs="Times New Roman"/>
+                <w:sz w:val="24"/>
+                <w:szCs w:val="24"/>
               </w:rPr>
               <w:t xml:space="preserve">tinyint</w:t>
             </w:r>
@@ -24737,9 +24897,9 @@
             </w:pPr>
             <w:r>
               <w:rPr>
-                <w:rFonts w:eastAsia="宋体"/>
-                <w:sz w:val="22"/>
-                <w:szCs w:val="20"/>
+                <w:rFonts w:eastAsia="宋体" w:ascii="Times New Roman" w:hAnsi="Times New Roman" w:cs="Times New Roman"/>
+                <w:sz w:val="24"/>
+                <w:szCs w:val="24"/>
               </w:rPr>
               <w:t xml:space="preserve"/>
             </w:r>
@@ -24757,9 +24917,9 @@
             </w:pPr>
             <w:r>
               <w:rPr>
-                <w:rFonts w:eastAsia="宋体"/>
-                <w:sz w:val="22"/>
-                <w:szCs w:val="20"/>
+                <w:rFonts w:eastAsia="宋体" w:ascii="Times New Roman" w:hAnsi="Times New Roman" w:cs="Times New Roman"/>
+                <w:sz w:val="24"/>
+                <w:szCs w:val="24"/>
               </w:rPr>
               <w:t xml:space="preserve">否</w:t>
             </w:r>
@@ -24775,16 +24935,16 @@
               <w:wordWrap w:val="0"/>
               <w:jc w:val="center"/>
             </w:pPr>
+            <w:r>
+              <w:rPr>
+                <w:rFonts w:eastAsia="宋体" w:ascii="Times New Roman" w:hAnsi="Times New Roman" w:cs="Times New Roman"/>
+                <w:sz w:val="24"/>
+                <w:szCs w:val="24"/>
+              </w:rPr>
+              <w:t xml:space="preserve">评价类型</w:t>
+            </w:r>
             <w:proofErr w:type="gramStart"/>
             <w:proofErr w:type="gramEnd"/>
-            <w:r>
-              <w:rPr>
-                <w:rFonts w:eastAsia="宋体"/>
-                <w:sz w:val="22"/>
-                <w:szCs w:val="20"/>
-              </w:rPr>
-              <w:t xml:space="preserve">评价类型</w:t>
-            </w:r>
           </w:p>
         </w:tc>
       </w:tr>
@@ -24803,15 +24963,15 @@
               <w:jc w:val="center"/>
             </w:pPr>
             <w:proofErr w:type="spellStart"/>
+            <w:r>
+              <w:rPr>
+                <w:rFonts w:eastAsia="宋体" w:ascii="Times New Roman" w:hAnsi="Times New Roman" w:cs="Times New Roman"/>
+                <w:sz w:val="24"/>
+                <w:szCs w:val="24"/>
+              </w:rPr>
+              <w:t xml:space="preserve">create_time</w:t>
+            </w:r>
             <w:proofErr w:type="spellEnd"/>
-            <w:r>
-              <w:rPr>
-                <w:rFonts w:eastAsia="宋体"/>
-                <w:sz w:val="22"/>
-                <w:szCs w:val="20"/>
-              </w:rPr>
-              <w:t xml:space="preserve">create_time</w:t>
-            </w:r>
           </w:p>
         </w:tc>
         <w:tc>
@@ -24826,9 +24986,9 @@
             </w:pPr>
             <w:r>
               <w:rPr>
-                <w:rFonts w:eastAsia="宋体"/>
-                <w:sz w:val="22"/>
-                <w:szCs w:val="20"/>
+                <w:rFonts w:eastAsia="宋体" w:ascii="Times New Roman" w:hAnsi="Times New Roman" w:cs="Times New Roman"/>
+                <w:sz w:val="24"/>
+                <w:szCs w:val="24"/>
               </w:rPr>
               <w:t xml:space="preserve">datetime</w:t>
             </w:r>
@@ -24846,9 +25006,9 @@
             </w:pPr>
             <w:r>
               <w:rPr>
-                <w:rFonts w:eastAsia="宋体"/>
-                <w:sz w:val="22"/>
-                <w:szCs w:val="20"/>
+                <w:rFonts w:eastAsia="宋体" w:ascii="Times New Roman" w:hAnsi="Times New Roman" w:cs="Times New Roman"/>
+                <w:sz w:val="24"/>
+                <w:szCs w:val="24"/>
               </w:rPr>
               <w:t xml:space="preserve"/>
             </w:r>
@@ -24866,9 +25026,9 @@
             </w:pPr>
             <w:r>
               <w:rPr>
-                <w:rFonts w:eastAsia="宋体"/>
-                <w:sz w:val="22"/>
-                <w:szCs w:val="20"/>
+                <w:rFonts w:eastAsia="宋体" w:ascii="Times New Roman" w:hAnsi="Times New Roman" w:cs="Times New Roman"/>
+                <w:sz w:val="24"/>
+                <w:szCs w:val="24"/>
               </w:rPr>
               <w:t xml:space="preserve">否</w:t>
             </w:r>
@@ -24885,6 +25045,11 @@
               <w:jc w:val="center"/>
             </w:pPr>
             <w:r>
+              <w:rPr>
+                <w:rFonts w:ascii="Times New Roman" w:eastAsia="宋体" w:hAnsi="Times New Roman" w:cs="Times New Roman"/>
+                <w:sz w:val="24"/>
+                <w:szCs w:val="24"/>
+              </w:rPr>
               <w:t xml:space="preserve">创建时间</w:t>
             </w:r>
           </w:p>
@@ -24908,15 +25073,15 @@
               <w:jc w:val="center"/>
             </w:pPr>
             <w:proofErr w:type="spellStart"/>
+            <w:r>
+              <w:rPr>
+                <w:rFonts w:eastAsia="宋体" w:ascii="Times New Roman" w:hAnsi="Times New Roman" w:cs="Times New Roman"/>
+                <w:sz w:val="24"/>
+                <w:szCs w:val="24"/>
+              </w:rPr>
+              <w:t xml:space="preserve">update_time</w:t>
+            </w:r>
             <w:proofErr w:type="spellEnd"/>
-            <w:r>
-              <w:rPr>
-                <w:rFonts w:eastAsia="宋体"/>
-                <w:sz w:val="22"/>
-                <w:szCs w:val="20"/>
-              </w:rPr>
-              <w:t xml:space="preserve">update_time</w:t>
-            </w:r>
           </w:p>
         </w:tc>
         <w:tc>
@@ -24934,9 +25099,9 @@
             </w:pPr>
             <w:r>
               <w:rPr>
-                <w:rFonts w:eastAsia="宋体"/>
-                <w:sz w:val="22"/>
-                <w:szCs w:val="20"/>
+                <w:rFonts w:eastAsia="宋体" w:ascii="Times New Roman" w:hAnsi="Times New Roman" w:cs="Times New Roman"/>
+                <w:sz w:val="24"/>
+                <w:szCs w:val="24"/>
               </w:rPr>
               <w:t xml:space="preserve">datetime</w:t>
             </w:r>
@@ -24957,9 +25122,9 @@
             </w:pPr>
             <w:r>
               <w:rPr>
-                <w:rFonts w:eastAsia="宋体"/>
-                <w:sz w:val="22"/>
-                <w:szCs w:val="20"/>
+                <w:rFonts w:eastAsia="宋体" w:ascii="Times New Roman" w:hAnsi="Times New Roman" w:cs="Times New Roman"/>
+                <w:sz w:val="24"/>
+                <w:szCs w:val="24"/>
               </w:rPr>
               <w:t xml:space="preserve"/>
             </w:r>
@@ -24980,9 +25145,9 @@
             </w:pPr>
             <w:r>
               <w:rPr>
-                <w:rFonts w:eastAsia="宋体"/>
-                <w:sz w:val="22"/>
-                <w:szCs w:val="20"/>
+                <w:rFonts w:eastAsia="宋体" w:ascii="Times New Roman" w:hAnsi="Times New Roman" w:cs="Times New Roman"/>
+                <w:sz w:val="24"/>
+                <w:szCs w:val="24"/>
               </w:rPr>
               <w:t xml:space="preserve">否</w:t>
             </w:r>
@@ -25002,6 +25167,11 @@
               <w:jc w:val="center"/>
             </w:pPr>
             <w:r>
+              <w:rPr>
+                <w:rFonts w:ascii="Times New Roman" w:eastAsia="宋体" w:hAnsi="Times New Roman" w:cs="Times New Roman"/>
+                <w:sz w:val="24"/>
+                <w:szCs w:val="24"/>
+              </w:rPr>
               <w:t xml:space="preserve">更新时间</w:t>
             </w:r>
           </w:p>
@@ -25200,10 +25370,10 @@
             </w:pPr>
             <w:r>
               <w:rPr>
-                <w:rFonts w:eastAsia="宋体"/>
+                <w:rFonts w:eastAsia="宋体" w:ascii="Times New Roman" w:hAnsi="Times New Roman" w:cs="Times New Roman"/>
                 <w:bCs/>
-                <w:sz w:val="22"/>
-                <w:szCs w:val="20"/>
+                <w:sz w:val="24"/>
+                <w:szCs w:val="24"/>
               </w:rPr>
               <w:t xml:space="preserve">字段名</w:t>
             </w:r>
@@ -25225,10 +25395,10 @@
             </w:pPr>
             <w:r>
               <w:rPr>
-                <w:rFonts w:eastAsia="宋体"/>
+                <w:rFonts w:eastAsia="宋体" w:ascii="Times New Roman" w:hAnsi="Times New Roman" w:cs="Times New Roman"/>
                 <w:bCs/>
-                <w:sz w:val="22"/>
-                <w:szCs w:val="20"/>
+                <w:sz w:val="24"/>
+                <w:szCs w:val="24"/>
               </w:rPr>
               <w:t xml:space="preserve">类型</w:t>
             </w:r>
@@ -25250,10 +25420,10 @@
             </w:pPr>
             <w:r>
               <w:rPr>
-                <w:rFonts w:eastAsia="宋体"/>
+                <w:rFonts w:eastAsia="宋体" w:ascii="Times New Roman" w:hAnsi="Times New Roman" w:cs="Times New Roman"/>
                 <w:bCs/>
-                <w:sz w:val="22"/>
-                <w:szCs w:val="20"/>
+                <w:sz w:val="24"/>
+                <w:szCs w:val="24"/>
               </w:rPr>
               <w:t xml:space="preserve">长度</w:t>
             </w:r>
@@ -25275,10 +25445,10 @@
             </w:pPr>
             <w:r>
               <w:rPr>
-                <w:rFonts w:eastAsia="宋体"/>
+                <w:rFonts w:eastAsia="宋体" w:ascii="Times New Roman" w:hAnsi="Times New Roman" w:cs="Times New Roman"/>
                 <w:bCs/>
-                <w:sz w:val="22"/>
-                <w:szCs w:val="20"/>
+                <w:sz w:val="24"/>
+                <w:szCs w:val="24"/>
               </w:rPr>
               <w:t xml:space="preserve">主键</w:t>
             </w:r>
@@ -25300,10 +25470,10 @@
             </w:pPr>
             <w:r>
               <w:rPr>
-                <w:rFonts w:eastAsia="宋体"/>
+                <w:rFonts w:eastAsia="宋体" w:ascii="Times New Roman" w:hAnsi="Times New Roman" w:cs="Times New Roman"/>
                 <w:bCs/>
-                <w:sz w:val="22"/>
-                <w:szCs w:val="20"/>
+                <w:sz w:val="24"/>
+                <w:szCs w:val="24"/>
               </w:rPr>
               <w:t xml:space="preserve">备注</w:t>
             </w:r>
@@ -25329,9 +25499,9 @@
             </w:pPr>
             <w:r>
               <w:rPr>
-                <w:rFonts w:eastAsia="宋体"/>
-                <w:sz w:val="22"/>
-                <w:szCs w:val="20"/>
+                <w:rFonts w:eastAsia="宋体" w:ascii="Times New Roman" w:hAnsi="Times New Roman" w:cs="Times New Roman"/>
+                <w:sz w:val="24"/>
+                <w:szCs w:val="24"/>
               </w:rPr>
               <w:t xml:space="preserve">id</w:t>
             </w:r>
@@ -25352,9 +25522,9 @@
             </w:pPr>
             <w:r>
               <w:rPr>
-                <w:rFonts w:eastAsia="宋体"/>
-                <w:sz w:val="22"/>
-                <w:szCs w:val="20"/>
+                <w:rFonts w:eastAsia="宋体" w:ascii="Times New Roman" w:hAnsi="Times New Roman" w:cs="Times New Roman"/>
+                <w:sz w:val="24"/>
+                <w:szCs w:val="24"/>
               </w:rPr>
               <w:t xml:space="preserve">bigint</w:t>
             </w:r>
@@ -25375,9 +25545,9 @@
             </w:pPr>
             <w:r>
               <w:rPr>
-                <w:rFonts w:eastAsia="宋体"/>
-                <w:sz w:val="22"/>
-                <w:szCs w:val="20"/>
+                <w:rFonts w:eastAsia="宋体" w:ascii="Times New Roman" w:hAnsi="Times New Roman" w:cs="Times New Roman"/>
+                <w:sz w:val="24"/>
+                <w:szCs w:val="24"/>
               </w:rPr>
               <w:t xml:space="preserve"/>
             </w:r>
@@ -25398,9 +25568,9 @@
             </w:pPr>
             <w:r>
               <w:rPr>
-                <w:rFonts w:eastAsia="宋体"/>
-                <w:sz w:val="22"/>
-                <w:szCs w:val="20"/>
+                <w:rFonts w:eastAsia="宋体" w:ascii="Times New Roman" w:hAnsi="Times New Roman" w:cs="Times New Roman"/>
+                <w:sz w:val="24"/>
+                <w:szCs w:val="24"/>
               </w:rPr>
               <w:t xml:space="preserve">是</w:t>
             </w:r>
@@ -25420,15 +25590,15 @@
               <w:jc w:val="center"/>
             </w:pPr>
             <w:proofErr w:type="gramStart"/>
+            <w:r>
+              <w:rPr>
+                <w:rFonts w:eastAsia="宋体" w:ascii="Times New Roman" w:hAnsi="Times New Roman" w:cs="Times New Roman"/>
+                <w:sz w:val="24"/>
+                <w:szCs w:val="24"/>
+              </w:rPr>
+              <w:t xml:space="preserve">主键ID</w:t>
+            </w:r>
             <w:proofErr w:type="gramEnd"/>
-            <w:r>
-              <w:rPr>
-                <w:rFonts w:eastAsia="宋体"/>
-                <w:sz w:val="22"/>
-                <w:szCs w:val="20"/>
-              </w:rPr>
-              <w:t xml:space="preserve">主键ID</w:t>
-            </w:r>
           </w:p>
         </w:tc>
       </w:tr>
@@ -25447,15 +25617,15 @@
               <w:jc w:val="center"/>
             </w:pPr>
             <w:proofErr w:type="spellStart"/>
+            <w:r>
+              <w:rPr>
+                <w:rFonts w:eastAsia="宋体" w:ascii="Times New Roman" w:hAnsi="Times New Roman" w:cs="Times New Roman"/>
+                <w:sz w:val="24"/>
+                <w:szCs w:val="24"/>
+              </w:rPr>
+              <w:t xml:space="preserve">dict_type</w:t>
+            </w:r>
             <w:proofErr w:type="spellEnd"/>
-            <w:r>
-              <w:rPr>
-                <w:rFonts w:eastAsia="宋体"/>
-                <w:sz w:val="22"/>
-                <w:szCs w:val="20"/>
-              </w:rPr>
-              <w:t xml:space="preserve">dict_type</w:t>
-            </w:r>
           </w:p>
         </w:tc>
         <w:tc>
@@ -25470,9 +25640,9 @@
             </w:pPr>
             <w:r>
               <w:rPr>
-                <w:rFonts w:eastAsia="宋体"/>
-                <w:sz w:val="22"/>
-                <w:szCs w:val="20"/>
+                <w:rFonts w:eastAsia="宋体" w:ascii="Times New Roman" w:hAnsi="Times New Roman" w:cs="Times New Roman"/>
+                <w:sz w:val="24"/>
+                <w:szCs w:val="24"/>
               </w:rPr>
               <w:t xml:space="preserve">varchar</w:t>
             </w:r>
@@ -25489,15 +25659,15 @@
               <w:jc w:val="center"/>
             </w:pPr>
             <w:proofErr w:type="gramStart"/>
+            <w:r>
+              <w:rPr>
+                <w:rFonts w:eastAsia="宋体" w:ascii="Times New Roman" w:hAnsi="Times New Roman" w:cs="Times New Roman"/>
+                <w:sz w:val="24"/>
+                <w:szCs w:val="24"/>
+              </w:rPr>
+              <w:t xml:space="preserve">50</w:t>
+            </w:r>
             <w:proofErr w:type="gramEnd"/>
-            <w:r>
-              <w:rPr>
-                <w:rFonts w:eastAsia="宋体"/>
-                <w:sz w:val="22"/>
-                <w:szCs w:val="20"/>
-              </w:rPr>
-              <w:t xml:space="preserve">50</w:t>
-            </w:r>
           </w:p>
         </w:tc>
         <w:tc>
@@ -25512,9 +25682,9 @@
             </w:pPr>
             <w:r>
               <w:rPr>
-                <w:rFonts w:eastAsia="宋体"/>
-                <w:sz w:val="22"/>
-                <w:szCs w:val="20"/>
+                <w:rFonts w:eastAsia="宋体" w:ascii="Times New Roman" w:hAnsi="Times New Roman" w:cs="Times New Roman"/>
+                <w:sz w:val="24"/>
+                <w:szCs w:val="24"/>
               </w:rPr>
               <w:t xml:space="preserve">否</w:t>
             </w:r>
@@ -25531,6 +25701,11 @@
               <w:jc w:val="center"/>
             </w:pPr>
             <w:r>
+              <w:rPr>
+                <w:rFonts w:ascii="Times New Roman" w:eastAsia="宋体" w:hAnsi="Times New Roman" w:cs="Times New Roman"/>
+                <w:sz w:val="24"/>
+                <w:szCs w:val="24"/>
+              </w:rPr>
               <w:t xml:space="preserve">字典类型</w:t>
             </w:r>
           </w:p>
@@ -25551,15 +25726,15 @@
               <w:jc w:val="center"/>
             </w:pPr>
             <w:proofErr w:type="spellStart"/>
+            <w:r>
+              <w:rPr>
+                <w:rFonts w:eastAsia="宋体" w:ascii="Times New Roman" w:hAnsi="Times New Roman" w:cs="Times New Roman"/>
+                <w:sz w:val="24"/>
+                <w:szCs w:val="24"/>
+              </w:rPr>
+              <w:t xml:space="preserve">dict_code</w:t>
+            </w:r>
             <w:proofErr w:type="spellEnd"/>
-            <w:r>
-              <w:rPr>
-                <w:rFonts w:eastAsia="宋体"/>
-                <w:sz w:val="22"/>
-                <w:szCs w:val="20"/>
-              </w:rPr>
-              <w:t xml:space="preserve">dict_code</w:t>
-            </w:r>
           </w:p>
         </w:tc>
         <w:tc>
@@ -25574,9 +25749,9 @@
             </w:pPr>
             <w:r>
               <w:rPr>
-                <w:rFonts w:eastAsia="宋体"/>
-                <w:sz w:val="22"/>
-                <w:szCs w:val="20"/>
+                <w:rFonts w:eastAsia="宋体" w:ascii="Times New Roman" w:hAnsi="Times New Roman" w:cs="Times New Roman"/>
+                <w:sz w:val="24"/>
+                <w:szCs w:val="24"/>
               </w:rPr>
               <w:t xml:space="preserve">varchar</w:t>
             </w:r>
@@ -25593,15 +25768,15 @@
               <w:jc w:val="center"/>
             </w:pPr>
             <w:proofErr w:type="gramStart"/>
+            <w:r>
+              <w:rPr>
+                <w:rFonts w:eastAsia="宋体" w:ascii="Times New Roman" w:hAnsi="Times New Roman" w:cs="Times New Roman"/>
+                <w:sz w:val="24"/>
+                <w:szCs w:val="24"/>
+              </w:rPr>
+              <w:t xml:space="preserve">50</w:t>
+            </w:r>
             <w:proofErr w:type="gramEnd"/>
-            <w:r>
-              <w:rPr>
-                <w:rFonts w:eastAsia="宋体"/>
-                <w:sz w:val="22"/>
-                <w:szCs w:val="20"/>
-              </w:rPr>
-              <w:t xml:space="preserve">50</w:t>
-            </w:r>
           </w:p>
         </w:tc>
         <w:tc>
@@ -25616,9 +25791,9 @@
             </w:pPr>
             <w:r>
               <w:rPr>
-                <w:rFonts w:eastAsia="宋体"/>
-                <w:sz w:val="22"/>
-                <w:szCs w:val="20"/>
+                <w:rFonts w:eastAsia="宋体" w:ascii="Times New Roman" w:hAnsi="Times New Roman" w:cs="Times New Roman"/>
+                <w:sz w:val="24"/>
+                <w:szCs w:val="24"/>
               </w:rPr>
               <w:t xml:space="preserve">否</w:t>
             </w:r>
@@ -25635,6 +25810,11 @@
               <w:jc w:val="center"/>
             </w:pPr>
             <w:r>
+              <w:rPr>
+                <w:rFonts w:ascii="Times New Roman" w:eastAsia="宋体" w:hAnsi="Times New Roman" w:cs="Times New Roman"/>
+                <w:sz w:val="24"/>
+                <w:szCs w:val="24"/>
+              </w:rPr>
               <w:t xml:space="preserve">字典编码</w:t>
             </w:r>
           </w:p>
@@ -25655,15 +25835,15 @@
               <w:jc w:val="center"/>
             </w:pPr>
             <w:proofErr w:type="spellStart"/>
+            <w:r>
+              <w:rPr>
+                <w:rFonts w:eastAsia="宋体" w:ascii="Times New Roman" w:hAnsi="Times New Roman" w:cs="Times New Roman"/>
+                <w:sz w:val="24"/>
+                <w:szCs w:val="24"/>
+              </w:rPr>
+              <w:t xml:space="preserve">dict_label</w:t>
+            </w:r>
             <w:proofErr w:type="spellEnd"/>
-            <w:r>
-              <w:rPr>
-                <w:rFonts w:eastAsia="宋体"/>
-                <w:sz w:val="22"/>
-                <w:szCs w:val="20"/>
-              </w:rPr>
-              <w:t xml:space="preserve">dict_label</w:t>
-            </w:r>
           </w:p>
         </w:tc>
         <w:tc>
@@ -25678,9 +25858,9 @@
             </w:pPr>
             <w:r>
               <w:rPr>
-                <w:rFonts w:eastAsia="宋体"/>
-                <w:sz w:val="22"/>
-                <w:szCs w:val="20"/>
+                <w:rFonts w:eastAsia="宋体" w:ascii="Times New Roman" w:hAnsi="Times New Roman" w:cs="Times New Roman"/>
+                <w:sz w:val="24"/>
+                <w:szCs w:val="24"/>
               </w:rPr>
               <w:t xml:space="preserve">varchar</w:t>
             </w:r>
@@ -25697,15 +25877,15 @@
               <w:jc w:val="center"/>
             </w:pPr>
             <w:proofErr w:type="gramStart"/>
+            <w:r>
+              <w:rPr>
+                <w:rFonts w:eastAsia="宋体" w:ascii="Times New Roman" w:hAnsi="Times New Roman" w:cs="Times New Roman"/>
+                <w:sz w:val="24"/>
+                <w:szCs w:val="24"/>
+              </w:rPr>
+              <w:t xml:space="preserve">100</w:t>
+            </w:r>
             <w:proofErr w:type="gramEnd"/>
-            <w:r>
-              <w:rPr>
-                <w:rFonts w:eastAsia="宋体"/>
-                <w:sz w:val="22"/>
-                <w:szCs w:val="20"/>
-              </w:rPr>
-              <w:t xml:space="preserve">100</w:t>
-            </w:r>
           </w:p>
         </w:tc>
         <w:tc>
@@ -25720,9 +25900,9 @@
             </w:pPr>
             <w:r>
               <w:rPr>
-                <w:rFonts w:eastAsia="宋体"/>
-                <w:sz w:val="22"/>
-                <w:szCs w:val="20"/>
+                <w:rFonts w:eastAsia="宋体" w:ascii="Times New Roman" w:hAnsi="Times New Roman" w:cs="Times New Roman"/>
+                <w:sz w:val="24"/>
+                <w:szCs w:val="24"/>
               </w:rPr>
               <w:t xml:space="preserve">否</w:t>
             </w:r>
@@ -25739,6 +25919,11 @@
               <w:jc w:val="center"/>
             </w:pPr>
             <w:r>
+              <w:rPr>
+                <w:rFonts w:ascii="Times New Roman" w:eastAsia="宋体" w:hAnsi="Times New Roman" w:cs="Times New Roman"/>
+                <w:sz w:val="24"/>
+                <w:szCs w:val="24"/>
+              </w:rPr>
               <w:t xml:space="preserve">字典标签</w:t>
             </w:r>
           </w:p>
@@ -25759,15 +25944,15 @@
               <w:jc w:val="center"/>
             </w:pPr>
             <w:proofErr w:type="spellStart"/>
+            <w:r>
+              <w:rPr>
+                <w:rFonts w:eastAsia="宋体" w:ascii="Times New Roman" w:hAnsi="Times New Roman" w:cs="Times New Roman"/>
+                <w:sz w:val="24"/>
+                <w:szCs w:val="24"/>
+              </w:rPr>
+              <w:t xml:space="preserve">sort_order</w:t>
+            </w:r>
             <w:proofErr w:type="spellEnd"/>
-            <w:r>
-              <w:rPr>
-                <w:rFonts w:eastAsia="宋体"/>
-                <w:sz w:val="22"/>
-                <w:szCs w:val="20"/>
-              </w:rPr>
-              <w:t xml:space="preserve">sort_order</w:t>
-            </w:r>
           </w:p>
         </w:tc>
         <w:tc>
@@ -25782,9 +25967,9 @@
             </w:pPr>
             <w:r>
               <w:rPr>
-                <w:rFonts w:eastAsia="宋体"/>
-                <w:sz w:val="22"/>
-                <w:szCs w:val="20"/>
+                <w:rFonts w:eastAsia="宋体" w:ascii="Times New Roman" w:hAnsi="Times New Roman" w:cs="Times New Roman"/>
+                <w:sz w:val="24"/>
+                <w:szCs w:val="24"/>
               </w:rPr>
               <w:t xml:space="preserve">int</w:t>
             </w:r>
@@ -25802,9 +25987,9 @@
             </w:pPr>
             <w:r>
               <w:rPr>
-                <w:rFonts w:eastAsia="宋体"/>
-                <w:sz w:val="22"/>
-                <w:szCs w:val="20"/>
+                <w:rFonts w:eastAsia="宋体" w:ascii="Times New Roman" w:hAnsi="Times New Roman" w:cs="Times New Roman"/>
+                <w:sz w:val="24"/>
+                <w:szCs w:val="24"/>
               </w:rPr>
               <w:t xml:space="preserve"/>
             </w:r>
@@ -25822,9 +26007,9 @@
             </w:pPr>
             <w:r>
               <w:rPr>
-                <w:rFonts w:eastAsia="宋体"/>
-                <w:sz w:val="22"/>
-                <w:szCs w:val="20"/>
+                <w:rFonts w:eastAsia="宋体" w:ascii="Times New Roman" w:hAnsi="Times New Roman" w:cs="Times New Roman"/>
+                <w:sz w:val="24"/>
+                <w:szCs w:val="24"/>
               </w:rPr>
               <w:t xml:space="preserve">否</w:t>
             </w:r>
@@ -25841,6 +26026,11 @@
               <w:jc w:val="center"/>
             </w:pPr>
             <w:r>
+              <w:rPr>
+                <w:rFonts w:ascii="Times New Roman" w:eastAsia="宋体" w:hAnsi="Times New Roman" w:cs="Times New Roman"/>
+                <w:sz w:val="24"/>
+                <w:szCs w:val="24"/>
+              </w:rPr>
               <w:t xml:space="preserve">排序</w:t>
             </w:r>
           </w:p>
@@ -25865,9 +26055,9 @@
             </w:pPr>
             <w:r>
               <w:rPr>
-                <w:rFonts w:eastAsia="宋体"/>
-                <w:sz w:val="22"/>
-                <w:szCs w:val="20"/>
+                <w:rFonts w:eastAsia="宋体" w:ascii="Times New Roman" w:hAnsi="Times New Roman" w:cs="Times New Roman"/>
+                <w:sz w:val="24"/>
+                <w:szCs w:val="24"/>
               </w:rPr>
               <w:t xml:space="preserve">status</w:t>
             </w:r>
@@ -25888,9 +26078,9 @@
             </w:pPr>
             <w:r>
               <w:rPr>
-                <w:rFonts w:eastAsia="宋体"/>
-                <w:sz w:val="22"/>
-                <w:szCs w:val="20"/>
+                <w:rFonts w:eastAsia="宋体" w:ascii="Times New Roman" w:hAnsi="Times New Roman" w:cs="Times New Roman"/>
+                <w:sz w:val="24"/>
+                <w:szCs w:val="24"/>
               </w:rPr>
               <w:t xml:space="preserve">tinyint</w:t>
             </w:r>
@@ -25911,9 +26101,9 @@
             </w:pPr>
             <w:r>
               <w:rPr>
-                <w:rFonts w:eastAsia="宋体"/>
-                <w:sz w:val="22"/>
-                <w:szCs w:val="20"/>
+                <w:rFonts w:eastAsia="宋体" w:ascii="Times New Roman" w:hAnsi="Times New Roman" w:cs="Times New Roman"/>
+                <w:sz w:val="24"/>
+                <w:szCs w:val="24"/>
               </w:rPr>
               <w:t xml:space="preserve"/>
             </w:r>
@@ -25934,9 +26124,9 @@
             </w:pPr>
             <w:r>
               <w:rPr>
-                <w:rFonts w:eastAsia="宋体"/>
-                <w:sz w:val="22"/>
-                <w:szCs w:val="20"/>
+                <w:rFonts w:eastAsia="宋体" w:ascii="Times New Roman" w:hAnsi="Times New Roman" w:cs="Times New Roman"/>
+                <w:sz w:val="24"/>
+                <w:szCs w:val="24"/>
               </w:rPr>
               <w:t xml:space="preserve">否</w:t>
             </w:r>
@@ -25957,9 +26147,9 @@
             </w:pPr>
             <w:r>
               <w:rPr>
-                <w:rFonts w:eastAsia="宋体"/>
-                <w:sz w:val="22"/>
-                <w:szCs w:val="20"/>
+                <w:rFonts w:eastAsia="宋体" w:ascii="Times New Roman" w:hAnsi="Times New Roman" w:cs="Times New Roman"/>
+                <w:sz w:val="24"/>
+                <w:szCs w:val="24"/>
               </w:rPr>
               <w:t xml:space="preserve">状态</w:t>
             </w:r>

--- a/docs/基于Spring Cloud的校园兼职系统的设计与实现.docx
+++ b/docs/基于Spring Cloud的校园兼职系统的设计与实现.docx
@@ -26625,7 +26625,7 @@
         </w:rPr>
         <w:drawing>
           <wp:inline distT="0" distB="0" distL="0" distR="0" wp14:anchorId="32CFF492" wp14:editId="6F0C1A61">
-            <wp:extent cx="3658850" cy="2622550"/>
+            <wp:extent cx="5040000" cy="4032768"/>
             <wp:effectExtent l="0" t="0" r="0" b="6350"/>
             <wp:docPr id="25" name="Picture 25"/>
             <wp:cNvGraphicFramePr>
@@ -26647,7 +26647,7 @@
                   <pic:spPr>
                     <a:xfrm>
                       <a:off x="0" y="0"/>
-                      <a:ext cx="3678290" cy="2636484"/>
+                      <a:ext cx="5040000" cy="4032768"/>
                     </a:xfrm>
                     <a:prstGeom prst="rect">
                       <a:avLst/>
@@ -28389,7 +28389,7 @@
         </w:rPr>
         <w:drawing>
           <wp:inline distT="0" distB="0" distL="0" distR="0" wp14:anchorId="7CF43DC0" wp14:editId="100353C4">
-            <wp:extent cx="3391587" cy="2182935"/>
+            <wp:extent cx="5040000" cy="2707156"/>
             <wp:effectExtent l="0" t="0" r="0" b="8255"/>
             <wp:docPr id="17" name="Picture 17"/>
             <wp:cNvGraphicFramePr>
@@ -28411,7 +28411,7 @@
                   <pic:spPr>
                     <a:xfrm>
                       <a:off x="0" y="0"/>
-                      <a:ext cx="3401957" cy="2189609"/>
+                      <a:ext cx="5040000" cy="2707156"/>
                     </a:xfrm>
                     <a:prstGeom prst="rect">
                       <a:avLst/>
@@ -29084,7 +29084,7 @@
         </w:rPr>
         <w:drawing>
           <wp:inline distT="0" distB="0" distL="0" distR="0" wp14:anchorId="0F3A69EF" wp14:editId="5C46B21E">
-            <wp:extent cx="3843517" cy="2476500"/>
+            <wp:extent cx="5400000" cy="3925461"/>
             <wp:effectExtent l="0" t="0" r="5080" b="0"/>
             <wp:docPr id="13" name="Picture 13"/>
             <wp:cNvGraphicFramePr>
@@ -29106,7 +29106,7 @@
                   <pic:spPr>
                     <a:xfrm>
                       <a:off x="0" y="0"/>
-                      <a:ext cx="3859757" cy="2486964"/>
+                      <a:ext cx="5400000" cy="3925461"/>
                     </a:xfrm>
                     <a:prstGeom prst="rect">
                       <a:avLst/>
@@ -29472,7 +29472,7 @@
         </w:rPr>
         <w:drawing>
           <wp:inline distT="0" distB="0" distL="0" distR="0" wp14:anchorId="5C7B3DC1" wp14:editId="58EFA524">
-            <wp:extent cx="2862266" cy="1733550"/>
+            <wp:extent cx="5040000" cy="3307833"/>
             <wp:effectExtent l="0" t="0" r="0" b="0"/>
             <wp:docPr id="10" name="Picture 10"/>
             <wp:cNvGraphicFramePr>
@@ -29494,7 +29494,7 @@
                   <pic:spPr>
                     <a:xfrm>
                       <a:off x="0" y="0"/>
-                      <a:ext cx="2929726" cy="1774407"/>
+                      <a:ext cx="5040000" cy="3307833"/>
                     </a:xfrm>
                     <a:prstGeom prst="rect">
                       <a:avLst/>

--- a/docs/基于Spring Cloud的校园兼职系统的设计与实现.docx
+++ b/docs/基于Spring Cloud的校园兼职系统的设计与实现.docx
@@ -8395,56 +8395,56 @@
       </w:pPr>
       <w:r>
         <w:rPr>
-          <w:rFonts w:eastAsia="宋体"/>
+          <w:rFonts w:eastAsia="宋体" w:cs="Times New Roman"/>
           <w:sz w:val="24"/>
         </w:rPr>
         <w:t>（安阳师范学院</w:t>
       </w:r>
       <w:r>
         <w:rPr>
-          <w:rFonts w:eastAsia="宋体"/>
+          <w:rFonts w:eastAsia="宋体" w:cs="Times New Roman"/>
           <w:sz w:val="24"/>
         </w:rPr>
         <w:t xml:space="preserve"> </w:t>
       </w:r>
       <w:r>
         <w:rPr>
-          <w:rFonts w:eastAsia="宋体"/>
+          <w:rFonts w:eastAsia="宋体" w:cs="Times New Roman"/>
           <w:sz w:val="24"/>
         </w:rPr>
         <w:t>软件学院，河南</w:t>
       </w:r>
       <w:r>
         <w:rPr>
-          <w:rFonts w:eastAsia="宋体"/>
+          <w:rFonts w:eastAsia="宋体" w:cs="Times New Roman"/>
           <w:sz w:val="24"/>
         </w:rPr>
         <w:t xml:space="preserve"> </w:t>
       </w:r>
       <w:r>
         <w:rPr>
-          <w:rFonts w:eastAsia="宋体"/>
+          <w:rFonts w:eastAsia="宋体" w:cs="Times New Roman"/>
           <w:sz w:val="24"/>
         </w:rPr>
         <w:t>安阳</w:t>
       </w:r>
       <w:r>
         <w:rPr>
-          <w:rFonts w:eastAsia="宋体"/>
+          <w:rFonts w:eastAsia="宋体" w:cs="Times New Roman"/>
           <w:sz w:val="24"/>
         </w:rPr>
         <w:t> </w:t>
       </w:r>
       <w:r>
         <w:rPr>
-          <w:rFonts w:eastAsia="宋体"/>
+          <w:rFonts w:eastAsia="宋体" w:cs="Times New Roman"/>
           <w:sz w:val="24"/>
         </w:rPr>
         <w:t>455000</w:t>
       </w:r>
       <w:r>
         <w:rPr>
-          <w:rFonts w:eastAsia="宋体"/>
+          <w:rFonts w:eastAsia="宋体" w:cs="Times New Roman"/>
           <w:sz w:val="24"/>
         </w:rPr>
         <w:t>）</w:t>
@@ -13014,35 +13014,35 @@
       </w:pPr>
       <w:r>
         <w:rPr>
-          <w:rFonts w:eastAsia="宋体"/>
+          <w:rFonts w:eastAsia="宋体" w:cs="Times New Roman"/>
           <w:sz w:val="24"/>
         </w:rPr>
         <w:t>（</w:t>
       </w:r>
       <w:r>
         <w:rPr>
-          <w:rFonts w:eastAsia="宋体"/>
+          <w:rFonts w:eastAsia="宋体" w:cs="Times New Roman"/>
           <w:sz w:val="24"/>
         </w:rPr>
         <w:t>1</w:t>
       </w:r>
       <w:r>
         <w:rPr>
-          <w:rFonts w:eastAsia="宋体"/>
+          <w:rFonts w:eastAsia="宋体" w:cs="Times New Roman"/>
           <w:sz w:val="24"/>
         </w:rPr>
         <w:t>）用户注册与登录。学生用户需要通过手机号进行注册，注册时需输入图形验证码以确保操作的合法性。登录时系统验证用户名和密码的正确性，校验通过后生成</w:t>
       </w:r>
       <w:r>
         <w:rPr>
-          <w:rFonts w:eastAsia="宋体"/>
+          <w:rFonts w:eastAsia="宋体" w:cs="Times New Roman"/>
           <w:sz w:val="24"/>
         </w:rPr>
         <w:t> JWT </w:t>
       </w:r>
       <w:r>
         <w:rPr>
-          <w:rFonts w:eastAsia="宋体"/>
+          <w:rFonts w:eastAsia="宋体" w:cs="Times New Roman"/>
           <w:sz w:val="24"/>
         </w:rPr>
         <w:t>令牌返回客户端，后续请求携带令牌进行身份验证。系统还支持忘记密码功能，通过手机验证码进行密码重置。</w:t>
@@ -13057,21 +13057,21 @@
       </w:pPr>
       <w:r>
         <w:rPr>
-          <w:rFonts w:eastAsia="宋体"/>
+          <w:rFonts w:eastAsia="宋体" w:cs="Times New Roman"/>
           <w:sz w:val="24"/>
         </w:rPr>
         <w:t>（</w:t>
       </w:r>
       <w:r>
         <w:rPr>
-          <w:rFonts w:eastAsia="宋体"/>
+          <w:rFonts w:eastAsia="宋体" w:cs="Times New Roman"/>
           <w:sz w:val="24"/>
         </w:rPr>
         <w:t>2</w:t>
       </w:r>
       <w:r>
         <w:rPr>
-          <w:rFonts w:eastAsia="宋体"/>
+          <w:rFonts w:eastAsia="宋体" w:cs="Times New Roman"/>
           <w:sz w:val="24"/>
         </w:rPr>
         <w:t>）兼职信息浏览与搜索。学生可以浏览平台上的兼职信息列表，支持按照岗位类别、薪资类型、工作地点、薪资范围等条件进行筛选和搜索。列表以卡片或表格形式展示，每条信息包含岗位名称、薪资、工作地点、发布时间等关键信息，</w:t>
@@ -13079,7 +13079,7 @@
       <w:proofErr w:type="gramStart"/>
       <w:r>
         <w:rPr>
-          <w:rFonts w:eastAsia="宋体"/>
+          <w:rFonts w:eastAsia="宋体" w:cs="Times New Roman"/>
           <w:sz w:val="24"/>
         </w:rPr>
         <w:t>支持分</w:t>
@@ -13087,7 +13087,7 @@
       <w:proofErr w:type="gramEnd"/>
       <w:r>
         <w:rPr>
-          <w:rFonts w:eastAsia="宋体"/>
+          <w:rFonts w:eastAsia="宋体" w:cs="Times New Roman"/>
           <w:sz w:val="24"/>
         </w:rPr>
         <w:t>页加载。学生点击可查看详细信息。</w:t>
@@ -13102,21 +13102,21 @@
       </w:pPr>
       <w:r>
         <w:rPr>
-          <w:rFonts w:eastAsia="宋体"/>
+          <w:rFonts w:eastAsia="宋体" w:cs="Times New Roman"/>
           <w:sz w:val="24"/>
         </w:rPr>
         <w:t>（</w:t>
       </w:r>
       <w:r>
         <w:rPr>
-          <w:rFonts w:eastAsia="宋体"/>
+          <w:rFonts w:eastAsia="宋体" w:cs="Times New Roman"/>
           <w:sz w:val="24"/>
         </w:rPr>
         <w:t>3</w:t>
       </w:r>
       <w:r>
         <w:rPr>
-          <w:rFonts w:eastAsia="宋体"/>
+          <w:rFonts w:eastAsia="宋体" w:cs="Times New Roman"/>
           <w:sz w:val="24"/>
         </w:rPr>
         <w:t>）投递简历与申请。学生在查看兼职详情后，可以在线提交求职申请。申请时需上</w:t>
@@ -13124,7 +13124,7 @@
       <w:proofErr w:type="gramStart"/>
       <w:r>
         <w:rPr>
-          <w:rFonts w:eastAsia="宋体"/>
+          <w:rFonts w:eastAsia="宋体" w:cs="Times New Roman"/>
           <w:sz w:val="24"/>
         </w:rPr>
         <w:t>传个人</w:t>
@@ -13132,21 +13132,21 @@
       <w:proofErr w:type="gramEnd"/>
       <w:r>
         <w:rPr>
-          <w:rFonts w:eastAsia="宋体"/>
+          <w:rFonts w:eastAsia="宋体" w:cs="Times New Roman"/>
           <w:sz w:val="24"/>
         </w:rPr>
         <w:t>简历（</w:t>
       </w:r>
       <w:r>
         <w:rPr>
-          <w:rFonts w:eastAsia="宋体"/>
+          <w:rFonts w:eastAsia="宋体" w:cs="Times New Roman"/>
           <w:sz w:val="24"/>
         </w:rPr>
         <w:t>PDF </w:t>
       </w:r>
       <w:r>
         <w:rPr>
-          <w:rFonts w:eastAsia="宋体"/>
+          <w:rFonts w:eastAsia="宋体" w:cs="Times New Roman"/>
           <w:sz w:val="24"/>
         </w:rPr>
         <w:t>格式），并可填写求职意向说明。系统通过分布式锁机制防止学生重复申请同一岗位。申请提交后状态为待审核，等待雇主处理。</w:t>
@@ -13161,28 +13161,28 @@
       </w:pPr>
       <w:r>
         <w:rPr>
-          <w:rFonts w:eastAsia="宋体"/>
+          <w:rFonts w:eastAsia="宋体" w:cs="Times New Roman"/>
           <w:sz w:val="24"/>
         </w:rPr>
         <w:t>（</w:t>
       </w:r>
       <w:r>
         <w:rPr>
-          <w:rFonts w:eastAsia="宋体"/>
+          <w:rFonts w:eastAsia="宋体" w:cs="Times New Roman"/>
           <w:sz w:val="24"/>
         </w:rPr>
         <w:t>4</w:t>
       </w:r>
       <w:r>
         <w:rPr>
-          <w:rFonts w:eastAsia="宋体"/>
+          <w:rFonts w:eastAsia="宋体" w:cs="Times New Roman"/>
           <w:sz w:val="24"/>
         </w:rPr>
         <w:t>）我的申请管理。学生可以查看所有已提交的申请记录及其当前状态，包括待审核、已通过、已拒绝、已录用和已取消等。对于已通过的申请，学生可以确认入职或取消申请；</w:t>
       </w:r>
       <w:r>
         <w:rPr>
-          <w:rFonts w:eastAsia="宋体"/>
+          <w:rFonts w:eastAsia="宋体" w:cs="Times New Roman"/>
           <w:sz w:val="24"/>
         </w:rPr>
         <w:lastRenderedPageBreak/>
@@ -13198,21 +13198,21 @@
       </w:pPr>
       <w:r>
         <w:rPr>
-          <w:rFonts w:eastAsia="宋体"/>
+          <w:rFonts w:eastAsia="宋体" w:cs="Times New Roman"/>
           <w:sz w:val="24"/>
         </w:rPr>
         <w:t>（</w:t>
       </w:r>
       <w:r>
         <w:rPr>
-          <w:rFonts w:eastAsia="宋体"/>
+          <w:rFonts w:eastAsia="宋体" w:cs="Times New Roman"/>
           <w:sz w:val="24"/>
         </w:rPr>
         <w:t>5</w:t>
       </w:r>
       <w:r>
         <w:rPr>
-          <w:rFonts w:eastAsia="宋体"/>
+          <w:rFonts w:eastAsia="宋体" w:cs="Times New Roman"/>
           <w:sz w:val="24"/>
         </w:rPr>
         <w:t>）订单与评价管理。学生入职后将自动生成工作订单，学生可以查看订单的工作时间、薪资金额、支付状态和结算状态等信息。工作完成后且订单已结算，学生可以对雇主进行评价，包括评分和文字评论。</w:t>
@@ -13227,21 +13227,21 @@
       </w:pPr>
       <w:r>
         <w:rPr>
-          <w:rFonts w:eastAsia="宋体"/>
+          <w:rFonts w:eastAsia="宋体" w:cs="Times New Roman"/>
           <w:sz w:val="24"/>
         </w:rPr>
         <w:t>（</w:t>
       </w:r>
       <w:r>
         <w:rPr>
-          <w:rFonts w:eastAsia="宋体"/>
+          <w:rFonts w:eastAsia="宋体" w:cs="Times New Roman"/>
           <w:sz w:val="24"/>
         </w:rPr>
         <w:t>6</w:t>
       </w:r>
       <w:r>
         <w:rPr>
-          <w:rFonts w:eastAsia="宋体"/>
+          <w:rFonts w:eastAsia="宋体" w:cs="Times New Roman"/>
           <w:sz w:val="24"/>
         </w:rPr>
         <w:t>）个人信息管理。学生可以完善个人资料，包括姓名、性别、学校、专业、年级等基本信息。平台支持实名认证功能，学生提交身份证信息后由系统或管理员进行审核。学生还可以查看和修改头像、联系方式等个人信息。</w:t>
@@ -13312,21 +13312,21 @@
       </w:pPr>
       <w:r>
         <w:rPr>
-          <w:rFonts w:eastAsia="宋体"/>
+          <w:rFonts w:eastAsia="宋体" w:cs="Times New Roman"/>
           <w:sz w:val="24"/>
         </w:rPr>
         <w:t>（</w:t>
       </w:r>
       <w:r>
         <w:rPr>
-          <w:rFonts w:eastAsia="宋体"/>
+          <w:rFonts w:eastAsia="宋体" w:cs="Times New Roman"/>
           <w:sz w:val="24"/>
         </w:rPr>
         <w:t>1</w:t>
       </w:r>
       <w:r>
         <w:rPr>
-          <w:rFonts w:eastAsia="宋体"/>
+          <w:rFonts w:eastAsia="宋体" w:cs="Times New Roman"/>
           <w:sz w:val="24"/>
         </w:rPr>
         <w:t>）企业注册与登录。雇主用户通过手机</w:t>
@@ -13334,7 +13334,7 @@
       <w:proofErr w:type="gramStart"/>
       <w:r>
         <w:rPr>
-          <w:rFonts w:eastAsia="宋体"/>
+          <w:rFonts w:eastAsia="宋体" w:cs="Times New Roman"/>
           <w:sz w:val="24"/>
         </w:rPr>
         <w:t>号注册</w:t>
@@ -13342,35 +13342,35 @@
       <w:proofErr w:type="gramEnd"/>
       <w:r>
         <w:rPr>
-          <w:rFonts w:eastAsia="宋体"/>
+          <w:rFonts w:eastAsia="宋体" w:cs="Times New Roman"/>
           <w:sz w:val="24"/>
         </w:rPr>
         <w:t>账号，填写企业名称、营业执照等基本信息进行企业认证。登录流程与学生端类似，系统验证通过后发放</w:t>
       </w:r>
       <w:r>
         <w:rPr>
-          <w:rFonts w:eastAsia="宋体"/>
+          <w:rFonts w:eastAsia="宋体" w:cs="Times New Roman"/>
           <w:sz w:val="24"/>
         </w:rPr>
         <w:t xml:space="preserve"> JWT </w:t>
       </w:r>
       <w:r>
         <w:rPr>
-          <w:rFonts w:eastAsia="宋体"/>
+          <w:rFonts w:eastAsia="宋体" w:cs="Times New Roman"/>
           <w:sz w:val="24"/>
         </w:rPr>
         <w:t>令牌。注册时雇主需确保手机号真实有效，企业认证信息将提交后台核验；登录时系统校验账号密码，验证成功后生成包含用户角色与权限的</w:t>
       </w:r>
       <w:r>
         <w:rPr>
-          <w:rFonts w:eastAsia="宋体"/>
+          <w:rFonts w:eastAsia="宋体" w:cs="Times New Roman"/>
           <w:sz w:val="24"/>
         </w:rPr>
         <w:t xml:space="preserve"> JWT </w:t>
       </w:r>
       <w:r>
         <w:rPr>
-          <w:rFonts w:eastAsia="宋体"/>
+          <w:rFonts w:eastAsia="宋体" w:cs="Times New Roman"/>
           <w:sz w:val="24"/>
         </w:rPr>
         <w:t>令牌，用于后续操作的身份识别。</w:t>
@@ -13389,63 +13389,63 @@
       </w:pPr>
       <w:r>
         <w:rPr>
-          <w:rFonts w:eastAsia="宋体"/>
+          <w:rFonts w:eastAsia="宋体" w:cs="Times New Roman"/>
           <w:sz w:val="24"/>
         </w:rPr>
         <w:t>（</w:t>
       </w:r>
       <w:r>
         <w:rPr>
-          <w:rFonts w:eastAsia="宋体"/>
+          <w:rFonts w:eastAsia="宋体" w:cs="Times New Roman"/>
           <w:sz w:val="24"/>
         </w:rPr>
         <w:t>2</w:t>
       </w:r>
       <w:r>
         <w:rPr>
-          <w:rFonts w:eastAsia="宋体"/>
+          <w:rFonts w:eastAsia="宋体" w:cs="Times New Roman"/>
           <w:sz w:val="24"/>
         </w:rPr>
         <w:t>）发布兼职信息。雇主可以创建兼职岗位发布信息，包括岗位名称、所属类别、工作描述、工作地点、薪资类型（时薪</w:t>
       </w:r>
       <w:r>
         <w:rPr>
-          <w:rFonts w:eastAsia="宋体"/>
+          <w:rFonts w:eastAsia="宋体" w:cs="Times New Roman"/>
           <w:sz w:val="24"/>
         </w:rPr>
         <w:t>/</w:t>
       </w:r>
       <w:r>
         <w:rPr>
-          <w:rFonts w:eastAsia="宋体"/>
+          <w:rFonts w:eastAsia="宋体" w:cs="Times New Roman"/>
           <w:sz w:val="24"/>
         </w:rPr>
         <w:t>日薪</w:t>
       </w:r>
       <w:r>
         <w:rPr>
-          <w:rFonts w:eastAsia="宋体"/>
+          <w:rFonts w:eastAsia="宋体" w:cs="Times New Roman"/>
           <w:sz w:val="24"/>
         </w:rPr>
         <w:t>/</w:t>
       </w:r>
       <w:r>
         <w:rPr>
-          <w:rFonts w:eastAsia="宋体"/>
+          <w:rFonts w:eastAsia="宋体" w:cs="Times New Roman"/>
           <w:sz w:val="24"/>
         </w:rPr>
         <w:t>月薪</w:t>
       </w:r>
       <w:r>
         <w:rPr>
-          <w:rFonts w:eastAsia="宋体"/>
+          <w:rFonts w:eastAsia="宋体" w:cs="Times New Roman"/>
           <w:sz w:val="24"/>
         </w:rPr>
         <w:t>/</w:t>
       </w:r>
       <w:r>
         <w:rPr>
-          <w:rFonts w:eastAsia="宋体"/>
+          <w:rFonts w:eastAsia="宋体" w:cs="Times New Roman"/>
           <w:sz w:val="24"/>
         </w:rPr>
         <w:t>固定薪资）、薪资金额、工作时间、招聘人数等。发布后信息状态为待审核，需经管理员审核通过后方可对外展示。雇主还可以对已发布的兼职进行编辑修改。发布时所有字段均需如实填写，确保信息完整准确；提交</w:t>
@@ -13453,7 +13453,7 @@
       <w:proofErr w:type="gramStart"/>
       <w:r>
         <w:rPr>
-          <w:rFonts w:eastAsia="宋体"/>
+          <w:rFonts w:eastAsia="宋体" w:cs="Times New Roman"/>
           <w:sz w:val="24"/>
         </w:rPr>
         <w:t>后岗位</w:t>
@@ -13461,7 +13461,7 @@
       <w:proofErr w:type="gramEnd"/>
       <w:r>
         <w:rPr>
-          <w:rFonts w:eastAsia="宋体"/>
+          <w:rFonts w:eastAsia="宋体" w:cs="Times New Roman"/>
           <w:sz w:val="24"/>
         </w:rPr>
         <w:t>进入待审核队列，管理员审核通过后才对学生可见；对于已发布的岗位，雇主可随时修改内容，修改后再次进入待审核状态以保证信息合</w:t>
@@ -13469,7 +13469,7 @@
       <w:proofErr w:type="gramStart"/>
       <w:r>
         <w:rPr>
-          <w:rFonts w:eastAsia="宋体"/>
+          <w:rFonts w:eastAsia="宋体" w:cs="Times New Roman"/>
           <w:sz w:val="24"/>
         </w:rPr>
         <w:t>规</w:t>
@@ -13477,7 +13477,7 @@
       <w:proofErr w:type="gramEnd"/>
       <w:r>
         <w:rPr>
-          <w:rFonts w:eastAsia="宋体"/>
+          <w:rFonts w:eastAsia="宋体" w:cs="Times New Roman"/>
           <w:sz w:val="24"/>
         </w:rPr>
         <w:t>。</w:t>
@@ -13496,21 +13496,21 @@
       </w:pPr>
       <w:r>
         <w:rPr>
-          <w:rFonts w:eastAsia="宋体"/>
+          <w:rFonts w:eastAsia="宋体" w:cs="Times New Roman"/>
           <w:sz w:val="24"/>
         </w:rPr>
         <w:t>（</w:t>
       </w:r>
       <w:r>
         <w:rPr>
-          <w:rFonts w:eastAsia="宋体"/>
+          <w:rFonts w:eastAsia="宋体" w:cs="Times New Roman"/>
           <w:sz w:val="24"/>
         </w:rPr>
         <w:t>3</w:t>
       </w:r>
       <w:r>
         <w:rPr>
-          <w:rFonts w:eastAsia="宋体"/>
+          <w:rFonts w:eastAsia="宋体" w:cs="Times New Roman"/>
           <w:sz w:val="24"/>
         </w:rPr>
         <w:t>）审核申请与管理。雇主可以查看学生对自己发布的兼职岗位的求职申请列表。雇主可以查看申请学生的个人信息和简历详情，并根据实际需求进行通过、拒绝或录用操作。系统支持批量处理申请，提高审核效率。雇主进入申请列表后，可逐一点击查看学生完整档案及简历附件，结合岗位要求单独决定通过、拒绝或录用；同时</w:t>
@@ -13518,7 +13518,7 @@
       <w:proofErr w:type="gramStart"/>
       <w:r>
         <w:rPr>
-          <w:rFonts w:eastAsia="宋体"/>
+          <w:rFonts w:eastAsia="宋体" w:cs="Times New Roman"/>
           <w:sz w:val="24"/>
         </w:rPr>
         <w:t>支持勾选多条</w:t>
@@ -13526,7 +13526,7 @@
       <w:proofErr w:type="gramEnd"/>
       <w:r>
         <w:rPr>
-          <w:rFonts w:eastAsia="宋体"/>
+          <w:rFonts w:eastAsia="宋体" w:cs="Times New Roman"/>
           <w:sz w:val="24"/>
         </w:rPr>
         <w:t>申请记录，一键批量更新状态，大幅减少重复操作时间。</w:t>
@@ -13545,21 +13545,21 @@
       </w:pPr>
       <w:r>
         <w:rPr>
-          <w:rFonts w:eastAsia="宋体"/>
+          <w:rFonts w:eastAsia="宋体" w:cs="Times New Roman"/>
           <w:sz w:val="24"/>
         </w:rPr>
         <w:t>（</w:t>
       </w:r>
       <w:r>
         <w:rPr>
-          <w:rFonts w:eastAsia="宋体"/>
+          <w:rFonts w:eastAsia="宋体" w:cs="Times New Roman"/>
           <w:sz w:val="24"/>
         </w:rPr>
         <w:t>4</w:t>
       </w:r>
       <w:r>
         <w:rPr>
-          <w:rFonts w:eastAsia="宋体"/>
+          <w:rFonts w:eastAsia="宋体" w:cs="Times New Roman"/>
           <w:sz w:val="24"/>
         </w:rPr>
         <w:t>）订单与结算管理。雇主录用的学生入职后系统自动生成工作订单。雇主可以查看订单列表，确认工作完成情况后进行薪资结算。结算时填写实际工作时长和应发金额，系统自动更新学生的账户余额和信用积分。每个录用学生入职时，系统以岗位信息为基准生成唯一工作订单，包含起止时间等数据。雇主在订单列表中确认工作无误后进入结算页面，手动录入学生实际出勤时长与对应薪资，系统据此增加学生余额并重新计算信用积分。</w:t>
@@ -13578,21 +13578,21 @@
       </w:pPr>
       <w:r>
         <w:rPr>
-          <w:rFonts w:eastAsia="宋体"/>
+          <w:rFonts w:eastAsia="宋体" w:cs="Times New Roman"/>
           <w:sz w:val="24"/>
         </w:rPr>
         <w:t>（</w:t>
       </w:r>
       <w:r>
         <w:rPr>
-          <w:rFonts w:eastAsia="宋体"/>
+          <w:rFonts w:eastAsia="宋体" w:cs="Times New Roman"/>
           <w:sz w:val="24"/>
         </w:rPr>
         <w:t>5</w:t>
       </w:r>
       <w:r>
         <w:rPr>
-          <w:rFonts w:eastAsia="宋体"/>
+          <w:rFonts w:eastAsia="宋体" w:cs="Times New Roman"/>
           <w:sz w:val="24"/>
         </w:rPr>
         <w:t>）个人信息管理。雇主可以维护企业基本信息，包括企业名称、行业类别、联系方式、企业简介等。同样支持实名认证功能，确保平台信息的真实性。雇主可随时编辑企业资料，</w:t>
@@ -13600,7 +13600,7 @@
       <w:proofErr w:type="gramStart"/>
       <w:r>
         <w:rPr>
-          <w:rFonts w:eastAsia="宋体"/>
+          <w:rFonts w:eastAsia="宋体" w:cs="Times New Roman"/>
           <w:sz w:val="24"/>
         </w:rPr>
         <w:t>如修改</w:t>
@@ -13608,7 +13608,7 @@
       <w:proofErr w:type="gramEnd"/>
       <w:r>
         <w:rPr>
-          <w:rFonts w:eastAsia="宋体"/>
+          <w:rFonts w:eastAsia="宋体" w:cs="Times New Roman"/>
           <w:sz w:val="24"/>
         </w:rPr>
         <w:t>联系方式或更新简介，修改后即时保存生效。实名认证要求雇主上传营业执照及法人信息，经平台审核通过后获得认证标识，有效增强求职者对企业的信任度。</w:t>
@@ -13754,21 +13754,21 @@
       </w:pPr>
       <w:r>
         <w:rPr>
-          <w:rFonts w:eastAsia="宋体"/>
+          <w:rFonts w:eastAsia="宋体" w:cs="Times New Roman"/>
           <w:sz w:val="24"/>
         </w:rPr>
         <w:t>（</w:t>
       </w:r>
       <w:r>
         <w:rPr>
-          <w:rFonts w:eastAsia="宋体"/>
+          <w:rFonts w:eastAsia="宋体" w:cs="Times New Roman"/>
           <w:sz w:val="24"/>
         </w:rPr>
         <w:t>1</w:t>
       </w:r>
       <w:r>
         <w:rPr>
-          <w:rFonts w:eastAsia="宋体"/>
+          <w:rFonts w:eastAsia="宋体" w:cs="Times New Roman"/>
           <w:sz w:val="24"/>
         </w:rPr>
         <w:t>）兼职信息审核。管理员对雇主提交的兼职信息进行审核，可以查看兼职详情，根据平台规定和法律法规决定是否通过审核。审核不通过时需填写拒绝原因，反馈给雇主以便其修改后重新提交。</w:t>
@@ -13783,21 +13783,21 @@
       </w:pPr>
       <w:r>
         <w:rPr>
-          <w:rFonts w:eastAsia="宋体"/>
+          <w:rFonts w:eastAsia="宋体" w:cs="Times New Roman"/>
           <w:sz w:val="24"/>
         </w:rPr>
         <w:t>（</w:t>
       </w:r>
       <w:r>
         <w:rPr>
-          <w:rFonts w:eastAsia="宋体"/>
+          <w:rFonts w:eastAsia="宋体" w:cs="Times New Roman"/>
           <w:sz w:val="24"/>
         </w:rPr>
         <w:t>2</w:t>
       </w:r>
       <w:r>
         <w:rPr>
-          <w:rFonts w:eastAsia="宋体"/>
+          <w:rFonts w:eastAsia="宋体" w:cs="Times New Roman"/>
           <w:sz w:val="24"/>
         </w:rPr>
         <w:t>）用户管理。管理员可以查看和管理平台所有注册用户，包括学生用户和雇主用户。支持按用户名、手机号、角色等条件进行搜索，可以查看用户详情，并对违规用户进行启用或禁用操作。</w:t>
@@ -13812,21 +13812,21 @@
       </w:pPr>
       <w:r>
         <w:rPr>
-          <w:rFonts w:eastAsia="宋体"/>
+          <w:rFonts w:eastAsia="宋体" w:cs="Times New Roman"/>
           <w:sz w:val="24"/>
         </w:rPr>
         <w:t>（</w:t>
       </w:r>
       <w:r>
         <w:rPr>
-          <w:rFonts w:eastAsia="宋体"/>
+          <w:rFonts w:eastAsia="宋体" w:cs="Times New Roman"/>
           <w:sz w:val="24"/>
         </w:rPr>
         <w:t>3</w:t>
       </w:r>
       <w:r>
         <w:rPr>
-          <w:rFonts w:eastAsia="宋体"/>
+          <w:rFonts w:eastAsia="宋体" w:cs="Times New Roman"/>
           <w:sz w:val="24"/>
         </w:rPr>
         <w:t>）数据字典管理。管理员负责维护系统数据字典，包括兼职类别、薪资类型、学历要求、审核状态等字典项的</w:t>
@@ -13834,7 +13834,7 @@
       <w:proofErr w:type="gramStart"/>
       <w:r>
         <w:rPr>
-          <w:rFonts w:eastAsia="宋体"/>
+          <w:rFonts w:eastAsia="宋体" w:cs="Times New Roman"/>
           <w:sz w:val="24"/>
         </w:rPr>
         <w:t>增删改查操作</w:t>
@@ -13842,7 +13842,7 @@
       <w:proofErr w:type="gramEnd"/>
       <w:r>
         <w:rPr>
-          <w:rFonts w:eastAsia="宋体"/>
+          <w:rFonts w:eastAsia="宋体" w:cs="Times New Roman"/>
           <w:sz w:val="24"/>
         </w:rPr>
         <w:t>。数据字典为系统提供了统一的数据规范和分类标准。</w:t>
@@ -13857,21 +13857,21 @@
       </w:pPr>
       <w:r>
         <w:rPr>
-          <w:rFonts w:eastAsia="宋体"/>
+          <w:rFonts w:eastAsia="宋体" w:cs="Times New Roman"/>
           <w:sz w:val="24"/>
         </w:rPr>
         <w:t>（</w:t>
       </w:r>
       <w:r>
         <w:rPr>
-          <w:rFonts w:eastAsia="宋体"/>
+          <w:rFonts w:eastAsia="宋体" w:cs="Times New Roman"/>
           <w:sz w:val="24"/>
         </w:rPr>
         <w:t>4</w:t>
       </w:r>
       <w:r>
         <w:rPr>
-          <w:rFonts w:eastAsia="宋体"/>
+          <w:rFonts w:eastAsia="宋体" w:cs="Times New Roman"/>
           <w:sz w:val="24"/>
         </w:rPr>
         <w:t>）系统数据统计。管理员可以通过数据统计面板查看平台的运营数据概览，包括用户总数、兼职发布数、申请总数、订单总数等关键指标，以图表形式直观展示平台运营状况，为管理决策提供数据支持。</w:t>
@@ -14828,21 +14828,21 @@
       </w:pPr>
       <w:r>
         <w:rPr>
-          <w:rFonts w:hint="eastAsia"/>
+          <w:rFonts w:hint="eastAsia" w:cs="Times New Roman"/>
           <w:sz w:val="24"/>
         </w:rPr>
         <w:t>（</w:t>
       </w:r>
       <w:r>
         <w:rPr>
-          <w:rFonts w:hint="eastAsia"/>
+          <w:rFonts w:hint="eastAsia" w:cs="Times New Roman"/>
           <w:sz w:val="24"/>
         </w:rPr>
         <w:t>1</w:t>
       </w:r>
       <w:r>
         <w:rPr>
-          <w:rFonts w:hint="eastAsia"/>
+          <w:rFonts w:hint="eastAsia" w:cs="Times New Roman"/>
           <w:sz w:val="24"/>
         </w:rPr>
         <w:t>）</w:t>
@@ -14850,7 +14850,7 @@
       <w:proofErr w:type="spellStart"/>
       <w:r>
         <w:rPr>
-          <w:rFonts w:eastAsia="宋体"/>
+          <w:rFonts w:eastAsia="宋体" w:cs="Times New Roman"/>
           <w:bCs/>
           <w:sz w:val="24"/>
           <w:szCs w:val="24"/>
@@ -14860,7 +14860,7 @@
       <w:proofErr w:type="spellEnd"/>
       <w:r>
         <w:rPr>
-          <w:rFonts w:eastAsia="宋体"/>
+          <w:rFonts w:eastAsia="宋体" w:cs="Times New Roman"/>
           <w:b/>
           <w:szCs w:val="20"/>
         </w:rPr>
@@ -14868,7 +14868,7 @@
       </w:r>
       <w:r>
         <w:rPr>
-          <w:rFonts w:eastAsia="宋体"/>
+          <w:rFonts w:eastAsia="宋体" w:cs="Times New Roman"/>
           <w:bCs/>
           <w:sz w:val="24"/>
           <w:szCs w:val="24"/>
@@ -14877,35 +14877,35 @@
       </w:r>
       <w:r>
         <w:rPr>
-          <w:rFonts w:eastAsia="宋体"/>
+          <w:rFonts w:eastAsia="宋体" w:cs="Times New Roman"/>
           <w:sz w:val="24"/>
         </w:rPr>
         <w:t>主要用来保存系统用户的基本信息</w:t>
       </w:r>
       <w:r>
         <w:rPr>
-          <w:rFonts w:eastAsia="宋体" w:hint="eastAsia"/>
+          <w:rFonts w:eastAsia="宋体" w:hint="eastAsia" w:cs="Times New Roman"/>
           <w:sz w:val="24"/>
         </w:rPr>
         <w:t>（详见表</w:t>
       </w:r>
       <w:r>
         <w:rPr>
-          <w:rFonts w:eastAsia="宋体" w:hint="eastAsia"/>
+          <w:rFonts w:eastAsia="宋体" w:hint="eastAsia" w:cs="Times New Roman"/>
           <w:sz w:val="24"/>
         </w:rPr>
         <w:t>2</w:t>
       </w:r>
       <w:r>
         <w:rPr>
-          <w:rFonts w:eastAsia="宋体" w:hint="eastAsia"/>
+          <w:rFonts w:eastAsia="宋体" w:hint="eastAsia" w:cs="Times New Roman"/>
           <w:sz w:val="24"/>
         </w:rPr>
         <w:t>）</w:t>
       </w:r>
       <w:r>
         <w:rPr>
-          <w:rFonts w:eastAsia="宋体"/>
+          <w:rFonts w:eastAsia="宋体" w:cs="Times New Roman"/>
           <w:sz w:val="24"/>
         </w:rPr>
         <w:t>。</w:t>
@@ -16224,21 +16224,21 @@
       </w:pPr>
       <w:r>
         <w:rPr>
-          <w:rFonts w:hint="eastAsia"/>
+          <w:rFonts w:hint="eastAsia" w:cs="Times New Roman"/>
           <w:sz w:val="24"/>
         </w:rPr>
         <w:t>（</w:t>
       </w:r>
       <w:r>
         <w:rPr>
-          <w:rFonts w:hint="eastAsia"/>
+          <w:rFonts w:hint="eastAsia" w:cs="Times New Roman"/>
           <w:sz w:val="24"/>
         </w:rPr>
         <w:t>2</w:t>
       </w:r>
       <w:r>
         <w:rPr>
-          <w:rFonts w:hint="eastAsia"/>
+          <w:rFonts w:hint="eastAsia" w:cs="Times New Roman"/>
           <w:sz w:val="24"/>
         </w:rPr>
         <w:t>）</w:t>
@@ -16246,7 +16246,7 @@
       <w:proofErr w:type="spellStart"/>
       <w:r>
         <w:rPr>
-          <w:rFonts w:eastAsia="宋体"/>
+          <w:rFonts w:eastAsia="宋体" w:cs="Times New Roman"/>
           <w:bCs/>
           <w:sz w:val="24"/>
           <w:szCs w:val="24"/>
@@ -16256,7 +16256,7 @@
       <w:proofErr w:type="spellEnd"/>
       <w:r>
         <w:rPr>
-          <w:rFonts w:eastAsia="宋体"/>
+          <w:rFonts w:eastAsia="宋体" w:cs="Times New Roman"/>
           <w:b/>
           <w:szCs w:val="20"/>
         </w:rPr>
@@ -16264,7 +16264,7 @@
       </w:r>
       <w:r>
         <w:rPr>
-          <w:rFonts w:eastAsia="宋体"/>
+          <w:rFonts w:eastAsia="宋体" w:cs="Times New Roman"/>
           <w:bCs/>
           <w:sz w:val="24"/>
           <w:szCs w:val="24"/>
@@ -16273,42 +16273,42 @@
       </w:r>
       <w:r>
         <w:rPr>
-          <w:rFonts w:eastAsia="宋体"/>
+          <w:rFonts w:eastAsia="宋体" w:cs="Times New Roman"/>
           <w:sz w:val="24"/>
         </w:rPr>
         <w:t>主要用来保存用户的扩展资料与个人档案信息</w:t>
       </w:r>
       <w:r>
         <w:rPr>
-          <w:rFonts w:eastAsia="宋体" w:hint="eastAsia"/>
+          <w:rFonts w:eastAsia="宋体" w:hint="eastAsia" w:cs="Times New Roman"/>
           <w:sz w:val="24"/>
         </w:rPr>
         <w:t>（详见表</w:t>
       </w:r>
       <w:r>
         <w:rPr>
-          <w:rFonts w:eastAsia="宋体" w:hint="eastAsia"/>
+          <w:rFonts w:eastAsia="宋体" w:hint="eastAsia" w:cs="Times New Roman"/>
           <w:sz w:val="24"/>
         </w:rPr>
         <w:t>3</w:t>
       </w:r>
       <w:r>
         <w:rPr>
-          <w:rFonts w:eastAsia="宋体" w:hint="eastAsia"/>
+          <w:rFonts w:eastAsia="宋体" w:hint="eastAsia" w:cs="Times New Roman"/>
           <w:sz w:val="24"/>
         </w:rPr>
         <w:t>）</w:t>
       </w:r>
       <w:r>
         <w:rPr>
-          <w:rFonts w:eastAsia="宋体"/>
+          <w:rFonts w:eastAsia="宋体" w:cs="Times New Roman"/>
           <w:sz w:val="24"/>
         </w:rPr>
         <w:t xml:space="preserve"> </w:t>
       </w:r>
       <w:r>
         <w:rPr>
-          <w:rFonts w:eastAsia="宋体"/>
+          <w:rFonts w:eastAsia="宋体" w:cs="Times New Roman"/>
           <w:sz w:val="24"/>
         </w:rPr>
         <w:t>。</w:t>
@@ -18063,21 +18063,21 @@
       </w:pPr>
       <w:r>
         <w:rPr>
-          <w:rFonts w:hint="eastAsia"/>
+          <w:rFonts w:hint="eastAsia" w:cs="Times New Roman"/>
           <w:sz w:val="24"/>
         </w:rPr>
         <w:t>（</w:t>
       </w:r>
       <w:r>
         <w:rPr>
-          <w:rFonts w:hint="eastAsia"/>
+          <w:rFonts w:hint="eastAsia" w:cs="Times New Roman"/>
           <w:sz w:val="24"/>
         </w:rPr>
         <w:t>3</w:t>
       </w:r>
       <w:r>
         <w:rPr>
-          <w:rFonts w:hint="eastAsia"/>
+          <w:rFonts w:hint="eastAsia" w:cs="Times New Roman"/>
           <w:sz w:val="24"/>
         </w:rPr>
         <w:t>）</w:t>
@@ -18085,7 +18085,7 @@
       <w:proofErr w:type="spellStart"/>
       <w:r>
         <w:rPr>
-          <w:rFonts w:eastAsia="宋体"/>
+          <w:rFonts w:eastAsia="宋体" w:cs="Times New Roman"/>
           <w:bCs/>
           <w:sz w:val="24"/>
           <w:szCs w:val="24"/>
@@ -18095,7 +18095,7 @@
       <w:proofErr w:type="spellEnd"/>
       <w:r>
         <w:rPr>
-          <w:rFonts w:eastAsia="宋体"/>
+          <w:rFonts w:eastAsia="宋体" w:cs="Times New Roman"/>
           <w:bCs/>
           <w:sz w:val="24"/>
           <w:szCs w:val="24"/>
@@ -18104,7 +18104,7 @@
       </w:r>
       <w:r>
         <w:rPr>
-          <w:rFonts w:eastAsia="宋体"/>
+          <w:rFonts w:eastAsia="宋体" w:cs="Times New Roman"/>
           <w:bCs/>
           <w:sz w:val="24"/>
           <w:szCs w:val="24"/>
@@ -18113,42 +18113,42 @@
       </w:r>
       <w:r>
         <w:rPr>
-          <w:rFonts w:eastAsia="宋体"/>
+          <w:rFonts w:eastAsia="宋体" w:cs="Times New Roman"/>
           <w:sz w:val="24"/>
         </w:rPr>
         <w:t>主要用来保存兼职岗位的分类信息，支持多级分类</w:t>
       </w:r>
       <w:r>
         <w:rPr>
-          <w:rFonts w:eastAsia="宋体" w:hint="eastAsia"/>
+          <w:rFonts w:eastAsia="宋体" w:hint="eastAsia" w:cs="Times New Roman"/>
           <w:sz w:val="24"/>
         </w:rPr>
         <w:t>（详见表</w:t>
       </w:r>
       <w:r>
         <w:rPr>
-          <w:rFonts w:eastAsia="宋体" w:hint="eastAsia"/>
+          <w:rFonts w:eastAsia="宋体" w:hint="eastAsia" w:cs="Times New Roman"/>
           <w:sz w:val="24"/>
         </w:rPr>
         <w:t>4</w:t>
       </w:r>
       <w:r>
         <w:rPr>
-          <w:rFonts w:eastAsia="宋体" w:hint="eastAsia"/>
+          <w:rFonts w:eastAsia="宋体" w:hint="eastAsia" w:cs="Times New Roman"/>
           <w:sz w:val="24"/>
         </w:rPr>
         <w:t>）</w:t>
       </w:r>
       <w:r>
         <w:rPr>
-          <w:rFonts w:eastAsia="宋体"/>
+          <w:rFonts w:eastAsia="宋体" w:cs="Times New Roman"/>
           <w:sz w:val="24"/>
         </w:rPr>
         <w:t xml:space="preserve"> </w:t>
       </w:r>
       <w:r>
         <w:rPr>
-          <w:rFonts w:eastAsia="宋体"/>
+          <w:rFonts w:eastAsia="宋体" w:cs="Times New Roman"/>
           <w:sz w:val="24"/>
         </w:rPr>
         <w:t>。</w:t>
@@ -18933,21 +18933,21 @@
       </w:pPr>
       <w:r>
         <w:rPr>
-          <w:rFonts w:hint="eastAsia"/>
+          <w:rFonts w:hint="eastAsia" w:cs="Times New Roman"/>
           <w:sz w:val="24"/>
         </w:rPr>
         <w:t>（</w:t>
       </w:r>
       <w:r>
         <w:rPr>
-          <w:rFonts w:hint="eastAsia"/>
+          <w:rFonts w:hint="eastAsia" w:cs="Times New Roman"/>
           <w:sz w:val="24"/>
         </w:rPr>
         <w:t>4</w:t>
       </w:r>
       <w:r>
         <w:rPr>
-          <w:rFonts w:hint="eastAsia"/>
+          <w:rFonts w:hint="eastAsia" w:cs="Times New Roman"/>
           <w:sz w:val="24"/>
         </w:rPr>
         <w:t>）</w:t>
@@ -18955,7 +18955,7 @@
       <w:proofErr w:type="spellStart"/>
       <w:r>
         <w:rPr>
-          <w:rFonts w:eastAsia="宋体"/>
+          <w:rFonts w:eastAsia="宋体" w:cs="Times New Roman"/>
           <w:bCs/>
           <w:sz w:val="24"/>
           <w:szCs w:val="24"/>
@@ -18965,7 +18965,7 @@
       <w:proofErr w:type="spellEnd"/>
       <w:r>
         <w:rPr>
-          <w:rFonts w:eastAsia="宋体"/>
+          <w:rFonts w:eastAsia="宋体" w:cs="Times New Roman"/>
           <w:b/>
           <w:szCs w:val="20"/>
         </w:rPr>
@@ -18973,7 +18973,7 @@
       </w:r>
       <w:r>
         <w:rPr>
-          <w:rFonts w:eastAsia="宋体"/>
+          <w:rFonts w:eastAsia="宋体" w:cs="Times New Roman"/>
           <w:b/>
           <w:szCs w:val="20"/>
         </w:rPr>
@@ -18981,7 +18981,7 @@
       </w:r>
       <w:r>
         <w:rPr>
-          <w:rFonts w:eastAsia="宋体"/>
+          <w:rFonts w:eastAsia="宋体" w:cs="Times New Roman"/>
           <w:bCs/>
           <w:sz w:val="24"/>
           <w:szCs w:val="24"/>
@@ -18990,42 +18990,42 @@
       </w:r>
       <w:r>
         <w:rPr>
-          <w:rFonts w:eastAsia="宋体"/>
+          <w:rFonts w:eastAsia="宋体" w:cs="Times New Roman"/>
           <w:sz w:val="24"/>
         </w:rPr>
         <w:t>主要用来保存雇主发布的兼职岗位信息</w:t>
       </w:r>
       <w:r>
         <w:rPr>
-          <w:rFonts w:eastAsia="宋体" w:hint="eastAsia"/>
+          <w:rFonts w:eastAsia="宋体" w:hint="eastAsia" w:cs="Times New Roman"/>
           <w:sz w:val="24"/>
         </w:rPr>
         <w:t>（详见表</w:t>
       </w:r>
       <w:r>
         <w:rPr>
-          <w:rFonts w:eastAsia="宋体" w:hint="eastAsia"/>
+          <w:rFonts w:eastAsia="宋体" w:hint="eastAsia" w:cs="Times New Roman"/>
           <w:sz w:val="24"/>
         </w:rPr>
         <w:t>5</w:t>
       </w:r>
       <w:r>
         <w:rPr>
-          <w:rFonts w:eastAsia="宋体" w:hint="eastAsia"/>
+          <w:rFonts w:eastAsia="宋体" w:hint="eastAsia" w:cs="Times New Roman"/>
           <w:sz w:val="24"/>
         </w:rPr>
         <w:t>）</w:t>
       </w:r>
       <w:r>
         <w:rPr>
-          <w:rFonts w:eastAsia="宋体"/>
+          <w:rFonts w:eastAsia="宋体" w:cs="Times New Roman"/>
           <w:sz w:val="24"/>
         </w:rPr>
         <w:t xml:space="preserve"> </w:t>
       </w:r>
       <w:r>
         <w:rPr>
-          <w:rFonts w:eastAsia="宋体"/>
+          <w:rFonts w:eastAsia="宋体" w:cs="Times New Roman"/>
           <w:sz w:val="24"/>
         </w:rPr>
         <w:t>。</w:t>
@@ -21101,28 +21101,28 @@
       </w:pPr>
       <w:r>
         <w:rPr>
-          <w:rFonts w:hint="eastAsia"/>
+          <w:rFonts w:hint="eastAsia" w:cs="Times New Roman"/>
           <w:sz w:val="24"/>
         </w:rPr>
         <w:t>（</w:t>
       </w:r>
       <w:r>
         <w:rPr>
-          <w:rFonts w:hint="eastAsia"/>
+          <w:rFonts w:hint="eastAsia" w:cs="Times New Roman"/>
           <w:sz w:val="24"/>
         </w:rPr>
         <w:t>5</w:t>
       </w:r>
       <w:r>
         <w:rPr>
-          <w:rFonts w:hint="eastAsia"/>
+          <w:rFonts w:hint="eastAsia" w:cs="Times New Roman"/>
           <w:sz w:val="24"/>
         </w:rPr>
         <w:t>）</w:t>
       </w:r>
       <w:r>
         <w:rPr>
-          <w:rFonts w:eastAsia="宋体"/>
+          <w:rFonts w:eastAsia="宋体" w:cs="Times New Roman"/>
           <w:bCs/>
           <w:sz w:val="24"/>
           <w:szCs w:val="24"/>
@@ -21131,7 +21131,7 @@
       </w:r>
       <w:r>
         <w:rPr>
-          <w:rFonts w:eastAsia="宋体"/>
+          <w:rFonts w:eastAsia="宋体" w:cs="Times New Roman"/>
           <w:bCs/>
           <w:sz w:val="24"/>
           <w:szCs w:val="24"/>
@@ -21140,42 +21140,42 @@
       </w:r>
       <w:r>
         <w:rPr>
-          <w:rFonts w:eastAsia="宋体"/>
+          <w:rFonts w:eastAsia="宋体" w:cs="Times New Roman"/>
           <w:sz w:val="24"/>
         </w:rPr>
         <w:t>主要用来保存学生申请兼职岗位的记录</w:t>
       </w:r>
       <w:r>
         <w:rPr>
-          <w:rFonts w:eastAsia="宋体" w:hint="eastAsia"/>
+          <w:rFonts w:eastAsia="宋体" w:hint="eastAsia" w:cs="Times New Roman"/>
           <w:sz w:val="24"/>
         </w:rPr>
         <w:t>（详见表</w:t>
       </w:r>
       <w:r>
         <w:rPr>
-          <w:rFonts w:eastAsia="宋体" w:hint="eastAsia"/>
+          <w:rFonts w:eastAsia="宋体" w:hint="eastAsia" w:cs="Times New Roman"/>
           <w:sz w:val="24"/>
         </w:rPr>
         <w:t>6</w:t>
       </w:r>
       <w:r>
         <w:rPr>
-          <w:rFonts w:eastAsia="宋体" w:hint="eastAsia"/>
+          <w:rFonts w:eastAsia="宋体" w:hint="eastAsia" w:cs="Times New Roman"/>
           <w:sz w:val="24"/>
         </w:rPr>
         <w:t>）</w:t>
       </w:r>
       <w:r>
         <w:rPr>
-          <w:rFonts w:eastAsia="宋体"/>
+          <w:rFonts w:eastAsia="宋体" w:cs="Times New Roman"/>
           <w:sz w:val="24"/>
         </w:rPr>
         <w:t xml:space="preserve"> </w:t>
       </w:r>
       <w:r>
         <w:rPr>
-          <w:rFonts w:eastAsia="宋体"/>
+          <w:rFonts w:eastAsia="宋体" w:cs="Times New Roman"/>
           <w:sz w:val="24"/>
         </w:rPr>
         <w:t>。</w:t>
@@ -22272,21 +22272,21 @@
       </w:pPr>
       <w:r>
         <w:rPr>
-          <w:rFonts w:hint="eastAsia"/>
+          <w:rFonts w:hint="eastAsia" w:cs="Times New Roman"/>
           <w:sz w:val="24"/>
         </w:rPr>
         <w:t>（</w:t>
       </w:r>
       <w:r>
         <w:rPr>
-          <w:rFonts w:hint="eastAsia"/>
+          <w:rFonts w:hint="eastAsia" w:cs="Times New Roman"/>
           <w:sz w:val="24"/>
         </w:rPr>
         <w:t>6</w:t>
       </w:r>
       <w:r>
         <w:rPr>
-          <w:rFonts w:hint="eastAsia"/>
+          <w:rFonts w:hint="eastAsia" w:cs="Times New Roman"/>
           <w:sz w:val="24"/>
         </w:rPr>
         <w:t>）</w:t>
@@ -22294,7 +22294,7 @@
       <w:proofErr w:type="spellStart"/>
       <w:r>
         <w:rPr>
-          <w:rFonts w:eastAsia="宋体"/>
+          <w:rFonts w:eastAsia="宋体" w:cs="Times New Roman"/>
           <w:bCs/>
           <w:sz w:val="24"/>
           <w:szCs w:val="24"/>
@@ -22304,7 +22304,7 @@
       <w:proofErr w:type="spellEnd"/>
       <w:r>
         <w:rPr>
-          <w:rFonts w:eastAsia="宋体"/>
+          <w:rFonts w:eastAsia="宋体" w:cs="Times New Roman"/>
           <w:bCs/>
           <w:sz w:val="24"/>
           <w:szCs w:val="24"/>
@@ -22313,7 +22313,7 @@
       </w:r>
       <w:r>
         <w:rPr>
-          <w:rFonts w:eastAsia="宋体"/>
+          <w:rFonts w:eastAsia="宋体" w:cs="Times New Roman"/>
           <w:bCs/>
           <w:sz w:val="24"/>
           <w:szCs w:val="24"/>
@@ -22322,42 +22322,42 @@
       </w:r>
       <w:r>
         <w:rPr>
-          <w:rFonts w:eastAsia="宋体"/>
+          <w:rFonts w:eastAsia="宋体" w:cs="Times New Roman"/>
           <w:sz w:val="24"/>
         </w:rPr>
         <w:t>主要用来保存学生与雇主达成录用后的正式订单记录</w:t>
       </w:r>
       <w:r>
         <w:rPr>
-          <w:rFonts w:eastAsia="宋体" w:hint="eastAsia"/>
+          <w:rFonts w:eastAsia="宋体" w:hint="eastAsia" w:cs="Times New Roman"/>
           <w:sz w:val="24"/>
         </w:rPr>
         <w:t>（详见表</w:t>
       </w:r>
       <w:r>
         <w:rPr>
-          <w:rFonts w:eastAsia="宋体" w:hint="eastAsia"/>
+          <w:rFonts w:eastAsia="宋体" w:hint="eastAsia" w:cs="Times New Roman"/>
           <w:sz w:val="24"/>
         </w:rPr>
         <w:t>7</w:t>
       </w:r>
       <w:r>
         <w:rPr>
-          <w:rFonts w:eastAsia="宋体" w:hint="eastAsia"/>
+          <w:rFonts w:eastAsia="宋体" w:hint="eastAsia" w:cs="Times New Roman"/>
           <w:sz w:val="24"/>
         </w:rPr>
         <w:t>）</w:t>
       </w:r>
       <w:r>
         <w:rPr>
-          <w:rFonts w:eastAsia="宋体"/>
+          <w:rFonts w:eastAsia="宋体" w:cs="Times New Roman"/>
           <w:sz w:val="24"/>
         </w:rPr>
         <w:t xml:space="preserve"> </w:t>
       </w:r>
       <w:r>
         <w:rPr>
-          <w:rFonts w:eastAsia="宋体"/>
+          <w:rFonts w:eastAsia="宋体" w:cs="Times New Roman"/>
           <w:sz w:val="24"/>
         </w:rPr>
         <w:t>。</w:t>
@@ -23905,28 +23905,28 @@
       </w:pPr>
       <w:r>
         <w:rPr>
-          <w:rFonts w:hint="eastAsia"/>
+          <w:rFonts w:hint="eastAsia" w:cs="Times New Roman"/>
           <w:sz w:val="24"/>
         </w:rPr>
         <w:t>（</w:t>
       </w:r>
       <w:r>
         <w:rPr>
-          <w:rFonts w:hint="eastAsia"/>
+          <w:rFonts w:hint="eastAsia" w:cs="Times New Roman"/>
           <w:sz w:val="24"/>
         </w:rPr>
         <w:t>7</w:t>
       </w:r>
       <w:r>
         <w:rPr>
-          <w:rFonts w:hint="eastAsia"/>
+          <w:rFonts w:hint="eastAsia" w:cs="Times New Roman"/>
           <w:sz w:val="24"/>
         </w:rPr>
         <w:t>）</w:t>
       </w:r>
       <w:r>
         <w:rPr>
-          <w:rFonts w:eastAsia="宋体"/>
+          <w:rFonts w:eastAsia="宋体" w:cs="Times New Roman"/>
           <w:bCs/>
           <w:sz w:val="24"/>
           <w:szCs w:val="24"/>
@@ -23935,7 +23935,7 @@
       </w:r>
       <w:r>
         <w:rPr>
-          <w:rFonts w:eastAsia="宋体"/>
+          <w:rFonts w:eastAsia="宋体" w:cs="Times New Roman"/>
           <w:b/>
           <w:szCs w:val="20"/>
         </w:rPr>
@@ -23943,7 +23943,7 @@
       </w:r>
       <w:r>
         <w:rPr>
-          <w:rFonts w:eastAsia="宋体"/>
+          <w:rFonts w:eastAsia="宋体" w:cs="Times New Roman"/>
           <w:bCs/>
           <w:sz w:val="24"/>
           <w:szCs w:val="24"/>
@@ -23952,42 +23952,42 @@
       </w:r>
       <w:r>
         <w:rPr>
-          <w:rFonts w:eastAsia="宋体"/>
+          <w:rFonts w:eastAsia="宋体" w:cs="Times New Roman"/>
           <w:sz w:val="24"/>
         </w:rPr>
         <w:t>主要用来保存用户之间的互评记录</w:t>
       </w:r>
       <w:r>
         <w:rPr>
-          <w:rFonts w:eastAsia="宋体" w:hint="eastAsia"/>
+          <w:rFonts w:eastAsia="宋体" w:hint="eastAsia" w:cs="Times New Roman"/>
           <w:sz w:val="24"/>
         </w:rPr>
         <w:t>（详见表</w:t>
       </w:r>
       <w:r>
         <w:rPr>
-          <w:rFonts w:eastAsia="宋体" w:hint="eastAsia"/>
+          <w:rFonts w:eastAsia="宋体" w:hint="eastAsia" w:cs="Times New Roman"/>
           <w:sz w:val="24"/>
         </w:rPr>
         <w:t>8</w:t>
       </w:r>
       <w:r>
         <w:rPr>
-          <w:rFonts w:eastAsia="宋体" w:hint="eastAsia"/>
+          <w:rFonts w:eastAsia="宋体" w:hint="eastAsia" w:cs="Times New Roman"/>
           <w:sz w:val="24"/>
         </w:rPr>
         <w:t>）</w:t>
       </w:r>
       <w:r>
         <w:rPr>
-          <w:rFonts w:eastAsia="宋体"/>
+          <w:rFonts w:eastAsia="宋体" w:cs="Times New Roman"/>
           <w:sz w:val="24"/>
         </w:rPr>
         <w:t xml:space="preserve"> </w:t>
       </w:r>
       <w:r>
         <w:rPr>
-          <w:rFonts w:eastAsia="宋体"/>
+          <w:rFonts w:eastAsia="宋体" w:cs="Times New Roman"/>
           <w:sz w:val="24"/>
         </w:rPr>
         <w:t>。</w:t>
@@ -25191,21 +25191,21 @@
       </w:pPr>
       <w:r>
         <w:rPr>
-          <w:rFonts w:hint="eastAsia"/>
+          <w:rFonts w:hint="eastAsia" w:cs="Times New Roman"/>
           <w:sz w:val="24"/>
         </w:rPr>
         <w:t>（</w:t>
       </w:r>
       <w:r>
         <w:rPr>
-          <w:rFonts w:hint="eastAsia"/>
+          <w:rFonts w:hint="eastAsia" w:cs="Times New Roman"/>
           <w:sz w:val="24"/>
         </w:rPr>
         <w:t>8</w:t>
       </w:r>
       <w:r>
         <w:rPr>
-          <w:rFonts w:hint="eastAsia"/>
+          <w:rFonts w:hint="eastAsia" w:cs="Times New Roman"/>
           <w:sz w:val="24"/>
         </w:rPr>
         <w:t>）</w:t>
@@ -25213,7 +25213,7 @@
       <w:proofErr w:type="spellStart"/>
       <w:r>
         <w:rPr>
-          <w:rFonts w:eastAsia="宋体"/>
+          <w:rFonts w:eastAsia="宋体" w:cs="Times New Roman"/>
           <w:bCs/>
           <w:sz w:val="24"/>
           <w:szCs w:val="24"/>
@@ -25223,7 +25223,7 @@
       <w:proofErr w:type="spellEnd"/>
       <w:r>
         <w:rPr>
-          <w:rFonts w:eastAsia="宋体"/>
+          <w:rFonts w:eastAsia="宋体" w:cs="Times New Roman"/>
           <w:bCs/>
           <w:szCs w:val="20"/>
         </w:rPr>
@@ -25231,7 +25231,7 @@
       </w:r>
       <w:r>
         <w:rPr>
-          <w:rFonts w:eastAsia="宋体"/>
+          <w:rFonts w:eastAsia="宋体" w:cs="Times New Roman"/>
           <w:bCs/>
           <w:sz w:val="24"/>
           <w:szCs w:val="24"/>
@@ -25240,42 +25240,42 @@
       </w:r>
       <w:r>
         <w:rPr>
-          <w:rFonts w:eastAsia="宋体"/>
+          <w:rFonts w:eastAsia="宋体" w:cs="Times New Roman"/>
           <w:sz w:val="24"/>
         </w:rPr>
         <w:t>主要用来保存系统字典数据</w:t>
       </w:r>
       <w:r>
         <w:rPr>
-          <w:rFonts w:eastAsia="宋体" w:hint="eastAsia"/>
+          <w:rFonts w:eastAsia="宋体" w:hint="eastAsia" w:cs="Times New Roman"/>
           <w:sz w:val="24"/>
         </w:rPr>
         <w:t>（详见表</w:t>
       </w:r>
       <w:r>
         <w:rPr>
-          <w:rFonts w:eastAsia="宋体" w:hint="eastAsia"/>
+          <w:rFonts w:eastAsia="宋体" w:hint="eastAsia" w:cs="Times New Roman"/>
           <w:sz w:val="24"/>
         </w:rPr>
         <w:t>9</w:t>
       </w:r>
       <w:r>
         <w:rPr>
-          <w:rFonts w:eastAsia="宋体" w:hint="eastAsia"/>
+          <w:rFonts w:eastAsia="宋体" w:hint="eastAsia" w:cs="Times New Roman"/>
           <w:sz w:val="24"/>
         </w:rPr>
         <w:t>）</w:t>
       </w:r>
       <w:r>
         <w:rPr>
-          <w:rFonts w:eastAsia="宋体"/>
+          <w:rFonts w:eastAsia="宋体" w:cs="Times New Roman"/>
           <w:sz w:val="24"/>
         </w:rPr>
         <w:t xml:space="preserve"> </w:t>
       </w:r>
       <w:r>
         <w:rPr>
-          <w:rFonts w:eastAsia="宋体"/>
+          <w:rFonts w:eastAsia="宋体" w:cs="Times New Roman"/>
           <w:sz w:val="24"/>
         </w:rPr>
         <w:t>。</w:t>
@@ -26689,6 +26689,138 @@
     </w:p>
     <w:p>
       <w:pPr>
+        <w:jc w:val="both"/>
+        <w:rPr>
+          <w:rFonts w:eastAsia="黑体"/>
+          <w:b/>
+          <w:kern w:val="2"/>
+          <w:sz w:val="24"/>
+          <w:szCs w:val="24"/>
+        </w:rPr>
+        <w:spacing w:line="360" w:lineRule="auto"/>
+        <w:ind w:firstLineChars="200" w:firstLine="480"/>
+      </w:pPr>
+      <w:r>
+        <w:rPr>
+          <w:rFonts w:ascii="Times New Roman" w:eastAsia="宋体" w:hAnsi="Times New Roman" w:cs="Times New Roman"/>
+          <w:sz w:val="24"/>
+          <w:szCs w:val="24"/>
+        </w:rPr>
+        <w:t xml:space="preserve">如图7所示，下面是该流程主要用到的模块或服务：</w:t>
+      </w:r>
+    </w:p>
+    <w:p>
+      <w:pPr>
+        <w:jc w:val="both"/>
+        <w:rPr>
+          <w:rFonts w:eastAsia="黑体"/>
+          <w:b/>
+          <w:kern w:val="2"/>
+          <w:sz w:val="24"/>
+          <w:szCs w:val="24"/>
+        </w:rPr>
+        <w:spacing w:line="360" w:lineRule="auto"/>
+        <w:ind w:firstLineChars="200" w:firstLine="480"/>
+      </w:pPr>
+      <w:r>
+        <w:rPr>
+          <w:rFonts w:ascii="Times New Roman" w:eastAsia="宋体" w:hAnsi="Times New Roman" w:cs="Times New Roman"/>
+          <w:sz w:val="24"/>
+          <w:szCs w:val="24"/>
+        </w:rPr>
+        <w:t xml:space="preserve">（1）AuthController：认证控制层模块，负责接收和解析前端发送的登录请求参数，并调用AuthService进行业务处理，最终将处理结果作为响应返回给前端。</w:t>
+      </w:r>
+    </w:p>
+    <w:p>
+      <w:pPr>
+        <w:jc w:val="both"/>
+        <w:rPr>
+          <w:rFonts w:eastAsia="黑体"/>
+          <w:b/>
+          <w:kern w:val="2"/>
+          <w:sz w:val="24"/>
+          <w:szCs w:val="24"/>
+        </w:rPr>
+        <w:spacing w:line="360" w:lineRule="auto"/>
+        <w:ind w:firstLineChars="200" w:firstLine="480"/>
+      </w:pPr>
+      <w:r>
+        <w:rPr>
+          <w:rFonts w:ascii="Times New Roman" w:eastAsia="宋体" w:hAnsi="Times New Roman" w:cs="Times New Roman"/>
+          <w:sz w:val="24"/>
+          <w:szCs w:val="24"/>
+        </w:rPr>
+        <w:t xml:space="preserve">（2）AuthService：认证业务逻辑层服务，封装了登录验证的核心逻辑，包括验证码校验、用户查询、密码匹配和Token生成等方法。</w:t>
+      </w:r>
+    </w:p>
+    <w:p>
+      <w:pPr>
+        <w:jc w:val="both"/>
+        <w:rPr>
+          <w:rFonts w:eastAsia="黑体"/>
+          <w:b/>
+          <w:kern w:val="2"/>
+          <w:sz w:val="24"/>
+          <w:szCs w:val="24"/>
+        </w:rPr>
+        <w:spacing w:line="360" w:lineRule="auto"/>
+        <w:ind w:firstLineChars="200" w:firstLine="480"/>
+      </w:pPr>
+      <w:r>
+        <w:rPr>
+          <w:rFonts w:ascii="Times New Roman" w:eastAsia="宋体" w:hAnsi="Times New Roman" w:cs="Times New Roman"/>
+          <w:sz w:val="24"/>
+          <w:szCs w:val="24"/>
+        </w:rPr>
+        <w:t xml:space="preserve">（3）Redis：缓存服务，用于存储验证码信息（captcha:{key}）和登录Token（login:token:{userId}），实现高效的临时数据存取。</w:t>
+      </w:r>
+    </w:p>
+    <w:p>
+      <w:pPr>
+        <w:jc w:val="both"/>
+        <w:rPr>
+          <w:rFonts w:eastAsia="黑体"/>
+          <w:b/>
+          <w:kern w:val="2"/>
+          <w:sz w:val="24"/>
+          <w:szCs w:val="24"/>
+        </w:rPr>
+        <w:spacing w:line="360" w:lineRule="auto"/>
+        <w:ind w:firstLineChars="200" w:firstLine="480"/>
+      </w:pPr>
+      <w:r>
+        <w:rPr>
+          <w:rFonts w:ascii="Times New Roman" w:eastAsia="宋体" w:hAnsi="Times New Roman" w:cs="Times New Roman"/>
+          <w:sz w:val="24"/>
+          <w:szCs w:val="24"/>
+        </w:rPr>
+        <w:t xml:space="preserve">（4）SysUserMapper：用户数据访问层，基于MyBatis-Plus将数据库中的sys_user表映射为SysUser实体，封装了用户信息的查询操作。</w:t>
+      </w:r>
+    </w:p>
+    <w:p>
+      <w:pPr>
+        <w:jc w:val="both"/>
+        <w:rPr>
+          <w:rFonts w:eastAsia="黑体"/>
+          <w:b/>
+          <w:kern w:val="2"/>
+          <w:sz w:val="24"/>
+          <w:szCs w:val="24"/>
+        </w:rPr>
+        <w:spacing w:line="360" w:lineRule="auto"/>
+        <w:ind w:firstLineChars="200" w:firstLine="480"/>
+      </w:pPr>
+      <w:r>
+        <w:rPr>
+          <w:rFonts w:ascii="Times New Roman" w:eastAsia="宋体" w:hAnsi="Times New Roman" w:cs="Times New Roman"/>
+          <w:sz w:val="24"/>
+          <w:szCs w:val="24"/>
+        </w:rPr>
+        <w:t xml:space="preserve">管理员进行登录时，输入用户名、密码和验证码后，前端通过AJAX发送POST请求到API网关，网关判断为白名单路径直接放行，将请求转发至AuthController。AuthController调用AuthService的login方法，该方法首先从Redis中获取并校验验证码，验证通过后调用SysUserMapper查询用户信息，然后使用PasswordEncoder对密码进行匹配验证，匹配成功后调用JwtUtils生成Token并将Token存储至Redis，最终将Token和用户信息返回给前端。</w:t>
+      </w:r>
+    </w:p>
+    <w:p>
+      <w:pPr>
         <w:pStyle w:val="3"/>
         <w:wordWrap w:val="0"/>
       </w:pPr>
@@ -28453,6 +28585,116 @@
     </w:p>
     <w:p>
       <w:pPr>
+        <w:jc w:val="both"/>
+        <w:rPr>
+          <w:rFonts w:eastAsia="黑体"/>
+          <w:b/>
+          <w:kern w:val="2"/>
+          <w:sz w:val="24"/>
+          <w:szCs w:val="24"/>
+        </w:rPr>
+        <w:spacing w:line="360" w:lineRule="auto"/>
+        <w:ind w:firstLineChars="200" w:firstLine="480"/>
+      </w:pPr>
+      <w:r>
+        <w:rPr>
+          <w:rFonts w:ascii="Times New Roman" w:eastAsia="宋体" w:hAnsi="Times New Roman" w:cs="Times New Roman"/>
+          <w:sz w:val="24"/>
+          <w:szCs w:val="24"/>
+        </w:rPr>
+        <w:t xml:space="preserve">如图15所示，下面是该流程主要用到的模块或服务：</w:t>
+      </w:r>
+    </w:p>
+    <w:p>
+      <w:pPr>
+        <w:jc w:val="both"/>
+        <w:rPr>
+          <w:rFonts w:eastAsia="黑体"/>
+          <w:b/>
+          <w:kern w:val="2"/>
+          <w:sz w:val="24"/>
+          <w:szCs w:val="24"/>
+        </w:rPr>
+        <w:spacing w:line="360" w:lineRule="auto"/>
+        <w:ind w:firstLineChars="200" w:firstLine="480"/>
+      </w:pPr>
+      <w:r>
+        <w:rPr>
+          <w:rFonts w:ascii="Times New Roman" w:eastAsia="宋体" w:hAnsi="Times New Roman" w:cs="Times New Roman"/>
+          <w:sz w:val="24"/>
+          <w:szCs w:val="24"/>
+        </w:rPr>
+        <w:t xml:space="preserve">（1）JobController：岗位控制层模块，负责接收前端发布的兼职信息请求，进行权限校验后调用JobPostService执行业务逻辑。</w:t>
+      </w:r>
+    </w:p>
+    <w:p>
+      <w:pPr>
+        <w:jc w:val="both"/>
+        <w:rPr>
+          <w:rFonts w:eastAsia="黑体"/>
+          <w:b/>
+          <w:kern w:val="2"/>
+          <w:sz w:val="24"/>
+          <w:szCs w:val="24"/>
+        </w:rPr>
+        <w:spacing w:line="360" w:lineRule="auto"/>
+        <w:ind w:firstLineChars="200" w:firstLine="480"/>
+      </w:pPr>
+      <w:r>
+        <w:rPr>
+          <w:rFonts w:ascii="Times New Roman" w:eastAsia="宋体" w:hAnsi="Times New Roman" w:cs="Times New Roman"/>
+          <w:sz w:val="24"/>
+          <w:szCs w:val="24"/>
+        </w:rPr>
+        <w:t xml:space="preserve">（2）JobPostService：岗位业务逻辑层服务，封装了兼职信息的发布、查询、修改等核心方法，负责DTO到实体的属性转换和初始状态设置。</w:t>
+      </w:r>
+    </w:p>
+    <w:p>
+      <w:pPr>
+        <w:jc w:val="both"/>
+        <w:rPr>
+          <w:rFonts w:eastAsia="黑体"/>
+          <w:b/>
+          <w:kern w:val="2"/>
+          <w:sz w:val="24"/>
+          <w:szCs w:val="24"/>
+        </w:rPr>
+        <w:spacing w:line="360" w:lineRule="auto"/>
+        <w:ind w:firstLineChars="200" w:firstLine="480"/>
+      </w:pPr>
+      <w:r>
+        <w:rPr>
+          <w:rFonts w:ascii="Times New Roman" w:eastAsia="宋体" w:hAnsi="Times New Roman" w:cs="Times New Roman"/>
+          <w:sz w:val="24"/>
+          <w:szCs w:val="24"/>
+        </w:rPr>
+        <w:t xml:space="preserve">（3）JobPostMapper：岗位数据访问层，基于MyBatis-Plus将数据库中的job_post表映射为JobPost实体，封装了兼职信息的数据持久化操作。</w:t>
+      </w:r>
+    </w:p>
+    <w:p>
+      <w:pPr>
+        <w:jc w:val="both"/>
+        <w:rPr>
+          <w:rFonts w:eastAsia="黑体"/>
+          <w:b/>
+          <w:kern w:val="2"/>
+          <w:sz w:val="24"/>
+          <w:szCs w:val="24"/>
+        </w:rPr>
+        <w:spacing w:line="360" w:lineRule="auto"/>
+        <w:ind w:firstLineChars="200" w:firstLine="480"/>
+      </w:pPr>
+      <w:r>
+        <w:rPr>
+          <w:rFonts w:ascii="Times New Roman" w:eastAsia="宋体" w:hAnsi="Times New Roman" w:cs="Times New Roman"/>
+          <w:sz w:val="24"/>
+          <w:szCs w:val="24"/>
+        </w:rPr>
+        <w:t xml:space="preserve">雇主发布兼职时，填写兼职信息后点击提交，前端通过AJAX发送POST请求到API网关，网关对请求进行JWT鉴权解析后，将用户信息注入请求头并转发至JobController。JobController首先校验用户角色是否为雇主，校验通过后调用JobPostService的publishJob方法，该方法将前端传入的JobPostDTO属性复制到JobPost实体并设置初始状态（草稿/未审核），随后调用JobPostMapper将数据插入数据库，最终返回发布结果。</w:t>
+      </w:r>
+    </w:p>
+    <w:p>
+      <w:pPr>
         <w:pStyle w:val="3"/>
         <w:wordWrap w:val="0"/>
       </w:pPr>
@@ -29149,6 +29391,160 @@
           <w:b/>
         </w:rPr>
         <w:t>申请审核时序图</w:t>
+      </w:r>
+    </w:p>
+    <w:p>
+      <w:pPr>
+        <w:jc w:val="both"/>
+        <w:rPr>
+          <w:rFonts w:eastAsia="黑体"/>
+          <w:b/>
+          <w:kern w:val="2"/>
+          <w:sz w:val="24"/>
+          <w:szCs w:val="24"/>
+        </w:rPr>
+        <w:spacing w:line="360" w:lineRule="auto"/>
+        <w:ind w:firstLineChars="200" w:firstLine="480"/>
+      </w:pPr>
+      <w:r>
+        <w:rPr>
+          <w:rFonts w:ascii="Times New Roman" w:eastAsia="宋体" w:hAnsi="Times New Roman" w:cs="Times New Roman"/>
+          <w:sz w:val="24"/>
+          <w:szCs w:val="24"/>
+        </w:rPr>
+        <w:t xml:space="preserve">如图19所示，下面是该流程主要用到的模块或服务：</w:t>
+      </w:r>
+    </w:p>
+    <w:p>
+      <w:pPr>
+        <w:jc w:val="both"/>
+        <w:rPr>
+          <w:rFonts w:eastAsia="黑体"/>
+          <w:b/>
+          <w:kern w:val="2"/>
+          <w:sz w:val="24"/>
+          <w:szCs w:val="24"/>
+        </w:rPr>
+        <w:spacing w:line="360" w:lineRule="auto"/>
+        <w:ind w:firstLineChars="200" w:firstLine="480"/>
+      </w:pPr>
+      <w:r>
+        <w:rPr>
+          <w:rFonts w:ascii="Times New Roman" w:eastAsia="宋体" w:hAnsi="Times New Roman" w:cs="Times New Roman"/>
+          <w:sz w:val="24"/>
+          <w:szCs w:val="24"/>
+        </w:rPr>
+        <w:t xml:space="preserve">（1）OrderController：订单控制层模块，负责接收前端的申请审核请求，进行权限校验后调用ApplicationService执行审核业务逻辑。</w:t>
+      </w:r>
+    </w:p>
+    <w:p>
+      <w:pPr>
+        <w:jc w:val="both"/>
+        <w:rPr>
+          <w:rFonts w:eastAsia="黑体"/>
+          <w:b/>
+          <w:kern w:val="2"/>
+          <w:sz w:val="24"/>
+          <w:szCs w:val="24"/>
+        </w:rPr>
+        <w:spacing w:line="360" w:lineRule="auto"/>
+        <w:ind w:firstLineChars="200" w:firstLine="480"/>
+      </w:pPr>
+      <w:r>
+        <w:rPr>
+          <w:rFonts w:ascii="Times New Roman" w:eastAsia="宋体" w:hAnsi="Times New Roman" w:cs="Times New Roman"/>
+          <w:sz w:val="24"/>
+          <w:szCs w:val="24"/>
+        </w:rPr>
+        <w:t xml:space="preserve">（2）ApplicationService：申请业务逻辑层服务，封装了申请审核的核心逻辑，包括申请信息查询、雇主身份校验、申请状态更新以及录用时的岗位人数更新和订单自动创建。</w:t>
+      </w:r>
+    </w:p>
+    <w:p>
+      <w:pPr>
+        <w:jc w:val="both"/>
+        <w:rPr>
+          <w:rFonts w:eastAsia="黑体"/>
+          <w:b/>
+          <w:kern w:val="2"/>
+          <w:sz w:val="24"/>
+          <w:szCs w:val="24"/>
+        </w:rPr>
+        <w:spacing w:line="360" w:lineRule="auto"/>
+        <w:ind w:firstLineChars="200" w:firstLine="480"/>
+      </w:pPr>
+      <w:r>
+        <w:rPr>
+          <w:rFonts w:ascii="Times New Roman" w:eastAsia="宋体" w:hAnsi="Times New Roman" w:cs="Times New Roman"/>
+          <w:sz w:val="24"/>
+          <w:szCs w:val="24"/>
+        </w:rPr>
+        <w:t xml:space="preserve">（3）ApplicationMapper：申请数据访问层，基于MyBatis-Plus将数据库中的application表映射为Application实体，封装了申请信息的数据持久化操作。</w:t>
+      </w:r>
+    </w:p>
+    <w:p>
+      <w:pPr>
+        <w:jc w:val="both"/>
+        <w:rPr>
+          <w:rFonts w:eastAsia="黑体"/>
+          <w:b/>
+          <w:kern w:val="2"/>
+          <w:sz w:val="24"/>
+          <w:szCs w:val="24"/>
+        </w:rPr>
+        <w:spacing w:line="360" w:lineRule="auto"/>
+        <w:ind w:firstLineChars="200" w:firstLine="480"/>
+      </w:pPr>
+      <w:r>
+        <w:rPr>
+          <w:rFonts w:ascii="Times New Roman" w:eastAsia="宋体" w:hAnsi="Times New Roman" w:cs="Times New Roman"/>
+          <w:sz w:val="24"/>
+          <w:szCs w:val="24"/>
+        </w:rPr>
+        <w:t xml:space="preserve">（4）JobPostMapper：岗位数据访问层，用于查询岗位信息和以乐观锁方式更新已招聘人数。</w:t>
+      </w:r>
+    </w:p>
+    <w:p>
+      <w:pPr>
+        <w:jc w:val="both"/>
+        <w:rPr>
+          <w:rFonts w:eastAsia="黑体"/>
+          <w:b/>
+          <w:kern w:val="2"/>
+          <w:sz w:val="24"/>
+          <w:szCs w:val="24"/>
+        </w:rPr>
+        <w:spacing w:line="360" w:lineRule="auto"/>
+        <w:ind w:firstLineChars="200" w:firstLine="480"/>
+      </w:pPr>
+      <w:r>
+        <w:rPr>
+          <w:rFonts w:ascii="Times New Roman" w:eastAsia="宋体" w:hAnsi="Times New Roman" w:cs="Times New Roman"/>
+          <w:sz w:val="24"/>
+          <w:szCs w:val="24"/>
+        </w:rPr>
+        <w:t xml:space="preserve">（5）OrderRecordMapper：订单数据访问层，用于在审核录用时自动创建订单记录。</w:t>
+      </w:r>
+    </w:p>
+    <w:p>
+      <w:pPr>
+        <w:jc w:val="both"/>
+        <w:rPr>
+          <w:rFonts w:eastAsia="黑体"/>
+          <w:b/>
+          <w:kern w:val="2"/>
+          <w:sz w:val="24"/>
+          <w:szCs w:val="24"/>
+        </w:rPr>
+        <w:spacing w:line="360" w:lineRule="auto"/>
+        <w:ind w:firstLineChars="200" w:firstLine="480"/>
+      </w:pPr>
+      <w:r>
+        <w:rPr>
+          <w:rFonts w:ascii="Times New Roman" w:eastAsia="宋体" w:hAnsi="Times New Roman" w:cs="Times New Roman"/>
+          <w:sz w:val="24"/>
+          <w:szCs w:val="24"/>
+        </w:rPr>
+        <w:t xml:space="preserve">雇主审核申请时，选择通过或拒绝操作后，前端通过AJAX发送PUT请求到API网关，网关鉴权后将请求转发至OrderController。OrderController校验用户角色后调用ApplicationService的reviewApplication方法，该方法首先查询申请记录和对应的岗位信息并校验雇主身份，当审核结果为录用时，使用乐观锁更新岗位已招聘人数，若更新成功则自动创建订单记录，最后更新申请状态并返回审核结果。整个审核录用流程在同一事务中执行，确保数据一致性。</w:t>
       </w:r>
     </w:p>
     <w:p>
@@ -29532,6 +29928,116 @@
           <w:b/>
         </w:rPr>
         <w:t>订单结算时序图</w:t>
+      </w:r>
+    </w:p>
+    <w:p>
+      <w:pPr>
+        <w:jc w:val="both"/>
+        <w:rPr>
+          <w:rFonts w:eastAsia="黑体"/>
+          <w:b/>
+          <w:kern w:val="2"/>
+          <w:sz w:val="24"/>
+          <w:szCs w:val="24"/>
+        </w:rPr>
+        <w:spacing w:line="360" w:lineRule="auto"/>
+        <w:ind w:firstLineChars="200" w:firstLine="480"/>
+      </w:pPr>
+      <w:r>
+        <w:rPr>
+          <w:rFonts w:ascii="Times New Roman" w:eastAsia="宋体" w:hAnsi="Times New Roman" w:cs="Times New Roman"/>
+          <w:sz w:val="24"/>
+          <w:szCs w:val="24"/>
+        </w:rPr>
+        <w:t xml:space="preserve">如图22所示，下面是该流程主要用到的模块或服务：</w:t>
+      </w:r>
+    </w:p>
+    <w:p>
+      <w:pPr>
+        <w:jc w:val="both"/>
+        <w:rPr>
+          <w:rFonts w:eastAsia="黑体"/>
+          <w:b/>
+          <w:kern w:val="2"/>
+          <w:sz w:val="24"/>
+          <w:szCs w:val="24"/>
+        </w:rPr>
+        <w:spacing w:line="360" w:lineRule="auto"/>
+        <w:ind w:firstLineChars="200" w:firstLine="480"/>
+      </w:pPr>
+      <w:r>
+        <w:rPr>
+          <w:rFonts w:ascii="Times New Roman" w:eastAsia="宋体" w:hAnsi="Times New Roman" w:cs="Times New Roman"/>
+          <w:sz w:val="24"/>
+          <w:szCs w:val="24"/>
+        </w:rPr>
+        <w:t xml:space="preserve">（1）OrderController：订单控制层模块，负责接收前端的订单结算请求，进行权限校验后调用OrderService执行结算业务逻辑。</w:t>
+      </w:r>
+    </w:p>
+    <w:p>
+      <w:pPr>
+        <w:jc w:val="both"/>
+        <w:rPr>
+          <w:rFonts w:eastAsia="黑体"/>
+          <w:b/>
+          <w:kern w:val="2"/>
+          <w:sz w:val="24"/>
+          <w:szCs w:val="24"/>
+        </w:rPr>
+        <w:spacing w:line="360" w:lineRule="auto"/>
+        <w:ind w:firstLineChars="200" w:firstLine="480"/>
+      </w:pPr>
+      <w:r>
+        <w:rPr>
+          <w:rFonts w:ascii="Times New Roman" w:eastAsia="宋体" w:hAnsi="Times New Roman" w:cs="Times New Roman"/>
+          <w:sz w:val="24"/>
+          <w:szCs w:val="24"/>
+        </w:rPr>
+        <w:t xml:space="preserve">（2）OrderService：订单业务逻辑层服务，封装了订单结算的核心逻辑，包括订单查询、雇主身份校验、结算状态校验和订单更新操作。</w:t>
+      </w:r>
+    </w:p>
+    <w:p>
+      <w:pPr>
+        <w:jc w:val="both"/>
+        <w:rPr>
+          <w:rFonts w:eastAsia="黑体"/>
+          <w:b/>
+          <w:kern w:val="2"/>
+          <w:sz w:val="24"/>
+          <w:szCs w:val="24"/>
+        </w:rPr>
+        <w:spacing w:line="360" w:lineRule="auto"/>
+        <w:ind w:firstLineChars="200" w:firstLine="480"/>
+      </w:pPr>
+      <w:r>
+        <w:rPr>
+          <w:rFonts w:ascii="Times New Roman" w:eastAsia="宋体" w:hAnsi="Times New Roman" w:cs="Times New Roman"/>
+          <w:sz w:val="24"/>
+          <w:szCs w:val="24"/>
+        </w:rPr>
+        <w:t xml:space="preserve">（3）OrderRecordMapper：订单数据访问层，基于MyBatis-Plus将数据库中的order_record表映射为OrderRecord实体，封装了订单信息的数据持久化操作。</w:t>
+      </w:r>
+    </w:p>
+    <w:p>
+      <w:pPr>
+        <w:jc w:val="both"/>
+        <w:rPr>
+          <w:rFonts w:eastAsia="黑体"/>
+          <w:b/>
+          <w:kern w:val="2"/>
+          <w:sz w:val="24"/>
+          <w:szCs w:val="24"/>
+        </w:rPr>
+        <w:spacing w:line="360" w:lineRule="auto"/>
+        <w:ind w:firstLineChars="200" w:firstLine="480"/>
+      </w:pPr>
+      <w:r>
+        <w:rPr>
+          <w:rFonts w:ascii="Times New Roman" w:eastAsia="宋体" w:hAnsi="Times New Roman" w:cs="Times New Roman"/>
+          <w:sz w:val="24"/>
+          <w:szCs w:val="24"/>
+        </w:rPr>
+        <w:t xml:space="preserve">雇主进行订单结算时，填写实际薪资金额后点击确认结算，前端通过AJAX发送POST请求到API网关，网关鉴权后将请求转发至OrderController。OrderController校验用户角色后调用OrderService的settleOrder方法，该方法首先根据订单ID查询订单记录，校验雇主身份和结算状态，确认订单未被结算后设置结算金额并将结算状态更新为已结算，调用OrderRecordMapper将更新结果持久化到数据库，最终返回结算结果。</w:t>
       </w:r>
     </w:p>
     <w:p>

--- a/docs/基于Spring Cloud的校园兼职系统的设计与实现.docx
+++ b/docs/基于Spring Cloud的校园兼职系统的设计与实现.docx
@@ -26691,14 +26691,13 @@
       <w:pPr>
         <w:jc w:val="both"/>
         <w:rPr>
-          <w:rFonts w:eastAsia="黑体"/>
-          <w:b/>
-          <w:kern w:val="2"/>
+          <w:rFonts w:eastAsia="宋体"/>
           <w:sz w:val="24"/>
           <w:szCs w:val="24"/>
         </w:rPr>
-        <w:spacing w:line="360" w:lineRule="auto"/>
+        <w:spacing w:line="360" w:lineRule="exact"/>
         <w:ind w:firstLineChars="200" w:firstLine="480"/>
+        <w:wordWrap w:val="0"/>
       </w:pPr>
       <w:r>
         <w:rPr>
@@ -26713,14 +26712,13 @@
       <w:pPr>
         <w:jc w:val="both"/>
         <w:rPr>
-          <w:rFonts w:eastAsia="黑体"/>
-          <w:b/>
-          <w:kern w:val="2"/>
+          <w:rFonts w:eastAsia="宋体"/>
           <w:sz w:val="24"/>
           <w:szCs w:val="24"/>
         </w:rPr>
-        <w:spacing w:line="360" w:lineRule="auto"/>
+        <w:spacing w:line="360" w:lineRule="exact"/>
         <w:ind w:firstLineChars="200" w:firstLine="480"/>
+        <w:wordWrap w:val="0"/>
       </w:pPr>
       <w:r>
         <w:rPr>
@@ -26735,14 +26733,13 @@
       <w:pPr>
         <w:jc w:val="both"/>
         <w:rPr>
-          <w:rFonts w:eastAsia="黑体"/>
-          <w:b/>
-          <w:kern w:val="2"/>
+          <w:rFonts w:eastAsia="宋体"/>
           <w:sz w:val="24"/>
           <w:szCs w:val="24"/>
         </w:rPr>
-        <w:spacing w:line="360" w:lineRule="auto"/>
+        <w:spacing w:line="360" w:lineRule="exact"/>
         <w:ind w:firstLineChars="200" w:firstLine="480"/>
+        <w:wordWrap w:val="0"/>
       </w:pPr>
       <w:r>
         <w:rPr>
@@ -26757,14 +26754,13 @@
       <w:pPr>
         <w:jc w:val="both"/>
         <w:rPr>
-          <w:rFonts w:eastAsia="黑体"/>
-          <w:b/>
-          <w:kern w:val="2"/>
+          <w:rFonts w:eastAsia="宋体"/>
           <w:sz w:val="24"/>
           <w:szCs w:val="24"/>
         </w:rPr>
-        <w:spacing w:line="360" w:lineRule="auto"/>
+        <w:spacing w:line="360" w:lineRule="exact"/>
         <w:ind w:firstLineChars="200" w:firstLine="480"/>
+        <w:wordWrap w:val="0"/>
       </w:pPr>
       <w:r>
         <w:rPr>
@@ -26779,14 +26775,13 @@
       <w:pPr>
         <w:jc w:val="both"/>
         <w:rPr>
-          <w:rFonts w:eastAsia="黑体"/>
-          <w:b/>
-          <w:kern w:val="2"/>
+          <w:rFonts w:eastAsia="宋体"/>
           <w:sz w:val="24"/>
           <w:szCs w:val="24"/>
         </w:rPr>
-        <w:spacing w:line="360" w:lineRule="auto"/>
+        <w:spacing w:line="360" w:lineRule="exact"/>
         <w:ind w:firstLineChars="200" w:firstLine="480"/>
+        <w:wordWrap w:val="0"/>
       </w:pPr>
       <w:r>
         <w:rPr>
@@ -26801,14 +26796,13 @@
       <w:pPr>
         <w:jc w:val="both"/>
         <w:rPr>
-          <w:rFonts w:eastAsia="黑体"/>
-          <w:b/>
-          <w:kern w:val="2"/>
+          <w:rFonts w:eastAsia="宋体"/>
           <w:sz w:val="24"/>
           <w:szCs w:val="24"/>
         </w:rPr>
-        <w:spacing w:line="360" w:lineRule="auto"/>
+        <w:spacing w:line="360" w:lineRule="exact"/>
         <w:ind w:firstLineChars="200" w:firstLine="480"/>
+        <w:wordWrap w:val="0"/>
       </w:pPr>
       <w:r>
         <w:rPr>
@@ -28587,14 +28581,13 @@
       <w:pPr>
         <w:jc w:val="both"/>
         <w:rPr>
-          <w:rFonts w:eastAsia="黑体"/>
-          <w:b/>
-          <w:kern w:val="2"/>
+          <w:rFonts w:eastAsia="宋体"/>
           <w:sz w:val="24"/>
           <w:szCs w:val="24"/>
         </w:rPr>
-        <w:spacing w:line="360" w:lineRule="auto"/>
+        <w:spacing w:line="360" w:lineRule="exact"/>
         <w:ind w:firstLineChars="200" w:firstLine="480"/>
+        <w:wordWrap w:val="0"/>
       </w:pPr>
       <w:r>
         <w:rPr>
@@ -28609,14 +28602,13 @@
       <w:pPr>
         <w:jc w:val="both"/>
         <w:rPr>
-          <w:rFonts w:eastAsia="黑体"/>
-          <w:b/>
-          <w:kern w:val="2"/>
+          <w:rFonts w:eastAsia="宋体"/>
           <w:sz w:val="24"/>
           <w:szCs w:val="24"/>
         </w:rPr>
-        <w:spacing w:line="360" w:lineRule="auto"/>
+        <w:spacing w:line="360" w:lineRule="exact"/>
         <w:ind w:firstLineChars="200" w:firstLine="480"/>
+        <w:wordWrap w:val="0"/>
       </w:pPr>
       <w:r>
         <w:rPr>
@@ -28631,14 +28623,13 @@
       <w:pPr>
         <w:jc w:val="both"/>
         <w:rPr>
-          <w:rFonts w:eastAsia="黑体"/>
-          <w:b/>
-          <w:kern w:val="2"/>
+          <w:rFonts w:eastAsia="宋体"/>
           <w:sz w:val="24"/>
           <w:szCs w:val="24"/>
         </w:rPr>
-        <w:spacing w:line="360" w:lineRule="auto"/>
+        <w:spacing w:line="360" w:lineRule="exact"/>
         <w:ind w:firstLineChars="200" w:firstLine="480"/>
+        <w:wordWrap w:val="0"/>
       </w:pPr>
       <w:r>
         <w:rPr>
@@ -28653,14 +28644,13 @@
       <w:pPr>
         <w:jc w:val="both"/>
         <w:rPr>
-          <w:rFonts w:eastAsia="黑体"/>
-          <w:b/>
-          <w:kern w:val="2"/>
+          <w:rFonts w:eastAsia="宋体"/>
           <w:sz w:val="24"/>
           <w:szCs w:val="24"/>
         </w:rPr>
-        <w:spacing w:line="360" w:lineRule="auto"/>
+        <w:spacing w:line="360" w:lineRule="exact"/>
         <w:ind w:firstLineChars="200" w:firstLine="480"/>
+        <w:wordWrap w:val="0"/>
       </w:pPr>
       <w:r>
         <w:rPr>
@@ -28675,14 +28665,13 @@
       <w:pPr>
         <w:jc w:val="both"/>
         <w:rPr>
-          <w:rFonts w:eastAsia="黑体"/>
-          <w:b/>
-          <w:kern w:val="2"/>
+          <w:rFonts w:eastAsia="宋体"/>
           <w:sz w:val="24"/>
           <w:szCs w:val="24"/>
         </w:rPr>
-        <w:spacing w:line="360" w:lineRule="auto"/>
+        <w:spacing w:line="360" w:lineRule="exact"/>
         <w:ind w:firstLineChars="200" w:firstLine="480"/>
+        <w:wordWrap w:val="0"/>
       </w:pPr>
       <w:r>
         <w:rPr>
@@ -29397,14 +29386,13 @@
       <w:pPr>
         <w:jc w:val="both"/>
         <w:rPr>
-          <w:rFonts w:eastAsia="黑体"/>
-          <w:b/>
-          <w:kern w:val="2"/>
+          <w:rFonts w:eastAsia="宋体"/>
           <w:sz w:val="24"/>
           <w:szCs w:val="24"/>
         </w:rPr>
-        <w:spacing w:line="360" w:lineRule="auto"/>
+        <w:spacing w:line="360" w:lineRule="exact"/>
         <w:ind w:firstLineChars="200" w:firstLine="480"/>
+        <w:wordWrap w:val="0"/>
       </w:pPr>
       <w:r>
         <w:rPr>
@@ -29419,14 +29407,13 @@
       <w:pPr>
         <w:jc w:val="both"/>
         <w:rPr>
-          <w:rFonts w:eastAsia="黑体"/>
-          <w:b/>
-          <w:kern w:val="2"/>
+          <w:rFonts w:eastAsia="宋体"/>
           <w:sz w:val="24"/>
           <w:szCs w:val="24"/>
         </w:rPr>
-        <w:spacing w:line="360" w:lineRule="auto"/>
+        <w:spacing w:line="360" w:lineRule="exact"/>
         <w:ind w:firstLineChars="200" w:firstLine="480"/>
+        <w:wordWrap w:val="0"/>
       </w:pPr>
       <w:r>
         <w:rPr>
@@ -29441,14 +29428,13 @@
       <w:pPr>
         <w:jc w:val="both"/>
         <w:rPr>
-          <w:rFonts w:eastAsia="黑体"/>
-          <w:b/>
-          <w:kern w:val="2"/>
+          <w:rFonts w:eastAsia="宋体"/>
           <w:sz w:val="24"/>
           <w:szCs w:val="24"/>
         </w:rPr>
-        <w:spacing w:line="360" w:lineRule="auto"/>
+        <w:spacing w:line="360" w:lineRule="exact"/>
         <w:ind w:firstLineChars="200" w:firstLine="480"/>
+        <w:wordWrap w:val="0"/>
       </w:pPr>
       <w:r>
         <w:rPr>
@@ -29463,14 +29449,13 @@
       <w:pPr>
         <w:jc w:val="both"/>
         <w:rPr>
-          <w:rFonts w:eastAsia="黑体"/>
-          <w:b/>
-          <w:kern w:val="2"/>
+          <w:rFonts w:eastAsia="宋体"/>
           <w:sz w:val="24"/>
           <w:szCs w:val="24"/>
         </w:rPr>
-        <w:spacing w:line="360" w:lineRule="auto"/>
+        <w:spacing w:line="360" w:lineRule="exact"/>
         <w:ind w:firstLineChars="200" w:firstLine="480"/>
+        <w:wordWrap w:val="0"/>
       </w:pPr>
       <w:r>
         <w:rPr>
@@ -29485,14 +29470,13 @@
       <w:pPr>
         <w:jc w:val="both"/>
         <w:rPr>
-          <w:rFonts w:eastAsia="黑体"/>
-          <w:b/>
-          <w:kern w:val="2"/>
+          <w:rFonts w:eastAsia="宋体"/>
           <w:sz w:val="24"/>
           <w:szCs w:val="24"/>
         </w:rPr>
-        <w:spacing w:line="360" w:lineRule="auto"/>
+        <w:spacing w:line="360" w:lineRule="exact"/>
         <w:ind w:firstLineChars="200" w:firstLine="480"/>
+        <w:wordWrap w:val="0"/>
       </w:pPr>
       <w:r>
         <w:rPr>
@@ -29507,14 +29491,13 @@
       <w:pPr>
         <w:jc w:val="both"/>
         <w:rPr>
-          <w:rFonts w:eastAsia="黑体"/>
-          <w:b/>
-          <w:kern w:val="2"/>
+          <w:rFonts w:eastAsia="宋体"/>
           <w:sz w:val="24"/>
           <w:szCs w:val="24"/>
         </w:rPr>
-        <w:spacing w:line="360" w:lineRule="auto"/>
+        <w:spacing w:line="360" w:lineRule="exact"/>
         <w:ind w:firstLineChars="200" w:firstLine="480"/>
+        <w:wordWrap w:val="0"/>
       </w:pPr>
       <w:r>
         <w:rPr>
@@ -29529,14 +29512,13 @@
       <w:pPr>
         <w:jc w:val="both"/>
         <w:rPr>
-          <w:rFonts w:eastAsia="黑体"/>
-          <w:b/>
-          <w:kern w:val="2"/>
+          <w:rFonts w:eastAsia="宋体"/>
           <w:sz w:val="24"/>
           <w:szCs w:val="24"/>
         </w:rPr>
-        <w:spacing w:line="360" w:lineRule="auto"/>
+        <w:spacing w:line="360" w:lineRule="exact"/>
         <w:ind w:firstLineChars="200" w:firstLine="480"/>
+        <w:wordWrap w:val="0"/>
       </w:pPr>
       <w:r>
         <w:rPr>
@@ -29934,14 +29916,13 @@
       <w:pPr>
         <w:jc w:val="both"/>
         <w:rPr>
-          <w:rFonts w:eastAsia="黑体"/>
-          <w:b/>
-          <w:kern w:val="2"/>
+          <w:rFonts w:eastAsia="宋体"/>
           <w:sz w:val="24"/>
           <w:szCs w:val="24"/>
         </w:rPr>
-        <w:spacing w:line="360" w:lineRule="auto"/>
+        <w:spacing w:line="360" w:lineRule="exact"/>
         <w:ind w:firstLineChars="200" w:firstLine="480"/>
+        <w:wordWrap w:val="0"/>
       </w:pPr>
       <w:r>
         <w:rPr>
@@ -29956,14 +29937,13 @@
       <w:pPr>
         <w:jc w:val="both"/>
         <w:rPr>
-          <w:rFonts w:eastAsia="黑体"/>
-          <w:b/>
-          <w:kern w:val="2"/>
+          <w:rFonts w:eastAsia="宋体"/>
           <w:sz w:val="24"/>
           <w:szCs w:val="24"/>
         </w:rPr>
-        <w:spacing w:line="360" w:lineRule="auto"/>
+        <w:spacing w:line="360" w:lineRule="exact"/>
         <w:ind w:firstLineChars="200" w:firstLine="480"/>
+        <w:wordWrap w:val="0"/>
       </w:pPr>
       <w:r>
         <w:rPr>
@@ -29978,14 +29958,13 @@
       <w:pPr>
         <w:jc w:val="both"/>
         <w:rPr>
-          <w:rFonts w:eastAsia="黑体"/>
-          <w:b/>
-          <w:kern w:val="2"/>
+          <w:rFonts w:eastAsia="宋体"/>
           <w:sz w:val="24"/>
           <w:szCs w:val="24"/>
         </w:rPr>
-        <w:spacing w:line="360" w:lineRule="auto"/>
+        <w:spacing w:line="360" w:lineRule="exact"/>
         <w:ind w:firstLineChars="200" w:firstLine="480"/>
+        <w:wordWrap w:val="0"/>
       </w:pPr>
       <w:r>
         <w:rPr>
@@ -30000,14 +29979,13 @@
       <w:pPr>
         <w:jc w:val="both"/>
         <w:rPr>
-          <w:rFonts w:eastAsia="黑体"/>
-          <w:b/>
-          <w:kern w:val="2"/>
+          <w:rFonts w:eastAsia="宋体"/>
           <w:sz w:val="24"/>
           <w:szCs w:val="24"/>
         </w:rPr>
-        <w:spacing w:line="360" w:lineRule="auto"/>
+        <w:spacing w:line="360" w:lineRule="exact"/>
         <w:ind w:firstLineChars="200" w:firstLine="480"/>
+        <w:wordWrap w:val="0"/>
       </w:pPr>
       <w:r>
         <w:rPr>
@@ -30022,14 +30000,13 @@
       <w:pPr>
         <w:jc w:val="both"/>
         <w:rPr>
-          <w:rFonts w:eastAsia="黑体"/>
-          <w:b/>
-          <w:kern w:val="2"/>
+          <w:rFonts w:eastAsia="宋体"/>
           <w:sz w:val="24"/>
           <w:szCs w:val="24"/>
         </w:rPr>
-        <w:spacing w:line="360" w:lineRule="auto"/>
+        <w:spacing w:line="360" w:lineRule="exact"/>
         <w:ind w:firstLineChars="200" w:firstLine="480"/>
+        <w:wordWrap w:val="0"/>
       </w:pPr>
       <w:r>
         <w:rPr>

--- a/docs/基于Spring Cloud的校园兼职系统的设计与实现.docx
+++ b/docs/基于Spring Cloud的校园兼职系统的设计与实现.docx
@@ -15168,6 +15168,9 @@
               <w:wordWrap w:val="0"/>
               <w:jc w:val="center"/>
             </w:pPr>
+            <w:r>
+              <w:t>20</w:t>
+            </w:r>
           </w:p>
         </w:tc>
         <w:tc>
@@ -15803,6 +15806,9 @@
               <w:wordWrap w:val="0"/>
               <w:jc w:val="center"/>
             </w:pPr>
+            <w:r>
+              <w:t>11</w:t>
+            </w:r>
           </w:p>
         </w:tc>
         <w:tc>
@@ -15900,6 +15906,9 @@
               <w:wordWrap w:val="0"/>
               <w:jc w:val="center"/>
             </w:pPr>
+            <w:r>
+              <w:t>11</w:t>
+            </w:r>
           </w:p>
         </w:tc>
         <w:tc>
@@ -15999,6 +16008,9 @@
               <w:wordWrap w:val="0"/>
               <w:jc w:val="center"/>
             </w:pPr>
+            <w:r>
+              <w:t>-</w:t>
+            </w:r>
           </w:p>
         </w:tc>
         <w:tc>
@@ -16107,6 +16119,9 @@
               <w:wordWrap w:val="0"/>
               <w:jc w:val="center"/>
             </w:pPr>
+            <w:r>
+              <w:t>-</w:t>
+            </w:r>
           </w:p>
         </w:tc>
         <w:tc>
@@ -16522,6 +16537,9 @@
               <w:wordWrap w:val="0"/>
               <w:jc w:val="center"/>
             </w:pPr>
+            <w:r>
+              <w:t>20</w:t>
+            </w:r>
           </w:p>
         </w:tc>
         <w:tc>
@@ -16635,6 +16653,9 @@
               <w:wordWrap w:val="0"/>
               <w:jc w:val="center"/>
             </w:pPr>
+            <w:r>
+              <w:t>20</w:t>
+            </w:r>
           </w:p>
         </w:tc>
         <w:tc>
@@ -16954,6 +16975,9 @@
               <w:wordWrap w:val="0"/>
               <w:jc w:val="center"/>
             </w:pPr>
+            <w:r>
+              <w:t>11</w:t>
+            </w:r>
           </w:p>
         </w:tc>
         <w:tc>
@@ -17473,6 +17497,9 @@
               <w:wordWrap w:val="0"/>
               <w:jc w:val="center"/>
             </w:pPr>
+            <w:r>
+              <w:t>11</w:t>
+            </w:r>
           </w:p>
         </w:tc>
         <w:tc>
@@ -17679,6 +17706,9 @@
               <w:wordWrap w:val="0"/>
               <w:jc w:val="center"/>
             </w:pPr>
+            <w:r>
+              <w:t>11</w:t>
+            </w:r>
           </w:p>
         </w:tc>
         <w:tc>
@@ -17778,6 +17808,9 @@
               <w:wordWrap w:val="0"/>
               <w:jc w:val="center"/>
             </w:pPr>
+            <w:r>
+              <w:t>-</w:t>
+            </w:r>
           </w:p>
         </w:tc>
         <w:tc>
@@ -17886,6 +17919,9 @@
               <w:wordWrap w:val="0"/>
               <w:jc w:val="center"/>
             </w:pPr>
+            <w:r>
+              <w:t>-</w:t>
+            </w:r>
           </w:p>
         </w:tc>
         <w:tc>
@@ -18302,6 +18338,9 @@
               <w:wordWrap w:val="0"/>
               <w:jc w:val="center"/>
             </w:pPr>
+            <w:r>
+              <w:t>20</w:t>
+            </w:r>
           </w:p>
         </w:tc>
         <w:tc>
@@ -18521,6 +18560,9 @@
               <w:wordWrap w:val="0"/>
               <w:jc w:val="center"/>
             </w:pPr>
+            <w:r>
+              <w:t>20</w:t>
+            </w:r>
           </w:p>
         </w:tc>
         <w:tc>
@@ -18628,6 +18670,9 @@
               <w:wordWrap w:val="0"/>
               <w:jc w:val="center"/>
             </w:pPr>
+            <w:r>
+              <w:t>11</w:t>
+            </w:r>
           </w:p>
         </w:tc>
         <w:tc>
@@ -18734,6 +18779,9 @@
               <w:wordWrap w:val="0"/>
               <w:jc w:val="center"/>
             </w:pPr>
+            <w:r>
+              <w:t>11</w:t>
+            </w:r>
           </w:p>
         </w:tc>
         <w:tc>
@@ -19157,6 +19205,9 @@
               <w:wordWrap w:val="0"/>
               <w:jc w:val="center"/>
             </w:pPr>
+            <w:r>
+              <w:t>20</w:t>
+            </w:r>
           </w:p>
         </w:tc>
         <w:tc>
@@ -19270,6 +19321,9 @@
               <w:wordWrap w:val="0"/>
               <w:jc w:val="center"/>
             </w:pPr>
+            <w:r>
+              <w:t>20</w:t>
+            </w:r>
           </w:p>
         </w:tc>
         <w:tc>
@@ -19377,6 +19431,9 @@
               <w:wordWrap w:val="0"/>
               <w:jc w:val="center"/>
             </w:pPr>
+            <w:r>
+              <w:t>20</w:t>
+            </w:r>
           </w:p>
         </w:tc>
         <w:tc>
@@ -19587,6 +19644,9 @@
               <w:wordWrap w:val="0"/>
               <w:jc w:val="center"/>
             </w:pPr>
+            <w:r>
+              <w:t>65535</w:t>
+            </w:r>
           </w:p>
         </w:tc>
         <w:tc>
@@ -20000,6 +20060,9 @@
               <w:wordWrap w:val="0"/>
               <w:jc w:val="center"/>
             </w:pPr>
+            <w:r>
+              <w:t>-</w:t>
+            </w:r>
           </w:p>
         </w:tc>
         <w:tc>
@@ -20099,6 +20162,9 @@
               <w:wordWrap w:val="0"/>
               <w:jc w:val="center"/>
             </w:pPr>
+            <w:r>
+              <w:t>-</w:t>
+            </w:r>
           </w:p>
         </w:tc>
         <w:tc>
@@ -20198,6 +20264,9 @@
               <w:wordWrap w:val="0"/>
               <w:jc w:val="center"/>
             </w:pPr>
+            <w:r>
+              <w:t>11</w:t>
+            </w:r>
           </w:p>
         </w:tc>
         <w:tc>
@@ -20297,6 +20366,9 @@
               <w:wordWrap w:val="0"/>
               <w:jc w:val="center"/>
             </w:pPr>
+            <w:r>
+              <w:t>11</w:t>
+            </w:r>
           </w:p>
         </w:tc>
         <w:tc>
@@ -20394,6 +20466,9 @@
               <w:wordWrap w:val="0"/>
               <w:jc w:val="center"/>
             </w:pPr>
+            <w:r>
+              <w:t>11</w:t>
+            </w:r>
           </w:p>
         </w:tc>
         <w:tc>
@@ -20493,6 +20568,9 @@
               <w:wordWrap w:val="0"/>
               <w:jc w:val="center"/>
             </w:pPr>
+            <w:r>
+              <w:t>11</w:t>
+            </w:r>
           </w:p>
         </w:tc>
         <w:tc>
@@ -20699,6 +20777,9 @@
               <w:wordWrap w:val="0"/>
               <w:jc w:val="center"/>
             </w:pPr>
+            <w:r>
+              <w:t>-</w:t>
+            </w:r>
           </w:p>
         </w:tc>
         <w:tc>
@@ -20807,6 +20888,9 @@
               <w:wordWrap w:val="0"/>
               <w:jc w:val="center"/>
             </w:pPr>
+            <w:r>
+              <w:t>-</w:t>
+            </w:r>
           </w:p>
         </w:tc>
         <w:tc>
@@ -21194,6 +21278,9 @@
               <w:wordWrap w:val="0"/>
               <w:jc w:val="center"/>
             </w:pPr>
+            <w:r>
+              <w:t>20</w:t>
+            </w:r>
           </w:p>
         </w:tc>
         <w:tc>
@@ -21307,6 +21394,9 @@
               <w:wordWrap w:val="0"/>
               <w:jc w:val="center"/>
             </w:pPr>
+            <w:r>
+              <w:t>20</w:t>
+            </w:r>
           </w:p>
         </w:tc>
         <w:tc>
@@ -21414,6 +21504,9 @@
               <w:wordWrap w:val="0"/>
               <w:jc w:val="center"/>
             </w:pPr>
+            <w:r>
+              <w:t>20</w:t>
+            </w:r>
           </w:p>
         </w:tc>
         <w:tc>
@@ -21626,6 +21719,9 @@
               <w:wordWrap w:val="0"/>
               <w:jc w:val="center"/>
             </w:pPr>
+            <w:r>
+              <w:t>11</w:t>
+            </w:r>
           </w:p>
         </w:tc>
         <w:tc>
@@ -21725,6 +21821,9 @@
               <w:wordWrap w:val="0"/>
               <w:jc w:val="center"/>
             </w:pPr>
+            <w:r>
+              <w:t>-</w:t>
+            </w:r>
           </w:p>
         </w:tc>
         <w:tc>
@@ -21824,6 +21923,9 @@
               <w:wordWrap w:val="0"/>
               <w:jc w:val="center"/>
             </w:pPr>
+            <w:r>
+              <w:t>-</w:t>
+            </w:r>
           </w:p>
         </w:tc>
         <w:tc>
@@ -22357,6 +22459,9 @@
               <w:wordWrap w:val="0"/>
               <w:jc w:val="center"/>
             </w:pPr>
+            <w:r>
+              <w:t>20</w:t>
+            </w:r>
           </w:p>
         </w:tc>
         <w:tc>
@@ -22470,6 +22575,9 @@
               <w:wordWrap w:val="0"/>
               <w:jc w:val="center"/>
             </w:pPr>
+            <w:r>
+              <w:t>20</w:t>
+            </w:r>
           </w:p>
         </w:tc>
         <w:tc>
@@ -22577,6 +22685,9 @@
               <w:wordWrap w:val="0"/>
               <w:jc w:val="center"/>
             </w:pPr>
+            <w:r>
+              <w:t>20</w:t>
+            </w:r>
           </w:p>
         </w:tc>
         <w:tc>
@@ -22684,6 +22795,9 @@
               <w:wordWrap w:val="0"/>
               <w:jc w:val="center"/>
             </w:pPr>
+            <w:r>
+              <w:t>20</w:t>
+            </w:r>
           </w:p>
         </w:tc>
         <w:tc>
@@ -22791,6 +22905,9 @@
               <w:wordWrap w:val="0"/>
               <w:jc w:val="center"/>
             </w:pPr>
+            <w:r>
+              <w:t>20</w:t>
+            </w:r>
           </w:p>
         </w:tc>
         <w:tc>
@@ -23003,6 +23120,9 @@
               <w:wordWrap w:val="0"/>
               <w:jc w:val="center"/>
             </w:pPr>
+            <w:r>
+              <w:t>11</w:t>
+            </w:r>
           </w:p>
         </w:tc>
         <w:tc>
@@ -23102,6 +23222,9 @@
               <w:wordWrap w:val="0"/>
               <w:jc w:val="center"/>
             </w:pPr>
+            <w:r>
+              <w:t>11</w:t>
+            </w:r>
           </w:p>
         </w:tc>
         <w:tc>
@@ -23201,6 +23324,9 @@
               <w:wordWrap w:val="0"/>
               <w:jc w:val="center"/>
             </w:pPr>
+            <w:r>
+              <w:t>-</w:t>
+            </w:r>
           </w:p>
         </w:tc>
         <w:tc>
@@ -23300,6 +23426,9 @@
               <w:wordWrap w:val="0"/>
               <w:jc w:val="center"/>
             </w:pPr>
+            <w:r>
+              <w:t>-</w:t>
+            </w:r>
           </w:p>
         </w:tc>
         <w:tc>
@@ -23399,6 +23528,9 @@
               <w:wordWrap w:val="0"/>
               <w:jc w:val="center"/>
             </w:pPr>
+            <w:r>
+              <w:t>-</w:t>
+            </w:r>
           </w:p>
         </w:tc>
         <w:tc>
@@ -23507,6 +23639,9 @@
               <w:wordWrap w:val="0"/>
               <w:jc w:val="center"/>
             </w:pPr>
+            <w:r>
+              <w:t>-</w:t>
+            </w:r>
           </w:p>
         </w:tc>
         <w:tc>
@@ -23902,6 +24037,9 @@
               <w:wordWrap w:val="0"/>
               <w:jc w:val="center"/>
             </w:pPr>
+            <w:r>
+              <w:t>20</w:t>
+            </w:r>
           </w:p>
         </w:tc>
         <w:tc>
@@ -24015,6 +24153,9 @@
               <w:wordWrap w:val="0"/>
               <w:jc w:val="center"/>
             </w:pPr>
+            <w:r>
+              <w:t>20</w:t>
+            </w:r>
           </w:p>
         </w:tc>
         <w:tc>
@@ -24122,6 +24263,9 @@
               <w:wordWrap w:val="0"/>
               <w:jc w:val="center"/>
             </w:pPr>
+            <w:r>
+              <w:t>20</w:t>
+            </w:r>
           </w:p>
         </w:tc>
         <w:tc>
@@ -24229,6 +24373,9 @@
               <w:wordWrap w:val="0"/>
               <w:jc w:val="center"/>
             </w:pPr>
+            <w:r>
+              <w:t>20</w:t>
+            </w:r>
           </w:p>
         </w:tc>
         <w:tc>
@@ -24334,6 +24481,9 @@
               <w:wordWrap w:val="0"/>
               <w:jc w:val="center"/>
             </w:pPr>
+            <w:r>
+              <w:t>11</w:t>
+            </w:r>
           </w:p>
         </w:tc>
         <w:tc>
@@ -24437,6 +24587,7 @@
                 <w:sz w:val="24"/>
                 <w:szCs w:val="24"/>
               </w:rPr>
+              <w:t>65535</w:t>
             </w:r>
           </w:p>
         </w:tc>
@@ -24637,6 +24788,9 @@
               <w:wordWrap w:val="0"/>
               <w:jc w:val="center"/>
             </w:pPr>
+            <w:r>
+              <w:t>-</w:t>
+            </w:r>
           </w:p>
         </w:tc>
         <w:tc>
@@ -24745,6 +24899,9 @@
               <w:wordWrap w:val="0"/>
               <w:jc w:val="center"/>
             </w:pPr>
+            <w:r>
+              <w:t>-</w:t>
+            </w:r>
           </w:p>
         </w:tc>
         <w:tc>
@@ -25160,6 +25317,9 @@
               <w:wordWrap w:val="0"/>
               <w:jc w:val="center"/>
             </w:pPr>
+            <w:r>
+              <w:t>20</w:t>
+            </w:r>
           </w:p>
         </w:tc>
         <w:tc>
@@ -25594,6 +25754,9 @@
               <w:wordWrap w:val="0"/>
               <w:jc w:val="center"/>
             </w:pPr>
+            <w:r>
+              <w:t>11</w:t>
+            </w:r>
           </w:p>
         </w:tc>
         <w:tc>
@@ -25700,6 +25863,9 @@
               <w:wordWrap w:val="0"/>
               <w:jc w:val="center"/>
             </w:pPr>
+            <w:r>
+              <w:t>11</w:t>
+            </w:r>
           </w:p>
         </w:tc>
         <w:tc>
